--- a/3-能力管理/流程制度规范类文件/SFKJ-ITSS-0301-运维服务能力管理制度.docx
+++ b/3-能力管理/流程制度规范类文件/SFKJ-ITSS-0301-运维服务能力管理制度.docx
@@ -1,10 +1,11 @@
 
 <file path=word/document.xml><?xml version="1.0" encoding="utf-8"?>
-<w:document xmlns:wpc="http://schemas.microsoft.com/office/word/2010/wordprocessingCanvas" xmlns:cx="http://schemas.microsoft.com/office/drawing/2014/chartex" xmlns:cx1="http://schemas.microsoft.com/office/drawing/2015/9/8/chartex" xmlns:cx2="http://schemas.microsoft.com/office/drawing/2015/10/21/chartex" xmlns:cx3="http://schemas.microsoft.com/office/drawing/2016/5/9/chartex" xmlns:cx4="http://schemas.microsoft.com/office/drawing/2016/5/10/chartex" xmlns:cx5="http://schemas.microsoft.com/office/drawing/2016/5/11/chartex" xmlns:cx6="http://schemas.microsoft.com/office/drawing/2016/5/12/chartex" xmlns:cx7="http://schemas.microsoft.com/office/drawing/2016/5/13/chartex" xmlns:cx8="http://schemas.microsoft.com/office/drawing/2016/5/14/chartex" xmlns:mc="http://schemas.openxmlformats.org/markup-compatibility/2006" xmlns:o="urn:schemas-microsoft-com:office:office" xmlns:r="http://schemas.openxmlformats.org/officeDocument/2006/relationships" xmlns:m="http://schemas.openxmlformats.org/officeDocument/2006/math" xmlns:v="urn:schemas-microsoft-com:vml" xmlns:wp14="http://schemas.microsoft.com/office/word/2010/wordprocessingDrawing" xmlns:wp="http://schemas.openxmlformats.org/drawingml/2006/wordprocessingDrawing" xmlns:w="http://schemas.openxmlformats.org/wordprocessingml/2006/main" xmlns:w14="http://schemas.microsoft.com/office/word/2010/wordml" xmlns:w10="urn:schemas-microsoft-com:office:word" xmlns:w15="http://schemas.microsoft.com/office/word/2012/wordml" xmlns:wpg="http://schemas.microsoft.com/office/word/2010/wordprocessingGroup" xmlns:wpi="http://schemas.microsoft.com/office/word/2010/wordprocessingInk" xmlns:wne="http://schemas.microsoft.com/office/word/2006/wordml" xmlns:wps="http://schemas.microsoft.com/office/word/2010/wordprocessingShape" xmlns:wpsCustomData="http://www.wps.cn/officeDocument/2013/wpsCustomData" mc:Ignorable="w14 w15 wp14">
+<w:document xmlns:wpc="http://schemas.microsoft.com/office/word/2010/wordprocessingCanvas" xmlns:mc="http://schemas.openxmlformats.org/markup-compatibility/2006" xmlns:o="urn:schemas-microsoft-com:office:office" xmlns:r="http://schemas.openxmlformats.org/officeDocument/2006/relationships" xmlns:m="http://schemas.openxmlformats.org/officeDocument/2006/math" xmlns:v="urn:schemas-microsoft-com:vml" xmlns:wp14="http://schemas.microsoft.com/office/word/2010/wordprocessingDrawing" xmlns:wp="http://schemas.openxmlformats.org/drawingml/2006/wordprocessingDrawing" xmlns:w10="urn:schemas-microsoft-com:office:word" xmlns:w="http://schemas.openxmlformats.org/wordprocessingml/2006/main" xmlns:w14="http://schemas.microsoft.com/office/word/2010/wordml" xmlns:w15="http://schemas.microsoft.com/office/word/2012/wordml" xmlns:wne="http://schemas.microsoft.com/office/word/2006/wordml" xmlns:wpg="http://schemas.microsoft.com/office/word/2010/wordprocessingGroup" xmlns:wpi="http://schemas.microsoft.com/office/word/2010/wordprocessingInk" xmlns:wps="http://schemas.microsoft.com/office/word/2010/wordprocessingShape" mc:Ignorable="w14 w15 wp14">
+  <!-- Generated by Aspose.Words for .NET 13.3.0.1 -->
   <w:body>
     <w:p>
       <w:pPr>
-        <w:pStyle w:val="27"/>
+        <w:pStyle w:val="a"/>
         <w:keepNext w:val="0"/>
         <w:keepLines w:val="0"/>
         <w:pageBreakBefore w:val="0"/>
@@ -37,7 +38,7 @@
     </w:p>
     <w:p>
       <w:pPr>
-        <w:pStyle w:val="28"/>
+        <w:pStyle w:val="a0"/>
         <w:keepNext w:val="0"/>
         <w:keepLines w:val="0"/>
         <w:pageBreakBefore w:val="0"/>
@@ -68,18 +69,17 @@
     </w:p>
     <w:tbl>
       <w:tblPr>
-        <w:tblStyle w:val="24"/>
+        <w:tblStyle w:val="TableGrid"/>
         <w:tblW w:w="8522" w:type="dxa"/>
         <w:jc w:val="center"/>
         <w:tblBorders>
-          <w:top w:val="none" w:color="auto" w:sz="0" w:space="0"/>
-          <w:left w:val="none" w:color="auto" w:sz="0" w:space="0"/>
-          <w:bottom w:val="none" w:color="auto" w:sz="0" w:space="0"/>
-          <w:right w:val="none" w:color="auto" w:sz="0" w:space="0"/>
-          <w:insideH w:val="none" w:color="auto" w:sz="0" w:space="0"/>
-          <w:insideV w:val="none" w:color="auto" w:sz="0" w:space="0"/>
+          <w:top w:val="nil"/>
+          <w:left w:val="nil"/>
+          <w:bottom w:val="nil"/>
+          <w:right w:val="nil"/>
+          <w:insideH w:val="nil"/>
+          <w:insideV w:val="nil"/>
         </w:tblBorders>
-        <w:tblLayout w:type="autofit"/>
         <w:tblCellMar>
           <w:top w:w="0" w:type="dxa"/>
           <w:left w:w="108" w:type="dxa"/>
@@ -95,13 +95,15 @@
       </w:tblGrid>
       <w:tr>
         <w:tblPrEx>
+          <w:tblW w:w="8522" w:type="dxa"/>
+          <w:jc w:val="center"/>
           <w:tblBorders>
-            <w:top w:val="none" w:color="auto" w:sz="0" w:space="0"/>
-            <w:left w:val="none" w:color="auto" w:sz="0" w:space="0"/>
-            <w:bottom w:val="none" w:color="auto" w:sz="0" w:space="0"/>
-            <w:right w:val="none" w:color="auto" w:sz="0" w:space="0"/>
-            <w:insideH w:val="none" w:color="auto" w:sz="0" w:space="0"/>
-            <w:insideV w:val="none" w:color="auto" w:sz="0" w:space="0"/>
+            <w:top w:val="nil"/>
+            <w:left w:val="nil"/>
+            <w:bottom w:val="nil"/>
+            <w:right w:val="nil"/>
+            <w:insideH w:val="nil"/>
+            <w:insideV w:val="nil"/>
           </w:tblBorders>
           <w:tblCellMar>
             <w:top w:w="0" w:type="dxa"/>
@@ -111,7 +113,7 @@
           </w:tblCellMar>
         </w:tblPrEx>
         <w:trPr>
-          <w:trHeight w:val="0" w:hRule="atLeast"/>
+          <w:trHeight w:val="0"/>
           <w:tblHeader/>
           <w:jc w:val="center"/>
         </w:trPr>
@@ -119,8 +121,8 @@
           <w:tcPr>
             <w:tcW w:w="1824" w:type="dxa"/>
             <w:tcBorders>
-              <w:top w:val="single" w:color="auto" w:sz="4" w:space="0"/>
-              <w:left w:val="single" w:color="auto" w:sz="4" w:space="0"/>
+              <w:top w:val="single" w:sz="4" w:space="0" w:color="auto"/>
+              <w:left w:val="single" w:sz="4" w:space="0" w:color="auto"/>
               <w:bottom w:val="nil"/>
               <w:right w:val="nil"/>
             </w:tcBorders>
@@ -166,8 +168,8 @@
           <w:tcPr>
             <w:tcW w:w="3090" w:type="dxa"/>
             <w:tcBorders>
-              <w:top w:val="single" w:color="auto" w:sz="4" w:space="0"/>
-              <w:left w:val="single" w:color="auto" w:sz="4" w:space="0"/>
+              <w:top w:val="single" w:sz="4" w:space="0" w:color="auto"/>
+              <w:left w:val="single" w:sz="4" w:space="0" w:color="auto"/>
               <w:bottom w:val="nil"/>
               <w:right w:val="nil"/>
             </w:tcBorders>
@@ -212,8 +214,8 @@
           <w:tcPr>
             <w:tcW w:w="1824" w:type="dxa"/>
             <w:tcBorders>
-              <w:top w:val="single" w:color="auto" w:sz="4" w:space="0"/>
-              <w:left w:val="single" w:color="auto" w:sz="4" w:space="0"/>
+              <w:top w:val="single" w:sz="4" w:space="0" w:color="auto"/>
+              <w:left w:val="single" w:sz="4" w:space="0" w:color="auto"/>
               <w:bottom w:val="nil"/>
               <w:right w:val="nil"/>
             </w:tcBorders>
@@ -259,10 +261,10 @@
           <w:tcPr>
             <w:tcW w:w="1784" w:type="dxa"/>
             <w:tcBorders>
-              <w:top w:val="single" w:color="auto" w:sz="4" w:space="0"/>
-              <w:left w:val="single" w:color="auto" w:sz="4" w:space="0"/>
+              <w:top w:val="single" w:sz="4" w:space="0" w:color="auto"/>
+              <w:left w:val="single" w:sz="4" w:space="0" w:color="auto"/>
               <w:bottom w:val="nil"/>
-              <w:right w:val="single" w:color="auto" w:sz="4" w:space="0"/>
+              <w:right w:val="single" w:sz="4" w:space="0" w:color="auto"/>
             </w:tcBorders>
             <w:tcMar>
               <w:top w:w="-1" w:type="dxa"/>
@@ -304,14 +306,8 @@
       </w:tr>
       <w:tr>
         <w:tblPrEx>
-          <w:tblBorders>
-            <w:top w:val="none" w:color="auto" w:sz="0" w:space="0"/>
-            <w:left w:val="none" w:color="auto" w:sz="0" w:space="0"/>
-            <w:bottom w:val="none" w:color="auto" w:sz="0" w:space="0"/>
-            <w:right w:val="none" w:color="auto" w:sz="0" w:space="0"/>
-            <w:insideH w:val="none" w:color="auto" w:sz="0" w:space="0"/>
-            <w:insideV w:val="none" w:color="auto" w:sz="0" w:space="0"/>
-          </w:tblBorders>
+          <w:tblW w:w="8522" w:type="dxa"/>
+          <w:jc w:val="center"/>
           <w:tblCellMar>
             <w:top w:w="0" w:type="dxa"/>
             <w:left w:w="108" w:type="dxa"/>
@@ -320,7 +316,7 @@
           </w:tblCellMar>
         </w:tblPrEx>
         <w:trPr>
-          <w:trHeight w:val="0" w:hRule="atLeast"/>
+          <w:trHeight w:val="0"/>
           <w:tblHeader/>
           <w:jc w:val="center"/>
         </w:trPr>
@@ -328,8 +324,8 @@
           <w:tcPr>
             <w:tcW w:w="1824" w:type="dxa"/>
             <w:tcBorders>
-              <w:top w:val="single" w:color="auto" w:sz="4" w:space="0"/>
-              <w:left w:val="single" w:color="auto" w:sz="4" w:space="0"/>
+              <w:top w:val="single" w:sz="4" w:space="0" w:color="auto"/>
+              <w:left w:val="single" w:sz="4" w:space="0" w:color="auto"/>
               <w:bottom w:val="nil"/>
               <w:right w:val="nil"/>
             </w:tcBorders>
@@ -375,8 +371,8 @@
           <w:tcPr>
             <w:tcW w:w="3090" w:type="dxa"/>
             <w:tcBorders>
-              <w:top w:val="single" w:color="auto" w:sz="4" w:space="0"/>
-              <w:left w:val="single" w:color="auto" w:sz="4" w:space="0"/>
+              <w:top w:val="single" w:sz="4" w:space="0" w:color="auto"/>
+              <w:left w:val="single" w:sz="4" w:space="0" w:color="auto"/>
               <w:bottom w:val="nil"/>
               <w:right w:val="nil"/>
             </w:tcBorders>
@@ -421,8 +417,8 @@
           <w:tcPr>
             <w:tcW w:w="1824" w:type="dxa"/>
             <w:tcBorders>
-              <w:top w:val="single" w:color="auto" w:sz="4" w:space="0"/>
-              <w:left w:val="single" w:color="auto" w:sz="4" w:space="0"/>
+              <w:top w:val="single" w:sz="4" w:space="0" w:color="auto"/>
+              <w:left w:val="single" w:sz="4" w:space="0" w:color="auto"/>
               <w:bottom w:val="nil"/>
               <w:right w:val="nil"/>
             </w:tcBorders>
@@ -468,10 +464,10 @@
           <w:tcPr>
             <w:tcW w:w="1784" w:type="dxa"/>
             <w:tcBorders>
-              <w:top w:val="single" w:color="auto" w:sz="4" w:space="0"/>
-              <w:left w:val="single" w:color="auto" w:sz="4" w:space="0"/>
+              <w:top w:val="single" w:sz="4" w:space="0" w:color="auto"/>
+              <w:left w:val="single" w:sz="4" w:space="0" w:color="auto"/>
               <w:bottom w:val="nil"/>
-              <w:right w:val="single" w:color="auto" w:sz="4" w:space="0"/>
+              <w:right w:val="single" w:sz="4" w:space="0" w:color="auto"/>
             </w:tcBorders>
             <w:tcMar>
               <w:top w:w="-1" w:type="dxa"/>
@@ -513,14 +509,8 @@
       </w:tr>
       <w:tr>
         <w:tblPrEx>
-          <w:tblBorders>
-            <w:top w:val="none" w:color="auto" w:sz="0" w:space="0"/>
-            <w:left w:val="none" w:color="auto" w:sz="0" w:space="0"/>
-            <w:bottom w:val="none" w:color="auto" w:sz="0" w:space="0"/>
-            <w:right w:val="none" w:color="auto" w:sz="0" w:space="0"/>
-            <w:insideH w:val="none" w:color="auto" w:sz="0" w:space="0"/>
-            <w:insideV w:val="none" w:color="auto" w:sz="0" w:space="0"/>
-          </w:tblBorders>
+          <w:tblW w:w="8522" w:type="dxa"/>
+          <w:jc w:val="center"/>
           <w:tblCellMar>
             <w:top w:w="0" w:type="dxa"/>
             <w:left w:w="108" w:type="dxa"/>
@@ -529,7 +519,7 @@
           </w:tblCellMar>
         </w:tblPrEx>
         <w:trPr>
-          <w:trHeight w:val="0" w:hRule="atLeast"/>
+          <w:trHeight w:val="0"/>
           <w:tblHeader/>
           <w:jc w:val="center"/>
         </w:trPr>
@@ -537,8 +527,8 @@
           <w:tcPr>
             <w:tcW w:w="1824" w:type="dxa"/>
             <w:tcBorders>
-              <w:top w:val="single" w:color="auto" w:sz="4" w:space="0"/>
-              <w:left w:val="single" w:color="auto" w:sz="4" w:space="0"/>
+              <w:top w:val="single" w:sz="4" w:space="0" w:color="auto"/>
+              <w:left w:val="single" w:sz="4" w:space="0" w:color="auto"/>
               <w:bottom w:val="nil"/>
               <w:right w:val="nil"/>
             </w:tcBorders>
@@ -584,8 +574,8 @@
           <w:tcPr>
             <w:tcW w:w="3090" w:type="dxa"/>
             <w:tcBorders>
-              <w:top w:val="single" w:color="auto" w:sz="4" w:space="0"/>
-              <w:left w:val="single" w:color="auto" w:sz="4" w:space="0"/>
+              <w:top w:val="single" w:sz="4" w:space="0" w:color="auto"/>
+              <w:left w:val="single" w:sz="4" w:space="0" w:color="auto"/>
               <w:bottom w:val="nil"/>
               <w:right w:val="nil"/>
             </w:tcBorders>
@@ -630,8 +620,8 @@
           <w:tcPr>
             <w:tcW w:w="1824" w:type="dxa"/>
             <w:tcBorders>
-              <w:top w:val="single" w:color="auto" w:sz="4" w:space="0"/>
-              <w:left w:val="single" w:color="auto" w:sz="4" w:space="0"/>
+              <w:top w:val="single" w:sz="4" w:space="0" w:color="auto"/>
+              <w:left w:val="single" w:sz="4" w:space="0" w:color="auto"/>
               <w:bottom w:val="nil"/>
               <w:right w:val="nil"/>
             </w:tcBorders>
@@ -677,10 +667,10 @@
           <w:tcPr>
             <w:tcW w:w="1784" w:type="dxa"/>
             <w:tcBorders>
-              <w:top w:val="single" w:color="auto" w:sz="4" w:space="0"/>
-              <w:left w:val="single" w:color="auto" w:sz="4" w:space="0"/>
+              <w:top w:val="single" w:sz="4" w:space="0" w:color="auto"/>
+              <w:left w:val="single" w:sz="4" w:space="0" w:color="auto"/>
               <w:bottom w:val="nil"/>
-              <w:right w:val="single" w:color="auto" w:sz="4" w:space="0"/>
+              <w:right w:val="single" w:sz="4" w:space="0" w:color="auto"/>
             </w:tcBorders>
             <w:tcMar>
               <w:top w:w="-1" w:type="dxa"/>
@@ -722,14 +712,8 @@
       </w:tr>
       <w:tr>
         <w:tblPrEx>
-          <w:tblBorders>
-            <w:top w:val="none" w:color="auto" w:sz="0" w:space="0"/>
-            <w:left w:val="none" w:color="auto" w:sz="0" w:space="0"/>
-            <w:bottom w:val="none" w:color="auto" w:sz="0" w:space="0"/>
-            <w:right w:val="none" w:color="auto" w:sz="0" w:space="0"/>
-            <w:insideH w:val="none" w:color="auto" w:sz="0" w:space="0"/>
-            <w:insideV w:val="none" w:color="auto" w:sz="0" w:space="0"/>
-          </w:tblBorders>
+          <w:tblW w:w="8522" w:type="dxa"/>
+          <w:jc w:val="center"/>
           <w:tblCellMar>
             <w:top w:w="0" w:type="dxa"/>
             <w:left w:w="108" w:type="dxa"/>
@@ -738,7 +722,7 @@
           </w:tblCellMar>
         </w:tblPrEx>
         <w:trPr>
-          <w:trHeight w:val="0" w:hRule="atLeast"/>
+          <w:trHeight w:val="0"/>
           <w:tblHeader/>
           <w:jc w:val="center"/>
         </w:trPr>
@@ -746,8 +730,8 @@
           <w:tcPr>
             <w:tcW w:w="1824" w:type="dxa"/>
             <w:tcBorders>
-              <w:top w:val="single" w:color="auto" w:sz="4" w:space="0"/>
-              <w:left w:val="single" w:color="auto" w:sz="4" w:space="0"/>
+              <w:top w:val="single" w:sz="4" w:space="0" w:color="auto"/>
+              <w:left w:val="single" w:sz="4" w:space="0" w:color="auto"/>
               <w:bottom w:val="nil"/>
               <w:right w:val="nil"/>
             </w:tcBorders>
@@ -793,8 +777,8 @@
           <w:tcPr>
             <w:tcW w:w="3090" w:type="dxa"/>
             <w:tcBorders>
-              <w:top w:val="single" w:color="auto" w:sz="4" w:space="0"/>
-              <w:left w:val="single" w:color="auto" w:sz="4" w:space="0"/>
+              <w:top w:val="single" w:sz="4" w:space="0" w:color="auto"/>
+              <w:left w:val="single" w:sz="4" w:space="0" w:color="auto"/>
               <w:bottom w:val="nil"/>
               <w:right w:val="nil"/>
             </w:tcBorders>
@@ -839,8 +823,8 @@
           <w:tcPr>
             <w:tcW w:w="1824" w:type="dxa"/>
             <w:tcBorders>
-              <w:top w:val="single" w:color="auto" w:sz="4" w:space="0"/>
-              <w:left w:val="single" w:color="auto" w:sz="4" w:space="0"/>
+              <w:top w:val="single" w:sz="4" w:space="0" w:color="auto"/>
+              <w:left w:val="single" w:sz="4" w:space="0" w:color="auto"/>
               <w:bottom w:val="nil"/>
               <w:right w:val="nil"/>
             </w:tcBorders>
@@ -886,10 +870,10 @@
           <w:tcPr>
             <w:tcW w:w="1784" w:type="dxa"/>
             <w:tcBorders>
-              <w:top w:val="single" w:color="auto" w:sz="4" w:space="0"/>
-              <w:left w:val="single" w:color="auto" w:sz="4" w:space="0"/>
+              <w:top w:val="single" w:sz="4" w:space="0" w:color="auto"/>
+              <w:left w:val="single" w:sz="4" w:space="0" w:color="auto"/>
               <w:bottom w:val="nil"/>
-              <w:right w:val="single" w:color="auto" w:sz="4" w:space="0"/>
+              <w:right w:val="single" w:sz="4" w:space="0" w:color="auto"/>
             </w:tcBorders>
             <w:tcMar>
               <w:top w:w="-1" w:type="dxa"/>
@@ -931,14 +915,8 @@
       </w:tr>
       <w:tr>
         <w:tblPrEx>
-          <w:tblBorders>
-            <w:top w:val="none" w:color="auto" w:sz="0" w:space="0"/>
-            <w:left w:val="none" w:color="auto" w:sz="0" w:space="0"/>
-            <w:bottom w:val="none" w:color="auto" w:sz="0" w:space="0"/>
-            <w:right w:val="none" w:color="auto" w:sz="0" w:space="0"/>
-            <w:insideH w:val="none" w:color="auto" w:sz="0" w:space="0"/>
-            <w:insideV w:val="none" w:color="auto" w:sz="0" w:space="0"/>
-          </w:tblBorders>
+          <w:tblW w:w="8522" w:type="dxa"/>
+          <w:jc w:val="center"/>
           <w:tblCellMar>
             <w:top w:w="0" w:type="dxa"/>
             <w:left w:w="108" w:type="dxa"/>
@@ -947,7 +925,7 @@
           </w:tblCellMar>
         </w:tblPrEx>
         <w:trPr>
-          <w:trHeight w:val="0" w:hRule="atLeast"/>
+          <w:trHeight w:val="0"/>
           <w:tblHeader/>
           <w:jc w:val="center"/>
         </w:trPr>
@@ -955,9 +933,9 @@
           <w:tcPr>
             <w:tcW w:w="1824" w:type="dxa"/>
             <w:tcBorders>
-              <w:top w:val="single" w:color="auto" w:sz="4" w:space="0"/>
-              <w:left w:val="single" w:color="auto" w:sz="4" w:space="0"/>
-              <w:bottom w:val="single" w:color="auto" w:sz="4" w:space="0"/>
+              <w:top w:val="single" w:sz="4" w:space="0" w:color="auto"/>
+              <w:left w:val="single" w:sz="4" w:space="0" w:color="auto"/>
+              <w:bottom w:val="single" w:sz="4" w:space="0" w:color="auto"/>
               <w:right w:val="nil"/>
             </w:tcBorders>
             <w:shd w:val="clear" w:color="auto" w:fill="AEAAAA" w:themeFill="background2" w:themeFillShade="BF"/>
@@ -1002,9 +980,9 @@
           <w:tcPr>
             <w:tcW w:w="3090" w:type="dxa"/>
             <w:tcBorders>
-              <w:top w:val="single" w:color="auto" w:sz="4" w:space="0"/>
-              <w:left w:val="single" w:color="auto" w:sz="4" w:space="0"/>
-              <w:bottom w:val="single" w:color="auto" w:sz="4" w:space="0"/>
+              <w:top w:val="single" w:sz="4" w:space="0" w:color="auto"/>
+              <w:left w:val="single" w:sz="4" w:space="0" w:color="auto"/>
+              <w:bottom w:val="single" w:sz="4" w:space="0" w:color="auto"/>
               <w:right w:val="nil"/>
             </w:tcBorders>
             <w:tcMar>
@@ -1048,9 +1026,9 @@
           <w:tcPr>
             <w:tcW w:w="1824" w:type="dxa"/>
             <w:tcBorders>
-              <w:top w:val="single" w:color="auto" w:sz="4" w:space="0"/>
-              <w:left w:val="single" w:color="auto" w:sz="4" w:space="0"/>
-              <w:bottom w:val="single" w:color="auto" w:sz="4" w:space="0"/>
+              <w:top w:val="single" w:sz="4" w:space="0" w:color="auto"/>
+              <w:left w:val="single" w:sz="4" w:space="0" w:color="auto"/>
+              <w:bottom w:val="single" w:sz="4" w:space="0" w:color="auto"/>
               <w:right w:val="nil"/>
             </w:tcBorders>
             <w:shd w:val="clear" w:color="auto" w:fill="AEAAAA" w:themeFill="background2" w:themeFillShade="BF"/>
@@ -1095,10 +1073,10 @@
           <w:tcPr>
             <w:tcW w:w="1784" w:type="dxa"/>
             <w:tcBorders>
-              <w:top w:val="single" w:color="auto" w:sz="4" w:space="0"/>
-              <w:left w:val="single" w:color="auto" w:sz="4" w:space="0"/>
-              <w:bottom w:val="single" w:color="auto" w:sz="4" w:space="0"/>
-              <w:right w:val="single" w:color="auto" w:sz="4" w:space="0"/>
+              <w:top w:val="single" w:sz="4" w:space="0" w:color="auto"/>
+              <w:left w:val="single" w:sz="4" w:space="0" w:color="auto"/>
+              <w:bottom w:val="single" w:sz="4" w:space="0" w:color="auto"/>
+              <w:right w:val="single" w:sz="4" w:space="0" w:color="auto"/>
             </w:tcBorders>
             <w:tcMar>
               <w:top w:w="-1" w:type="dxa"/>
@@ -1170,7 +1148,7 @@
     </w:p>
     <w:p>
       <w:pPr>
-        <w:pStyle w:val="32"/>
+        <w:pStyle w:val="a1"/>
         <w:keepNext w:val="0"/>
         <w:keepLines w:val="0"/>
         <w:pageBreakBefore w:val="0"/>
@@ -1205,18 +1183,17 @@
     </w:p>
     <w:tbl>
       <w:tblPr>
-        <w:tblStyle w:val="24"/>
+        <w:tblStyle w:val="TableGrid"/>
         <w:tblW w:w="8519" w:type="dxa"/>
         <w:jc w:val="center"/>
         <w:tblBorders>
-          <w:top w:val="none" w:color="auto" w:sz="0" w:space="0"/>
-          <w:left w:val="none" w:color="auto" w:sz="0" w:space="0"/>
-          <w:bottom w:val="none" w:color="auto" w:sz="0" w:space="0"/>
-          <w:right w:val="none" w:color="auto" w:sz="0" w:space="0"/>
-          <w:insideH w:val="none" w:color="auto" w:sz="0" w:space="0"/>
-          <w:insideV w:val="none" w:color="auto" w:sz="0" w:space="0"/>
+          <w:top w:val="nil"/>
+          <w:left w:val="nil"/>
+          <w:bottom w:val="nil"/>
+          <w:right w:val="nil"/>
+          <w:insideH w:val="nil"/>
+          <w:insideV w:val="nil"/>
         </w:tblBorders>
-        <w:tblLayout w:type="autofit"/>
         <w:tblCellMar>
           <w:top w:w="0" w:type="dxa"/>
           <w:left w:w="108" w:type="dxa"/>
@@ -1233,13 +1210,15 @@
       </w:tblGrid>
       <w:tr>
         <w:tblPrEx>
+          <w:tblW w:w="8519" w:type="dxa"/>
+          <w:jc w:val="center"/>
           <w:tblBorders>
-            <w:top w:val="none" w:color="auto" w:sz="0" w:space="0"/>
-            <w:left w:val="none" w:color="auto" w:sz="0" w:space="0"/>
-            <w:bottom w:val="none" w:color="auto" w:sz="0" w:space="0"/>
-            <w:right w:val="none" w:color="auto" w:sz="0" w:space="0"/>
-            <w:insideH w:val="none" w:color="auto" w:sz="0" w:space="0"/>
-            <w:insideV w:val="none" w:color="auto" w:sz="0" w:space="0"/>
+            <w:top w:val="nil"/>
+            <w:left w:val="nil"/>
+            <w:bottom w:val="nil"/>
+            <w:right w:val="nil"/>
+            <w:insideH w:val="nil"/>
+            <w:insideV w:val="nil"/>
           </w:tblBorders>
           <w:tblCellMar>
             <w:top w:w="0" w:type="dxa"/>
@@ -1249,7 +1228,7 @@
           </w:tblCellMar>
         </w:tblPrEx>
         <w:trPr>
-          <w:trHeight w:val="0" w:hRule="atLeast"/>
+          <w:trHeight w:val="0"/>
           <w:tblHeader/>
           <w:jc w:val="center"/>
         </w:trPr>
@@ -1257,8 +1236,8 @@
           <w:tcPr>
             <w:tcW w:w="0" w:type="auto"/>
             <w:tcBorders>
-              <w:top w:val="single" w:color="auto" w:sz="12" w:space="0"/>
-              <w:left w:val="single" w:color="auto" w:sz="12" w:space="0"/>
+              <w:top w:val="single" w:sz="12" w:space="0" w:color="auto"/>
+              <w:left w:val="single" w:sz="12" w:space="0" w:color="auto"/>
               <w:bottom w:val="nil"/>
               <w:right w:val="nil"/>
             </w:tcBorders>
@@ -1286,12 +1265,12 @@
               <w:adjustRightInd w:val="0"/>
               <w:snapToGrid w:val="0"/>
               <w:spacing w:line="240" w:lineRule="auto"/>
-              <w:ind w:left="0" w:leftChars="0" w:right="0" w:rightChars="0" w:firstLine="0" w:firstLineChars="0"/>
+              <w:ind w:left="0" w:right="0" w:firstLine="0" w:leftChars="0" w:rightChars="0" w:firstLineChars="0"/>
               <w:jc w:val="center"/>
               <w:textAlignment w:val="baseline"/>
               <w:rPr>
-                <w:rStyle w:val="26"/>
-                <w:rFonts w:hint="default" w:ascii="微软雅黑" w:hAnsi="微软雅黑" w:eastAsia="微软雅黑" w:cs="微软雅黑"/>
+                <w:rStyle w:val="Strong"/>
+                <w:rFonts w:ascii="微软雅黑" w:eastAsia="微软雅黑" w:hAnsi="微软雅黑" w:cs="微软雅黑" w:hint="default"/>
                 <w:b/>
                 <w:bCs/>
                 <w:i w:val="0"/>
@@ -1309,8 +1288,8 @@
             </w:pPr>
             <w:r>
               <w:rPr>
-                <w:rStyle w:val="26"/>
-                <w:rFonts w:hint="eastAsia" w:ascii="微软雅黑" w:hAnsi="微软雅黑" w:eastAsia="微软雅黑" w:cs="微软雅黑"/>
+                <w:rStyle w:val="Strong"/>
+                <w:rFonts w:ascii="微软雅黑" w:eastAsia="微软雅黑" w:hAnsi="微软雅黑" w:cs="微软雅黑" w:hint="eastAsia"/>
                 <w:b/>
                 <w:bCs/>
                 <w:i w:val="0"/>
@@ -1333,8 +1312,8 @@
           <w:tcPr>
             <w:tcW w:w="0" w:type="auto"/>
             <w:tcBorders>
-              <w:top w:val="single" w:color="auto" w:sz="12" w:space="0"/>
-              <w:left w:val="single" w:color="auto" w:sz="4" w:space="0"/>
+              <w:top w:val="single" w:sz="12" w:space="0" w:color="auto"/>
+              <w:left w:val="single" w:sz="4" w:space="0" w:color="auto"/>
               <w:bottom w:val="nil"/>
               <w:right w:val="nil"/>
             </w:tcBorders>
@@ -1362,12 +1341,12 @@
               <w:adjustRightInd w:val="0"/>
               <w:snapToGrid w:val="0"/>
               <w:spacing w:line="240" w:lineRule="auto"/>
-              <w:ind w:left="0" w:leftChars="0" w:right="0" w:rightChars="0" w:firstLine="0" w:firstLineChars="0"/>
+              <w:ind w:left="0" w:right="0" w:firstLine="0" w:leftChars="0" w:rightChars="0" w:firstLineChars="0"/>
               <w:jc w:val="center"/>
               <w:textAlignment w:val="baseline"/>
               <w:rPr>
-                <w:rStyle w:val="26"/>
-                <w:rFonts w:hint="default" w:ascii="微软雅黑" w:hAnsi="微软雅黑" w:eastAsia="微软雅黑" w:cs="微软雅黑"/>
+                <w:rStyle w:val="Strong"/>
+                <w:rFonts w:ascii="微软雅黑" w:eastAsia="微软雅黑" w:hAnsi="微软雅黑" w:cs="微软雅黑" w:hint="default"/>
                 <w:b/>
                 <w:bCs/>
                 <w:i w:val="0"/>
@@ -1385,8 +1364,8 @@
             </w:pPr>
             <w:r>
               <w:rPr>
-                <w:rStyle w:val="26"/>
-                <w:rFonts w:hint="eastAsia" w:ascii="微软雅黑" w:hAnsi="微软雅黑" w:eastAsia="微软雅黑" w:cs="微软雅黑"/>
+                <w:rStyle w:val="Strong"/>
+                <w:rFonts w:ascii="微软雅黑" w:eastAsia="微软雅黑" w:hAnsi="微软雅黑" w:cs="微软雅黑" w:hint="eastAsia"/>
                 <w:b/>
                 <w:bCs/>
                 <w:i w:val="0"/>
@@ -1409,8 +1388,8 @@
           <w:tcPr>
             <w:tcW w:w="0" w:type="auto"/>
             <w:tcBorders>
-              <w:top w:val="single" w:color="auto" w:sz="12" w:space="0"/>
-              <w:left w:val="single" w:color="auto" w:sz="4" w:space="0"/>
+              <w:top w:val="single" w:sz="12" w:space="0" w:color="auto"/>
+              <w:left w:val="single" w:sz="4" w:space="0" w:color="auto"/>
               <w:bottom w:val="nil"/>
               <w:right w:val="nil"/>
             </w:tcBorders>
@@ -1438,12 +1417,12 @@
               <w:adjustRightInd w:val="0"/>
               <w:snapToGrid w:val="0"/>
               <w:spacing w:line="240" w:lineRule="auto"/>
-              <w:ind w:left="0" w:leftChars="0" w:right="0" w:rightChars="0" w:firstLine="0" w:firstLineChars="0"/>
+              <w:ind w:left="0" w:right="0" w:firstLine="0" w:leftChars="0" w:rightChars="0" w:firstLineChars="0"/>
               <w:jc w:val="center"/>
               <w:textAlignment w:val="baseline"/>
               <w:rPr>
-                <w:rStyle w:val="26"/>
-                <w:rFonts w:hint="default" w:ascii="微软雅黑" w:hAnsi="微软雅黑" w:eastAsia="微软雅黑" w:cs="微软雅黑"/>
+                <w:rStyle w:val="Strong"/>
+                <w:rFonts w:ascii="微软雅黑" w:eastAsia="微软雅黑" w:hAnsi="微软雅黑" w:cs="微软雅黑" w:hint="default"/>
                 <w:b/>
                 <w:bCs/>
                 <w:i w:val="0"/>
@@ -1461,8 +1440,8 @@
             </w:pPr>
             <w:r>
               <w:rPr>
-                <w:rStyle w:val="26"/>
-                <w:rFonts w:hint="eastAsia" w:ascii="微软雅黑" w:hAnsi="微软雅黑" w:eastAsia="微软雅黑" w:cs="微软雅黑"/>
+                <w:rStyle w:val="Strong"/>
+                <w:rFonts w:ascii="微软雅黑" w:eastAsia="微软雅黑" w:hAnsi="微软雅黑" w:cs="微软雅黑" w:hint="eastAsia"/>
                 <w:b/>
                 <w:bCs/>
                 <w:i w:val="0"/>
@@ -1485,8 +1464,8 @@
           <w:tcPr>
             <w:tcW w:w="0" w:type="auto"/>
             <w:tcBorders>
-              <w:top w:val="single" w:color="auto" w:sz="12" w:space="0"/>
-              <w:left w:val="single" w:color="auto" w:sz="4" w:space="0"/>
+              <w:top w:val="single" w:sz="12" w:space="0" w:color="auto"/>
+              <w:left w:val="single" w:sz="4" w:space="0" w:color="auto"/>
               <w:bottom w:val="nil"/>
               <w:right w:val="nil"/>
             </w:tcBorders>
@@ -1514,12 +1493,12 @@
               <w:adjustRightInd w:val="0"/>
               <w:snapToGrid w:val="0"/>
               <w:spacing w:line="240" w:lineRule="auto"/>
-              <w:ind w:left="0" w:leftChars="0" w:right="0" w:rightChars="0" w:firstLine="0" w:firstLineChars="0"/>
+              <w:ind w:left="0" w:right="0" w:firstLine="0" w:leftChars="0" w:rightChars="0" w:firstLineChars="0"/>
               <w:jc w:val="center"/>
               <w:textAlignment w:val="baseline"/>
               <w:rPr>
-                <w:rStyle w:val="26"/>
-                <w:rFonts w:hint="default" w:ascii="微软雅黑" w:hAnsi="微软雅黑" w:eastAsia="微软雅黑" w:cs="微软雅黑"/>
+                <w:rStyle w:val="Strong"/>
+                <w:rFonts w:ascii="微软雅黑" w:eastAsia="微软雅黑" w:hAnsi="微软雅黑" w:cs="微软雅黑" w:hint="default"/>
                 <w:b/>
                 <w:bCs/>
                 <w:i w:val="0"/>
@@ -1537,8 +1516,8 @@
             </w:pPr>
             <w:r>
               <w:rPr>
-                <w:rStyle w:val="26"/>
-                <w:rFonts w:hint="eastAsia" w:ascii="微软雅黑" w:hAnsi="微软雅黑" w:eastAsia="微软雅黑" w:cs="微软雅黑"/>
+                <w:rStyle w:val="Strong"/>
+                <w:rFonts w:ascii="微软雅黑" w:eastAsia="微软雅黑" w:hAnsi="微软雅黑" w:cs="微软雅黑" w:hint="eastAsia"/>
                 <w:b/>
                 <w:bCs/>
                 <w:i w:val="0"/>
@@ -1561,10 +1540,10 @@
           <w:tcPr>
             <w:tcW w:w="1205" w:type="dxa"/>
             <w:tcBorders>
-              <w:top w:val="single" w:color="auto" w:sz="12" w:space="0"/>
-              <w:left w:val="single" w:color="auto" w:sz="4" w:space="0"/>
+              <w:top w:val="single" w:sz="12" w:space="0" w:color="auto"/>
+              <w:left w:val="single" w:sz="4" w:space="0" w:color="auto"/>
               <w:bottom w:val="nil"/>
-              <w:right w:val="single" w:color="auto" w:sz="12" w:space="0"/>
+              <w:right w:val="single" w:sz="12" w:space="0" w:color="auto"/>
             </w:tcBorders>
             <w:tcMar>
               <w:top w:w="-1" w:type="dxa"/>
@@ -1590,12 +1569,12 @@
               <w:adjustRightInd w:val="0"/>
               <w:snapToGrid w:val="0"/>
               <w:spacing w:line="240" w:lineRule="auto"/>
-              <w:ind w:left="0" w:leftChars="0" w:right="0" w:rightChars="0" w:firstLine="0" w:firstLineChars="0"/>
+              <w:ind w:left="0" w:right="0" w:firstLine="0" w:leftChars="0" w:rightChars="0" w:firstLineChars="0"/>
               <w:jc w:val="center"/>
               <w:textAlignment w:val="baseline"/>
               <w:rPr>
-                <w:rStyle w:val="26"/>
-                <w:rFonts w:hint="default" w:ascii="微软雅黑" w:hAnsi="微软雅黑" w:eastAsia="微软雅黑" w:cs="微软雅黑"/>
+                <w:rStyle w:val="Strong"/>
+                <w:rFonts w:ascii="微软雅黑" w:eastAsia="微软雅黑" w:hAnsi="微软雅黑" w:cs="微软雅黑" w:hint="default"/>
                 <w:b/>
                 <w:bCs/>
                 <w:i w:val="0"/>
@@ -1613,8 +1592,8 @@
             </w:pPr>
             <w:r>
               <w:rPr>
-                <w:rStyle w:val="26"/>
-                <w:rFonts w:hint="eastAsia" w:ascii="微软雅黑" w:hAnsi="微软雅黑" w:eastAsia="微软雅黑" w:cs="微软雅黑"/>
+                <w:rStyle w:val="Strong"/>
+                <w:rFonts w:ascii="微软雅黑" w:eastAsia="微软雅黑" w:hAnsi="微软雅黑" w:cs="微软雅黑" w:hint="eastAsia"/>
                 <w:b/>
                 <w:bCs/>
                 <w:i w:val="0"/>
@@ -1636,14 +1615,8 @@
       </w:tr>
       <w:tr>
         <w:tblPrEx>
-          <w:tblBorders>
-            <w:top w:val="none" w:color="auto" w:sz="0" w:space="0"/>
-            <w:left w:val="none" w:color="auto" w:sz="0" w:space="0"/>
-            <w:bottom w:val="none" w:color="auto" w:sz="0" w:space="0"/>
-            <w:right w:val="none" w:color="auto" w:sz="0" w:space="0"/>
-            <w:insideH w:val="none" w:color="auto" w:sz="0" w:space="0"/>
-            <w:insideV w:val="none" w:color="auto" w:sz="0" w:space="0"/>
-          </w:tblBorders>
+          <w:tblW w:w="8519" w:type="dxa"/>
+          <w:jc w:val="center"/>
           <w:tblCellMar>
             <w:top w:w="0" w:type="dxa"/>
             <w:left w:w="108" w:type="dxa"/>
@@ -1652,15 +1625,15 @@
           </w:tblCellMar>
         </w:tblPrEx>
         <w:trPr>
-          <w:trHeight w:val="0" w:hRule="atLeast"/>
+          <w:trHeight w:val="0"/>
           <w:jc w:val="center"/>
         </w:trPr>
         <w:tc>
           <w:tcPr>
             <w:tcW w:w="0" w:type="auto"/>
             <w:tcBorders>
-              <w:top w:val="single" w:color="auto" w:sz="4" w:space="0"/>
-              <w:left w:val="single" w:color="auto" w:sz="12" w:space="0"/>
+              <w:top w:val="single" w:sz="4" w:space="0" w:color="auto"/>
+              <w:left w:val="single" w:sz="12" w:space="0" w:color="auto"/>
               <w:bottom w:val="nil"/>
               <w:right w:val="nil"/>
             </w:tcBorders>
@@ -1688,12 +1661,12 @@
               <w:adjustRightInd w:val="0"/>
               <w:snapToGrid w:val="0"/>
               <w:spacing w:line="240" w:lineRule="auto"/>
-              <w:ind w:left="0" w:leftChars="0" w:right="0" w:rightChars="0" w:firstLine="0" w:firstLineChars="0"/>
+              <w:ind w:left="0" w:right="0" w:firstLine="0" w:leftChars="0" w:rightChars="0" w:firstLineChars="0"/>
               <w:jc w:val="center"/>
               <w:textAlignment w:val="baseline"/>
               <w:rPr>
-                <w:rStyle w:val="26"/>
-                <w:rFonts w:hint="default" w:ascii="微软雅黑" w:hAnsi="微软雅黑" w:eastAsia="微软雅黑" w:cs="微软雅黑"/>
+                <w:rStyle w:val="Strong"/>
+                <w:rFonts w:ascii="微软雅黑" w:eastAsia="微软雅黑" w:hAnsi="微软雅黑" w:cs="微软雅黑" w:hint="default"/>
                 <w:b w:val="0"/>
                 <w:bCs/>
                 <w:i w:val="0"/>
@@ -1711,8 +1684,8 @@
             </w:pPr>
             <w:r>
               <w:rPr>
-                <w:rStyle w:val="26"/>
-                <w:rFonts w:hint="eastAsia" w:ascii="微软雅黑" w:hAnsi="微软雅黑" w:eastAsia="微软雅黑" w:cs="微软雅黑"/>
+                <w:rStyle w:val="Strong"/>
+                <w:rFonts w:ascii="微软雅黑" w:eastAsia="微软雅黑" w:hAnsi="微软雅黑" w:cs="微软雅黑" w:hint="eastAsia"/>
                 <w:b w:val="0"/>
                 <w:bCs/>
                 <w:i w:val="0"/>
@@ -1730,8 +1703,8 @@
             </w:r>
             <w:r>
               <w:rPr>
-                <w:rStyle w:val="26"/>
-                <w:rFonts w:hint="eastAsia" w:ascii="微软雅黑" w:hAnsi="微软雅黑" w:eastAsia="微软雅黑" w:cs="微软雅黑"/>
+                <w:rStyle w:val="Strong"/>
+                <w:rFonts w:ascii="微软雅黑" w:eastAsia="微软雅黑" w:hAnsi="微软雅黑" w:cs="微软雅黑" w:hint="eastAsia"/>
                 <w:b w:val="0"/>
                 <w:bCs/>
                 <w:i w:val="0"/>
@@ -1754,8 +1727,8 @@
           <w:tcPr>
             <w:tcW w:w="0" w:type="auto"/>
             <w:tcBorders>
-              <w:top w:val="single" w:color="auto" w:sz="4" w:space="0"/>
-              <w:left w:val="single" w:color="auto" w:sz="4" w:space="0"/>
+              <w:top w:val="single" w:sz="4" w:space="0" w:color="auto"/>
+              <w:left w:val="single" w:sz="4" w:space="0" w:color="auto"/>
               <w:bottom w:val="nil"/>
               <w:right w:val="nil"/>
             </w:tcBorders>
@@ -1783,12 +1756,12 @@
               <w:adjustRightInd w:val="0"/>
               <w:snapToGrid w:val="0"/>
               <w:spacing w:line="240" w:lineRule="auto"/>
-              <w:ind w:left="0" w:leftChars="0" w:right="0" w:rightChars="0" w:firstLine="0" w:firstLineChars="0"/>
+              <w:ind w:left="0" w:right="0" w:firstLine="0" w:leftChars="0" w:rightChars="0" w:firstLineChars="0"/>
               <w:jc w:val="center"/>
               <w:textAlignment w:val="baseline"/>
               <w:rPr>
-                <w:rStyle w:val="26"/>
-                <w:rFonts w:hint="default" w:ascii="微软雅黑" w:hAnsi="微软雅黑" w:eastAsia="微软雅黑" w:cs="微软雅黑"/>
+                <w:rStyle w:val="Strong"/>
+                <w:rFonts w:ascii="微软雅黑" w:eastAsia="微软雅黑" w:hAnsi="微软雅黑" w:cs="微软雅黑" w:hint="default"/>
                 <w:b w:val="0"/>
                 <w:bCs/>
                 <w:i w:val="0"/>
@@ -1806,8 +1779,8 @@
             </w:pPr>
             <w:r>
               <w:rPr>
-                <w:rStyle w:val="26"/>
-                <w:rFonts w:hint="eastAsia" w:ascii="微软雅黑" w:hAnsi="微软雅黑" w:eastAsia="微软雅黑" w:cs="微软雅黑"/>
+                <w:rStyle w:val="Strong"/>
+                <w:rFonts w:ascii="微软雅黑" w:eastAsia="微软雅黑" w:hAnsi="微软雅黑" w:cs="微软雅黑" w:hint="eastAsia"/>
                 <w:b w:val="0"/>
                 <w:bCs/>
                 <w:i w:val="0"/>
@@ -1830,8 +1803,8 @@
           <w:tcPr>
             <w:tcW w:w="0" w:type="auto"/>
             <w:tcBorders>
-              <w:top w:val="single" w:color="auto" w:sz="4" w:space="0"/>
-              <w:left w:val="single" w:color="auto" w:sz="4" w:space="0"/>
+              <w:top w:val="single" w:sz="4" w:space="0" w:color="auto"/>
+              <w:left w:val="single" w:sz="4" w:space="0" w:color="auto"/>
               <w:bottom w:val="nil"/>
               <w:right w:val="nil"/>
             </w:tcBorders>
@@ -1859,12 +1832,12 @@
               <w:adjustRightInd w:val="0"/>
               <w:snapToGrid w:val="0"/>
               <w:spacing w:line="240" w:lineRule="auto"/>
-              <w:ind w:left="0" w:leftChars="0" w:right="0" w:rightChars="0" w:firstLine="0" w:firstLineChars="0"/>
+              <w:ind w:left="0" w:right="0" w:firstLine="0" w:leftChars="0" w:rightChars="0" w:firstLineChars="0"/>
               <w:jc w:val="center"/>
               <w:textAlignment w:val="baseline"/>
               <w:rPr>
-                <w:rStyle w:val="26"/>
-                <w:rFonts w:hint="default" w:ascii="微软雅黑" w:hAnsi="微软雅黑" w:eastAsia="微软雅黑" w:cs="微软雅黑"/>
+                <w:rStyle w:val="Strong"/>
+                <w:rFonts w:ascii="微软雅黑" w:eastAsia="微软雅黑" w:hAnsi="微软雅黑" w:cs="微软雅黑" w:hint="default"/>
                 <w:b w:val="0"/>
                 <w:bCs/>
                 <w:i w:val="0"/>
@@ -1882,8 +1855,8 @@
             </w:pPr>
             <w:r>
               <w:rPr>
-                <w:rStyle w:val="26"/>
-                <w:rFonts w:hint="eastAsia" w:ascii="微软雅黑" w:hAnsi="微软雅黑" w:eastAsia="微软雅黑" w:cs="微软雅黑"/>
+                <w:rStyle w:val="Strong"/>
+                <w:rFonts w:ascii="微软雅黑" w:eastAsia="微软雅黑" w:hAnsi="微软雅黑" w:cs="微软雅黑" w:hint="eastAsia"/>
                 <w:b w:val="0"/>
                 <w:bCs/>
                 <w:i w:val="0"/>
@@ -1906,8 +1879,8 @@
           <w:tcPr>
             <w:tcW w:w="0" w:type="auto"/>
             <w:tcBorders>
-              <w:top w:val="single" w:color="auto" w:sz="4" w:space="0"/>
-              <w:left w:val="single" w:color="auto" w:sz="4" w:space="0"/>
+              <w:top w:val="single" w:sz="4" w:space="0" w:color="auto"/>
+              <w:left w:val="single" w:sz="4" w:space="0" w:color="auto"/>
               <w:bottom w:val="nil"/>
               <w:right w:val="nil"/>
             </w:tcBorders>
@@ -1935,12 +1908,12 @@
               <w:adjustRightInd w:val="0"/>
               <w:snapToGrid w:val="0"/>
               <w:spacing w:line="240" w:lineRule="auto"/>
-              <w:ind w:left="0" w:leftChars="0" w:right="0" w:rightChars="0" w:firstLine="0" w:firstLineChars="0"/>
+              <w:ind w:left="0" w:right="0" w:firstLine="0" w:leftChars="0" w:rightChars="0" w:firstLineChars="0"/>
               <w:jc w:val="center"/>
               <w:textAlignment w:val="baseline"/>
               <w:rPr>
-                <w:rStyle w:val="26"/>
-                <w:rFonts w:hint="default" w:ascii="微软雅黑" w:hAnsi="微软雅黑" w:eastAsia="微软雅黑" w:cs="微软雅黑"/>
+                <w:rStyle w:val="Strong"/>
+                <w:rFonts w:ascii="微软雅黑" w:eastAsia="微软雅黑" w:hAnsi="微软雅黑" w:cs="微软雅黑" w:hint="default"/>
                 <w:b w:val="0"/>
                 <w:bCs/>
                 <w:i w:val="0"/>
@@ -1958,8 +1931,8 @@
             </w:pPr>
             <w:r>
               <w:rPr>
-                <w:rStyle w:val="26"/>
-                <w:rFonts w:hint="eastAsia" w:ascii="微软雅黑" w:hAnsi="微软雅黑" w:eastAsia="微软雅黑" w:cs="微软雅黑"/>
+                <w:rStyle w:val="Strong"/>
+                <w:rFonts w:ascii="微软雅黑" w:eastAsia="微软雅黑" w:hAnsi="微软雅黑" w:cs="微软雅黑" w:hint="eastAsia"/>
                 <w:b w:val="0"/>
                 <w:bCs/>
                 <w:i w:val="0"/>
@@ -1982,10 +1955,10 @@
           <w:tcPr>
             <w:tcW w:w="1205" w:type="dxa"/>
             <w:tcBorders>
-              <w:top w:val="single" w:color="auto" w:sz="4" w:space="0"/>
-              <w:left w:val="single" w:color="auto" w:sz="4" w:space="0"/>
+              <w:top w:val="single" w:sz="4" w:space="0" w:color="auto"/>
+              <w:left w:val="single" w:sz="4" w:space="0" w:color="auto"/>
               <w:bottom w:val="nil"/>
-              <w:right w:val="single" w:color="auto" w:sz="12" w:space="0"/>
+              <w:right w:val="single" w:sz="12" w:space="0" w:color="auto"/>
             </w:tcBorders>
             <w:tcMar>
               <w:top w:w="-1" w:type="dxa"/>
@@ -2011,12 +1984,12 @@
               <w:adjustRightInd w:val="0"/>
               <w:snapToGrid w:val="0"/>
               <w:spacing w:line="240" w:lineRule="auto"/>
-              <w:ind w:left="0" w:leftChars="0" w:right="0" w:rightChars="0" w:firstLine="0" w:firstLineChars="0"/>
+              <w:ind w:left="0" w:right="0" w:firstLine="0" w:leftChars="0" w:rightChars="0" w:firstLineChars="0"/>
               <w:jc w:val="center"/>
               <w:textAlignment w:val="baseline"/>
               <w:rPr>
-                <w:rStyle w:val="26"/>
-                <w:rFonts w:hint="default" w:ascii="微软雅黑" w:hAnsi="微软雅黑" w:eastAsia="微软雅黑" w:cs="微软雅黑"/>
+                <w:rStyle w:val="Strong"/>
+                <w:rFonts w:ascii="微软雅黑" w:eastAsia="微软雅黑" w:hAnsi="微软雅黑" w:cs="微软雅黑" w:hint="default"/>
                 <w:b w:val="0"/>
                 <w:bCs/>
                 <w:i w:val="0"/>
@@ -2037,14 +2010,8 @@
       </w:tr>
       <w:tr>
         <w:tblPrEx>
-          <w:tblBorders>
-            <w:top w:val="none" w:color="auto" w:sz="0" w:space="0"/>
-            <w:left w:val="none" w:color="auto" w:sz="0" w:space="0"/>
-            <w:bottom w:val="none" w:color="auto" w:sz="0" w:space="0"/>
-            <w:right w:val="none" w:color="auto" w:sz="0" w:space="0"/>
-            <w:insideH w:val="none" w:color="auto" w:sz="0" w:space="0"/>
-            <w:insideV w:val="none" w:color="auto" w:sz="0" w:space="0"/>
-          </w:tblBorders>
+          <w:tblW w:w="8519" w:type="dxa"/>
+          <w:jc w:val="center"/>
           <w:tblCellMar>
             <w:top w:w="0" w:type="dxa"/>
             <w:left w:w="108" w:type="dxa"/>
@@ -2053,15 +2020,15 @@
           </w:tblCellMar>
         </w:tblPrEx>
         <w:trPr>
-          <w:trHeight w:val="0" w:hRule="atLeast"/>
+          <w:trHeight w:val="0"/>
           <w:jc w:val="center"/>
         </w:trPr>
         <w:tc>
           <w:tcPr>
             <w:tcW w:w="0" w:type="auto"/>
             <w:tcBorders>
-              <w:top w:val="single" w:color="auto" w:sz="4" w:space="0"/>
-              <w:left w:val="single" w:color="auto" w:sz="12" w:space="0"/>
+              <w:top w:val="single" w:sz="4" w:space="0" w:color="auto"/>
+              <w:left w:val="single" w:sz="12" w:space="0" w:color="auto"/>
               <w:bottom w:val="nil"/>
               <w:right w:val="nil"/>
             </w:tcBorders>
@@ -2089,12 +2056,12 @@
               <w:adjustRightInd w:val="0"/>
               <w:snapToGrid w:val="0"/>
               <w:spacing w:line="240" w:lineRule="auto"/>
-              <w:ind w:left="0" w:leftChars="0" w:right="0" w:rightChars="0" w:firstLine="0" w:firstLineChars="0"/>
+              <w:ind w:left="0" w:right="0" w:firstLine="0" w:leftChars="0" w:rightChars="0" w:firstLineChars="0"/>
               <w:jc w:val="center"/>
               <w:textAlignment w:val="baseline"/>
               <w:rPr>
-                <w:rStyle w:val="26"/>
-                <w:rFonts w:hint="default" w:ascii="微软雅黑" w:hAnsi="微软雅黑" w:eastAsia="微软雅黑" w:cs="微软雅黑"/>
+                <w:rStyle w:val="Strong"/>
+                <w:rFonts w:ascii="微软雅黑" w:eastAsia="微软雅黑" w:hAnsi="微软雅黑" w:cs="微软雅黑" w:hint="default"/>
                 <w:b w:val="0"/>
                 <w:bCs/>
                 <w:i w:val="0"/>
@@ -2116,8 +2083,8 @@
           <w:tcPr>
             <w:tcW w:w="0" w:type="auto"/>
             <w:tcBorders>
-              <w:top w:val="single" w:color="auto" w:sz="4" w:space="0"/>
-              <w:left w:val="single" w:color="auto" w:sz="4" w:space="0"/>
+              <w:top w:val="single" w:sz="4" w:space="0" w:color="auto"/>
+              <w:left w:val="single" w:sz="4" w:space="0" w:color="auto"/>
               <w:bottom w:val="nil"/>
               <w:right w:val="nil"/>
             </w:tcBorders>
@@ -2145,12 +2112,12 @@
               <w:adjustRightInd w:val="0"/>
               <w:snapToGrid w:val="0"/>
               <w:spacing w:line="240" w:lineRule="auto"/>
-              <w:ind w:left="0" w:leftChars="0" w:right="0" w:rightChars="0" w:firstLine="0" w:firstLineChars="0"/>
+              <w:ind w:left="0" w:right="0" w:firstLine="0" w:leftChars="0" w:rightChars="0" w:firstLineChars="0"/>
               <w:jc w:val="center"/>
               <w:textAlignment w:val="baseline"/>
               <w:rPr>
-                <w:rStyle w:val="26"/>
-                <w:rFonts w:hint="default" w:ascii="微软雅黑" w:hAnsi="微软雅黑" w:eastAsia="微软雅黑" w:cs="微软雅黑"/>
+                <w:rStyle w:val="Strong"/>
+                <w:rFonts w:ascii="微软雅黑" w:eastAsia="微软雅黑" w:hAnsi="微软雅黑" w:cs="微软雅黑" w:hint="default"/>
                 <w:b w:val="0"/>
                 <w:bCs/>
                 <w:i w:val="0"/>
@@ -2172,8 +2139,8 @@
           <w:tcPr>
             <w:tcW w:w="0" w:type="auto"/>
             <w:tcBorders>
-              <w:top w:val="single" w:color="auto" w:sz="4" w:space="0"/>
-              <w:left w:val="single" w:color="auto" w:sz="4" w:space="0"/>
+              <w:top w:val="single" w:sz="4" w:space="0" w:color="auto"/>
+              <w:left w:val="single" w:sz="4" w:space="0" w:color="auto"/>
               <w:bottom w:val="nil"/>
               <w:right w:val="nil"/>
             </w:tcBorders>
@@ -2201,12 +2168,12 @@
               <w:adjustRightInd w:val="0"/>
               <w:snapToGrid w:val="0"/>
               <w:spacing w:line="240" w:lineRule="auto"/>
-              <w:ind w:left="0" w:leftChars="0" w:right="0" w:rightChars="0" w:firstLine="0" w:firstLineChars="0"/>
+              <w:ind w:left="0" w:right="0" w:firstLine="0" w:leftChars="0" w:rightChars="0" w:firstLineChars="0"/>
               <w:jc w:val="center"/>
               <w:textAlignment w:val="baseline"/>
               <w:rPr>
-                <w:rStyle w:val="26"/>
-                <w:rFonts w:hint="default" w:ascii="微软雅黑" w:hAnsi="微软雅黑" w:eastAsia="微软雅黑" w:cs="微软雅黑"/>
+                <w:rStyle w:val="Strong"/>
+                <w:rFonts w:ascii="微软雅黑" w:eastAsia="微软雅黑" w:hAnsi="微软雅黑" w:cs="微软雅黑" w:hint="default"/>
                 <w:b w:val="0"/>
                 <w:bCs/>
                 <w:i w:val="0"/>
@@ -2228,8 +2195,8 @@
           <w:tcPr>
             <w:tcW w:w="0" w:type="auto"/>
             <w:tcBorders>
-              <w:top w:val="single" w:color="auto" w:sz="4" w:space="0"/>
-              <w:left w:val="single" w:color="auto" w:sz="4" w:space="0"/>
+              <w:top w:val="single" w:sz="4" w:space="0" w:color="auto"/>
+              <w:left w:val="single" w:sz="4" w:space="0" w:color="auto"/>
               <w:bottom w:val="nil"/>
               <w:right w:val="nil"/>
             </w:tcBorders>
@@ -2257,12 +2224,12 @@
               <w:adjustRightInd w:val="0"/>
               <w:snapToGrid w:val="0"/>
               <w:spacing w:line="240" w:lineRule="auto"/>
-              <w:ind w:left="0" w:leftChars="0" w:right="0" w:rightChars="0" w:firstLine="0" w:firstLineChars="0"/>
+              <w:ind w:left="0" w:right="0" w:firstLine="0" w:leftChars="0" w:rightChars="0" w:firstLineChars="0"/>
               <w:jc w:val="center"/>
               <w:textAlignment w:val="baseline"/>
               <w:rPr>
-                <w:rStyle w:val="26"/>
-                <w:rFonts w:hint="default" w:ascii="微软雅黑" w:hAnsi="微软雅黑" w:eastAsia="微软雅黑" w:cs="微软雅黑"/>
+                <w:rStyle w:val="Strong"/>
+                <w:rFonts w:ascii="微软雅黑" w:eastAsia="微软雅黑" w:hAnsi="微软雅黑" w:cs="微软雅黑" w:hint="default"/>
                 <w:b w:val="0"/>
                 <w:bCs/>
                 <w:i w:val="0"/>
@@ -2284,10 +2251,10 @@
           <w:tcPr>
             <w:tcW w:w="1205" w:type="dxa"/>
             <w:tcBorders>
-              <w:top w:val="single" w:color="auto" w:sz="4" w:space="0"/>
-              <w:left w:val="single" w:color="auto" w:sz="4" w:space="0"/>
+              <w:top w:val="single" w:sz="4" w:space="0" w:color="auto"/>
+              <w:left w:val="single" w:sz="4" w:space="0" w:color="auto"/>
               <w:bottom w:val="nil"/>
-              <w:right w:val="single" w:color="auto" w:sz="12" w:space="0"/>
+              <w:right w:val="single" w:sz="12" w:space="0" w:color="auto"/>
             </w:tcBorders>
             <w:tcMar>
               <w:top w:w="-1" w:type="dxa"/>
@@ -2313,12 +2280,12 @@
               <w:adjustRightInd w:val="0"/>
               <w:snapToGrid w:val="0"/>
               <w:spacing w:line="240" w:lineRule="auto"/>
-              <w:ind w:left="0" w:leftChars="0" w:right="0" w:rightChars="0" w:firstLine="0" w:firstLineChars="0"/>
+              <w:ind w:left="0" w:right="0" w:firstLine="0" w:leftChars="0" w:rightChars="0" w:firstLineChars="0"/>
               <w:jc w:val="center"/>
               <w:textAlignment w:val="baseline"/>
               <w:rPr>
-                <w:rStyle w:val="26"/>
-                <w:rFonts w:hint="default" w:ascii="微软雅黑" w:hAnsi="微软雅黑" w:eastAsia="微软雅黑" w:cs="微软雅黑"/>
+                <w:rStyle w:val="Strong"/>
+                <w:rFonts w:ascii="微软雅黑" w:eastAsia="微软雅黑" w:hAnsi="微软雅黑" w:cs="微软雅黑" w:hint="default"/>
                 <w:b w:val="0"/>
                 <w:bCs/>
                 <w:i w:val="0"/>
@@ -2339,14 +2306,8 @@
       </w:tr>
       <w:tr>
         <w:tblPrEx>
-          <w:tblBorders>
-            <w:top w:val="none" w:color="auto" w:sz="0" w:space="0"/>
-            <w:left w:val="none" w:color="auto" w:sz="0" w:space="0"/>
-            <w:bottom w:val="none" w:color="auto" w:sz="0" w:space="0"/>
-            <w:right w:val="none" w:color="auto" w:sz="0" w:space="0"/>
-            <w:insideH w:val="none" w:color="auto" w:sz="0" w:space="0"/>
-            <w:insideV w:val="none" w:color="auto" w:sz="0" w:space="0"/>
-          </w:tblBorders>
+          <w:tblW w:w="8519" w:type="dxa"/>
+          <w:jc w:val="center"/>
           <w:tblCellMar>
             <w:top w:w="0" w:type="dxa"/>
             <w:left w:w="108" w:type="dxa"/>
@@ -2355,15 +2316,15 @@
           </w:tblCellMar>
         </w:tblPrEx>
         <w:trPr>
-          <w:trHeight w:val="0" w:hRule="atLeast"/>
+          <w:trHeight w:val="0"/>
           <w:jc w:val="center"/>
         </w:trPr>
         <w:tc>
           <w:tcPr>
             <w:tcW w:w="0" w:type="auto"/>
             <w:tcBorders>
-              <w:top w:val="single" w:color="auto" w:sz="4" w:space="0"/>
-              <w:left w:val="single" w:color="auto" w:sz="12" w:space="0"/>
+              <w:top w:val="single" w:sz="4" w:space="0" w:color="auto"/>
+              <w:left w:val="single" w:sz="12" w:space="0" w:color="auto"/>
               <w:bottom w:val="nil"/>
               <w:right w:val="nil"/>
             </w:tcBorders>
@@ -2391,12 +2352,12 @@
               <w:adjustRightInd w:val="0"/>
               <w:snapToGrid w:val="0"/>
               <w:spacing w:line="240" w:lineRule="auto"/>
-              <w:ind w:left="0" w:leftChars="0" w:right="0" w:rightChars="0" w:firstLine="0" w:firstLineChars="0"/>
+              <w:ind w:left="0" w:right="0" w:firstLine="0" w:leftChars="0" w:rightChars="0" w:firstLineChars="0"/>
               <w:jc w:val="center"/>
               <w:textAlignment w:val="baseline"/>
               <w:rPr>
-                <w:rStyle w:val="26"/>
-                <w:rFonts w:hint="default" w:ascii="微软雅黑" w:hAnsi="微软雅黑" w:eastAsia="微软雅黑" w:cs="微软雅黑"/>
+                <w:rStyle w:val="Strong"/>
+                <w:rFonts w:ascii="微软雅黑" w:eastAsia="微软雅黑" w:hAnsi="微软雅黑" w:cs="微软雅黑" w:hint="default"/>
                 <w:b w:val="0"/>
                 <w:bCs/>
                 <w:i w:val="0"/>
@@ -2418,8 +2379,8 @@
           <w:tcPr>
             <w:tcW w:w="0" w:type="auto"/>
             <w:tcBorders>
-              <w:top w:val="single" w:color="auto" w:sz="4" w:space="0"/>
-              <w:left w:val="single" w:color="auto" w:sz="4" w:space="0"/>
+              <w:top w:val="single" w:sz="4" w:space="0" w:color="auto"/>
+              <w:left w:val="single" w:sz="4" w:space="0" w:color="auto"/>
               <w:bottom w:val="nil"/>
               <w:right w:val="nil"/>
             </w:tcBorders>
@@ -2447,12 +2408,12 @@
               <w:adjustRightInd w:val="0"/>
               <w:snapToGrid w:val="0"/>
               <w:spacing w:line="240" w:lineRule="auto"/>
-              <w:ind w:left="0" w:leftChars="0" w:right="0" w:rightChars="0" w:firstLine="0" w:firstLineChars="0"/>
+              <w:ind w:left="0" w:right="0" w:firstLine="0" w:leftChars="0" w:rightChars="0" w:firstLineChars="0"/>
               <w:jc w:val="center"/>
               <w:textAlignment w:val="baseline"/>
               <w:rPr>
-                <w:rStyle w:val="26"/>
-                <w:rFonts w:hint="default" w:ascii="微软雅黑" w:hAnsi="微软雅黑" w:eastAsia="微软雅黑" w:cs="微软雅黑"/>
+                <w:rStyle w:val="Strong"/>
+                <w:rFonts w:ascii="微软雅黑" w:eastAsia="微软雅黑" w:hAnsi="微软雅黑" w:cs="微软雅黑" w:hint="default"/>
                 <w:b w:val="0"/>
                 <w:bCs/>
                 <w:i w:val="0"/>
@@ -2474,8 +2435,8 @@
           <w:tcPr>
             <w:tcW w:w="0" w:type="auto"/>
             <w:tcBorders>
-              <w:top w:val="single" w:color="auto" w:sz="4" w:space="0"/>
-              <w:left w:val="single" w:color="auto" w:sz="4" w:space="0"/>
+              <w:top w:val="single" w:sz="4" w:space="0" w:color="auto"/>
+              <w:left w:val="single" w:sz="4" w:space="0" w:color="auto"/>
               <w:bottom w:val="nil"/>
               <w:right w:val="nil"/>
             </w:tcBorders>
@@ -2503,12 +2464,12 @@
               <w:adjustRightInd w:val="0"/>
               <w:snapToGrid w:val="0"/>
               <w:spacing w:line="240" w:lineRule="auto"/>
-              <w:ind w:left="0" w:leftChars="0" w:right="0" w:rightChars="0" w:firstLine="0" w:firstLineChars="0"/>
+              <w:ind w:left="0" w:right="0" w:firstLine="0" w:leftChars="0" w:rightChars="0" w:firstLineChars="0"/>
               <w:jc w:val="center"/>
               <w:textAlignment w:val="baseline"/>
               <w:rPr>
-                <w:rStyle w:val="26"/>
-                <w:rFonts w:hint="default" w:ascii="微软雅黑" w:hAnsi="微软雅黑" w:eastAsia="微软雅黑" w:cs="微软雅黑"/>
+                <w:rStyle w:val="Strong"/>
+                <w:rFonts w:ascii="微软雅黑" w:eastAsia="微软雅黑" w:hAnsi="微软雅黑" w:cs="微软雅黑" w:hint="default"/>
                 <w:b w:val="0"/>
                 <w:bCs/>
                 <w:i w:val="0"/>
@@ -2530,8 +2491,8 @@
           <w:tcPr>
             <w:tcW w:w="0" w:type="auto"/>
             <w:tcBorders>
-              <w:top w:val="single" w:color="auto" w:sz="4" w:space="0"/>
-              <w:left w:val="single" w:color="auto" w:sz="4" w:space="0"/>
+              <w:top w:val="single" w:sz="4" w:space="0" w:color="auto"/>
+              <w:left w:val="single" w:sz="4" w:space="0" w:color="auto"/>
               <w:bottom w:val="nil"/>
               <w:right w:val="nil"/>
             </w:tcBorders>
@@ -2559,12 +2520,12 @@
               <w:adjustRightInd w:val="0"/>
               <w:snapToGrid w:val="0"/>
               <w:spacing w:line="240" w:lineRule="auto"/>
-              <w:ind w:left="0" w:leftChars="0" w:right="0" w:rightChars="0" w:firstLine="0" w:firstLineChars="0"/>
+              <w:ind w:left="0" w:right="0" w:firstLine="0" w:leftChars="0" w:rightChars="0" w:firstLineChars="0"/>
               <w:jc w:val="center"/>
               <w:textAlignment w:val="baseline"/>
               <w:rPr>
-                <w:rStyle w:val="26"/>
-                <w:rFonts w:hint="default" w:ascii="微软雅黑" w:hAnsi="微软雅黑" w:eastAsia="微软雅黑" w:cs="微软雅黑"/>
+                <w:rStyle w:val="Strong"/>
+                <w:rFonts w:ascii="微软雅黑" w:eastAsia="微软雅黑" w:hAnsi="微软雅黑" w:cs="微软雅黑" w:hint="default"/>
                 <w:b w:val="0"/>
                 <w:bCs/>
                 <w:i w:val="0"/>
@@ -2586,10 +2547,10 @@
           <w:tcPr>
             <w:tcW w:w="1205" w:type="dxa"/>
             <w:tcBorders>
-              <w:top w:val="single" w:color="auto" w:sz="4" w:space="0"/>
-              <w:left w:val="single" w:color="auto" w:sz="4" w:space="0"/>
+              <w:top w:val="single" w:sz="4" w:space="0" w:color="auto"/>
+              <w:left w:val="single" w:sz="4" w:space="0" w:color="auto"/>
               <w:bottom w:val="nil"/>
-              <w:right w:val="single" w:color="auto" w:sz="12" w:space="0"/>
+              <w:right w:val="single" w:sz="12" w:space="0" w:color="auto"/>
             </w:tcBorders>
             <w:tcMar>
               <w:top w:w="-1" w:type="dxa"/>
@@ -2615,12 +2576,12 @@
               <w:adjustRightInd w:val="0"/>
               <w:snapToGrid w:val="0"/>
               <w:spacing w:line="240" w:lineRule="auto"/>
-              <w:ind w:left="0" w:leftChars="0" w:right="0" w:rightChars="0" w:firstLine="0" w:firstLineChars="0"/>
+              <w:ind w:left="0" w:right="0" w:firstLine="0" w:leftChars="0" w:rightChars="0" w:firstLineChars="0"/>
               <w:jc w:val="center"/>
               <w:textAlignment w:val="baseline"/>
               <w:rPr>
-                <w:rStyle w:val="26"/>
-                <w:rFonts w:hint="default" w:ascii="微软雅黑" w:hAnsi="微软雅黑" w:eastAsia="微软雅黑" w:cs="微软雅黑"/>
+                <w:rStyle w:val="Strong"/>
+                <w:rFonts w:ascii="微软雅黑" w:eastAsia="微软雅黑" w:hAnsi="微软雅黑" w:cs="微软雅黑" w:hint="default"/>
                 <w:b w:val="0"/>
                 <w:bCs/>
                 <w:i w:val="0"/>
@@ -2641,14 +2602,8 @@
       </w:tr>
       <w:tr>
         <w:tblPrEx>
-          <w:tblBorders>
-            <w:top w:val="none" w:color="auto" w:sz="0" w:space="0"/>
-            <w:left w:val="none" w:color="auto" w:sz="0" w:space="0"/>
-            <w:bottom w:val="none" w:color="auto" w:sz="0" w:space="0"/>
-            <w:right w:val="none" w:color="auto" w:sz="0" w:space="0"/>
-            <w:insideH w:val="none" w:color="auto" w:sz="0" w:space="0"/>
-            <w:insideV w:val="none" w:color="auto" w:sz="0" w:space="0"/>
-          </w:tblBorders>
+          <w:tblW w:w="8519" w:type="dxa"/>
+          <w:jc w:val="center"/>
           <w:tblCellMar>
             <w:top w:w="0" w:type="dxa"/>
             <w:left w:w="108" w:type="dxa"/>
@@ -2657,16 +2612,16 @@
           </w:tblCellMar>
         </w:tblPrEx>
         <w:trPr>
-          <w:trHeight w:val="0" w:hRule="atLeast"/>
+          <w:trHeight w:val="0"/>
           <w:jc w:val="center"/>
         </w:trPr>
         <w:tc>
           <w:tcPr>
             <w:tcW w:w="1621" w:type="dxa"/>
             <w:tcBorders>
-              <w:top w:val="single" w:color="auto" w:sz="4" w:space="0"/>
-              <w:left w:val="single" w:color="auto" w:sz="12" w:space="0"/>
-              <w:bottom w:val="single" w:color="auto" w:sz="12" w:space="0"/>
+              <w:top w:val="single" w:sz="4" w:space="0" w:color="auto"/>
+              <w:left w:val="single" w:sz="12" w:space="0" w:color="auto"/>
+              <w:bottom w:val="single" w:sz="12" w:space="0" w:color="auto"/>
               <w:right w:val="nil"/>
             </w:tcBorders>
             <w:tcMar>
@@ -2693,12 +2648,12 @@
               <w:adjustRightInd w:val="0"/>
               <w:snapToGrid w:val="0"/>
               <w:spacing w:line="240" w:lineRule="auto"/>
-              <w:ind w:left="0" w:leftChars="0" w:right="0" w:rightChars="0" w:firstLine="0" w:firstLineChars="0"/>
+              <w:ind w:left="0" w:right="0" w:firstLine="0" w:leftChars="0" w:rightChars="0" w:firstLineChars="0"/>
               <w:jc w:val="center"/>
               <w:textAlignment w:val="baseline"/>
               <w:rPr>
-                <w:rStyle w:val="26"/>
-                <w:rFonts w:hint="default" w:ascii="微软雅黑" w:hAnsi="微软雅黑" w:eastAsia="微软雅黑" w:cs="微软雅黑"/>
+                <w:rStyle w:val="Strong"/>
+                <w:rFonts w:ascii="微软雅黑" w:eastAsia="微软雅黑" w:hAnsi="微软雅黑" w:cs="微软雅黑" w:hint="default"/>
                 <w:b w:val="0"/>
                 <w:bCs/>
                 <w:i w:val="0"/>
@@ -2720,9 +2675,9 @@
           <w:tcPr>
             <w:tcW w:w="2036" w:type="dxa"/>
             <w:tcBorders>
-              <w:top w:val="single" w:color="auto" w:sz="4" w:space="0"/>
-              <w:left w:val="single" w:color="auto" w:sz="4" w:space="0"/>
-              <w:bottom w:val="single" w:color="auto" w:sz="12" w:space="0"/>
+              <w:top w:val="single" w:sz="4" w:space="0" w:color="auto"/>
+              <w:left w:val="single" w:sz="4" w:space="0" w:color="auto"/>
+              <w:bottom w:val="single" w:sz="12" w:space="0" w:color="auto"/>
               <w:right w:val="nil"/>
             </w:tcBorders>
             <w:tcMar>
@@ -2749,12 +2704,12 @@
               <w:adjustRightInd w:val="0"/>
               <w:snapToGrid w:val="0"/>
               <w:spacing w:line="240" w:lineRule="auto"/>
-              <w:ind w:left="0" w:leftChars="0" w:right="0" w:rightChars="0" w:firstLine="0" w:firstLineChars="0"/>
+              <w:ind w:left="0" w:right="0" w:firstLine="0" w:leftChars="0" w:rightChars="0" w:firstLineChars="0"/>
               <w:jc w:val="center"/>
               <w:textAlignment w:val="baseline"/>
               <w:rPr>
-                <w:rStyle w:val="26"/>
-                <w:rFonts w:hint="default" w:ascii="微软雅黑" w:hAnsi="微软雅黑" w:eastAsia="微软雅黑" w:cs="微软雅黑"/>
+                <w:rStyle w:val="Strong"/>
+                <w:rFonts w:ascii="微软雅黑" w:eastAsia="微软雅黑" w:hAnsi="微软雅黑" w:cs="微软雅黑" w:hint="default"/>
                 <w:b w:val="0"/>
                 <w:bCs/>
                 <w:i w:val="0"/>
@@ -2776,9 +2731,9 @@
           <w:tcPr>
             <w:tcW w:w="1621" w:type="dxa"/>
             <w:tcBorders>
-              <w:top w:val="single" w:color="auto" w:sz="4" w:space="0"/>
-              <w:left w:val="single" w:color="auto" w:sz="4" w:space="0"/>
-              <w:bottom w:val="single" w:color="auto" w:sz="12" w:space="0"/>
+              <w:top w:val="single" w:sz="4" w:space="0" w:color="auto"/>
+              <w:left w:val="single" w:sz="4" w:space="0" w:color="auto"/>
+              <w:bottom w:val="single" w:sz="12" w:space="0" w:color="auto"/>
               <w:right w:val="nil"/>
             </w:tcBorders>
             <w:tcMar>
@@ -2805,12 +2760,12 @@
               <w:adjustRightInd w:val="0"/>
               <w:snapToGrid w:val="0"/>
               <w:spacing w:line="240" w:lineRule="auto"/>
-              <w:ind w:left="0" w:leftChars="0" w:right="0" w:rightChars="0" w:firstLine="0" w:firstLineChars="0"/>
+              <w:ind w:left="0" w:right="0" w:firstLine="0" w:leftChars="0" w:rightChars="0" w:firstLineChars="0"/>
               <w:jc w:val="center"/>
               <w:textAlignment w:val="baseline"/>
               <w:rPr>
-                <w:rStyle w:val="26"/>
-                <w:rFonts w:hint="default" w:ascii="微软雅黑" w:hAnsi="微软雅黑" w:eastAsia="微软雅黑" w:cs="微软雅黑"/>
+                <w:rStyle w:val="Strong"/>
+                <w:rFonts w:ascii="微软雅黑" w:eastAsia="微软雅黑" w:hAnsi="微软雅黑" w:cs="微软雅黑" w:hint="default"/>
                 <w:b w:val="0"/>
                 <w:bCs/>
                 <w:i w:val="0"/>
@@ -2832,9 +2787,9 @@
           <w:tcPr>
             <w:tcW w:w="2036" w:type="dxa"/>
             <w:tcBorders>
-              <w:top w:val="single" w:color="auto" w:sz="4" w:space="0"/>
-              <w:left w:val="single" w:color="auto" w:sz="4" w:space="0"/>
-              <w:bottom w:val="single" w:color="auto" w:sz="12" w:space="0"/>
+              <w:top w:val="single" w:sz="4" w:space="0" w:color="auto"/>
+              <w:left w:val="single" w:sz="4" w:space="0" w:color="auto"/>
+              <w:bottom w:val="single" w:sz="12" w:space="0" w:color="auto"/>
               <w:right w:val="nil"/>
             </w:tcBorders>
             <w:tcMar>
@@ -2861,12 +2816,12 @@
               <w:adjustRightInd w:val="0"/>
               <w:snapToGrid w:val="0"/>
               <w:spacing w:line="240" w:lineRule="auto"/>
-              <w:ind w:left="0" w:leftChars="0" w:right="0" w:rightChars="0" w:firstLine="0" w:firstLineChars="0"/>
+              <w:ind w:left="0" w:right="0" w:firstLine="0" w:leftChars="0" w:rightChars="0" w:firstLineChars="0"/>
               <w:jc w:val="center"/>
               <w:textAlignment w:val="baseline"/>
               <w:rPr>
-                <w:rStyle w:val="26"/>
-                <w:rFonts w:hint="default" w:ascii="微软雅黑" w:hAnsi="微软雅黑" w:eastAsia="微软雅黑" w:cs="微软雅黑"/>
+                <w:rStyle w:val="Strong"/>
+                <w:rFonts w:ascii="微软雅黑" w:eastAsia="微软雅黑" w:hAnsi="微软雅黑" w:cs="微软雅黑" w:hint="default"/>
                 <w:b w:val="0"/>
                 <w:bCs/>
                 <w:i w:val="0"/>
@@ -2888,10 +2843,10 @@
           <w:tcPr>
             <w:tcW w:w="1205" w:type="dxa"/>
             <w:tcBorders>
-              <w:top w:val="single" w:color="auto" w:sz="4" w:space="0"/>
-              <w:left w:val="single" w:color="auto" w:sz="4" w:space="0"/>
-              <w:bottom w:val="single" w:color="auto" w:sz="12" w:space="0"/>
-              <w:right w:val="single" w:color="auto" w:sz="12" w:space="0"/>
+              <w:top w:val="single" w:sz="4" w:space="0" w:color="auto"/>
+              <w:left w:val="single" w:sz="4" w:space="0" w:color="auto"/>
+              <w:bottom w:val="single" w:sz="12" w:space="0" w:color="auto"/>
+              <w:right w:val="single" w:sz="12" w:space="0" w:color="auto"/>
             </w:tcBorders>
             <w:tcMar>
               <w:top w:w="-1" w:type="dxa"/>
@@ -2917,12 +2872,12 @@
               <w:adjustRightInd w:val="0"/>
               <w:snapToGrid w:val="0"/>
               <w:spacing w:line="240" w:lineRule="auto"/>
-              <w:ind w:left="0" w:leftChars="0" w:right="0" w:rightChars="0" w:firstLine="0" w:firstLineChars="0"/>
+              <w:ind w:left="0" w:right="0" w:firstLine="0" w:leftChars="0" w:rightChars="0" w:firstLineChars="0"/>
               <w:jc w:val="center"/>
               <w:textAlignment w:val="baseline"/>
               <w:rPr>
-                <w:rStyle w:val="26"/>
-                <w:rFonts w:hint="default" w:ascii="微软雅黑" w:hAnsi="微软雅黑" w:eastAsia="微软雅黑" w:cs="微软雅黑"/>
+                <w:rStyle w:val="Strong"/>
+                <w:rFonts w:ascii="微软雅黑" w:eastAsia="微软雅黑" w:hAnsi="微软雅黑" w:cs="微软雅黑" w:hint="default"/>
                 <w:b w:val="0"/>
                 <w:bCs/>
                 <w:i w:val="0"/>
@@ -2961,8 +2916,8 @@
       </w:pPr>
       <w:r>
         <w:rPr>
-          <w:rStyle w:val="26"/>
-          <w:rFonts w:hint="default" w:ascii="微软雅黑" w:hAnsi="微软雅黑" w:eastAsia="微软雅黑" w:cs="微软雅黑"/>
+          <w:rStyle w:val="Strong"/>
+          <w:rFonts w:ascii="微软雅黑" w:eastAsia="微软雅黑" w:hAnsi="微软雅黑" w:cs="微软雅黑" w:hint="default"/>
           <w:b w:val="0"/>
           <w:bCs/>
           <w:i w:val="0"/>
@@ -2982,7 +2937,7 @@
     <w:sdt>
       <w:sdtPr>
         <w:rPr>
-          <w:rFonts w:ascii="宋体" w:hAnsi="宋体" w:eastAsia="宋体" w:cs="Arial"/>
+          <w:rFonts w:ascii="宋体" w:eastAsia="宋体" w:hAnsi="宋体" w:cs="Arial"/>
           <w:snapToGrid w:val="0"/>
           <w:color w:val="000000"/>
           <w:kern w:val="0"/>
@@ -2998,7 +2953,7 @@
       </w:sdtPr>
       <w:sdtEndPr>
         <w:rPr>
-          <w:rFonts w:ascii="宋体" w:hAnsi="宋体" w:eastAsia="宋体" w:cs="Arial"/>
+          <w:rFonts w:ascii="宋体" w:eastAsia="宋体" w:hAnsi="宋体" w:cs="Arial"/>
           <w:snapToGrid w:val="0"/>
           <w:color w:val="000000"/>
           <w:kern w:val="0"/>
@@ -3024,13 +2979,13 @@
             <w:adjustRightInd w:val="0"/>
             <w:snapToGrid w:val="0"/>
             <w:spacing w:before="0" w:beforeLines="0" w:after="0" w:afterLines="0" w:line="240" w:lineRule="auto"/>
-            <w:ind w:left="0" w:leftChars="0" w:right="0" w:rightChars="0" w:firstLine="0" w:firstLineChars="0"/>
+            <w:ind w:left="0" w:right="0" w:firstLine="0" w:leftChars="0" w:rightChars="0" w:firstLineChars="0"/>
             <w:jc w:val="center"/>
             <w:textAlignment w:val="baseline"/>
           </w:pPr>
           <w:r>
             <w:rPr>
-              <w:rFonts w:ascii="宋体" w:hAnsi="宋体" w:eastAsia="宋体"/>
+              <w:rFonts w:ascii="宋体" w:eastAsia="宋体" w:hAnsi="宋体"/>
               <w:sz w:val="21"/>
             </w:rPr>
             <w:t>目录</w:t>
@@ -3038,7 +2993,7 @@
         </w:p>
         <w:p>
           <w:pPr>
-            <w:pStyle w:val="17"/>
+            <w:pStyle w:val="TOC1"/>
             <w:tabs>
               <w:tab w:val="right" w:leader="dot" w:pos="8306"/>
             </w:tabs>
@@ -3092,7 +3047,7 @@
         </w:p>
         <w:p>
           <w:pPr>
-            <w:pStyle w:val="17"/>
+            <w:pStyle w:val="TOC1"/>
             <w:tabs>
               <w:tab w:val="right" w:leader="dot" w:pos="8306"/>
             </w:tabs>
@@ -3137,7 +3092,7 @@
         </w:p>
         <w:p>
           <w:pPr>
-            <w:pStyle w:val="17"/>
+            <w:pStyle w:val="TOC1"/>
             <w:tabs>
               <w:tab w:val="right" w:leader="dot" w:pos="8306"/>
             </w:tabs>
@@ -3182,7 +3137,7 @@
         </w:p>
         <w:p>
           <w:pPr>
-            <w:pStyle w:val="19"/>
+            <w:pStyle w:val="TOC2"/>
             <w:tabs>
               <w:tab w:val="right" w:leader="dot" w:pos="8306"/>
             </w:tabs>
@@ -3227,7 +3182,7 @@
         </w:p>
         <w:p>
           <w:pPr>
-            <w:pStyle w:val="19"/>
+            <w:pStyle w:val="TOC2"/>
             <w:tabs>
               <w:tab w:val="right" w:leader="dot" w:pos="8306"/>
             </w:tabs>
@@ -3272,7 +3227,7 @@
         </w:p>
         <w:p>
           <w:pPr>
-            <w:pStyle w:val="19"/>
+            <w:pStyle w:val="TOC2"/>
             <w:tabs>
               <w:tab w:val="right" w:leader="dot" w:pos="8306"/>
             </w:tabs>
@@ -3317,7 +3272,7 @@
         </w:p>
         <w:p>
           <w:pPr>
-            <w:pStyle w:val="19"/>
+            <w:pStyle w:val="TOC2"/>
             <w:tabs>
               <w:tab w:val="right" w:leader="dot" w:pos="8306"/>
             </w:tabs>
@@ -3362,7 +3317,7 @@
         </w:p>
         <w:p>
           <w:pPr>
-            <w:pStyle w:val="19"/>
+            <w:pStyle w:val="TOC2"/>
             <w:tabs>
               <w:tab w:val="right" w:leader="dot" w:pos="8306"/>
             </w:tabs>
@@ -3407,7 +3362,7 @@
         </w:p>
         <w:p>
           <w:pPr>
-            <w:pStyle w:val="19"/>
+            <w:pStyle w:val="TOC2"/>
             <w:tabs>
               <w:tab w:val="right" w:leader="dot" w:pos="8306"/>
             </w:tabs>
@@ -3452,7 +3407,7 @@
         </w:p>
         <w:p>
           <w:pPr>
-            <w:pStyle w:val="19"/>
+            <w:pStyle w:val="TOC2"/>
             <w:tabs>
               <w:tab w:val="right" w:leader="dot" w:pos="8306"/>
             </w:tabs>
@@ -3497,7 +3452,7 @@
         </w:p>
         <w:p>
           <w:pPr>
-            <w:pStyle w:val="17"/>
+            <w:pStyle w:val="TOC1"/>
             <w:tabs>
               <w:tab w:val="right" w:leader="dot" w:pos="8306"/>
             </w:tabs>
@@ -3542,7 +3497,7 @@
         </w:p>
         <w:p>
           <w:pPr>
-            <w:pStyle w:val="19"/>
+            <w:pStyle w:val="TOC2"/>
             <w:tabs>
               <w:tab w:val="right" w:leader="dot" w:pos="8306"/>
             </w:tabs>
@@ -3587,7 +3542,7 @@
         </w:p>
         <w:p>
           <w:pPr>
-            <w:pStyle w:val="19"/>
+            <w:pStyle w:val="TOC2"/>
             <w:tabs>
               <w:tab w:val="right" w:leader="dot" w:pos="8306"/>
             </w:tabs>
@@ -3632,7 +3587,7 @@
         </w:p>
         <w:p>
           <w:pPr>
-            <w:pStyle w:val="19"/>
+            <w:pStyle w:val="TOC2"/>
             <w:tabs>
               <w:tab w:val="right" w:leader="dot" w:pos="8306"/>
             </w:tabs>
@@ -3677,7 +3632,7 @@
         </w:p>
         <w:p>
           <w:pPr>
-            <w:pStyle w:val="19"/>
+            <w:pStyle w:val="TOC2"/>
             <w:tabs>
               <w:tab w:val="right" w:leader="dot" w:pos="8306"/>
             </w:tabs>
@@ -3722,7 +3677,7 @@
         </w:p>
         <w:p>
           <w:pPr>
-            <w:pStyle w:val="19"/>
+            <w:pStyle w:val="TOC2"/>
             <w:tabs>
               <w:tab w:val="right" w:leader="dot" w:pos="8306"/>
             </w:tabs>
@@ -3767,7 +3722,7 @@
         </w:p>
         <w:p>
           <w:pPr>
-            <w:pStyle w:val="19"/>
+            <w:pStyle w:val="TOC2"/>
             <w:tabs>
               <w:tab w:val="right" w:leader="dot" w:pos="8306"/>
             </w:tabs>
@@ -3812,7 +3767,7 @@
         </w:p>
         <w:p>
           <w:pPr>
-            <w:pStyle w:val="19"/>
+            <w:pStyle w:val="TOC2"/>
             <w:tabs>
               <w:tab w:val="right" w:leader="dot" w:pos="8306"/>
             </w:tabs>
@@ -3857,7 +3812,7 @@
         </w:p>
         <w:p>
           <w:pPr>
-            <w:pStyle w:val="19"/>
+            <w:pStyle w:val="TOC2"/>
             <w:tabs>
               <w:tab w:val="right" w:leader="dot" w:pos="8306"/>
             </w:tabs>
@@ -3902,7 +3857,7 @@
         </w:p>
         <w:p>
           <w:pPr>
-            <w:pStyle w:val="17"/>
+            <w:pStyle w:val="TOC1"/>
             <w:tabs>
               <w:tab w:val="right" w:leader="dot" w:pos="8306"/>
             </w:tabs>
@@ -3954,7 +3909,7 @@
         </w:p>
         <w:p>
           <w:pPr>
-            <w:pStyle w:val="19"/>
+            <w:pStyle w:val="TOC2"/>
             <w:tabs>
               <w:tab w:val="right" w:leader="dot" w:pos="8306"/>
             </w:tabs>
@@ -3999,7 +3954,7 @@
         </w:p>
         <w:p>
           <w:pPr>
-            <w:pStyle w:val="19"/>
+            <w:pStyle w:val="TOC2"/>
             <w:tabs>
               <w:tab w:val="right" w:leader="dot" w:pos="8306"/>
             </w:tabs>
@@ -4044,7 +3999,7 @@
         </w:p>
         <w:p>
           <w:pPr>
-            <w:pStyle w:val="14"/>
+            <w:pStyle w:val="TOC3"/>
             <w:tabs>
               <w:tab w:val="right" w:leader="dot" w:pos="8306"/>
             </w:tabs>
@@ -4103,7 +4058,7 @@
         </w:p>
         <w:p>
           <w:pPr>
-            <w:pStyle w:val="14"/>
+            <w:pStyle w:val="TOC3"/>
             <w:tabs>
               <w:tab w:val="right" w:leader="dot" w:pos="8306"/>
             </w:tabs>
@@ -4148,7 +4103,7 @@
         </w:p>
         <w:p>
           <w:pPr>
-            <w:pStyle w:val="14"/>
+            <w:pStyle w:val="TOC3"/>
             <w:tabs>
               <w:tab w:val="right" w:leader="dot" w:pos="8306"/>
             </w:tabs>
@@ -4193,7 +4148,7 @@
         </w:p>
         <w:p>
           <w:pPr>
-            <w:pStyle w:val="14"/>
+            <w:pStyle w:val="TOC3"/>
             <w:tabs>
               <w:tab w:val="right" w:leader="dot" w:pos="8306"/>
             </w:tabs>
@@ -4238,7 +4193,7 @@
         </w:p>
         <w:p>
           <w:pPr>
-            <w:pStyle w:val="14"/>
+            <w:pStyle w:val="TOC3"/>
             <w:tabs>
               <w:tab w:val="right" w:leader="dot" w:pos="8306"/>
             </w:tabs>
@@ -4297,7 +4252,7 @@
         </w:p>
         <w:p>
           <w:pPr>
-            <w:pStyle w:val="14"/>
+            <w:pStyle w:val="TOC3"/>
             <w:tabs>
               <w:tab w:val="right" w:leader="dot" w:pos="8306"/>
             </w:tabs>
@@ -4342,7 +4297,7 @@
         </w:p>
         <w:p>
           <w:pPr>
-            <w:pStyle w:val="19"/>
+            <w:pStyle w:val="TOC2"/>
             <w:tabs>
               <w:tab w:val="right" w:leader="dot" w:pos="8306"/>
             </w:tabs>
@@ -4387,7 +4342,7 @@
         </w:p>
         <w:p>
           <w:pPr>
-            <w:pStyle w:val="14"/>
+            <w:pStyle w:val="TOC3"/>
             <w:tabs>
               <w:tab w:val="right" w:leader="dot" w:pos="8306"/>
             </w:tabs>
@@ -4432,7 +4387,7 @@
         </w:p>
         <w:p>
           <w:pPr>
-            <w:pStyle w:val="14"/>
+            <w:pStyle w:val="TOC3"/>
             <w:tabs>
               <w:tab w:val="right" w:leader="dot" w:pos="8306"/>
             </w:tabs>
@@ -4477,7 +4432,7 @@
         </w:p>
         <w:p>
           <w:pPr>
-            <w:pStyle w:val="14"/>
+            <w:pStyle w:val="TOC3"/>
             <w:tabs>
               <w:tab w:val="right" w:leader="dot" w:pos="8306"/>
             </w:tabs>
@@ -4522,7 +4477,7 @@
         </w:p>
         <w:p>
           <w:pPr>
-            <w:pStyle w:val="14"/>
+            <w:pStyle w:val="TOC3"/>
             <w:tabs>
               <w:tab w:val="right" w:leader="dot" w:pos="8306"/>
             </w:tabs>
@@ -4567,7 +4522,7 @@
         </w:p>
         <w:p>
           <w:pPr>
-            <w:pStyle w:val="19"/>
+            <w:pStyle w:val="TOC2"/>
             <w:tabs>
               <w:tab w:val="right" w:leader="dot" w:pos="8306"/>
             </w:tabs>
@@ -4612,7 +4567,7 @@
         </w:p>
         <w:p>
           <w:pPr>
-            <w:pStyle w:val="19"/>
+            <w:pStyle w:val="TOC2"/>
             <w:tabs>
               <w:tab w:val="right" w:leader="dot" w:pos="8306"/>
             </w:tabs>
@@ -4664,7 +4619,7 @@
         </w:p>
         <w:p>
           <w:pPr>
-            <w:pStyle w:val="19"/>
+            <w:pStyle w:val="TOC2"/>
             <w:tabs>
               <w:tab w:val="right" w:leader="dot" w:pos="8306"/>
             </w:tabs>
@@ -4716,7 +4671,7 @@
         </w:p>
         <w:p>
           <w:pPr>
-            <w:pStyle w:val="17"/>
+            <w:pStyle w:val="TOC1"/>
             <w:tabs>
               <w:tab w:val="right" w:leader="dot" w:pos="8306"/>
             </w:tabs>
@@ -4761,7 +4716,7 @@
         </w:p>
         <w:p>
           <w:pPr>
-            <w:pStyle w:val="17"/>
+            <w:pStyle w:val="TOC1"/>
             <w:tabs>
               <w:tab w:val="right" w:leader="dot" w:pos="8306"/>
             </w:tabs>
@@ -4806,7 +4761,7 @@
         </w:p>
         <w:p>
           <w:pPr>
-            <w:pStyle w:val="17"/>
+            <w:pStyle w:val="TOC1"/>
             <w:tabs>
               <w:tab w:val="right" w:leader="dot" w:pos="8306"/>
             </w:tabs>
@@ -4890,7 +4845,7 @@
         <w:jc w:val="center"/>
         <w:textAlignment w:val="baseline"/>
         <w:rPr>
-          <w:rFonts w:hint="eastAsia" w:eastAsia="宋体"/>
+          <w:rFonts w:eastAsia="宋体" w:hint="eastAsia"/>
           <w:lang w:val="en-US" w:eastAsia="zh-CN"/>
         </w:rPr>
       </w:pPr>
@@ -4904,7 +4859,7 @@
     </w:p>
     <w:p>
       <w:pPr>
-        <w:pStyle w:val="18"/>
+        <w:pStyle w:val="TableofFigures"/>
         <w:keepNext w:val="0"/>
         <w:keepLines w:val="0"/>
         <w:pageBreakBefore w:val="0"/>
@@ -4927,7 +4882,7 @@
         <w:fldChar w:fldCharType="begin"/>
       </w:r>
       <w:r>
-        <w:instrText xml:space="preserve">TOC \h \c "表"</w:instrText>
+        <w:instrText>TOC \h \c "表"</w:instrText>
       </w:r>
       <w:r>
         <w:fldChar w:fldCharType="separate"/>
@@ -4996,7 +4951,7 @@
     </w:p>
     <w:p>
       <w:pPr>
-        <w:pStyle w:val="18"/>
+        <w:pStyle w:val="TableofFigures"/>
         <w:keepNext w:val="0"/>
         <w:keepLines w:val="0"/>
         <w:pageBreakBefore w:val="0"/>
@@ -5095,7 +5050,7 @@
         <w:jc w:val="center"/>
         <w:textAlignment w:val="baseline"/>
         <w:rPr>
-          <w:rFonts w:hint="default" w:eastAsia="宋体"/>
+          <w:rFonts w:eastAsia="宋体" w:hint="default"/>
           <w:lang w:val="en-US" w:eastAsia="zh-CN"/>
         </w:rPr>
       </w:pPr>
@@ -5112,7 +5067,7 @@
     </w:p>
     <w:p>
       <w:pPr>
-        <w:pStyle w:val="18"/>
+        <w:pStyle w:val="TableofFigures"/>
         <w:keepNext w:val="0"/>
         <w:keepLines w:val="0"/>
         <w:pageBreakBefore w:val="0"/>
@@ -5135,7 +5090,7 @@
         <w:fldChar w:fldCharType="begin"/>
       </w:r>
       <w:r>
-        <w:instrText xml:space="preserve">TOC \h \c "图"</w:instrText>
+        <w:instrText>TOC \h \c "图"</w:instrText>
       </w:r>
       <w:r>
         <w:fldChar w:fldCharType="separate"/>
@@ -5204,7 +5159,7 @@
     </w:p>
     <w:p>
       <w:pPr>
-        <w:pStyle w:val="18"/>
+        <w:pStyle w:val="TableofFigures"/>
         <w:keepNext w:val="0"/>
         <w:keepLines w:val="0"/>
         <w:pageBreakBefore w:val="0"/>
@@ -5355,7 +5310,7 @@
     </w:p>
     <w:p>
       <w:pPr>
-        <w:pStyle w:val="31"/>
+        <w:pStyle w:val="1"/>
         <w:keepNext w:val="0"/>
         <w:keepLines w:val="0"/>
         <w:pageBreakBefore w:val="0"/>
@@ -5389,29 +5344,29 @@
     </w:p>
     <w:p>
       <w:pPr>
-        <w:pStyle w:val="32"/>
-        <w:keepNext w:val="0"/>
-        <w:keepLines w:val="0"/>
-        <w:pageBreakBefore w:val="0"/>
-        <w:widowControl w:val="0"/>
-        <w:kinsoku w:val="0"/>
-        <w:wordWrap/>
-        <w:overflowPunct/>
-        <w:topLinePunct w:val="0"/>
-        <w:autoSpaceDE w:val="0"/>
-        <w:autoSpaceDN w:val="0"/>
-        <w:bidi w:val="0"/>
-        <w:adjustRightInd w:val="0"/>
-        <w:snapToGrid w:val="0"/>
-        <w:textAlignment w:val="baseline"/>
-        <w:rPr>
-          <w:rFonts w:hint="default"/>
-          <w:lang w:val="en-US" w:eastAsia="zh-CN"/>
-        </w:rPr>
-      </w:pPr>
-      <w:r>
-        <w:rPr>
-          <w:rFonts w:ascii="Segoe UI" w:hAnsi="Segoe UI" w:eastAsia="Segoe UI" w:cs="Segoe UI"/>
+        <w:pStyle w:val="a1"/>
+        <w:keepNext w:val="0"/>
+        <w:keepLines w:val="0"/>
+        <w:pageBreakBefore w:val="0"/>
+        <w:widowControl w:val="0"/>
+        <w:kinsoku w:val="0"/>
+        <w:wordWrap/>
+        <w:overflowPunct/>
+        <w:topLinePunct w:val="0"/>
+        <w:autoSpaceDE w:val="0"/>
+        <w:autoSpaceDN w:val="0"/>
+        <w:bidi w:val="0"/>
+        <w:adjustRightInd w:val="0"/>
+        <w:snapToGrid w:val="0"/>
+        <w:textAlignment w:val="baseline"/>
+        <w:rPr>
+          <w:rFonts w:hint="default"/>
+          <w:lang w:val="en-US" w:eastAsia="zh-CN"/>
+        </w:rPr>
+      </w:pPr>
+      <w:r>
+        <w:rPr>
+          <w:rFonts w:ascii="Segoe UI" w:eastAsia="Segoe UI" w:hAnsi="Segoe UI" w:cs="Segoe UI"/>
           <w:i w:val="0"/>
           <w:iCs w:val="0"/>
           <w:caps w:val="0"/>
@@ -5425,14 +5380,14 @@
       </w:r>
       <w:r>
         <w:rPr>
-          <w:rStyle w:val="44"/>
+          <w:rStyle w:val="Char"/>
           <w:rFonts w:hint="default"/>
         </w:rPr>
         <w:t>人员、资源、技术、过程、交付</w:t>
       </w:r>
       <w:r>
         <w:rPr>
-          <w:rStyle w:val="44"/>
+          <w:rStyle w:val="Char"/>
           <w:rFonts w:hint="eastAsia"/>
           <w:lang w:val="en-US"/>
         </w:rPr>
@@ -5440,14 +5395,14 @@
       </w:r>
       <w:r>
         <w:rPr>
-          <w:rStyle w:val="44"/>
+          <w:rStyle w:val="Char"/>
           <w:rFonts w:hint="default"/>
         </w:rPr>
         <w:t>应急</w:t>
       </w:r>
       <w:r>
         <w:rPr>
-          <w:rStyle w:val="44"/>
+          <w:rStyle w:val="Char"/>
           <w:rFonts w:hint="eastAsia"/>
           <w:lang w:val="en-US"/>
         </w:rPr>
@@ -5455,7 +5410,7 @@
       </w:r>
       <w:r>
         <w:rPr>
-          <w:rFonts w:hint="default" w:ascii="Segoe UI" w:hAnsi="Segoe UI" w:eastAsia="Segoe UI" w:cs="Segoe UI"/>
+          <w:rFonts w:ascii="Segoe UI" w:eastAsia="Segoe UI" w:hAnsi="Segoe UI" w:cs="Segoe UI" w:hint="default"/>
           <w:i w:val="0"/>
           <w:iCs w:val="0"/>
           <w:caps w:val="0"/>
@@ -5470,7 +5425,7 @@
     </w:p>
     <w:p>
       <w:pPr>
-        <w:pStyle w:val="31"/>
+        <w:pStyle w:val="1"/>
         <w:keepNext w:val="0"/>
         <w:keepLines w:val="0"/>
         <w:pageBreakBefore w:val="0"/>
@@ -5504,7 +5459,7 @@
     </w:p>
     <w:p>
       <w:pPr>
-        <w:pStyle w:val="32"/>
+        <w:pStyle w:val="a1"/>
         <w:keepNext w:val="0"/>
         <w:keepLines w:val="0"/>
         <w:pageBreakBefore w:val="0"/>
@@ -5534,7 +5489,7 @@
     </w:p>
     <w:p>
       <w:pPr>
-        <w:pStyle w:val="31"/>
+        <w:pStyle w:val="1"/>
         <w:keepNext w:val="0"/>
         <w:keepLines w:val="0"/>
         <w:pageBreakBefore w:val="0"/>
@@ -5568,7 +5523,7 @@
     </w:p>
     <w:p>
       <w:pPr>
-        <w:pStyle w:val="33"/>
+        <w:pStyle w:val="2"/>
         <w:keepNext w:val="0"/>
         <w:keepLines w:val="0"/>
         <w:pageBreakBefore w:val="0"/>
@@ -5602,7 +5557,7 @@
     </w:p>
     <w:p>
       <w:pPr>
-        <w:pStyle w:val="32"/>
+        <w:pStyle w:val="a1"/>
         <w:keepNext w:val="0"/>
         <w:keepLines w:val="0"/>
         <w:pageBreakBefore w:val="0"/>
@@ -5632,7 +5587,7 @@
     </w:p>
     <w:p>
       <w:pPr>
-        <w:pStyle w:val="32"/>
+        <w:pStyle w:val="a1"/>
         <w:keepNext w:val="0"/>
         <w:keepLines w:val="0"/>
         <w:pageBreakBefore w:val="0"/>
@@ -5662,7 +5617,7 @@
     </w:p>
     <w:p>
       <w:pPr>
-        <w:pStyle w:val="32"/>
+        <w:pStyle w:val="a1"/>
         <w:keepNext w:val="0"/>
         <w:keepLines w:val="0"/>
         <w:pageBreakBefore w:val="0"/>
@@ -5692,7 +5647,7 @@
     </w:p>
     <w:p>
       <w:pPr>
-        <w:pStyle w:val="32"/>
+        <w:pStyle w:val="a1"/>
         <w:keepNext w:val="0"/>
         <w:keepLines w:val="0"/>
         <w:pageBreakBefore w:val="0"/>
@@ -5722,7 +5677,7 @@
     </w:p>
     <w:p>
       <w:pPr>
-        <w:pStyle w:val="32"/>
+        <w:pStyle w:val="a1"/>
         <w:keepNext w:val="0"/>
         <w:keepLines w:val="0"/>
         <w:pageBreakBefore w:val="0"/>
@@ -5759,7 +5714,7 @@
     </w:p>
     <w:p>
       <w:pPr>
-        <w:pStyle w:val="33"/>
+        <w:pStyle w:val="2"/>
         <w:keepNext w:val="0"/>
         <w:keepLines w:val="0"/>
         <w:pageBreakBefore w:val="0"/>
@@ -5793,7 +5748,7 @@
     </w:p>
     <w:p>
       <w:pPr>
-        <w:pStyle w:val="32"/>
+        <w:pStyle w:val="a1"/>
         <w:keepNext w:val="0"/>
         <w:keepLines w:val="0"/>
         <w:pageBreakBefore w:val="0"/>
@@ -5823,7 +5778,7 @@
     </w:p>
     <w:p>
       <w:pPr>
-        <w:pStyle w:val="32"/>
+        <w:pStyle w:val="a1"/>
         <w:keepNext w:val="0"/>
         <w:keepLines w:val="0"/>
         <w:pageBreakBefore w:val="0"/>
@@ -5853,7 +5808,7 @@
     </w:p>
     <w:p>
       <w:pPr>
-        <w:pStyle w:val="32"/>
+        <w:pStyle w:val="a1"/>
         <w:keepNext w:val="0"/>
         <w:keepLines w:val="0"/>
         <w:pageBreakBefore w:val="0"/>
@@ -5883,7 +5838,7 @@
     </w:p>
     <w:p>
       <w:pPr>
-        <w:pStyle w:val="32"/>
+        <w:pStyle w:val="a1"/>
         <w:keepNext w:val="0"/>
         <w:keepLines w:val="0"/>
         <w:pageBreakBefore w:val="0"/>
@@ -5913,7 +5868,7 @@
     </w:p>
     <w:p>
       <w:pPr>
-        <w:pStyle w:val="32"/>
+        <w:pStyle w:val="a1"/>
         <w:keepNext w:val="0"/>
         <w:keepLines w:val="0"/>
         <w:pageBreakBefore w:val="0"/>
@@ -5943,7 +5898,7 @@
     </w:p>
     <w:p>
       <w:pPr>
-        <w:pStyle w:val="32"/>
+        <w:pStyle w:val="a1"/>
         <w:keepNext w:val="0"/>
         <w:keepLines w:val="0"/>
         <w:pageBreakBefore w:val="0"/>
@@ -5973,7 +5928,7 @@
     </w:p>
     <w:p>
       <w:pPr>
-        <w:pStyle w:val="32"/>
+        <w:pStyle w:val="a1"/>
         <w:keepNext w:val="0"/>
         <w:keepLines w:val="0"/>
         <w:pageBreakBefore w:val="0"/>
@@ -6003,7 +5958,7 @@
     </w:p>
     <w:p>
       <w:pPr>
-        <w:pStyle w:val="32"/>
+        <w:pStyle w:val="a1"/>
         <w:keepNext w:val="0"/>
         <w:keepLines w:val="0"/>
         <w:pageBreakBefore w:val="0"/>
@@ -6033,7 +5988,7 @@
     </w:p>
     <w:p>
       <w:pPr>
-        <w:pStyle w:val="32"/>
+        <w:pStyle w:val="a1"/>
         <w:keepNext w:val="0"/>
         <w:keepLines w:val="0"/>
         <w:pageBreakBefore w:val="0"/>
@@ -6063,7 +6018,7 @@
     </w:p>
     <w:p>
       <w:pPr>
-        <w:pStyle w:val="32"/>
+        <w:pStyle w:val="a1"/>
         <w:keepNext w:val="0"/>
         <w:keepLines w:val="0"/>
         <w:pageBreakBefore w:val="0"/>
@@ -6093,7 +6048,7 @@
     </w:p>
     <w:p>
       <w:pPr>
-        <w:pStyle w:val="32"/>
+        <w:pStyle w:val="a1"/>
         <w:keepNext w:val="0"/>
         <w:keepLines w:val="0"/>
         <w:pageBreakBefore w:val="0"/>
@@ -6123,7 +6078,7 @@
     </w:p>
     <w:p>
       <w:pPr>
-        <w:pStyle w:val="32"/>
+        <w:pStyle w:val="a1"/>
         <w:keepNext w:val="0"/>
         <w:keepLines w:val="0"/>
         <w:pageBreakBefore w:val="0"/>
@@ -6167,7 +6122,7 @@
     </w:p>
     <w:p>
       <w:pPr>
-        <w:pStyle w:val="33"/>
+        <w:pStyle w:val="2"/>
         <w:keepNext w:val="0"/>
         <w:keepLines w:val="0"/>
         <w:pageBreakBefore w:val="0"/>
@@ -6201,7 +6156,7 @@
     </w:p>
     <w:p>
       <w:pPr>
-        <w:pStyle w:val="32"/>
+        <w:pStyle w:val="a1"/>
         <w:keepNext w:val="0"/>
         <w:keepLines w:val="0"/>
         <w:pageBreakBefore w:val="0"/>
@@ -6231,7 +6186,7 @@
     </w:p>
     <w:p>
       <w:pPr>
-        <w:pStyle w:val="32"/>
+        <w:pStyle w:val="a1"/>
         <w:keepNext w:val="0"/>
         <w:keepLines w:val="0"/>
         <w:pageBreakBefore w:val="0"/>
@@ -6261,7 +6216,7 @@
     </w:p>
     <w:p>
       <w:pPr>
-        <w:pStyle w:val="32"/>
+        <w:pStyle w:val="a1"/>
         <w:keepNext w:val="0"/>
         <w:keepLines w:val="0"/>
         <w:pageBreakBefore w:val="0"/>
@@ -6291,7 +6246,7 @@
     </w:p>
     <w:p>
       <w:pPr>
-        <w:pStyle w:val="32"/>
+        <w:pStyle w:val="a1"/>
         <w:keepNext w:val="0"/>
         <w:keepLines w:val="0"/>
         <w:pageBreakBefore w:val="0"/>
@@ -6321,7 +6276,7 @@
     </w:p>
     <w:p>
       <w:pPr>
-        <w:pStyle w:val="32"/>
+        <w:pStyle w:val="a1"/>
         <w:keepNext w:val="0"/>
         <w:keepLines w:val="0"/>
         <w:pageBreakBefore w:val="0"/>
@@ -6351,7 +6306,7 @@
     </w:p>
     <w:p>
       <w:pPr>
-        <w:pStyle w:val="32"/>
+        <w:pStyle w:val="a1"/>
         <w:keepNext w:val="0"/>
         <w:keepLines w:val="0"/>
         <w:pageBreakBefore w:val="0"/>
@@ -6381,7 +6336,7 @@
     </w:p>
     <w:p>
       <w:pPr>
-        <w:pStyle w:val="32"/>
+        <w:pStyle w:val="a1"/>
         <w:keepNext w:val="0"/>
         <w:keepLines w:val="0"/>
         <w:pageBreakBefore w:val="0"/>
@@ -6411,7 +6366,7 @@
     </w:p>
     <w:p>
       <w:pPr>
-        <w:pStyle w:val="33"/>
+        <w:pStyle w:val="2"/>
         <w:keepNext w:val="0"/>
         <w:keepLines w:val="0"/>
         <w:pageBreakBefore w:val="0"/>
@@ -6445,7 +6400,7 @@
     </w:p>
     <w:p>
       <w:pPr>
-        <w:pStyle w:val="32"/>
+        <w:pStyle w:val="a1"/>
         <w:keepNext w:val="0"/>
         <w:keepLines w:val="0"/>
         <w:pageBreakBefore w:val="0"/>
@@ -6475,7 +6430,7 @@
     </w:p>
     <w:p>
       <w:pPr>
-        <w:pStyle w:val="32"/>
+        <w:pStyle w:val="a1"/>
         <w:keepNext w:val="0"/>
         <w:keepLines w:val="0"/>
         <w:pageBreakBefore w:val="0"/>
@@ -6505,7 +6460,7 @@
     </w:p>
     <w:p>
       <w:pPr>
-        <w:pStyle w:val="32"/>
+        <w:pStyle w:val="a1"/>
         <w:keepNext w:val="0"/>
         <w:keepLines w:val="0"/>
         <w:pageBreakBefore w:val="0"/>
@@ -6535,7 +6490,7 @@
     </w:p>
     <w:p>
       <w:pPr>
-        <w:pStyle w:val="32"/>
+        <w:pStyle w:val="a1"/>
         <w:keepNext w:val="0"/>
         <w:keepLines w:val="0"/>
         <w:pageBreakBefore w:val="0"/>
@@ -6565,7 +6520,7 @@
     </w:p>
     <w:p>
       <w:pPr>
-        <w:pStyle w:val="32"/>
+        <w:pStyle w:val="a1"/>
         <w:keepNext w:val="0"/>
         <w:keepLines w:val="0"/>
         <w:pageBreakBefore w:val="0"/>
@@ -6595,7 +6550,7 @@
     </w:p>
     <w:p>
       <w:pPr>
-        <w:pStyle w:val="32"/>
+        <w:pStyle w:val="a1"/>
         <w:keepNext w:val="0"/>
         <w:keepLines w:val="0"/>
         <w:pageBreakBefore w:val="0"/>
@@ -6625,7 +6580,7 @@
     </w:p>
     <w:p>
       <w:pPr>
-        <w:pStyle w:val="32"/>
+        <w:pStyle w:val="a1"/>
         <w:keepNext w:val="0"/>
         <w:keepLines w:val="0"/>
         <w:pageBreakBefore w:val="0"/>
@@ -6655,7 +6610,7 @@
     </w:p>
     <w:p>
       <w:pPr>
-        <w:pStyle w:val="32"/>
+        <w:pStyle w:val="a1"/>
         <w:keepNext w:val="0"/>
         <w:keepLines w:val="0"/>
         <w:pageBreakBefore w:val="0"/>
@@ -6685,7 +6640,7 @@
     </w:p>
     <w:p>
       <w:pPr>
-        <w:pStyle w:val="32"/>
+        <w:pStyle w:val="a1"/>
         <w:keepNext w:val="0"/>
         <w:keepLines w:val="0"/>
         <w:pageBreakBefore w:val="0"/>
@@ -6715,7 +6670,7 @@
     </w:p>
     <w:p>
       <w:pPr>
-        <w:pStyle w:val="32"/>
+        <w:pStyle w:val="a1"/>
         <w:keepNext w:val="0"/>
         <w:keepLines w:val="0"/>
         <w:pageBreakBefore w:val="0"/>
@@ -6745,7 +6700,7 @@
     </w:p>
     <w:p>
       <w:pPr>
-        <w:pStyle w:val="32"/>
+        <w:pStyle w:val="a1"/>
         <w:keepNext w:val="0"/>
         <w:keepLines w:val="0"/>
         <w:pageBreakBefore w:val="0"/>
@@ -6775,7 +6730,7 @@
     </w:p>
     <w:p>
       <w:pPr>
-        <w:pStyle w:val="33"/>
+        <w:pStyle w:val="2"/>
         <w:keepNext w:val="0"/>
         <w:keepLines w:val="0"/>
         <w:pageBreakBefore w:val="0"/>
@@ -6809,7 +6764,7 @@
     </w:p>
     <w:p>
       <w:pPr>
-        <w:pStyle w:val="32"/>
+        <w:pStyle w:val="a1"/>
         <w:keepNext w:val="0"/>
         <w:keepLines w:val="0"/>
         <w:pageBreakBefore w:val="0"/>
@@ -6839,7 +6794,7 @@
     </w:p>
     <w:p>
       <w:pPr>
-        <w:pStyle w:val="32"/>
+        <w:pStyle w:val="a1"/>
         <w:keepNext w:val="0"/>
         <w:keepLines w:val="0"/>
         <w:pageBreakBefore w:val="0"/>
@@ -6869,7 +6824,7 @@
     </w:p>
     <w:p>
       <w:pPr>
-        <w:pStyle w:val="32"/>
+        <w:pStyle w:val="a1"/>
         <w:keepNext w:val="0"/>
         <w:keepLines w:val="0"/>
         <w:pageBreakBefore w:val="0"/>
@@ -6899,7 +6854,7 @@
     </w:p>
     <w:p>
       <w:pPr>
-        <w:pStyle w:val="32"/>
+        <w:pStyle w:val="a1"/>
         <w:keepNext w:val="0"/>
         <w:keepLines w:val="0"/>
         <w:pageBreakBefore w:val="0"/>
@@ -6929,7 +6884,7 @@
     </w:p>
     <w:p>
       <w:pPr>
-        <w:pStyle w:val="32"/>
+        <w:pStyle w:val="a1"/>
         <w:keepNext w:val="0"/>
         <w:keepLines w:val="0"/>
         <w:pageBreakBefore w:val="0"/>
@@ -6959,7 +6914,7 @@
     </w:p>
     <w:p>
       <w:pPr>
-        <w:pStyle w:val="32"/>
+        <w:pStyle w:val="a1"/>
         <w:keepNext w:val="0"/>
         <w:keepLines w:val="0"/>
         <w:pageBreakBefore w:val="0"/>
@@ -6989,7 +6944,7 @@
     </w:p>
     <w:p>
       <w:pPr>
-        <w:pStyle w:val="32"/>
+        <w:pStyle w:val="a1"/>
         <w:keepNext w:val="0"/>
         <w:keepLines w:val="0"/>
         <w:pageBreakBefore w:val="0"/>
@@ -7019,7 +6974,7 @@
     </w:p>
     <w:p>
       <w:pPr>
-        <w:pStyle w:val="32"/>
+        <w:pStyle w:val="a1"/>
         <w:keepNext w:val="0"/>
         <w:keepLines w:val="0"/>
         <w:pageBreakBefore w:val="0"/>
@@ -7049,7 +7004,7 @@
     </w:p>
     <w:p>
       <w:pPr>
-        <w:pStyle w:val="32"/>
+        <w:pStyle w:val="a1"/>
         <w:keepNext w:val="0"/>
         <w:keepLines w:val="0"/>
         <w:pageBreakBefore w:val="0"/>
@@ -7079,7 +7034,7 @@
     </w:p>
     <w:p>
       <w:pPr>
-        <w:pStyle w:val="32"/>
+        <w:pStyle w:val="a1"/>
         <w:keepNext w:val="0"/>
         <w:keepLines w:val="0"/>
         <w:pageBreakBefore w:val="0"/>
@@ -7109,7 +7064,7 @@
     </w:p>
     <w:p>
       <w:pPr>
-        <w:pStyle w:val="33"/>
+        <w:pStyle w:val="2"/>
         <w:keepNext w:val="0"/>
         <w:keepLines w:val="0"/>
         <w:pageBreakBefore w:val="0"/>
@@ -7143,7 +7098,7 @@
     </w:p>
     <w:p>
       <w:pPr>
-        <w:pStyle w:val="32"/>
+        <w:pStyle w:val="a1"/>
         <w:keepNext w:val="0"/>
         <w:keepLines w:val="0"/>
         <w:pageBreakBefore w:val="0"/>
@@ -7173,7 +7128,7 @@
     </w:p>
     <w:p>
       <w:pPr>
-        <w:pStyle w:val="32"/>
+        <w:pStyle w:val="a1"/>
         <w:keepNext w:val="0"/>
         <w:keepLines w:val="0"/>
         <w:pageBreakBefore w:val="0"/>
@@ -7203,7 +7158,7 @@
     </w:p>
     <w:p>
       <w:pPr>
-        <w:pStyle w:val="32"/>
+        <w:pStyle w:val="a1"/>
         <w:keepNext w:val="0"/>
         <w:keepLines w:val="0"/>
         <w:pageBreakBefore w:val="0"/>
@@ -7233,7 +7188,7 @@
     </w:p>
     <w:p>
       <w:pPr>
-        <w:pStyle w:val="32"/>
+        <w:pStyle w:val="a1"/>
         <w:keepNext w:val="0"/>
         <w:keepLines w:val="0"/>
         <w:pageBreakBefore w:val="0"/>
@@ -7263,7 +7218,7 @@
     </w:p>
     <w:p>
       <w:pPr>
-        <w:pStyle w:val="32"/>
+        <w:pStyle w:val="a1"/>
         <w:keepNext w:val="0"/>
         <w:keepLines w:val="0"/>
         <w:pageBreakBefore w:val="0"/>
@@ -7293,7 +7248,7 @@
     </w:p>
     <w:p>
       <w:pPr>
-        <w:pStyle w:val="32"/>
+        <w:pStyle w:val="a1"/>
         <w:keepNext w:val="0"/>
         <w:keepLines w:val="0"/>
         <w:pageBreakBefore w:val="0"/>
@@ -7323,7 +7278,7 @@
     </w:p>
     <w:p>
       <w:pPr>
-        <w:pStyle w:val="32"/>
+        <w:pStyle w:val="a1"/>
         <w:keepNext w:val="0"/>
         <w:keepLines w:val="0"/>
         <w:pageBreakBefore w:val="0"/>
@@ -7353,7 +7308,7 @@
     </w:p>
     <w:p>
       <w:pPr>
-        <w:pStyle w:val="32"/>
+        <w:pStyle w:val="a1"/>
         <w:keepNext w:val="0"/>
         <w:keepLines w:val="0"/>
         <w:pageBreakBefore w:val="0"/>
@@ -7383,7 +7338,7 @@
     </w:p>
     <w:p>
       <w:pPr>
-        <w:pStyle w:val="33"/>
+        <w:pStyle w:val="2"/>
         <w:keepNext w:val="0"/>
         <w:keepLines w:val="0"/>
         <w:pageBreakBefore w:val="0"/>
@@ -7417,7 +7372,7 @@
     </w:p>
     <w:p>
       <w:pPr>
-        <w:pStyle w:val="32"/>
+        <w:pStyle w:val="a1"/>
         <w:keepNext w:val="0"/>
         <w:keepLines w:val="0"/>
         <w:pageBreakBefore w:val="0"/>
@@ -7443,7 +7398,7 @@
     </w:p>
     <w:p>
       <w:pPr>
-        <w:pStyle w:val="32"/>
+        <w:pStyle w:val="a1"/>
         <w:keepNext w:val="0"/>
         <w:keepLines w:val="0"/>
         <w:pageBreakBefore w:val="0"/>
@@ -7473,7 +7428,7 @@
     </w:p>
     <w:p>
       <w:pPr>
-        <w:pStyle w:val="32"/>
+        <w:pStyle w:val="a1"/>
         <w:keepNext w:val="0"/>
         <w:keepLines w:val="0"/>
         <w:pageBreakBefore w:val="0"/>
@@ -7503,7 +7458,7 @@
     </w:p>
     <w:p>
       <w:pPr>
-        <w:pStyle w:val="32"/>
+        <w:pStyle w:val="a1"/>
         <w:keepNext w:val="0"/>
         <w:keepLines w:val="0"/>
         <w:pageBreakBefore w:val="0"/>
@@ -7533,7 +7488,7 @@
     </w:p>
     <w:p>
       <w:pPr>
-        <w:pStyle w:val="32"/>
+        <w:pStyle w:val="a1"/>
         <w:keepNext w:val="0"/>
         <w:keepLines w:val="0"/>
         <w:pageBreakBefore w:val="0"/>
@@ -7563,7 +7518,7 @@
     </w:p>
     <w:p>
       <w:pPr>
-        <w:pStyle w:val="32"/>
+        <w:pStyle w:val="a1"/>
         <w:keepNext w:val="0"/>
         <w:keepLines w:val="0"/>
         <w:pageBreakBefore w:val="0"/>
@@ -7593,7 +7548,7 @@
     </w:p>
     <w:p>
       <w:pPr>
-        <w:pStyle w:val="32"/>
+        <w:pStyle w:val="a1"/>
         <w:keepNext w:val="0"/>
         <w:keepLines w:val="0"/>
         <w:pageBreakBefore w:val="0"/>
@@ -7623,7 +7578,7 @@
     </w:p>
     <w:p>
       <w:pPr>
-        <w:pStyle w:val="32"/>
+        <w:pStyle w:val="a1"/>
         <w:keepNext w:val="0"/>
         <w:keepLines w:val="0"/>
         <w:pageBreakBefore w:val="0"/>
@@ -7653,7 +7608,7 @@
     </w:p>
     <w:p>
       <w:pPr>
-        <w:pStyle w:val="31"/>
+        <w:pStyle w:val="1"/>
         <w:keepNext w:val="0"/>
         <w:keepLines w:val="0"/>
         <w:pageBreakBefore w:val="0"/>
@@ -7687,7 +7642,7 @@
     </w:p>
     <w:p>
       <w:pPr>
-        <w:pStyle w:val="33"/>
+        <w:pStyle w:val="2"/>
         <w:keepNext w:val="0"/>
         <w:keepLines w:val="0"/>
         <w:pageBreakBefore w:val="0"/>
@@ -7721,7 +7676,7 @@
     </w:p>
     <w:p>
       <w:pPr>
-        <w:pStyle w:val="32"/>
+        <w:pStyle w:val="a1"/>
         <w:keepNext w:val="0"/>
         <w:keepLines w:val="0"/>
         <w:pageBreakBefore w:val="0"/>
@@ -7771,7 +7726,7 @@
           <w:rFonts w:hint="eastAsia"/>
           <w:lang w:val="en-US" w:eastAsia="zh-CN"/>
         </w:rPr>
-        <w:instrText xml:space="preserve">"柴_标题1"\n</w:instrText>
+        <w:instrText>"柴_标题1"\n</w:instrText>
       </w:r>
       <w:r>
         <w:instrText xml:space="preserve"> \s</w:instrText>
@@ -7788,7 +7743,7 @@
           <w:rFonts w:hint="eastAsia"/>
           <w:lang w:val="en-US" w:eastAsia="zh-CN"/>
         </w:rPr>
-        <w:instrText xml:space="preserve">* Charformat</w:instrText>
+        <w:instrText>* Charformat</w:instrText>
       </w:r>
       <w:r>
         <w:rPr>
@@ -7867,21 +7822,21 @@
     </w:p>
     <w:p>
       <w:pPr>
-        <w:pStyle w:val="32"/>
-        <w:keepNext w:val="0"/>
-        <w:keepLines w:val="0"/>
-        <w:pageBreakBefore w:val="0"/>
-        <w:widowControl w:val="0"/>
-        <w:kinsoku w:val="0"/>
-        <w:wordWrap/>
-        <w:overflowPunct/>
-        <w:topLinePunct w:val="0"/>
-        <w:autoSpaceDE w:val="0"/>
-        <w:autoSpaceDN w:val="0"/>
-        <w:bidi w:val="0"/>
-        <w:adjustRightInd w:val="0"/>
-        <w:snapToGrid w:val="0"/>
-        <w:ind w:left="0" w:leftChars="0" w:firstLine="0" w:firstLineChars="0"/>
+        <w:pStyle w:val="a1"/>
+        <w:keepNext w:val="0"/>
+        <w:keepLines w:val="0"/>
+        <w:pageBreakBefore w:val="0"/>
+        <w:widowControl w:val="0"/>
+        <w:kinsoku w:val="0"/>
+        <w:wordWrap/>
+        <w:overflowPunct/>
+        <w:topLinePunct w:val="0"/>
+        <w:autoSpaceDE w:val="0"/>
+        <w:autoSpaceDN w:val="0"/>
+        <w:bidi w:val="0"/>
+        <w:adjustRightInd w:val="0"/>
+        <w:snapToGrid w:val="0"/>
+        <w:ind w:left="0" w:firstLine="0" w:leftChars="0" w:firstLineChars="0"/>
         <w:jc w:val="center"/>
         <w:textAlignment w:val="baseline"/>
         <w:rPr>
@@ -7889,7 +7844,7 @@
           <w:lang w:val="en-US" w:eastAsia="zh-CN"/>
         </w:rPr>
       </w:pPr>
-      <w:bookmarkStart w:id="83" w:name="_GoBack"/>
+      <w:bookmarkStart w:id="27" w:name="_GoBack"/>
       <w:r>
         <w:drawing>
           <wp:inline distT="0" distB="0" distL="114300" distR="114300">
@@ -7909,7 +7864,7 @@
                     </pic:cNvPicPr>
                   </pic:nvPicPr>
                   <pic:blipFill>
-                    <a:blip r:embed="rId6"/>
+                    <a:blip xmlns:r="http://schemas.openxmlformats.org/officeDocument/2006/relationships" r:embed="rId4"/>
                     <a:stretch>
                       <a:fillRect/>
                     </a:stretch>
@@ -7933,32 +7888,32 @@
           </wp:inline>
         </w:drawing>
       </w:r>
-      <w:bookmarkEnd w:id="83"/>
-    </w:p>
-    <w:p>
-      <w:pPr>
-        <w:pStyle w:val="33"/>
-        <w:keepNext w:val="0"/>
-        <w:keepLines w:val="0"/>
-        <w:pageBreakBefore w:val="0"/>
-        <w:widowControl w:val="0"/>
-        <w:kinsoku w:val="0"/>
-        <w:wordWrap/>
-        <w:overflowPunct/>
-        <w:topLinePunct w:val="0"/>
-        <w:autoSpaceDE w:val="0"/>
-        <w:autoSpaceDN w:val="0"/>
-        <w:bidi w:val="0"/>
-        <w:adjustRightInd w:val="0"/>
-        <w:snapToGrid w:val="0"/>
-        <w:textAlignment w:val="baseline"/>
-        <w:rPr>
-          <w:rFonts w:hint="default"/>
-          <w:lang w:val="en-US" w:eastAsia="zh-CN"/>
-        </w:rPr>
-      </w:pPr>
-      <w:bookmarkStart w:id="27" w:name="_Toc14304"/>
-      <w:bookmarkStart w:id="28" w:name="_Toc161"/>
+      <w:bookmarkEnd w:id="27"/>
+    </w:p>
+    <w:p>
+      <w:pPr>
+        <w:pStyle w:val="2"/>
+        <w:keepNext w:val="0"/>
+        <w:keepLines w:val="0"/>
+        <w:pageBreakBefore w:val="0"/>
+        <w:widowControl w:val="0"/>
+        <w:kinsoku w:val="0"/>
+        <w:wordWrap/>
+        <w:overflowPunct/>
+        <w:topLinePunct w:val="0"/>
+        <w:autoSpaceDE w:val="0"/>
+        <w:autoSpaceDN w:val="0"/>
+        <w:bidi w:val="0"/>
+        <w:adjustRightInd w:val="0"/>
+        <w:snapToGrid w:val="0"/>
+        <w:textAlignment w:val="baseline"/>
+        <w:rPr>
+          <w:rFonts w:hint="default"/>
+          <w:lang w:val="en-US" w:eastAsia="zh-CN"/>
+        </w:rPr>
+      </w:pPr>
+      <w:bookmarkStart w:id="28" w:name="_Toc14304"/>
+      <w:bookmarkStart w:id="29" w:name="_Toc161"/>
       <w:r>
         <w:rPr>
           <w:rFonts w:hint="default"/>
@@ -7966,12 +7921,12 @@
         </w:rPr>
         <w:t>能力策划</w:t>
       </w:r>
-      <w:bookmarkEnd w:id="27"/>
       <w:bookmarkEnd w:id="28"/>
-    </w:p>
-    <w:p>
-      <w:pPr>
-        <w:pStyle w:val="32"/>
+      <w:bookmarkEnd w:id="29"/>
+    </w:p>
+    <w:p>
+      <w:pPr>
+        <w:pStyle w:val="a1"/>
         <w:keepNext w:val="0"/>
         <w:keepLines w:val="0"/>
         <w:pageBreakBefore w:val="0"/>
@@ -8015,7 +7970,7 @@
     </w:p>
     <w:p>
       <w:pPr>
-        <w:pStyle w:val="32"/>
+        <w:pStyle w:val="a1"/>
         <w:keepNext w:val="0"/>
         <w:keepLines w:val="0"/>
         <w:pageBreakBefore w:val="0"/>
@@ -8045,7 +8000,7 @@
     </w:p>
     <w:p>
       <w:pPr>
-        <w:pStyle w:val="32"/>
+        <w:pStyle w:val="a1"/>
         <w:keepNext w:val="0"/>
         <w:keepLines w:val="0"/>
         <w:pageBreakBefore w:val="0"/>
@@ -8075,7 +8030,7 @@
     </w:p>
     <w:p>
       <w:pPr>
-        <w:pStyle w:val="32"/>
+        <w:pStyle w:val="a1"/>
         <w:keepNext w:val="0"/>
         <w:keepLines w:val="0"/>
         <w:pageBreakBefore w:val="0"/>
@@ -8105,7 +8060,7 @@
     </w:p>
     <w:p>
       <w:pPr>
-        <w:pStyle w:val="32"/>
+        <w:pStyle w:val="a1"/>
         <w:keepNext w:val="0"/>
         <w:keepLines w:val="0"/>
         <w:pageBreakBefore w:val="0"/>
@@ -8163,28 +8118,28 @@
     </w:p>
     <w:p>
       <w:pPr>
-        <w:pStyle w:val="33"/>
-        <w:keepNext w:val="0"/>
-        <w:keepLines w:val="0"/>
-        <w:pageBreakBefore w:val="0"/>
-        <w:widowControl w:val="0"/>
-        <w:kinsoku w:val="0"/>
-        <w:wordWrap/>
-        <w:overflowPunct/>
-        <w:topLinePunct w:val="0"/>
-        <w:autoSpaceDE w:val="0"/>
-        <w:autoSpaceDN w:val="0"/>
-        <w:bidi w:val="0"/>
-        <w:adjustRightInd w:val="0"/>
-        <w:snapToGrid w:val="0"/>
-        <w:textAlignment w:val="baseline"/>
-        <w:rPr>
-          <w:rFonts w:hint="default"/>
-          <w:lang w:val="en-US" w:eastAsia="zh-CN"/>
-        </w:rPr>
-      </w:pPr>
-      <w:bookmarkStart w:id="29" w:name="_Toc25933"/>
-      <w:bookmarkStart w:id="30" w:name="_Toc18510"/>
+        <w:pStyle w:val="2"/>
+        <w:keepNext w:val="0"/>
+        <w:keepLines w:val="0"/>
+        <w:pageBreakBefore w:val="0"/>
+        <w:widowControl w:val="0"/>
+        <w:kinsoku w:val="0"/>
+        <w:wordWrap/>
+        <w:overflowPunct/>
+        <w:topLinePunct w:val="0"/>
+        <w:autoSpaceDE w:val="0"/>
+        <w:autoSpaceDN w:val="0"/>
+        <w:bidi w:val="0"/>
+        <w:adjustRightInd w:val="0"/>
+        <w:snapToGrid w:val="0"/>
+        <w:textAlignment w:val="baseline"/>
+        <w:rPr>
+          <w:rFonts w:hint="default"/>
+          <w:lang w:val="en-US" w:eastAsia="zh-CN"/>
+        </w:rPr>
+      </w:pPr>
+      <w:bookmarkStart w:id="30" w:name="_Toc25933"/>
+      <w:bookmarkStart w:id="31" w:name="_Toc18510"/>
       <w:r>
         <w:rPr>
           <w:rFonts w:hint="default"/>
@@ -8192,12 +8147,12 @@
         </w:rPr>
         <w:t>审批</w:t>
       </w:r>
-      <w:bookmarkEnd w:id="29"/>
       <w:bookmarkEnd w:id="30"/>
-    </w:p>
-    <w:p>
-      <w:pPr>
-        <w:pStyle w:val="32"/>
+      <w:bookmarkEnd w:id="31"/>
+    </w:p>
+    <w:p>
+      <w:pPr>
+        <w:pStyle w:val="a1"/>
         <w:keepNext w:val="0"/>
         <w:keepLines w:val="0"/>
         <w:pageBreakBefore w:val="0"/>
@@ -8234,28 +8189,28 @@
     </w:p>
     <w:p>
       <w:pPr>
-        <w:pStyle w:val="33"/>
-        <w:keepNext w:val="0"/>
-        <w:keepLines w:val="0"/>
-        <w:pageBreakBefore w:val="0"/>
-        <w:widowControl w:val="0"/>
-        <w:kinsoku w:val="0"/>
-        <w:wordWrap/>
-        <w:overflowPunct/>
-        <w:topLinePunct w:val="0"/>
-        <w:autoSpaceDE w:val="0"/>
-        <w:autoSpaceDN w:val="0"/>
-        <w:bidi w:val="0"/>
-        <w:adjustRightInd w:val="0"/>
-        <w:snapToGrid w:val="0"/>
-        <w:textAlignment w:val="baseline"/>
-        <w:rPr>
-          <w:rFonts w:hint="default"/>
-          <w:lang w:val="en-US" w:eastAsia="zh-CN"/>
-        </w:rPr>
-      </w:pPr>
-      <w:bookmarkStart w:id="31" w:name="_Toc12681"/>
-      <w:bookmarkStart w:id="32" w:name="_Toc28750"/>
+        <w:pStyle w:val="2"/>
+        <w:keepNext w:val="0"/>
+        <w:keepLines w:val="0"/>
+        <w:pageBreakBefore w:val="0"/>
+        <w:widowControl w:val="0"/>
+        <w:kinsoku w:val="0"/>
+        <w:wordWrap/>
+        <w:overflowPunct/>
+        <w:topLinePunct w:val="0"/>
+        <w:autoSpaceDE w:val="0"/>
+        <w:autoSpaceDN w:val="0"/>
+        <w:bidi w:val="0"/>
+        <w:adjustRightInd w:val="0"/>
+        <w:snapToGrid w:val="0"/>
+        <w:textAlignment w:val="baseline"/>
+        <w:rPr>
+          <w:rFonts w:hint="default"/>
+          <w:lang w:val="en-US" w:eastAsia="zh-CN"/>
+        </w:rPr>
+      </w:pPr>
+      <w:bookmarkStart w:id="32" w:name="_Toc12681"/>
+      <w:bookmarkStart w:id="33" w:name="_Toc28750"/>
       <w:r>
         <w:rPr>
           <w:rFonts w:hint="default"/>
@@ -8263,12 +8218,12 @@
         </w:rPr>
         <w:t>执行</w:t>
       </w:r>
-      <w:bookmarkEnd w:id="31"/>
       <w:bookmarkEnd w:id="32"/>
-    </w:p>
-    <w:p>
-      <w:pPr>
-        <w:pStyle w:val="32"/>
+      <w:bookmarkEnd w:id="33"/>
+    </w:p>
+    <w:p>
+      <w:pPr>
+        <w:pStyle w:val="a1"/>
         <w:keepNext w:val="0"/>
         <w:keepLines w:val="0"/>
         <w:pageBreakBefore w:val="0"/>
@@ -8298,7 +8253,7 @@
     </w:p>
     <w:p>
       <w:pPr>
-        <w:pStyle w:val="32"/>
+        <w:pStyle w:val="a1"/>
         <w:keepNext w:val="0"/>
         <w:keepLines w:val="0"/>
         <w:pageBreakBefore w:val="0"/>
@@ -8328,7 +8283,7 @@
     </w:p>
     <w:p>
       <w:pPr>
-        <w:pStyle w:val="32"/>
+        <w:pStyle w:val="a1"/>
         <w:keepNext w:val="0"/>
         <w:keepLines w:val="0"/>
         <w:pageBreakBefore w:val="0"/>
@@ -8358,28 +8313,28 @@
     </w:p>
     <w:p>
       <w:pPr>
-        <w:pStyle w:val="33"/>
-        <w:keepNext w:val="0"/>
-        <w:keepLines w:val="0"/>
-        <w:pageBreakBefore w:val="0"/>
-        <w:widowControl w:val="0"/>
-        <w:kinsoku w:val="0"/>
-        <w:wordWrap/>
-        <w:overflowPunct/>
-        <w:topLinePunct w:val="0"/>
-        <w:autoSpaceDE w:val="0"/>
-        <w:autoSpaceDN w:val="0"/>
-        <w:bidi w:val="0"/>
-        <w:adjustRightInd w:val="0"/>
-        <w:snapToGrid w:val="0"/>
-        <w:textAlignment w:val="baseline"/>
-        <w:rPr>
-          <w:rFonts w:hint="default"/>
-          <w:lang w:val="en-US" w:eastAsia="zh-CN"/>
-        </w:rPr>
-      </w:pPr>
-      <w:bookmarkStart w:id="33" w:name="_Toc21692"/>
-      <w:bookmarkStart w:id="34" w:name="_Toc16997"/>
+        <w:pStyle w:val="2"/>
+        <w:keepNext w:val="0"/>
+        <w:keepLines w:val="0"/>
+        <w:pageBreakBefore w:val="0"/>
+        <w:widowControl w:val="0"/>
+        <w:kinsoku w:val="0"/>
+        <w:wordWrap/>
+        <w:overflowPunct/>
+        <w:topLinePunct w:val="0"/>
+        <w:autoSpaceDE w:val="0"/>
+        <w:autoSpaceDN w:val="0"/>
+        <w:bidi w:val="0"/>
+        <w:adjustRightInd w:val="0"/>
+        <w:snapToGrid w:val="0"/>
+        <w:textAlignment w:val="baseline"/>
+        <w:rPr>
+          <w:rFonts w:hint="default"/>
+          <w:lang w:val="en-US" w:eastAsia="zh-CN"/>
+        </w:rPr>
+      </w:pPr>
+      <w:bookmarkStart w:id="34" w:name="_Toc21692"/>
+      <w:bookmarkStart w:id="35" w:name="_Toc16997"/>
       <w:r>
         <w:rPr>
           <w:rFonts w:hint="default"/>
@@ -8387,12 +8342,12 @@
         </w:rPr>
         <w:t>监督</w:t>
       </w:r>
-      <w:bookmarkEnd w:id="33"/>
       <w:bookmarkEnd w:id="34"/>
-    </w:p>
-    <w:p>
-      <w:pPr>
-        <w:pStyle w:val="32"/>
+      <w:bookmarkEnd w:id="35"/>
+    </w:p>
+    <w:p>
+      <w:pPr>
+        <w:pStyle w:val="a1"/>
         <w:keepNext w:val="0"/>
         <w:keepLines w:val="0"/>
         <w:pageBreakBefore w:val="0"/>
@@ -8422,7 +8377,7 @@
     </w:p>
     <w:p>
       <w:pPr>
-        <w:pStyle w:val="32"/>
+        <w:pStyle w:val="a1"/>
         <w:keepNext w:val="0"/>
         <w:keepLines w:val="0"/>
         <w:pageBreakBefore w:val="0"/>
@@ -8452,7 +8407,7 @@
     </w:p>
     <w:p>
       <w:pPr>
-        <w:pStyle w:val="32"/>
+        <w:pStyle w:val="a1"/>
         <w:keepNext w:val="0"/>
         <w:keepLines w:val="0"/>
         <w:pageBreakBefore w:val="0"/>
@@ -8496,28 +8451,28 @@
     </w:p>
     <w:p>
       <w:pPr>
-        <w:pStyle w:val="33"/>
-        <w:keepNext w:val="0"/>
-        <w:keepLines w:val="0"/>
-        <w:pageBreakBefore w:val="0"/>
-        <w:widowControl w:val="0"/>
-        <w:kinsoku w:val="0"/>
-        <w:wordWrap/>
-        <w:overflowPunct/>
-        <w:topLinePunct w:val="0"/>
-        <w:autoSpaceDE w:val="0"/>
-        <w:autoSpaceDN w:val="0"/>
-        <w:bidi w:val="0"/>
-        <w:adjustRightInd w:val="0"/>
-        <w:snapToGrid w:val="0"/>
-        <w:textAlignment w:val="baseline"/>
-        <w:rPr>
-          <w:rFonts w:hint="default"/>
-          <w:lang w:val="en-US" w:eastAsia="zh-CN"/>
-        </w:rPr>
-      </w:pPr>
-      <w:bookmarkStart w:id="35" w:name="_Toc796"/>
-      <w:bookmarkStart w:id="36" w:name="_Toc22602"/>
+        <w:pStyle w:val="2"/>
+        <w:keepNext w:val="0"/>
+        <w:keepLines w:val="0"/>
+        <w:pageBreakBefore w:val="0"/>
+        <w:widowControl w:val="0"/>
+        <w:kinsoku w:val="0"/>
+        <w:wordWrap/>
+        <w:overflowPunct/>
+        <w:topLinePunct w:val="0"/>
+        <w:autoSpaceDE w:val="0"/>
+        <w:autoSpaceDN w:val="0"/>
+        <w:bidi w:val="0"/>
+        <w:adjustRightInd w:val="0"/>
+        <w:snapToGrid w:val="0"/>
+        <w:textAlignment w:val="baseline"/>
+        <w:rPr>
+          <w:rFonts w:hint="default"/>
+          <w:lang w:val="en-US" w:eastAsia="zh-CN"/>
+        </w:rPr>
+      </w:pPr>
+      <w:bookmarkStart w:id="36" w:name="_Toc796"/>
+      <w:bookmarkStart w:id="37" w:name="_Toc22602"/>
       <w:r>
         <w:rPr>
           <w:rFonts w:hint="default"/>
@@ -8525,12 +8480,12 @@
         </w:rPr>
         <w:t>年度总结</w:t>
       </w:r>
-      <w:bookmarkEnd w:id="35"/>
       <w:bookmarkEnd w:id="36"/>
-    </w:p>
-    <w:p>
-      <w:pPr>
-        <w:pStyle w:val="32"/>
+      <w:bookmarkEnd w:id="37"/>
+    </w:p>
+    <w:p>
+      <w:pPr>
+        <w:pStyle w:val="a1"/>
         <w:keepNext w:val="0"/>
         <w:keepLines w:val="0"/>
         <w:pageBreakBefore w:val="0"/>
@@ -8567,7 +8522,7 @@
     </w:p>
     <w:p>
       <w:pPr>
-        <w:pStyle w:val="32"/>
+        <w:pStyle w:val="a1"/>
         <w:keepNext w:val="0"/>
         <w:keepLines w:val="0"/>
         <w:pageBreakBefore w:val="0"/>
@@ -8597,28 +8552,28 @@
     </w:p>
     <w:p>
       <w:pPr>
-        <w:pStyle w:val="33"/>
-        <w:keepNext w:val="0"/>
-        <w:keepLines w:val="0"/>
-        <w:pageBreakBefore w:val="0"/>
-        <w:widowControl w:val="0"/>
-        <w:kinsoku w:val="0"/>
-        <w:wordWrap/>
-        <w:overflowPunct/>
-        <w:topLinePunct w:val="0"/>
-        <w:autoSpaceDE w:val="0"/>
-        <w:autoSpaceDN w:val="0"/>
-        <w:bidi w:val="0"/>
-        <w:adjustRightInd w:val="0"/>
-        <w:snapToGrid w:val="0"/>
-        <w:textAlignment w:val="baseline"/>
-        <w:rPr>
-          <w:rFonts w:hint="default"/>
-          <w:lang w:val="en-US" w:eastAsia="zh-CN"/>
-        </w:rPr>
-      </w:pPr>
-      <w:bookmarkStart w:id="37" w:name="_Toc29392"/>
-      <w:bookmarkStart w:id="38" w:name="_Toc24836"/>
+        <w:pStyle w:val="2"/>
+        <w:keepNext w:val="0"/>
+        <w:keepLines w:val="0"/>
+        <w:pageBreakBefore w:val="0"/>
+        <w:widowControl w:val="0"/>
+        <w:kinsoku w:val="0"/>
+        <w:wordWrap/>
+        <w:overflowPunct/>
+        <w:topLinePunct w:val="0"/>
+        <w:autoSpaceDE w:val="0"/>
+        <w:autoSpaceDN w:val="0"/>
+        <w:bidi w:val="0"/>
+        <w:adjustRightInd w:val="0"/>
+        <w:snapToGrid w:val="0"/>
+        <w:textAlignment w:val="baseline"/>
+        <w:rPr>
+          <w:rFonts w:hint="default"/>
+          <w:lang w:val="en-US" w:eastAsia="zh-CN"/>
+        </w:rPr>
+      </w:pPr>
+      <w:bookmarkStart w:id="38" w:name="_Toc29392"/>
+      <w:bookmarkStart w:id="39" w:name="_Toc24836"/>
       <w:r>
         <w:rPr>
           <w:rFonts w:hint="default"/>
@@ -8626,12 +8581,12 @@
         </w:rPr>
         <w:t>改进</w:t>
       </w:r>
-      <w:bookmarkEnd w:id="37"/>
       <w:bookmarkEnd w:id="38"/>
-    </w:p>
-    <w:p>
-      <w:pPr>
-        <w:pStyle w:val="32"/>
+      <w:bookmarkEnd w:id="39"/>
+    </w:p>
+    <w:p>
+      <w:pPr>
+        <w:pStyle w:val="a1"/>
         <w:keepNext w:val="0"/>
         <w:keepLines w:val="0"/>
         <w:pageBreakBefore w:val="0"/>
@@ -8668,7 +8623,7 @@
     </w:p>
     <w:p>
       <w:pPr>
-        <w:pStyle w:val="32"/>
+        <w:pStyle w:val="a1"/>
         <w:keepNext w:val="0"/>
         <w:keepLines w:val="0"/>
         <w:pageBreakBefore w:val="0"/>
@@ -8698,7 +8653,7 @@
     </w:p>
     <w:p>
       <w:pPr>
-        <w:pStyle w:val="32"/>
+        <w:pStyle w:val="a1"/>
         <w:keepNext w:val="0"/>
         <w:keepLines w:val="0"/>
         <w:pageBreakBefore w:val="0"/>
@@ -8728,28 +8683,28 @@
     </w:p>
     <w:p>
       <w:pPr>
-        <w:pStyle w:val="33"/>
-        <w:keepNext w:val="0"/>
-        <w:keepLines w:val="0"/>
-        <w:pageBreakBefore w:val="0"/>
-        <w:widowControl w:val="0"/>
-        <w:kinsoku w:val="0"/>
-        <w:wordWrap/>
-        <w:overflowPunct/>
-        <w:topLinePunct w:val="0"/>
-        <w:autoSpaceDE w:val="0"/>
-        <w:autoSpaceDN w:val="0"/>
-        <w:bidi w:val="0"/>
-        <w:adjustRightInd w:val="0"/>
-        <w:snapToGrid w:val="0"/>
-        <w:textAlignment w:val="baseline"/>
-        <w:rPr>
-          <w:rFonts w:hint="default"/>
-          <w:lang w:val="en-US" w:eastAsia="zh-CN"/>
-        </w:rPr>
-      </w:pPr>
-      <w:bookmarkStart w:id="39" w:name="_Toc14689"/>
-      <w:bookmarkStart w:id="40" w:name="_Toc19595"/>
+        <w:pStyle w:val="2"/>
+        <w:keepNext w:val="0"/>
+        <w:keepLines w:val="0"/>
+        <w:pageBreakBefore w:val="0"/>
+        <w:widowControl w:val="0"/>
+        <w:kinsoku w:val="0"/>
+        <w:wordWrap/>
+        <w:overflowPunct/>
+        <w:topLinePunct w:val="0"/>
+        <w:autoSpaceDE w:val="0"/>
+        <w:autoSpaceDN w:val="0"/>
+        <w:bidi w:val="0"/>
+        <w:adjustRightInd w:val="0"/>
+        <w:snapToGrid w:val="0"/>
+        <w:textAlignment w:val="baseline"/>
+        <w:rPr>
+          <w:rFonts w:hint="default"/>
+          <w:lang w:val="en-US" w:eastAsia="zh-CN"/>
+        </w:rPr>
+      </w:pPr>
+      <w:bookmarkStart w:id="40" w:name="_Toc14689"/>
+      <w:bookmarkStart w:id="41" w:name="_Toc19595"/>
       <w:r>
         <w:rPr>
           <w:rFonts w:hint="default"/>
@@ -8757,12 +8712,12 @@
         </w:rPr>
         <w:t>运维服务管理体系的维护</w:t>
       </w:r>
-      <w:bookmarkEnd w:id="39"/>
       <w:bookmarkEnd w:id="40"/>
-    </w:p>
-    <w:p>
-      <w:pPr>
-        <w:pStyle w:val="32"/>
+      <w:bookmarkEnd w:id="41"/>
+    </w:p>
+    <w:p>
+      <w:pPr>
+        <w:pStyle w:val="a1"/>
         <w:keepNext w:val="0"/>
         <w:keepLines w:val="0"/>
         <w:pageBreakBefore w:val="0"/>
@@ -8792,7 +8747,7 @@
     </w:p>
     <w:p>
       <w:pPr>
-        <w:pStyle w:val="32"/>
+        <w:pStyle w:val="a1"/>
         <w:keepNext w:val="0"/>
         <w:keepLines w:val="0"/>
         <w:pageBreakBefore w:val="0"/>
@@ -8850,7 +8805,7 @@
     </w:p>
     <w:p>
       <w:pPr>
-        <w:pStyle w:val="32"/>
+        <w:pStyle w:val="a1"/>
         <w:keepNext w:val="0"/>
         <w:keepLines w:val="0"/>
         <w:pageBreakBefore w:val="0"/>
@@ -8880,28 +8835,28 @@
     </w:p>
     <w:p>
       <w:pPr>
-        <w:pStyle w:val="31"/>
-        <w:keepNext w:val="0"/>
-        <w:keepLines w:val="0"/>
-        <w:pageBreakBefore w:val="0"/>
-        <w:widowControl w:val="0"/>
-        <w:kinsoku w:val="0"/>
-        <w:wordWrap/>
-        <w:overflowPunct/>
-        <w:topLinePunct w:val="0"/>
-        <w:autoSpaceDE w:val="0"/>
-        <w:autoSpaceDN w:val="0"/>
-        <w:bidi w:val="0"/>
-        <w:adjustRightInd w:val="0"/>
-        <w:snapToGrid w:val="0"/>
-        <w:textAlignment w:val="baseline"/>
-        <w:rPr>
-          <w:rFonts w:hint="default"/>
-          <w:lang w:val="en-US" w:eastAsia="zh-CN"/>
-        </w:rPr>
-      </w:pPr>
-      <w:bookmarkStart w:id="41" w:name="_Toc4735"/>
-      <w:bookmarkStart w:id="42" w:name="_Toc18853"/>
+        <w:pStyle w:val="1"/>
+        <w:keepNext w:val="0"/>
+        <w:keepLines w:val="0"/>
+        <w:pageBreakBefore w:val="0"/>
+        <w:widowControl w:val="0"/>
+        <w:kinsoku w:val="0"/>
+        <w:wordWrap/>
+        <w:overflowPunct/>
+        <w:topLinePunct w:val="0"/>
+        <w:autoSpaceDE w:val="0"/>
+        <w:autoSpaceDN w:val="0"/>
+        <w:bidi w:val="0"/>
+        <w:adjustRightInd w:val="0"/>
+        <w:snapToGrid w:val="0"/>
+        <w:textAlignment w:val="baseline"/>
+        <w:rPr>
+          <w:rFonts w:hint="default"/>
+          <w:lang w:val="en-US" w:eastAsia="zh-CN"/>
+        </w:rPr>
+      </w:pPr>
+      <w:bookmarkStart w:id="42" w:name="_Toc4735"/>
+      <w:bookmarkStart w:id="43" w:name="_Toc18853"/>
       <w:r>
         <w:rPr>
           <w:rFonts w:hint="eastAsia"/>
@@ -8909,12 +8864,12 @@
         </w:rPr>
         <w:t>能力管理细则</w:t>
       </w:r>
-      <w:bookmarkEnd w:id="41"/>
       <w:bookmarkEnd w:id="42"/>
-    </w:p>
-    <w:p>
-      <w:pPr>
-        <w:pStyle w:val="32"/>
+      <w:bookmarkEnd w:id="43"/>
+    </w:p>
+    <w:p>
+      <w:pPr>
+        <w:pStyle w:val="a1"/>
         <w:keepNext w:val="0"/>
         <w:keepLines w:val="0"/>
         <w:pageBreakBefore w:val="0"/>
@@ -8972,28 +8927,28 @@
     </w:p>
     <w:p>
       <w:pPr>
-        <w:pStyle w:val="33"/>
-        <w:keepNext w:val="0"/>
-        <w:keepLines w:val="0"/>
-        <w:pageBreakBefore w:val="0"/>
-        <w:widowControl w:val="0"/>
-        <w:kinsoku w:val="0"/>
-        <w:wordWrap/>
-        <w:overflowPunct/>
-        <w:topLinePunct w:val="0"/>
-        <w:autoSpaceDE w:val="0"/>
-        <w:autoSpaceDN w:val="0"/>
-        <w:bidi w:val="0"/>
-        <w:adjustRightInd w:val="0"/>
-        <w:snapToGrid w:val="0"/>
-        <w:textAlignment w:val="baseline"/>
-        <w:rPr>
-          <w:rFonts w:hint="default"/>
-          <w:lang w:val="en-US" w:eastAsia="zh-CN"/>
-        </w:rPr>
-      </w:pPr>
-      <w:bookmarkStart w:id="43" w:name="_Toc30516"/>
-      <w:bookmarkStart w:id="44" w:name="_Toc24802"/>
+        <w:pStyle w:val="2"/>
+        <w:keepNext w:val="0"/>
+        <w:keepLines w:val="0"/>
+        <w:pageBreakBefore w:val="0"/>
+        <w:widowControl w:val="0"/>
+        <w:kinsoku w:val="0"/>
+        <w:wordWrap/>
+        <w:overflowPunct/>
+        <w:topLinePunct w:val="0"/>
+        <w:autoSpaceDE w:val="0"/>
+        <w:autoSpaceDN w:val="0"/>
+        <w:bidi w:val="0"/>
+        <w:adjustRightInd w:val="0"/>
+        <w:snapToGrid w:val="0"/>
+        <w:textAlignment w:val="baseline"/>
+        <w:rPr>
+          <w:rFonts w:hint="default"/>
+          <w:lang w:val="en-US" w:eastAsia="zh-CN"/>
+        </w:rPr>
+      </w:pPr>
+      <w:bookmarkStart w:id="44" w:name="_Toc30516"/>
+      <w:bookmarkStart w:id="45" w:name="_Toc24802"/>
       <w:r>
         <w:rPr>
           <w:rFonts w:hint="default"/>
@@ -9001,12 +8956,12 @@
         </w:rPr>
         <w:t>人员管理</w:t>
       </w:r>
-      <w:bookmarkEnd w:id="43"/>
       <w:bookmarkEnd w:id="44"/>
-    </w:p>
-    <w:p>
-      <w:pPr>
-        <w:pStyle w:val="32"/>
+      <w:bookmarkEnd w:id="45"/>
+    </w:p>
+    <w:p>
+      <w:pPr>
+        <w:pStyle w:val="a1"/>
         <w:keepNext w:val="0"/>
         <w:keepLines w:val="0"/>
         <w:pageBreakBefore w:val="0"/>
@@ -9036,7 +8991,7 @@
     </w:p>
     <w:p>
       <w:pPr>
-        <w:pStyle w:val="32"/>
+        <w:pStyle w:val="a1"/>
         <w:keepNext w:val="0"/>
         <w:keepLines w:val="0"/>
         <w:pageBreakBefore w:val="0"/>
@@ -9066,7 +9021,7 @@
     </w:p>
     <w:p>
       <w:pPr>
-        <w:pStyle w:val="32"/>
+        <w:pStyle w:val="a1"/>
         <w:keepNext w:val="0"/>
         <w:keepLines w:val="0"/>
         <w:pageBreakBefore w:val="0"/>
@@ -9096,7 +9051,7 @@
     </w:p>
     <w:p>
       <w:pPr>
-        <w:pStyle w:val="32"/>
+        <w:pStyle w:val="a1"/>
         <w:keepNext w:val="0"/>
         <w:keepLines w:val="0"/>
         <w:pageBreakBefore w:val="0"/>
@@ -9126,7 +9081,7 @@
     </w:p>
     <w:p>
       <w:pPr>
-        <w:pStyle w:val="32"/>
+        <w:pStyle w:val="a1"/>
         <w:keepNext w:val="0"/>
         <w:keepLines w:val="0"/>
         <w:pageBreakBefore w:val="0"/>
@@ -9156,7 +9111,7 @@
     </w:p>
     <w:p>
       <w:pPr>
-        <w:pStyle w:val="32"/>
+        <w:pStyle w:val="a1"/>
         <w:keepNext w:val="0"/>
         <w:keepLines w:val="0"/>
         <w:pageBreakBefore w:val="0"/>
@@ -9186,28 +9141,28 @@
     </w:p>
     <w:p>
       <w:pPr>
-        <w:pStyle w:val="33"/>
-        <w:keepNext w:val="0"/>
-        <w:keepLines w:val="0"/>
-        <w:pageBreakBefore w:val="0"/>
-        <w:widowControl w:val="0"/>
-        <w:kinsoku w:val="0"/>
-        <w:wordWrap/>
-        <w:overflowPunct/>
-        <w:topLinePunct w:val="0"/>
-        <w:autoSpaceDE w:val="0"/>
-        <w:autoSpaceDN w:val="0"/>
-        <w:bidi w:val="0"/>
-        <w:adjustRightInd w:val="0"/>
-        <w:snapToGrid w:val="0"/>
-        <w:textAlignment w:val="baseline"/>
-        <w:rPr>
-          <w:rFonts w:hint="default"/>
-          <w:lang w:val="en-US" w:eastAsia="zh-CN"/>
-        </w:rPr>
-      </w:pPr>
-      <w:bookmarkStart w:id="45" w:name="_Toc10046"/>
-      <w:bookmarkStart w:id="46" w:name="_Toc29915"/>
+        <w:pStyle w:val="2"/>
+        <w:keepNext w:val="0"/>
+        <w:keepLines w:val="0"/>
+        <w:pageBreakBefore w:val="0"/>
+        <w:widowControl w:val="0"/>
+        <w:kinsoku w:val="0"/>
+        <w:wordWrap/>
+        <w:overflowPunct/>
+        <w:topLinePunct w:val="0"/>
+        <w:autoSpaceDE w:val="0"/>
+        <w:autoSpaceDN w:val="0"/>
+        <w:bidi w:val="0"/>
+        <w:adjustRightInd w:val="0"/>
+        <w:snapToGrid w:val="0"/>
+        <w:textAlignment w:val="baseline"/>
+        <w:rPr>
+          <w:rFonts w:hint="default"/>
+          <w:lang w:val="en-US" w:eastAsia="zh-CN"/>
+        </w:rPr>
+      </w:pPr>
+      <w:bookmarkStart w:id="46" w:name="_Toc10046"/>
+      <w:bookmarkStart w:id="47" w:name="_Toc29915"/>
       <w:r>
         <w:rPr>
           <w:rFonts w:hint="default"/>
@@ -9215,33 +9170,33 @@
         </w:rPr>
         <w:t>资源管理</w:t>
       </w:r>
-      <w:bookmarkEnd w:id="45"/>
       <w:bookmarkEnd w:id="46"/>
-    </w:p>
-    <w:p>
-      <w:pPr>
-        <w:pStyle w:val="34"/>
-        <w:keepNext w:val="0"/>
-        <w:keepLines w:val="0"/>
-        <w:pageBreakBefore w:val="0"/>
-        <w:widowControl w:val="0"/>
-        <w:kinsoku w:val="0"/>
-        <w:wordWrap/>
-        <w:overflowPunct/>
-        <w:topLinePunct w:val="0"/>
-        <w:autoSpaceDE w:val="0"/>
-        <w:autoSpaceDN w:val="0"/>
-        <w:bidi w:val="0"/>
-        <w:adjustRightInd w:val="0"/>
-        <w:snapToGrid w:val="0"/>
-        <w:textAlignment w:val="baseline"/>
-        <w:rPr>
-          <w:rFonts w:hint="default"/>
-          <w:lang w:val="en-US" w:eastAsia="zh-CN"/>
-        </w:rPr>
-      </w:pPr>
-      <w:bookmarkStart w:id="47" w:name="_Toc18661"/>
-      <w:bookmarkStart w:id="48" w:name="_Toc17606"/>
+      <w:bookmarkEnd w:id="47"/>
+    </w:p>
+    <w:p>
+      <w:pPr>
+        <w:pStyle w:val="3"/>
+        <w:keepNext w:val="0"/>
+        <w:keepLines w:val="0"/>
+        <w:pageBreakBefore w:val="0"/>
+        <w:widowControl w:val="0"/>
+        <w:kinsoku w:val="0"/>
+        <w:wordWrap/>
+        <w:overflowPunct/>
+        <w:topLinePunct w:val="0"/>
+        <w:autoSpaceDE w:val="0"/>
+        <w:autoSpaceDN w:val="0"/>
+        <w:bidi w:val="0"/>
+        <w:adjustRightInd w:val="0"/>
+        <w:snapToGrid w:val="0"/>
+        <w:textAlignment w:val="baseline"/>
+        <w:rPr>
+          <w:rFonts w:hint="default"/>
+          <w:lang w:val="en-US" w:eastAsia="zh-CN"/>
+        </w:rPr>
+      </w:pPr>
+      <w:bookmarkStart w:id="48" w:name="_Toc18661"/>
+      <w:bookmarkStart w:id="49" w:name="_Toc17606"/>
       <w:r>
         <w:rPr>
           <w:rFonts w:hint="eastAsia"/>
@@ -9256,12 +9211,12 @@
         </w:rPr>
         <w:t>管理</w:t>
       </w:r>
-      <w:bookmarkEnd w:id="47"/>
       <w:bookmarkEnd w:id="48"/>
-    </w:p>
-    <w:p>
-      <w:pPr>
-        <w:pStyle w:val="32"/>
+      <w:bookmarkEnd w:id="49"/>
+    </w:p>
+    <w:p>
+      <w:pPr>
+        <w:pStyle w:val="a1"/>
         <w:keepNext w:val="0"/>
         <w:keepLines w:val="0"/>
         <w:pageBreakBefore w:val="0"/>
@@ -9297,7 +9252,7 @@
       </w:r>
       <w:r>
         <w:rPr>
-          <w:rFonts w:ascii="Segoe UI" w:hAnsi="Segoe UI" w:eastAsia="Segoe UI" w:cs="Segoe UI"/>
+          <w:rFonts w:ascii="Segoe UI" w:eastAsia="Segoe UI" w:hAnsi="Segoe UI" w:cs="Segoe UI"/>
           <w:i w:val="0"/>
           <w:iCs w:val="0"/>
           <w:caps w:val="0"/>
@@ -9347,7 +9302,7 @@
     </w:p>
     <w:p>
       <w:pPr>
-        <w:pStyle w:val="32"/>
+        <w:pStyle w:val="a1"/>
         <w:keepNext w:val="0"/>
         <w:keepLines w:val="0"/>
         <w:pageBreakBefore w:val="0"/>
@@ -9433,28 +9388,28 @@
     </w:p>
     <w:p>
       <w:pPr>
-        <w:pStyle w:val="34"/>
-        <w:keepNext w:val="0"/>
-        <w:keepLines w:val="0"/>
-        <w:pageBreakBefore w:val="0"/>
-        <w:widowControl w:val="0"/>
-        <w:kinsoku w:val="0"/>
-        <w:wordWrap/>
-        <w:overflowPunct/>
-        <w:topLinePunct w:val="0"/>
-        <w:autoSpaceDE w:val="0"/>
-        <w:autoSpaceDN w:val="0"/>
-        <w:bidi w:val="0"/>
-        <w:adjustRightInd w:val="0"/>
-        <w:snapToGrid w:val="0"/>
-        <w:textAlignment w:val="baseline"/>
-        <w:rPr>
-          <w:rFonts w:hint="default"/>
-          <w:lang w:val="en-US" w:eastAsia="zh-CN"/>
-        </w:rPr>
-      </w:pPr>
-      <w:bookmarkStart w:id="49" w:name="_Toc21973"/>
-      <w:bookmarkStart w:id="50" w:name="_Toc31468"/>
+        <w:pStyle w:val="3"/>
+        <w:keepNext w:val="0"/>
+        <w:keepLines w:val="0"/>
+        <w:pageBreakBefore w:val="0"/>
+        <w:widowControl w:val="0"/>
+        <w:kinsoku w:val="0"/>
+        <w:wordWrap/>
+        <w:overflowPunct/>
+        <w:topLinePunct w:val="0"/>
+        <w:autoSpaceDE w:val="0"/>
+        <w:autoSpaceDN w:val="0"/>
+        <w:bidi w:val="0"/>
+        <w:adjustRightInd w:val="0"/>
+        <w:snapToGrid w:val="0"/>
+        <w:textAlignment w:val="baseline"/>
+        <w:rPr>
+          <w:rFonts w:hint="default"/>
+          <w:lang w:val="en-US" w:eastAsia="zh-CN"/>
+        </w:rPr>
+      </w:pPr>
+      <w:bookmarkStart w:id="50" w:name="_Toc21973"/>
+      <w:bookmarkStart w:id="51" w:name="_Toc31468"/>
       <w:r>
         <w:rPr>
           <w:rFonts w:hint="default"/>
@@ -9462,12 +9417,12 @@
         </w:rPr>
         <w:t>运维工具管理</w:t>
       </w:r>
-      <w:bookmarkEnd w:id="49"/>
       <w:bookmarkEnd w:id="50"/>
-    </w:p>
-    <w:p>
-      <w:pPr>
-        <w:pStyle w:val="32"/>
+      <w:bookmarkEnd w:id="51"/>
+    </w:p>
+    <w:p>
+      <w:pPr>
+        <w:pStyle w:val="a1"/>
         <w:keepNext w:val="0"/>
         <w:keepLines w:val="0"/>
         <w:pageBreakBefore w:val="0"/>
@@ -9511,28 +9466,28 @@
     </w:p>
     <w:p>
       <w:pPr>
-        <w:pStyle w:val="34"/>
-        <w:keepNext w:val="0"/>
-        <w:keepLines w:val="0"/>
-        <w:pageBreakBefore w:val="0"/>
-        <w:widowControl w:val="0"/>
-        <w:kinsoku w:val="0"/>
-        <w:wordWrap/>
-        <w:overflowPunct/>
-        <w:topLinePunct w:val="0"/>
-        <w:autoSpaceDE w:val="0"/>
-        <w:autoSpaceDN w:val="0"/>
-        <w:bidi w:val="0"/>
-        <w:adjustRightInd w:val="0"/>
-        <w:snapToGrid w:val="0"/>
-        <w:textAlignment w:val="baseline"/>
-        <w:rPr>
-          <w:rFonts w:hint="default"/>
-          <w:lang w:val="en-US" w:eastAsia="zh-CN"/>
-        </w:rPr>
-      </w:pPr>
-      <w:bookmarkStart w:id="51" w:name="_Toc80"/>
-      <w:bookmarkStart w:id="52" w:name="_Toc19943"/>
+        <w:pStyle w:val="3"/>
+        <w:keepNext w:val="0"/>
+        <w:keepLines w:val="0"/>
+        <w:pageBreakBefore w:val="0"/>
+        <w:widowControl w:val="0"/>
+        <w:kinsoku w:val="0"/>
+        <w:wordWrap/>
+        <w:overflowPunct/>
+        <w:topLinePunct w:val="0"/>
+        <w:autoSpaceDE w:val="0"/>
+        <w:autoSpaceDN w:val="0"/>
+        <w:bidi w:val="0"/>
+        <w:adjustRightInd w:val="0"/>
+        <w:snapToGrid w:val="0"/>
+        <w:textAlignment w:val="baseline"/>
+        <w:rPr>
+          <w:rFonts w:hint="default"/>
+          <w:lang w:val="en-US" w:eastAsia="zh-CN"/>
+        </w:rPr>
+      </w:pPr>
+      <w:bookmarkStart w:id="52" w:name="_Toc80"/>
+      <w:bookmarkStart w:id="53" w:name="_Toc19943"/>
       <w:r>
         <w:rPr>
           <w:rFonts w:hint="default"/>
@@ -9540,12 +9495,12 @@
         </w:rPr>
         <w:t>服务台管理</w:t>
       </w:r>
-      <w:bookmarkEnd w:id="51"/>
       <w:bookmarkEnd w:id="52"/>
-    </w:p>
-    <w:p>
-      <w:pPr>
-        <w:pStyle w:val="32"/>
+      <w:bookmarkEnd w:id="53"/>
+    </w:p>
+    <w:p>
+      <w:pPr>
+        <w:pStyle w:val="a1"/>
         <w:keepNext w:val="0"/>
         <w:keepLines w:val="0"/>
         <w:pageBreakBefore w:val="0"/>
@@ -9575,28 +9530,28 @@
     </w:p>
     <w:p>
       <w:pPr>
-        <w:pStyle w:val="34"/>
-        <w:keepNext w:val="0"/>
-        <w:keepLines w:val="0"/>
-        <w:pageBreakBefore w:val="0"/>
-        <w:widowControl w:val="0"/>
-        <w:kinsoku w:val="0"/>
-        <w:wordWrap/>
-        <w:overflowPunct/>
-        <w:topLinePunct w:val="0"/>
-        <w:autoSpaceDE w:val="0"/>
-        <w:autoSpaceDN w:val="0"/>
-        <w:bidi w:val="0"/>
-        <w:adjustRightInd w:val="0"/>
-        <w:snapToGrid w:val="0"/>
-        <w:textAlignment w:val="baseline"/>
-        <w:rPr>
-          <w:rFonts w:hint="default"/>
-          <w:lang w:val="en-US" w:eastAsia="zh-CN"/>
-        </w:rPr>
-      </w:pPr>
-      <w:bookmarkStart w:id="53" w:name="_Toc15469"/>
-      <w:bookmarkStart w:id="54" w:name="_Toc6877"/>
+        <w:pStyle w:val="3"/>
+        <w:keepNext w:val="0"/>
+        <w:keepLines w:val="0"/>
+        <w:pageBreakBefore w:val="0"/>
+        <w:widowControl w:val="0"/>
+        <w:kinsoku w:val="0"/>
+        <w:wordWrap/>
+        <w:overflowPunct/>
+        <w:topLinePunct w:val="0"/>
+        <w:autoSpaceDE w:val="0"/>
+        <w:autoSpaceDN w:val="0"/>
+        <w:bidi w:val="0"/>
+        <w:adjustRightInd w:val="0"/>
+        <w:snapToGrid w:val="0"/>
+        <w:textAlignment w:val="baseline"/>
+        <w:rPr>
+          <w:rFonts w:hint="default"/>
+          <w:lang w:val="en-US" w:eastAsia="zh-CN"/>
+        </w:rPr>
+      </w:pPr>
+      <w:bookmarkStart w:id="54" w:name="_Toc15469"/>
+      <w:bookmarkStart w:id="55" w:name="_Toc6877"/>
       <w:r>
         <w:rPr>
           <w:rFonts w:hint="default"/>
@@ -9604,12 +9559,12 @@
         </w:rPr>
         <w:t>备件库管理</w:t>
       </w:r>
-      <w:bookmarkEnd w:id="53"/>
       <w:bookmarkEnd w:id="54"/>
-    </w:p>
-    <w:p>
-      <w:pPr>
-        <w:pStyle w:val="32"/>
+      <w:bookmarkEnd w:id="55"/>
+    </w:p>
+    <w:p>
+      <w:pPr>
+        <w:pStyle w:val="a1"/>
         <w:keepNext w:val="0"/>
         <w:keepLines w:val="0"/>
         <w:pageBreakBefore w:val="0"/>
@@ -9639,27 +9594,27 @@
     </w:p>
     <w:p>
       <w:pPr>
-        <w:pStyle w:val="34"/>
-        <w:keepNext w:val="0"/>
-        <w:keepLines w:val="0"/>
-        <w:pageBreakBefore w:val="0"/>
-        <w:widowControl w:val="0"/>
-        <w:kinsoku w:val="0"/>
-        <w:wordWrap/>
-        <w:overflowPunct/>
-        <w:topLinePunct w:val="0"/>
-        <w:autoSpaceDE w:val="0"/>
-        <w:autoSpaceDN w:val="0"/>
-        <w:bidi w:val="0"/>
-        <w:adjustRightInd w:val="0"/>
-        <w:snapToGrid w:val="0"/>
-        <w:textAlignment w:val="baseline"/>
-        <w:rPr>
-          <w:rFonts w:hint="default"/>
-          <w:lang w:val="en-US" w:eastAsia="zh-CN"/>
-        </w:rPr>
-      </w:pPr>
-      <w:bookmarkStart w:id="55" w:name="_Toc12197"/>
+        <w:pStyle w:val="3"/>
+        <w:keepNext w:val="0"/>
+        <w:keepLines w:val="0"/>
+        <w:pageBreakBefore w:val="0"/>
+        <w:widowControl w:val="0"/>
+        <w:kinsoku w:val="0"/>
+        <w:wordWrap/>
+        <w:overflowPunct/>
+        <w:topLinePunct w:val="0"/>
+        <w:autoSpaceDE w:val="0"/>
+        <w:autoSpaceDN w:val="0"/>
+        <w:bidi w:val="0"/>
+        <w:adjustRightInd w:val="0"/>
+        <w:snapToGrid w:val="0"/>
+        <w:textAlignment w:val="baseline"/>
+        <w:rPr>
+          <w:rFonts w:hint="default"/>
+          <w:lang w:val="en-US" w:eastAsia="zh-CN"/>
+        </w:rPr>
+      </w:pPr>
+      <w:bookmarkStart w:id="56" w:name="_Toc12197"/>
       <w:r>
         <w:rPr>
           <w:rFonts w:hint="eastAsia"/>
@@ -9674,33 +9629,33 @@
         </w:rPr>
         <w:t>软件库管理</w:t>
       </w:r>
-      <w:bookmarkEnd w:id="55"/>
-    </w:p>
-    <w:p>
-      <w:pPr>
-        <w:pStyle w:val="32"/>
-        <w:keepNext w:val="0"/>
-        <w:keepLines w:val="0"/>
-        <w:pageBreakBefore w:val="0"/>
-        <w:widowControl w:val="0"/>
-        <w:kinsoku w:val="0"/>
-        <w:wordWrap/>
-        <w:overflowPunct/>
-        <w:topLinePunct w:val="0"/>
-        <w:autoSpaceDE w:val="0"/>
-        <w:autoSpaceDN w:val="0"/>
-        <w:bidi w:val="0"/>
-        <w:adjustRightInd w:val="0"/>
-        <w:snapToGrid w:val="0"/>
-        <w:textAlignment w:val="baseline"/>
-        <w:rPr>
-          <w:rFonts w:hint="eastAsia" w:eastAsia="宋体"/>
-          <w:lang w:val="en-US" w:eastAsia="zh-CN"/>
-        </w:rPr>
-      </w:pPr>
-      <w:r>
-        <w:rPr>
-          <w:rFonts w:ascii="Segoe UI" w:hAnsi="Segoe UI" w:eastAsia="Segoe UI" w:cs="Segoe UI"/>
+      <w:bookmarkEnd w:id="56"/>
+    </w:p>
+    <w:p>
+      <w:pPr>
+        <w:pStyle w:val="a1"/>
+        <w:keepNext w:val="0"/>
+        <w:keepLines w:val="0"/>
+        <w:pageBreakBefore w:val="0"/>
+        <w:widowControl w:val="0"/>
+        <w:kinsoku w:val="0"/>
+        <w:wordWrap/>
+        <w:overflowPunct/>
+        <w:topLinePunct w:val="0"/>
+        <w:autoSpaceDE w:val="0"/>
+        <w:autoSpaceDN w:val="0"/>
+        <w:bidi w:val="0"/>
+        <w:adjustRightInd w:val="0"/>
+        <w:snapToGrid w:val="0"/>
+        <w:textAlignment w:val="baseline"/>
+        <w:rPr>
+          <w:rFonts w:eastAsia="宋体" w:hint="eastAsia"/>
+          <w:lang w:val="en-US" w:eastAsia="zh-CN"/>
+        </w:rPr>
+      </w:pPr>
+      <w:r>
+        <w:rPr>
+          <w:rFonts w:ascii="Segoe UI" w:eastAsia="Segoe UI" w:hAnsi="Segoe UI" w:cs="Segoe UI"/>
           <w:i w:val="0"/>
           <w:iCs w:val="0"/>
           <w:caps w:val="0"/>
@@ -9714,7 +9669,7 @@
       </w:r>
       <w:r>
         <w:rPr>
-          <w:rFonts w:hint="eastAsia" w:ascii="Segoe UI" w:hAnsi="Segoe UI" w:eastAsia="宋体" w:cs="Segoe UI"/>
+          <w:rFonts w:ascii="Segoe UI" w:eastAsia="宋体" w:hAnsi="Segoe UI" w:cs="Segoe UI" w:hint="eastAsia"/>
           <w:i w:val="0"/>
           <w:iCs w:val="0"/>
           <w:caps w:val="0"/>
@@ -9730,27 +9685,27 @@
     </w:p>
     <w:p>
       <w:pPr>
-        <w:pStyle w:val="34"/>
-        <w:keepNext w:val="0"/>
-        <w:keepLines w:val="0"/>
-        <w:pageBreakBefore w:val="0"/>
-        <w:widowControl w:val="0"/>
-        <w:kinsoku w:val="0"/>
-        <w:wordWrap/>
-        <w:overflowPunct/>
-        <w:topLinePunct w:val="0"/>
-        <w:autoSpaceDE w:val="0"/>
-        <w:autoSpaceDN w:val="0"/>
-        <w:bidi w:val="0"/>
-        <w:adjustRightInd w:val="0"/>
-        <w:snapToGrid w:val="0"/>
-        <w:textAlignment w:val="baseline"/>
-        <w:rPr>
-          <w:rFonts w:hint="default"/>
-          <w:lang w:val="en-US" w:eastAsia="zh-CN"/>
-        </w:rPr>
-      </w:pPr>
-      <w:bookmarkStart w:id="56" w:name="_Toc27843"/>
+        <w:pStyle w:val="3"/>
+        <w:keepNext w:val="0"/>
+        <w:keepLines w:val="0"/>
+        <w:pageBreakBefore w:val="0"/>
+        <w:widowControl w:val="0"/>
+        <w:kinsoku w:val="0"/>
+        <w:wordWrap/>
+        <w:overflowPunct/>
+        <w:topLinePunct w:val="0"/>
+        <w:autoSpaceDE w:val="0"/>
+        <w:autoSpaceDN w:val="0"/>
+        <w:bidi w:val="0"/>
+        <w:adjustRightInd w:val="0"/>
+        <w:snapToGrid w:val="0"/>
+        <w:textAlignment w:val="baseline"/>
+        <w:rPr>
+          <w:rFonts w:hint="default"/>
+          <w:lang w:val="en-US" w:eastAsia="zh-CN"/>
+        </w:rPr>
+      </w:pPr>
+      <w:bookmarkStart w:id="57" w:name="_Toc27843"/>
       <w:r>
         <w:rPr>
           <w:rFonts w:hint="default"/>
@@ -9758,33 +9713,33 @@
         </w:rPr>
         <w:t>服务数据管理</w:t>
       </w:r>
-      <w:bookmarkEnd w:id="56"/>
-    </w:p>
-    <w:p>
-      <w:pPr>
-        <w:pStyle w:val="32"/>
-        <w:keepNext w:val="0"/>
-        <w:keepLines w:val="0"/>
-        <w:pageBreakBefore w:val="0"/>
-        <w:widowControl w:val="0"/>
-        <w:kinsoku w:val="0"/>
-        <w:wordWrap/>
-        <w:overflowPunct/>
-        <w:topLinePunct w:val="0"/>
-        <w:autoSpaceDE w:val="0"/>
-        <w:autoSpaceDN w:val="0"/>
-        <w:bidi w:val="0"/>
-        <w:adjustRightInd w:val="0"/>
-        <w:snapToGrid w:val="0"/>
-        <w:textAlignment w:val="baseline"/>
-        <w:rPr>
-          <w:rFonts w:hint="default"/>
-          <w:lang w:val="en-US" w:eastAsia="zh-CN"/>
-        </w:rPr>
-      </w:pPr>
-      <w:r>
-        <w:rPr>
-          <w:rFonts w:ascii="Segoe UI" w:hAnsi="Segoe UI" w:eastAsia="Segoe UI" w:cs="Segoe UI"/>
+      <w:bookmarkEnd w:id="57"/>
+    </w:p>
+    <w:p>
+      <w:pPr>
+        <w:pStyle w:val="a1"/>
+        <w:keepNext w:val="0"/>
+        <w:keepLines w:val="0"/>
+        <w:pageBreakBefore w:val="0"/>
+        <w:widowControl w:val="0"/>
+        <w:kinsoku w:val="0"/>
+        <w:wordWrap/>
+        <w:overflowPunct/>
+        <w:topLinePunct w:val="0"/>
+        <w:autoSpaceDE w:val="0"/>
+        <w:autoSpaceDN w:val="0"/>
+        <w:bidi w:val="0"/>
+        <w:adjustRightInd w:val="0"/>
+        <w:snapToGrid w:val="0"/>
+        <w:textAlignment w:val="baseline"/>
+        <w:rPr>
+          <w:rFonts w:hint="default"/>
+          <w:lang w:val="en-US" w:eastAsia="zh-CN"/>
+        </w:rPr>
+      </w:pPr>
+      <w:r>
+        <w:rPr>
+          <w:rFonts w:ascii="Segoe UI" w:eastAsia="Segoe UI" w:hAnsi="Segoe UI" w:cs="Segoe UI"/>
           <w:i w:val="0"/>
           <w:iCs w:val="0"/>
           <w:caps w:val="0"/>
@@ -9798,7 +9753,7 @@
       </w:r>
       <w:r>
         <w:rPr>
-          <w:rFonts w:hint="eastAsia" w:ascii="Segoe UI" w:hAnsi="Segoe UI" w:eastAsia="宋体" w:cs="Segoe UI"/>
+          <w:rFonts w:ascii="Segoe UI" w:eastAsia="宋体" w:hAnsi="Segoe UI" w:cs="Segoe UI" w:hint="eastAsia"/>
           <w:i w:val="0"/>
           <w:iCs w:val="0"/>
           <w:caps w:val="0"/>
@@ -9813,7 +9768,7 @@
       </w:r>
       <w:r>
         <w:rPr>
-          <w:rFonts w:ascii="Segoe UI" w:hAnsi="Segoe UI" w:eastAsia="Segoe UI" w:cs="Segoe UI"/>
+          <w:rFonts w:ascii="Segoe UI" w:eastAsia="Segoe UI" w:hAnsi="Segoe UI" w:cs="Segoe UI"/>
           <w:i w:val="0"/>
           <w:iCs w:val="0"/>
           <w:caps w:val="0"/>
@@ -9827,7 +9782,7 @@
       </w:r>
       <w:r>
         <w:rPr>
-          <w:rFonts w:hint="eastAsia" w:ascii="Segoe UI" w:hAnsi="Segoe UI" w:eastAsia="宋体" w:cs="Segoe UI"/>
+          <w:rFonts w:ascii="Segoe UI" w:eastAsia="宋体" w:hAnsi="Segoe UI" w:cs="Segoe UI" w:hint="eastAsia"/>
           <w:i w:val="0"/>
           <w:iCs w:val="0"/>
           <w:caps w:val="0"/>
@@ -9842,7 +9797,7 @@
       </w:r>
       <w:r>
         <w:rPr>
-          <w:rFonts w:ascii="Segoe UI" w:hAnsi="Segoe UI" w:eastAsia="Segoe UI" w:cs="Segoe UI"/>
+          <w:rFonts w:ascii="Segoe UI" w:eastAsia="Segoe UI" w:hAnsi="Segoe UI" w:cs="Segoe UI"/>
           <w:i w:val="0"/>
           <w:iCs w:val="0"/>
           <w:caps w:val="0"/>
@@ -9857,28 +9812,28 @@
     </w:p>
     <w:p>
       <w:pPr>
-        <w:pStyle w:val="33"/>
-        <w:keepNext w:val="0"/>
-        <w:keepLines w:val="0"/>
-        <w:pageBreakBefore w:val="0"/>
-        <w:widowControl w:val="0"/>
-        <w:kinsoku w:val="0"/>
-        <w:wordWrap/>
-        <w:overflowPunct/>
-        <w:topLinePunct w:val="0"/>
-        <w:autoSpaceDE w:val="0"/>
-        <w:autoSpaceDN w:val="0"/>
-        <w:bidi w:val="0"/>
-        <w:adjustRightInd w:val="0"/>
-        <w:snapToGrid w:val="0"/>
-        <w:textAlignment w:val="baseline"/>
-        <w:rPr>
-          <w:rFonts w:hint="default"/>
-          <w:lang w:val="en-US" w:eastAsia="zh-CN"/>
-        </w:rPr>
-      </w:pPr>
-      <w:bookmarkStart w:id="57" w:name="_Toc1836"/>
-      <w:bookmarkStart w:id="58" w:name="_Toc14264"/>
+        <w:pStyle w:val="2"/>
+        <w:keepNext w:val="0"/>
+        <w:keepLines w:val="0"/>
+        <w:pageBreakBefore w:val="0"/>
+        <w:widowControl w:val="0"/>
+        <w:kinsoku w:val="0"/>
+        <w:wordWrap/>
+        <w:overflowPunct/>
+        <w:topLinePunct w:val="0"/>
+        <w:autoSpaceDE w:val="0"/>
+        <w:autoSpaceDN w:val="0"/>
+        <w:bidi w:val="0"/>
+        <w:adjustRightInd w:val="0"/>
+        <w:snapToGrid w:val="0"/>
+        <w:textAlignment w:val="baseline"/>
+        <w:rPr>
+          <w:rFonts w:hint="default"/>
+          <w:lang w:val="en-US" w:eastAsia="zh-CN"/>
+        </w:rPr>
+      </w:pPr>
+      <w:bookmarkStart w:id="58" w:name="_Toc1836"/>
+      <w:bookmarkStart w:id="59" w:name="_Toc14264"/>
       <w:r>
         <w:rPr>
           <w:rFonts w:hint="default"/>
@@ -9886,12 +9841,12 @@
         </w:rPr>
         <w:t>技术管理</w:t>
       </w:r>
-      <w:bookmarkEnd w:id="57"/>
       <w:bookmarkEnd w:id="58"/>
-    </w:p>
-    <w:p>
-      <w:pPr>
-        <w:pStyle w:val="32"/>
+      <w:bookmarkEnd w:id="59"/>
+    </w:p>
+    <w:p>
+      <w:pPr>
+        <w:pStyle w:val="a1"/>
         <w:keepNext w:val="0"/>
         <w:keepLines w:val="0"/>
         <w:pageBreakBefore w:val="0"/>
@@ -9935,28 +9890,28 @@
     </w:p>
     <w:p>
       <w:pPr>
-        <w:pStyle w:val="34"/>
-        <w:keepNext w:val="0"/>
-        <w:keepLines w:val="0"/>
-        <w:pageBreakBefore w:val="0"/>
-        <w:widowControl w:val="0"/>
-        <w:kinsoku w:val="0"/>
-        <w:wordWrap/>
-        <w:overflowPunct/>
-        <w:topLinePunct w:val="0"/>
-        <w:autoSpaceDE w:val="0"/>
-        <w:autoSpaceDN w:val="0"/>
-        <w:bidi w:val="0"/>
-        <w:adjustRightInd w:val="0"/>
-        <w:snapToGrid w:val="0"/>
-        <w:textAlignment w:val="baseline"/>
-        <w:rPr>
-          <w:rFonts w:hint="default"/>
-          <w:lang w:val="en-US" w:eastAsia="zh-CN"/>
-        </w:rPr>
-      </w:pPr>
-      <w:bookmarkStart w:id="59" w:name="_Toc12763"/>
-      <w:bookmarkStart w:id="60" w:name="_Toc15833"/>
+        <w:pStyle w:val="3"/>
+        <w:keepNext w:val="0"/>
+        <w:keepLines w:val="0"/>
+        <w:pageBreakBefore w:val="0"/>
+        <w:widowControl w:val="0"/>
+        <w:kinsoku w:val="0"/>
+        <w:wordWrap/>
+        <w:overflowPunct/>
+        <w:topLinePunct w:val="0"/>
+        <w:autoSpaceDE w:val="0"/>
+        <w:autoSpaceDN w:val="0"/>
+        <w:bidi w:val="0"/>
+        <w:adjustRightInd w:val="0"/>
+        <w:snapToGrid w:val="0"/>
+        <w:textAlignment w:val="baseline"/>
+        <w:rPr>
+          <w:rFonts w:hint="default"/>
+          <w:lang w:val="en-US" w:eastAsia="zh-CN"/>
+        </w:rPr>
+      </w:pPr>
+      <w:bookmarkStart w:id="60" w:name="_Toc12763"/>
+      <w:bookmarkStart w:id="61" w:name="_Toc15833"/>
       <w:r>
         <w:rPr>
           <w:rFonts w:hint="default"/>
@@ -9964,12 +9919,12 @@
         </w:rPr>
         <w:t>运维工具研发</w:t>
       </w:r>
-      <w:bookmarkEnd w:id="59"/>
       <w:bookmarkEnd w:id="60"/>
-    </w:p>
-    <w:p>
-      <w:pPr>
-        <w:pStyle w:val="32"/>
+      <w:bookmarkEnd w:id="61"/>
+    </w:p>
+    <w:p>
+      <w:pPr>
+        <w:pStyle w:val="a1"/>
         <w:keepNext w:val="0"/>
         <w:keepLines w:val="0"/>
         <w:pageBreakBefore w:val="0"/>
@@ -9999,7 +9954,7 @@
     </w:p>
     <w:p>
       <w:pPr>
-        <w:pStyle w:val="32"/>
+        <w:pStyle w:val="a1"/>
         <w:keepNext w:val="0"/>
         <w:keepLines w:val="0"/>
         <w:pageBreakBefore w:val="0"/>
@@ -10017,7 +9972,7 @@
         <w:bidi w:val="0"/>
         <w:adjustRightInd w:val="0"/>
         <w:snapToGrid w:val="0"/>
-        <w:ind w:left="425" w:leftChars="0" w:hanging="425" w:firstLineChars="0"/>
+        <w:ind w:left="425" w:hanging="425" w:leftChars="0" w:firstLineChars="0"/>
         <w:textAlignment w:val="baseline"/>
         <w:rPr>
           <w:rFonts w:hint="default"/>
@@ -10034,7 +9989,7 @@
     </w:p>
     <w:p>
       <w:pPr>
-        <w:pStyle w:val="32"/>
+        <w:pStyle w:val="a1"/>
         <w:keepNext w:val="0"/>
         <w:keepLines w:val="0"/>
         <w:pageBreakBefore w:val="0"/>
@@ -10078,7 +10033,7 @@
     </w:p>
     <w:p>
       <w:pPr>
-        <w:pStyle w:val="32"/>
+        <w:pStyle w:val="a1"/>
         <w:keepNext w:val="0"/>
         <w:keepLines w:val="0"/>
         <w:pageBreakBefore w:val="0"/>
@@ -10108,7 +10063,7 @@
     </w:p>
     <w:p>
       <w:pPr>
-        <w:pStyle w:val="32"/>
+        <w:pStyle w:val="a1"/>
         <w:keepNext w:val="0"/>
         <w:keepLines w:val="0"/>
         <w:pageBreakBefore w:val="0"/>
@@ -10138,7 +10093,7 @@
     </w:p>
     <w:p>
       <w:pPr>
-        <w:pStyle w:val="32"/>
+        <w:pStyle w:val="a1"/>
         <w:keepNext w:val="0"/>
         <w:keepLines w:val="0"/>
         <w:pageBreakBefore w:val="0"/>
@@ -10168,7 +10123,7 @@
     </w:p>
     <w:p>
       <w:pPr>
-        <w:pStyle w:val="32"/>
+        <w:pStyle w:val="a1"/>
         <w:keepNext w:val="0"/>
         <w:keepLines w:val="0"/>
         <w:pageBreakBefore w:val="0"/>
@@ -10198,7 +10153,7 @@
     </w:p>
     <w:p>
       <w:pPr>
-        <w:pStyle w:val="32"/>
+        <w:pStyle w:val="a1"/>
         <w:keepNext w:val="0"/>
         <w:keepLines w:val="0"/>
         <w:pageBreakBefore w:val="0"/>
@@ -10242,7 +10197,7 @@
     </w:p>
     <w:p>
       <w:pPr>
-        <w:pStyle w:val="32"/>
+        <w:pStyle w:val="a1"/>
         <w:keepNext w:val="0"/>
         <w:keepLines w:val="0"/>
         <w:pageBreakBefore w:val="0"/>
@@ -10272,7 +10227,7 @@
     </w:p>
     <w:p>
       <w:pPr>
-        <w:pStyle w:val="32"/>
+        <w:pStyle w:val="a1"/>
         <w:keepNext w:val="0"/>
         <w:keepLines w:val="0"/>
         <w:pageBreakBefore w:val="0"/>
@@ -10290,7 +10245,7 @@
         <w:bidi w:val="0"/>
         <w:adjustRightInd w:val="0"/>
         <w:snapToGrid w:val="0"/>
-        <w:ind w:left="425" w:leftChars="0" w:hanging="425" w:firstLineChars="0"/>
+        <w:ind w:left="425" w:hanging="425" w:leftChars="0" w:firstLineChars="0"/>
         <w:textAlignment w:val="baseline"/>
         <w:rPr>
           <w:rFonts w:hint="default"/>
@@ -10307,7 +10262,7 @@
     </w:p>
     <w:p>
       <w:pPr>
-        <w:pStyle w:val="32"/>
+        <w:pStyle w:val="a1"/>
         <w:keepNext w:val="0"/>
         <w:keepLines w:val="0"/>
         <w:pageBreakBefore w:val="0"/>
@@ -10337,7 +10292,7 @@
     </w:p>
     <w:p>
       <w:pPr>
-        <w:pStyle w:val="32"/>
+        <w:pStyle w:val="a1"/>
         <w:keepNext w:val="0"/>
         <w:keepLines w:val="0"/>
         <w:pageBreakBefore w:val="0"/>
@@ -10367,7 +10322,7 @@
     </w:p>
     <w:p>
       <w:pPr>
-        <w:pStyle w:val="32"/>
+        <w:pStyle w:val="a1"/>
         <w:keepNext w:val="0"/>
         <w:keepLines w:val="0"/>
         <w:pageBreakBefore w:val="0"/>
@@ -10397,7 +10352,7 @@
     </w:p>
     <w:p>
       <w:pPr>
-        <w:pStyle w:val="32"/>
+        <w:pStyle w:val="a1"/>
         <w:keepNext w:val="0"/>
         <w:keepLines w:val="0"/>
         <w:pageBreakBefore w:val="0"/>
@@ -10415,7 +10370,7 @@
         <w:bidi w:val="0"/>
         <w:adjustRightInd w:val="0"/>
         <w:snapToGrid w:val="0"/>
-        <w:ind w:left="425" w:leftChars="0" w:hanging="425" w:firstLineChars="0"/>
+        <w:ind w:left="425" w:hanging="425" w:leftChars="0" w:firstLineChars="0"/>
         <w:textAlignment w:val="baseline"/>
         <w:rPr>
           <w:rFonts w:hint="default"/>
@@ -10432,7 +10387,7 @@
     </w:p>
     <w:p>
       <w:pPr>
-        <w:pStyle w:val="32"/>
+        <w:pStyle w:val="a1"/>
         <w:keepNext w:val="0"/>
         <w:keepLines w:val="0"/>
         <w:pageBreakBefore w:val="0"/>
@@ -10462,7 +10417,7 @@
     </w:p>
     <w:p>
       <w:pPr>
-        <w:pStyle w:val="32"/>
+        <w:pStyle w:val="a1"/>
         <w:keepNext w:val="0"/>
         <w:keepLines w:val="0"/>
         <w:pageBreakBefore w:val="0"/>
@@ -10492,7 +10447,7 @@
     </w:p>
     <w:p>
       <w:pPr>
-        <w:pStyle w:val="32"/>
+        <w:pStyle w:val="a1"/>
         <w:keepNext w:val="0"/>
         <w:keepLines w:val="0"/>
         <w:pageBreakBefore w:val="0"/>
@@ -10522,28 +10477,28 @@
     </w:p>
     <w:p>
       <w:pPr>
-        <w:pStyle w:val="34"/>
-        <w:keepNext w:val="0"/>
-        <w:keepLines w:val="0"/>
-        <w:pageBreakBefore w:val="0"/>
-        <w:widowControl w:val="0"/>
-        <w:kinsoku w:val="0"/>
-        <w:wordWrap/>
-        <w:overflowPunct/>
-        <w:topLinePunct w:val="0"/>
-        <w:autoSpaceDE w:val="0"/>
-        <w:autoSpaceDN w:val="0"/>
-        <w:bidi w:val="0"/>
-        <w:adjustRightInd w:val="0"/>
-        <w:snapToGrid w:val="0"/>
-        <w:textAlignment w:val="baseline"/>
-        <w:rPr>
-          <w:rFonts w:hint="default"/>
-          <w:lang w:val="en-US" w:eastAsia="zh-CN"/>
-        </w:rPr>
-      </w:pPr>
-      <w:bookmarkStart w:id="61" w:name="_Toc22660"/>
-      <w:bookmarkStart w:id="62" w:name="_Toc19614"/>
+        <w:pStyle w:val="3"/>
+        <w:keepNext w:val="0"/>
+        <w:keepLines w:val="0"/>
+        <w:pageBreakBefore w:val="0"/>
+        <w:widowControl w:val="0"/>
+        <w:kinsoku w:val="0"/>
+        <w:wordWrap/>
+        <w:overflowPunct/>
+        <w:topLinePunct w:val="0"/>
+        <w:autoSpaceDE w:val="0"/>
+        <w:autoSpaceDN w:val="0"/>
+        <w:bidi w:val="0"/>
+        <w:adjustRightInd w:val="0"/>
+        <w:snapToGrid w:val="0"/>
+        <w:textAlignment w:val="baseline"/>
+        <w:rPr>
+          <w:rFonts w:hint="default"/>
+          <w:lang w:val="en-US" w:eastAsia="zh-CN"/>
+        </w:rPr>
+      </w:pPr>
+      <w:bookmarkStart w:id="62" w:name="_Toc22660"/>
+      <w:bookmarkStart w:id="63" w:name="_Toc19614"/>
       <w:r>
         <w:rPr>
           <w:rFonts w:hint="default"/>
@@ -10551,12 +10506,12 @@
         </w:rPr>
         <w:t>运维手册研发</w:t>
       </w:r>
-      <w:bookmarkEnd w:id="61"/>
       <w:bookmarkEnd w:id="62"/>
-    </w:p>
-    <w:p>
-      <w:pPr>
-        <w:pStyle w:val="32"/>
+      <w:bookmarkEnd w:id="63"/>
+    </w:p>
+    <w:p>
+      <w:pPr>
+        <w:pStyle w:val="a1"/>
         <w:keepNext w:val="0"/>
         <w:keepLines w:val="0"/>
         <w:pageBreakBefore w:val="0"/>
@@ -10600,7 +10555,7 @@
     </w:p>
     <w:p>
       <w:pPr>
-        <w:pStyle w:val="32"/>
+        <w:pStyle w:val="a1"/>
         <w:keepNext w:val="0"/>
         <w:keepLines w:val="0"/>
         <w:pageBreakBefore w:val="0"/>
@@ -10618,7 +10573,7 @@
         <w:bidi w:val="0"/>
         <w:adjustRightInd w:val="0"/>
         <w:snapToGrid w:val="0"/>
-        <w:ind w:left="425" w:leftChars="0" w:hanging="425" w:firstLineChars="0"/>
+        <w:ind w:left="425" w:hanging="425" w:leftChars="0" w:firstLineChars="0"/>
         <w:textAlignment w:val="baseline"/>
         <w:rPr>
           <w:rFonts w:hint="default"/>
@@ -10635,7 +10590,7 @@
     </w:p>
     <w:p>
       <w:pPr>
-        <w:pStyle w:val="32"/>
+        <w:pStyle w:val="a1"/>
         <w:keepNext w:val="0"/>
         <w:keepLines w:val="0"/>
         <w:pageBreakBefore w:val="0"/>
@@ -10679,7 +10634,7 @@
     </w:p>
     <w:p>
       <w:pPr>
-        <w:pStyle w:val="32"/>
+        <w:pStyle w:val="a1"/>
         <w:keepNext w:val="0"/>
         <w:keepLines w:val="0"/>
         <w:pageBreakBefore w:val="0"/>
@@ -10729,7 +10684,7 @@
           <w:rFonts w:hint="eastAsia"/>
           <w:lang w:val="en-US" w:eastAsia="zh-CN"/>
         </w:rPr>
-        <w:instrText xml:space="preserve">"柴_标题1"\n</w:instrText>
+        <w:instrText>"柴_标题1"\n</w:instrText>
       </w:r>
       <w:r>
         <w:instrText xml:space="preserve"> \s</w:instrText>
@@ -10746,7 +10701,7 @@
           <w:rFonts w:hint="eastAsia"/>
           <w:lang w:val="en-US" w:eastAsia="zh-CN"/>
         </w:rPr>
-        <w:instrText xml:space="preserve">* Charformat</w:instrText>
+        <w:instrText>* Charformat</w:instrText>
       </w:r>
       <w:r>
         <w:rPr>
@@ -10811,7 +10766,7 @@
         </w:rPr>
         <w:fldChar w:fldCharType="end"/>
       </w:r>
-      <w:bookmarkStart w:id="63" w:name="_Toc17330"/>
+      <w:bookmarkStart w:id="64" w:name="_Toc17330"/>
       <w:r>
         <w:rPr>
           <w:rFonts w:hint="eastAsia"/>
@@ -10819,23 +10774,22 @@
         </w:rPr>
         <w:t xml:space="preserve"> 运维手册类型表</w:t>
       </w:r>
-      <w:bookmarkEnd w:id="63"/>
+      <w:bookmarkEnd w:id="64"/>
     </w:p>
     <w:tbl>
       <w:tblPr>
-        <w:tblStyle w:val="23"/>
+        <w:tblStyle w:val="TableNormal"/>
         <w:tblW w:w="8522" w:type="dxa"/>
         <w:jc w:val="center"/>
         <w:tblBorders>
-          <w:top w:val="none" w:color="auto" w:sz="0" w:space="0"/>
-          <w:left w:val="none" w:color="auto" w:sz="0" w:space="0"/>
-          <w:bottom w:val="none" w:color="auto" w:sz="0" w:space="0"/>
-          <w:right w:val="none" w:color="auto" w:sz="0" w:space="0"/>
-          <w:insideH w:val="none" w:color="auto" w:sz="0" w:space="0"/>
-          <w:insideV w:val="none" w:color="auto" w:sz="0" w:space="0"/>
+          <w:top w:val="nil"/>
+          <w:left w:val="nil"/>
+          <w:bottom w:val="nil"/>
+          <w:right w:val="nil"/>
+          <w:insideH w:val="nil"/>
+          <w:insideV w:val="nil"/>
         </w:tblBorders>
         <w:shd w:val="clear" w:color="auto" w:fill="auto"/>
-        <w:tblLayout w:type="autofit"/>
         <w:tblCellMar>
           <w:top w:w="15" w:type="dxa"/>
           <w:left w:w="15" w:type="dxa"/>
@@ -10850,13 +10804,15 @@
       </w:tblGrid>
       <w:tr>
         <w:tblPrEx>
+          <w:tblW w:w="8522" w:type="dxa"/>
+          <w:jc w:val="center"/>
           <w:tblBorders>
-            <w:top w:val="none" w:color="auto" w:sz="0" w:space="0"/>
-            <w:left w:val="none" w:color="auto" w:sz="0" w:space="0"/>
-            <w:bottom w:val="none" w:color="auto" w:sz="0" w:space="0"/>
-            <w:right w:val="none" w:color="auto" w:sz="0" w:space="0"/>
-            <w:insideH w:val="none" w:color="auto" w:sz="0" w:space="0"/>
-            <w:insideV w:val="none" w:color="auto" w:sz="0" w:space="0"/>
+            <w:top w:val="nil"/>
+            <w:left w:val="nil"/>
+            <w:bottom w:val="nil"/>
+            <w:right w:val="nil"/>
+            <w:insideH w:val="nil"/>
+            <w:insideV w:val="nil"/>
           </w:tblBorders>
           <w:shd w:val="clear" w:color="auto" w:fill="auto"/>
           <w:tblCellMar>
@@ -10867,7 +10823,7 @@
           </w:tblCellMar>
         </w:tblPrEx>
         <w:trPr>
-          <w:trHeight w:val="0" w:hRule="atLeast"/>
+          <w:trHeight w:val="0"/>
           <w:tblHeader/>
           <w:jc w:val="center"/>
         </w:trPr>
@@ -10875,8 +10831,8 @@
           <w:tcPr>
             <w:tcW w:w="1596" w:type="dxa"/>
             <w:tcBorders>
-              <w:top w:val="single" w:color="auto" w:sz="12" w:space="0"/>
-              <w:left w:val="single" w:color="auto" w:sz="12" w:space="0"/>
+              <w:top w:val="single" w:sz="12" w:space="0" w:color="auto"/>
+              <w:left w:val="single" w:sz="12" w:space="0" w:color="auto"/>
               <w:bottom w:val="nil"/>
               <w:right w:val="nil"/>
             </w:tcBorders>
@@ -10906,11 +10862,11 @@
               <w:adjustRightInd w:val="0"/>
               <w:snapToGrid w:val="0"/>
               <w:spacing w:line="240" w:lineRule="auto"/>
-              <w:ind w:left="0" w:leftChars="0" w:right="0" w:rightChars="0" w:firstLine="0" w:firstLineChars="0"/>
+              <w:ind w:left="0" w:right="0" w:firstLine="0" w:leftChars="0" w:rightChars="0" w:firstLineChars="0"/>
               <w:jc w:val="center"/>
               <w:textAlignment w:val="baseline"/>
               <w:rPr>
-                <w:rFonts w:ascii="Segoe UI" w:hAnsi="Segoe UI" w:eastAsia="Segoe UI" w:cs="Segoe UI"/>
+                <w:rFonts w:ascii="Segoe UI" w:eastAsia="Segoe UI" w:hAnsi="Segoe UI" w:cs="Segoe UI"/>
                 <w:b/>
                 <w:i w:val="0"/>
                 <w:iCs w:val="0"/>
@@ -10923,7 +10879,7 @@
             </w:pPr>
             <w:r>
               <w:rPr>
-                <w:rFonts w:hint="default" w:ascii="Segoe UI" w:hAnsi="Segoe UI" w:eastAsia="Segoe UI" w:cs="Segoe UI"/>
+                <w:rFonts w:ascii="Segoe UI" w:eastAsia="Segoe UI" w:hAnsi="Segoe UI" w:cs="Segoe UI" w:hint="default"/>
                 <w:b/>
                 <w:i w:val="0"/>
                 <w:iCs w:val="0"/>
@@ -10944,8 +10900,8 @@
           <w:tcPr>
             <w:tcW w:w="4947" w:type="dxa"/>
             <w:tcBorders>
-              <w:top w:val="single" w:color="auto" w:sz="12" w:space="0"/>
-              <w:left w:val="single" w:color="auto" w:sz="4" w:space="0"/>
+              <w:top w:val="single" w:sz="12" w:space="0" w:color="auto"/>
+              <w:left w:val="single" w:sz="4" w:space="0" w:color="auto"/>
               <w:bottom w:val="nil"/>
               <w:right w:val="nil"/>
             </w:tcBorders>
@@ -10975,11 +10931,11 @@
               <w:adjustRightInd w:val="0"/>
               <w:snapToGrid w:val="0"/>
               <w:spacing w:line="240" w:lineRule="auto"/>
-              <w:ind w:left="0" w:leftChars="0" w:right="0" w:rightChars="0" w:firstLine="0" w:firstLineChars="0"/>
+              <w:ind w:left="0" w:right="0" w:firstLine="0" w:leftChars="0" w:rightChars="0" w:firstLineChars="0"/>
               <w:jc w:val="center"/>
               <w:textAlignment w:val="baseline"/>
               <w:rPr>
-                <w:rFonts w:hint="default" w:ascii="Segoe UI" w:hAnsi="Segoe UI" w:eastAsia="Segoe UI" w:cs="Segoe UI"/>
+                <w:rFonts w:ascii="Segoe UI" w:eastAsia="Segoe UI" w:hAnsi="Segoe UI" w:cs="Segoe UI" w:hint="default"/>
                 <w:b/>
                 <w:i w:val="0"/>
                 <w:iCs w:val="0"/>
@@ -10992,7 +10948,7 @@
             </w:pPr>
             <w:r>
               <w:rPr>
-                <w:rFonts w:hint="default" w:ascii="Segoe UI" w:hAnsi="Segoe UI" w:eastAsia="Segoe UI" w:cs="Segoe UI"/>
+                <w:rFonts w:ascii="Segoe UI" w:eastAsia="Segoe UI" w:hAnsi="Segoe UI" w:cs="Segoe UI" w:hint="default"/>
                 <w:b/>
                 <w:i w:val="0"/>
                 <w:iCs w:val="0"/>
@@ -11013,10 +10969,10 @@
           <w:tcPr>
             <w:tcW w:w="1979" w:type="dxa"/>
             <w:tcBorders>
-              <w:top w:val="single" w:color="auto" w:sz="12" w:space="0"/>
-              <w:left w:val="single" w:color="auto" w:sz="4" w:space="0"/>
+              <w:top w:val="single" w:sz="12" w:space="0" w:color="auto"/>
+              <w:left w:val="single" w:sz="4" w:space="0" w:color="auto"/>
               <w:bottom w:val="nil"/>
-              <w:right w:val="single" w:color="auto" w:sz="12" w:space="0"/>
+              <w:right w:val="single" w:sz="12" w:space="0" w:color="auto"/>
             </w:tcBorders>
             <w:shd w:val="clear" w:color="auto" w:fill="auto"/>
             <w:tcMar>
@@ -11044,11 +11000,11 @@
               <w:adjustRightInd w:val="0"/>
               <w:snapToGrid w:val="0"/>
               <w:spacing w:line="240" w:lineRule="auto"/>
-              <w:ind w:left="0" w:leftChars="0" w:right="0" w:rightChars="0" w:firstLine="0" w:firstLineChars="0"/>
+              <w:ind w:left="0" w:right="0" w:firstLine="0" w:leftChars="0" w:rightChars="0" w:firstLineChars="0"/>
               <w:jc w:val="center"/>
               <w:textAlignment w:val="baseline"/>
               <w:rPr>
-                <w:rFonts w:hint="default" w:ascii="Segoe UI" w:hAnsi="Segoe UI" w:eastAsia="Segoe UI" w:cs="Segoe UI"/>
+                <w:rFonts w:ascii="Segoe UI" w:eastAsia="Segoe UI" w:hAnsi="Segoe UI" w:cs="Segoe UI" w:hint="default"/>
                 <w:b/>
                 <w:i w:val="0"/>
                 <w:iCs w:val="0"/>
@@ -11061,7 +11017,7 @@
             </w:pPr>
             <w:r>
               <w:rPr>
-                <w:rFonts w:hint="default" w:ascii="Segoe UI" w:hAnsi="Segoe UI" w:eastAsia="Segoe UI" w:cs="Segoe UI"/>
+                <w:rFonts w:ascii="Segoe UI" w:eastAsia="Segoe UI" w:hAnsi="Segoe UI" w:cs="Segoe UI" w:hint="default"/>
                 <w:b/>
                 <w:i w:val="0"/>
                 <w:iCs w:val="0"/>
@@ -11081,14 +11037,8 @@
       </w:tr>
       <w:tr>
         <w:tblPrEx>
-          <w:tblBorders>
-            <w:top w:val="none" w:color="auto" w:sz="0" w:space="0"/>
-            <w:left w:val="none" w:color="auto" w:sz="0" w:space="0"/>
-            <w:bottom w:val="none" w:color="auto" w:sz="0" w:space="0"/>
-            <w:right w:val="none" w:color="auto" w:sz="0" w:space="0"/>
-            <w:insideH w:val="none" w:color="auto" w:sz="0" w:space="0"/>
-            <w:insideV w:val="none" w:color="auto" w:sz="0" w:space="0"/>
-          </w:tblBorders>
+          <w:tblW w:w="8522" w:type="dxa"/>
+          <w:jc w:val="center"/>
           <w:shd w:val="clear" w:color="auto" w:fill="auto"/>
           <w:tblCellMar>
             <w:top w:w="15" w:type="dxa"/>
@@ -11098,15 +11048,15 @@
           </w:tblCellMar>
         </w:tblPrEx>
         <w:trPr>
-          <w:trHeight w:val="0" w:hRule="atLeast"/>
+          <w:trHeight w:val="0"/>
           <w:jc w:val="center"/>
         </w:trPr>
         <w:tc>
           <w:tcPr>
             <w:tcW w:w="1596" w:type="dxa"/>
             <w:tcBorders>
-              <w:top w:val="single" w:color="auto" w:sz="4" w:space="0"/>
-              <w:left w:val="single" w:color="auto" w:sz="12" w:space="0"/>
+              <w:top w:val="single" w:sz="4" w:space="0" w:color="auto"/>
+              <w:left w:val="single" w:sz="12" w:space="0" w:color="auto"/>
               <w:bottom w:val="nil"/>
               <w:right w:val="nil"/>
             </w:tcBorders>
@@ -11136,11 +11086,11 @@
               <w:adjustRightInd w:val="0"/>
               <w:snapToGrid w:val="0"/>
               <w:spacing w:line="240" w:lineRule="auto"/>
-              <w:ind w:left="0" w:leftChars="0" w:right="0" w:rightChars="0" w:firstLine="0" w:firstLineChars="0"/>
+              <w:ind w:left="0" w:right="0" w:firstLine="0" w:leftChars="0" w:rightChars="0" w:firstLineChars="0"/>
               <w:jc w:val="center"/>
               <w:textAlignment w:val="baseline"/>
               <w:rPr>
-                <w:rFonts w:hint="default" w:ascii="Segoe UI" w:hAnsi="Segoe UI" w:eastAsia="Segoe UI" w:cs="Segoe UI"/>
+                <w:rFonts w:ascii="Segoe UI" w:eastAsia="Segoe UI" w:hAnsi="Segoe UI" w:cs="Segoe UI" w:hint="default"/>
                 <w:i w:val="0"/>
                 <w:iCs w:val="0"/>
                 <w:caps w:val="0"/>
@@ -11152,8 +11102,8 @@
             </w:pPr>
             <w:r>
               <w:rPr>
-                <w:rStyle w:val="26"/>
-                <w:rFonts w:hint="default" w:ascii="Segoe UI" w:hAnsi="Segoe UI" w:eastAsia="Segoe UI" w:cs="Segoe UI"/>
+                <w:rStyle w:val="Strong"/>
+                <w:rFonts w:ascii="Segoe UI" w:eastAsia="Segoe UI" w:hAnsi="Segoe UI" w:cs="Segoe UI" w:hint="default"/>
                 <w:b/>
                 <w:bCs/>
                 <w:i w:val="0"/>
@@ -11175,8 +11125,8 @@
           <w:tcPr>
             <w:tcW w:w="4947" w:type="dxa"/>
             <w:tcBorders>
-              <w:top w:val="single" w:color="auto" w:sz="4" w:space="0"/>
-              <w:left w:val="single" w:color="auto" w:sz="4" w:space="0"/>
+              <w:top w:val="single" w:sz="4" w:space="0" w:color="auto"/>
+              <w:left w:val="single" w:sz="4" w:space="0" w:color="auto"/>
               <w:bottom w:val="nil"/>
               <w:right w:val="nil"/>
             </w:tcBorders>
@@ -11206,11 +11156,11 @@
               <w:adjustRightInd w:val="0"/>
               <w:snapToGrid w:val="0"/>
               <w:spacing w:line="240" w:lineRule="auto"/>
-              <w:ind w:left="0" w:leftChars="0" w:right="0" w:rightChars="0" w:firstLine="0" w:firstLineChars="0"/>
+              <w:ind w:left="0" w:right="0" w:firstLine="0" w:leftChars="0" w:rightChars="0" w:firstLineChars="0"/>
               <w:jc w:val="center"/>
               <w:textAlignment w:val="baseline"/>
               <w:rPr>
-                <w:rFonts w:hint="default" w:ascii="Segoe UI" w:hAnsi="Segoe UI" w:eastAsia="Segoe UI" w:cs="Segoe UI"/>
+                <w:rFonts w:ascii="Segoe UI" w:eastAsia="Segoe UI" w:hAnsi="Segoe UI" w:cs="Segoe UI" w:hint="default"/>
                 <w:i w:val="0"/>
                 <w:iCs w:val="0"/>
                 <w:caps w:val="0"/>
@@ -11222,7 +11172,7 @@
             </w:pPr>
             <w:r>
               <w:rPr>
-                <w:rFonts w:hint="default" w:ascii="Segoe UI" w:hAnsi="Segoe UI" w:eastAsia="Segoe UI" w:cs="Segoe UI"/>
+                <w:rFonts w:ascii="Segoe UI" w:eastAsia="Segoe UI" w:hAnsi="Segoe UI" w:cs="Segoe UI" w:hint="default"/>
                 <w:i w:val="0"/>
                 <w:iCs w:val="0"/>
                 <w:caps w:val="0"/>
@@ -11242,10 +11192,10 @@
           <w:tcPr>
             <w:tcW w:w="1979" w:type="dxa"/>
             <w:tcBorders>
-              <w:top w:val="single" w:color="auto" w:sz="4" w:space="0"/>
-              <w:left w:val="single" w:color="auto" w:sz="4" w:space="0"/>
+              <w:top w:val="single" w:sz="4" w:space="0" w:color="auto"/>
+              <w:left w:val="single" w:sz="4" w:space="0" w:color="auto"/>
               <w:bottom w:val="nil"/>
-              <w:right w:val="single" w:color="auto" w:sz="12" w:space="0"/>
+              <w:right w:val="single" w:sz="12" w:space="0" w:color="auto"/>
             </w:tcBorders>
             <w:shd w:val="clear" w:color="auto" w:fill="auto"/>
             <w:tcMar>
@@ -11273,11 +11223,11 @@
               <w:adjustRightInd w:val="0"/>
               <w:snapToGrid w:val="0"/>
               <w:spacing w:line="240" w:lineRule="auto"/>
-              <w:ind w:left="0" w:leftChars="0" w:right="0" w:rightChars="0" w:firstLine="0" w:firstLineChars="0"/>
+              <w:ind w:left="0" w:right="0" w:firstLine="0" w:leftChars="0" w:rightChars="0" w:firstLineChars="0"/>
               <w:jc w:val="left"/>
               <w:textAlignment w:val="baseline"/>
               <w:rPr>
-                <w:rFonts w:hint="default" w:ascii="Segoe UI" w:hAnsi="Segoe UI" w:eastAsia="Segoe UI" w:cs="Segoe UI"/>
+                <w:rFonts w:ascii="Segoe UI" w:eastAsia="Segoe UI" w:hAnsi="Segoe UI" w:cs="Segoe UI" w:hint="default"/>
                 <w:i w:val="0"/>
                 <w:iCs w:val="0"/>
                 <w:caps w:val="0"/>
@@ -11289,7 +11239,7 @@
             </w:pPr>
             <w:r>
               <w:rPr>
-                <w:rFonts w:hint="default" w:ascii="Segoe UI" w:hAnsi="Segoe UI" w:eastAsia="Segoe UI" w:cs="Segoe UI"/>
+                <w:rFonts w:ascii="Segoe UI" w:eastAsia="Segoe UI" w:hAnsi="Segoe UI" w:cs="Segoe UI" w:hint="default"/>
                 <w:i w:val="0"/>
                 <w:iCs w:val="0"/>
                 <w:caps w:val="0"/>
@@ -11308,14 +11258,8 @@
       </w:tr>
       <w:tr>
         <w:tblPrEx>
-          <w:tblBorders>
-            <w:top w:val="none" w:color="auto" w:sz="0" w:space="0"/>
-            <w:left w:val="none" w:color="auto" w:sz="0" w:space="0"/>
-            <w:bottom w:val="none" w:color="auto" w:sz="0" w:space="0"/>
-            <w:right w:val="none" w:color="auto" w:sz="0" w:space="0"/>
-            <w:insideH w:val="none" w:color="auto" w:sz="0" w:space="0"/>
-            <w:insideV w:val="none" w:color="auto" w:sz="0" w:space="0"/>
-          </w:tblBorders>
+          <w:tblW w:w="8522" w:type="dxa"/>
+          <w:jc w:val="center"/>
           <w:shd w:val="clear" w:color="auto" w:fill="auto"/>
           <w:tblCellMar>
             <w:top w:w="15" w:type="dxa"/>
@@ -11325,15 +11269,15 @@
           </w:tblCellMar>
         </w:tblPrEx>
         <w:trPr>
-          <w:trHeight w:val="0" w:hRule="atLeast"/>
+          <w:trHeight w:val="0"/>
           <w:jc w:val="center"/>
         </w:trPr>
         <w:tc>
           <w:tcPr>
             <w:tcW w:w="1596" w:type="dxa"/>
             <w:tcBorders>
-              <w:top w:val="single" w:color="auto" w:sz="4" w:space="0"/>
-              <w:left w:val="single" w:color="auto" w:sz="12" w:space="0"/>
+              <w:top w:val="single" w:sz="4" w:space="0" w:color="auto"/>
+              <w:left w:val="single" w:sz="12" w:space="0" w:color="auto"/>
               <w:bottom w:val="nil"/>
               <w:right w:val="nil"/>
             </w:tcBorders>
@@ -11363,11 +11307,11 @@
               <w:adjustRightInd w:val="0"/>
               <w:snapToGrid w:val="0"/>
               <w:spacing w:line="240" w:lineRule="auto"/>
-              <w:ind w:left="0" w:leftChars="0" w:right="0" w:rightChars="0" w:firstLine="0" w:firstLineChars="0"/>
+              <w:ind w:left="0" w:right="0" w:firstLine="0" w:leftChars="0" w:rightChars="0" w:firstLineChars="0"/>
               <w:jc w:val="center"/>
               <w:textAlignment w:val="baseline"/>
               <w:rPr>
-                <w:rFonts w:hint="default" w:ascii="Segoe UI" w:hAnsi="Segoe UI" w:eastAsia="Segoe UI" w:cs="Segoe UI"/>
+                <w:rFonts w:ascii="Segoe UI" w:eastAsia="Segoe UI" w:hAnsi="Segoe UI" w:cs="Segoe UI" w:hint="default"/>
                 <w:i w:val="0"/>
                 <w:iCs w:val="0"/>
                 <w:caps w:val="0"/>
@@ -11379,8 +11323,8 @@
             </w:pPr>
             <w:r>
               <w:rPr>
-                <w:rStyle w:val="26"/>
-                <w:rFonts w:hint="default" w:ascii="Segoe UI" w:hAnsi="Segoe UI" w:eastAsia="Segoe UI" w:cs="Segoe UI"/>
+                <w:rStyle w:val="Strong"/>
+                <w:rFonts w:ascii="Segoe UI" w:eastAsia="Segoe UI" w:hAnsi="Segoe UI" w:cs="Segoe UI" w:hint="default"/>
                 <w:b/>
                 <w:bCs/>
                 <w:i w:val="0"/>
@@ -11402,8 +11346,8 @@
           <w:tcPr>
             <w:tcW w:w="4947" w:type="dxa"/>
             <w:tcBorders>
-              <w:top w:val="single" w:color="auto" w:sz="4" w:space="0"/>
-              <w:left w:val="single" w:color="auto" w:sz="4" w:space="0"/>
+              <w:top w:val="single" w:sz="4" w:space="0" w:color="auto"/>
+              <w:left w:val="single" w:sz="4" w:space="0" w:color="auto"/>
               <w:bottom w:val="nil"/>
               <w:right w:val="nil"/>
             </w:tcBorders>
@@ -11433,11 +11377,11 @@
               <w:adjustRightInd w:val="0"/>
               <w:snapToGrid w:val="0"/>
               <w:spacing w:line="240" w:lineRule="auto"/>
-              <w:ind w:left="0" w:leftChars="0" w:right="0" w:rightChars="0" w:firstLine="0" w:firstLineChars="0"/>
+              <w:ind w:left="0" w:right="0" w:firstLine="0" w:leftChars="0" w:rightChars="0" w:firstLineChars="0"/>
               <w:jc w:val="center"/>
               <w:textAlignment w:val="baseline"/>
               <w:rPr>
-                <w:rFonts w:hint="default" w:ascii="Segoe UI" w:hAnsi="Segoe UI" w:eastAsia="Segoe UI" w:cs="Segoe UI"/>
+                <w:rFonts w:ascii="Segoe UI" w:eastAsia="Segoe UI" w:hAnsi="Segoe UI" w:cs="Segoe UI" w:hint="default"/>
                 <w:i w:val="0"/>
                 <w:iCs w:val="0"/>
                 <w:caps w:val="0"/>
@@ -11449,7 +11393,7 @@
             </w:pPr>
             <w:r>
               <w:rPr>
-                <w:rFonts w:hint="default" w:ascii="Segoe UI" w:hAnsi="Segoe UI" w:eastAsia="Segoe UI" w:cs="Segoe UI"/>
+                <w:rFonts w:ascii="Segoe UI" w:eastAsia="Segoe UI" w:hAnsi="Segoe UI" w:cs="Segoe UI" w:hint="default"/>
                 <w:i w:val="0"/>
                 <w:iCs w:val="0"/>
                 <w:caps w:val="0"/>
@@ -11469,10 +11413,10 @@
           <w:tcPr>
             <w:tcW w:w="1979" w:type="dxa"/>
             <w:tcBorders>
-              <w:top w:val="single" w:color="auto" w:sz="4" w:space="0"/>
-              <w:left w:val="single" w:color="auto" w:sz="4" w:space="0"/>
+              <w:top w:val="single" w:sz="4" w:space="0" w:color="auto"/>
+              <w:left w:val="single" w:sz="4" w:space="0" w:color="auto"/>
               <w:bottom w:val="nil"/>
-              <w:right w:val="single" w:color="auto" w:sz="12" w:space="0"/>
+              <w:right w:val="single" w:sz="12" w:space="0" w:color="auto"/>
             </w:tcBorders>
             <w:shd w:val="clear" w:color="auto" w:fill="auto"/>
             <w:tcMar>
@@ -11500,11 +11444,11 @@
               <w:adjustRightInd w:val="0"/>
               <w:snapToGrid w:val="0"/>
               <w:spacing w:line="240" w:lineRule="auto"/>
-              <w:ind w:left="0" w:leftChars="0" w:right="0" w:rightChars="0" w:firstLine="0" w:firstLineChars="0"/>
+              <w:ind w:left="0" w:right="0" w:firstLine="0" w:leftChars="0" w:rightChars="0" w:firstLineChars="0"/>
               <w:jc w:val="left"/>
               <w:textAlignment w:val="baseline"/>
               <w:rPr>
-                <w:rFonts w:hint="default" w:ascii="Segoe UI" w:hAnsi="Segoe UI" w:eastAsia="Segoe UI" w:cs="Segoe UI"/>
+                <w:rFonts w:ascii="Segoe UI" w:eastAsia="Segoe UI" w:hAnsi="Segoe UI" w:cs="Segoe UI" w:hint="default"/>
                 <w:i w:val="0"/>
                 <w:iCs w:val="0"/>
                 <w:caps w:val="0"/>
@@ -11516,7 +11460,7 @@
             </w:pPr>
             <w:r>
               <w:rPr>
-                <w:rFonts w:hint="default" w:ascii="Segoe UI" w:hAnsi="Segoe UI" w:eastAsia="Segoe UI" w:cs="Segoe UI"/>
+                <w:rFonts w:ascii="Segoe UI" w:eastAsia="Segoe UI" w:hAnsi="Segoe UI" w:cs="Segoe UI" w:hint="default"/>
                 <w:i w:val="0"/>
                 <w:iCs w:val="0"/>
                 <w:caps w:val="0"/>
@@ -11532,7 +11476,7 @@
             </w:r>
             <w:r>
               <w:rPr>
-                <w:rFonts w:hint="eastAsia" w:ascii="Segoe UI" w:hAnsi="Segoe UI" w:eastAsia="Segoe UI" w:cs="Segoe UI"/>
+                <w:rFonts w:ascii="Segoe UI" w:eastAsia="Segoe UI" w:hAnsi="Segoe UI" w:cs="Segoe UI" w:hint="eastAsia"/>
                 <w:i w:val="0"/>
                 <w:iCs w:val="0"/>
                 <w:caps w:val="0"/>
@@ -11551,14 +11495,8 @@
       </w:tr>
       <w:tr>
         <w:tblPrEx>
-          <w:tblBorders>
-            <w:top w:val="none" w:color="auto" w:sz="0" w:space="0"/>
-            <w:left w:val="none" w:color="auto" w:sz="0" w:space="0"/>
-            <w:bottom w:val="none" w:color="auto" w:sz="0" w:space="0"/>
-            <w:right w:val="none" w:color="auto" w:sz="0" w:space="0"/>
-            <w:insideH w:val="none" w:color="auto" w:sz="0" w:space="0"/>
-            <w:insideV w:val="none" w:color="auto" w:sz="0" w:space="0"/>
-          </w:tblBorders>
+          <w:tblW w:w="8522" w:type="dxa"/>
+          <w:jc w:val="center"/>
           <w:shd w:val="clear" w:color="auto" w:fill="auto"/>
           <w:tblCellMar>
             <w:top w:w="15" w:type="dxa"/>
@@ -11568,15 +11506,15 @@
           </w:tblCellMar>
         </w:tblPrEx>
         <w:trPr>
-          <w:trHeight w:val="0" w:hRule="atLeast"/>
+          <w:trHeight w:val="0"/>
           <w:jc w:val="center"/>
         </w:trPr>
         <w:tc>
           <w:tcPr>
             <w:tcW w:w="1596" w:type="dxa"/>
             <w:tcBorders>
-              <w:top w:val="single" w:color="auto" w:sz="4" w:space="0"/>
-              <w:left w:val="single" w:color="auto" w:sz="12" w:space="0"/>
+              <w:top w:val="single" w:sz="4" w:space="0" w:color="auto"/>
+              <w:left w:val="single" w:sz="12" w:space="0" w:color="auto"/>
               <w:bottom w:val="nil"/>
               <w:right w:val="nil"/>
             </w:tcBorders>
@@ -11606,11 +11544,11 @@
               <w:adjustRightInd w:val="0"/>
               <w:snapToGrid w:val="0"/>
               <w:spacing w:line="240" w:lineRule="auto"/>
-              <w:ind w:left="0" w:leftChars="0" w:right="0" w:rightChars="0" w:firstLine="0" w:firstLineChars="0"/>
+              <w:ind w:left="0" w:right="0" w:firstLine="0" w:leftChars="0" w:rightChars="0" w:firstLineChars="0"/>
               <w:jc w:val="center"/>
               <w:textAlignment w:val="baseline"/>
               <w:rPr>
-                <w:rFonts w:hint="default" w:ascii="Segoe UI" w:hAnsi="Segoe UI" w:eastAsia="Segoe UI" w:cs="Segoe UI"/>
+                <w:rFonts w:ascii="Segoe UI" w:eastAsia="Segoe UI" w:hAnsi="Segoe UI" w:cs="Segoe UI" w:hint="default"/>
                 <w:i w:val="0"/>
                 <w:iCs w:val="0"/>
                 <w:caps w:val="0"/>
@@ -11622,8 +11560,8 @@
             </w:pPr>
             <w:r>
               <w:rPr>
-                <w:rStyle w:val="26"/>
-                <w:rFonts w:hint="default" w:ascii="Segoe UI" w:hAnsi="Segoe UI" w:eastAsia="Segoe UI" w:cs="Segoe UI"/>
+                <w:rStyle w:val="Strong"/>
+                <w:rFonts w:ascii="Segoe UI" w:eastAsia="Segoe UI" w:hAnsi="Segoe UI" w:cs="Segoe UI" w:hint="default"/>
                 <w:b/>
                 <w:bCs/>
                 <w:i w:val="0"/>
@@ -11645,8 +11583,8 @@
           <w:tcPr>
             <w:tcW w:w="4947" w:type="dxa"/>
             <w:tcBorders>
-              <w:top w:val="single" w:color="auto" w:sz="4" w:space="0"/>
-              <w:left w:val="single" w:color="auto" w:sz="4" w:space="0"/>
+              <w:top w:val="single" w:sz="4" w:space="0" w:color="auto"/>
+              <w:left w:val="single" w:sz="4" w:space="0" w:color="auto"/>
               <w:bottom w:val="nil"/>
               <w:right w:val="nil"/>
             </w:tcBorders>
@@ -11676,11 +11614,11 @@
               <w:adjustRightInd w:val="0"/>
               <w:snapToGrid w:val="0"/>
               <w:spacing w:line="240" w:lineRule="auto"/>
-              <w:ind w:left="0" w:leftChars="0" w:right="0" w:rightChars="0" w:firstLine="0" w:firstLineChars="0"/>
+              <w:ind w:left="0" w:right="0" w:firstLine="0" w:leftChars="0" w:rightChars="0" w:firstLineChars="0"/>
               <w:jc w:val="center"/>
               <w:textAlignment w:val="baseline"/>
               <w:rPr>
-                <w:rFonts w:hint="default" w:ascii="Segoe UI" w:hAnsi="Segoe UI" w:eastAsia="Segoe UI" w:cs="Segoe UI"/>
+                <w:rFonts w:ascii="Segoe UI" w:eastAsia="Segoe UI" w:hAnsi="Segoe UI" w:cs="Segoe UI" w:hint="default"/>
                 <w:i w:val="0"/>
                 <w:iCs w:val="0"/>
                 <w:caps w:val="0"/>
@@ -11692,7 +11630,7 @@
             </w:pPr>
             <w:r>
               <w:rPr>
-                <w:rFonts w:hint="default" w:ascii="Segoe UI" w:hAnsi="Segoe UI" w:eastAsia="Segoe UI" w:cs="Segoe UI"/>
+                <w:rFonts w:ascii="Segoe UI" w:eastAsia="Segoe UI" w:hAnsi="Segoe UI" w:cs="Segoe UI" w:hint="default"/>
                 <w:i w:val="0"/>
                 <w:iCs w:val="0"/>
                 <w:caps w:val="0"/>
@@ -11712,10 +11650,10 @@
           <w:tcPr>
             <w:tcW w:w="1979" w:type="dxa"/>
             <w:tcBorders>
-              <w:top w:val="single" w:color="auto" w:sz="4" w:space="0"/>
-              <w:left w:val="single" w:color="auto" w:sz="4" w:space="0"/>
+              <w:top w:val="single" w:sz="4" w:space="0" w:color="auto"/>
+              <w:left w:val="single" w:sz="4" w:space="0" w:color="auto"/>
               <w:bottom w:val="nil"/>
-              <w:right w:val="single" w:color="auto" w:sz="12" w:space="0"/>
+              <w:right w:val="single" w:sz="12" w:space="0" w:color="auto"/>
             </w:tcBorders>
             <w:shd w:val="clear" w:color="auto" w:fill="auto"/>
             <w:tcMar>
@@ -11743,11 +11681,11 @@
               <w:adjustRightInd w:val="0"/>
               <w:snapToGrid w:val="0"/>
               <w:spacing w:line="240" w:lineRule="auto"/>
-              <w:ind w:left="0" w:leftChars="0" w:right="0" w:rightChars="0" w:firstLine="0" w:firstLineChars="0"/>
+              <w:ind w:left="0" w:right="0" w:firstLine="0" w:leftChars="0" w:rightChars="0" w:firstLineChars="0"/>
               <w:jc w:val="left"/>
               <w:textAlignment w:val="baseline"/>
               <w:rPr>
-                <w:rFonts w:hint="default" w:ascii="Segoe UI" w:hAnsi="Segoe UI" w:eastAsia="Segoe UI" w:cs="Segoe UI"/>
+                <w:rFonts w:ascii="Segoe UI" w:eastAsia="Segoe UI" w:hAnsi="Segoe UI" w:cs="Segoe UI" w:hint="default"/>
                 <w:i w:val="0"/>
                 <w:iCs w:val="0"/>
                 <w:caps w:val="0"/>
@@ -11759,7 +11697,7 @@
             </w:pPr>
             <w:r>
               <w:rPr>
-                <w:rFonts w:hint="default" w:ascii="Segoe UI" w:hAnsi="Segoe UI" w:eastAsia="Segoe UI" w:cs="Segoe UI"/>
+                <w:rFonts w:ascii="Segoe UI" w:eastAsia="Segoe UI" w:hAnsi="Segoe UI" w:cs="Segoe UI" w:hint="default"/>
                 <w:i w:val="0"/>
                 <w:iCs w:val="0"/>
                 <w:caps w:val="0"/>
@@ -11778,14 +11716,8 @@
       </w:tr>
       <w:tr>
         <w:tblPrEx>
-          <w:tblBorders>
-            <w:top w:val="none" w:color="auto" w:sz="0" w:space="0"/>
-            <w:left w:val="none" w:color="auto" w:sz="0" w:space="0"/>
-            <w:bottom w:val="none" w:color="auto" w:sz="0" w:space="0"/>
-            <w:right w:val="none" w:color="auto" w:sz="0" w:space="0"/>
-            <w:insideH w:val="none" w:color="auto" w:sz="0" w:space="0"/>
-            <w:insideV w:val="none" w:color="auto" w:sz="0" w:space="0"/>
-          </w:tblBorders>
+          <w:tblW w:w="8522" w:type="dxa"/>
+          <w:jc w:val="center"/>
           <w:shd w:val="clear" w:color="auto" w:fill="auto"/>
           <w:tblCellMar>
             <w:top w:w="15" w:type="dxa"/>
@@ -11795,15 +11727,15 @@
           </w:tblCellMar>
         </w:tblPrEx>
         <w:trPr>
-          <w:trHeight w:val="0" w:hRule="atLeast"/>
+          <w:trHeight w:val="0"/>
           <w:jc w:val="center"/>
         </w:trPr>
         <w:tc>
           <w:tcPr>
             <w:tcW w:w="1596" w:type="dxa"/>
             <w:tcBorders>
-              <w:top w:val="single" w:color="auto" w:sz="4" w:space="0"/>
-              <w:left w:val="single" w:color="auto" w:sz="12" w:space="0"/>
+              <w:top w:val="single" w:sz="4" w:space="0" w:color="auto"/>
+              <w:left w:val="single" w:sz="12" w:space="0" w:color="auto"/>
               <w:bottom w:val="nil"/>
               <w:right w:val="nil"/>
             </w:tcBorders>
@@ -11833,11 +11765,11 @@
               <w:adjustRightInd w:val="0"/>
               <w:snapToGrid w:val="0"/>
               <w:spacing w:line="240" w:lineRule="auto"/>
-              <w:ind w:left="0" w:leftChars="0" w:right="0" w:rightChars="0" w:firstLine="0" w:firstLineChars="0"/>
+              <w:ind w:left="0" w:right="0" w:firstLine="0" w:leftChars="0" w:rightChars="0" w:firstLineChars="0"/>
               <w:jc w:val="center"/>
               <w:textAlignment w:val="baseline"/>
               <w:rPr>
-                <w:rFonts w:hint="default" w:ascii="Segoe UI" w:hAnsi="Segoe UI" w:eastAsia="Segoe UI" w:cs="Segoe UI"/>
+                <w:rFonts w:ascii="Segoe UI" w:eastAsia="Segoe UI" w:hAnsi="Segoe UI" w:cs="Segoe UI" w:hint="default"/>
                 <w:i w:val="0"/>
                 <w:iCs w:val="0"/>
                 <w:caps w:val="0"/>
@@ -11849,8 +11781,8 @@
             </w:pPr>
             <w:r>
               <w:rPr>
-                <w:rStyle w:val="26"/>
-                <w:rFonts w:hint="default" w:ascii="Segoe UI" w:hAnsi="Segoe UI" w:eastAsia="Segoe UI" w:cs="Segoe UI"/>
+                <w:rStyle w:val="Strong"/>
+                <w:rFonts w:ascii="Segoe UI" w:eastAsia="Segoe UI" w:hAnsi="Segoe UI" w:cs="Segoe UI" w:hint="default"/>
                 <w:b/>
                 <w:bCs/>
                 <w:i w:val="0"/>
@@ -11872,8 +11804,8 @@
           <w:tcPr>
             <w:tcW w:w="4947" w:type="dxa"/>
             <w:tcBorders>
-              <w:top w:val="single" w:color="auto" w:sz="4" w:space="0"/>
-              <w:left w:val="single" w:color="auto" w:sz="4" w:space="0"/>
+              <w:top w:val="single" w:sz="4" w:space="0" w:color="auto"/>
+              <w:left w:val="single" w:sz="4" w:space="0" w:color="auto"/>
               <w:bottom w:val="nil"/>
               <w:right w:val="nil"/>
             </w:tcBorders>
@@ -11903,11 +11835,11 @@
               <w:adjustRightInd w:val="0"/>
               <w:snapToGrid w:val="0"/>
               <w:spacing w:line="240" w:lineRule="auto"/>
-              <w:ind w:left="0" w:leftChars="0" w:right="0" w:rightChars="0" w:firstLine="0" w:firstLineChars="0"/>
+              <w:ind w:left="0" w:right="0" w:firstLine="0" w:leftChars="0" w:rightChars="0" w:firstLineChars="0"/>
               <w:jc w:val="center"/>
               <w:textAlignment w:val="baseline"/>
               <w:rPr>
-                <w:rFonts w:hint="default" w:ascii="Segoe UI" w:hAnsi="Segoe UI" w:eastAsia="Segoe UI" w:cs="Segoe UI"/>
+                <w:rFonts w:ascii="Segoe UI" w:eastAsia="Segoe UI" w:hAnsi="Segoe UI" w:cs="Segoe UI" w:hint="default"/>
                 <w:i w:val="0"/>
                 <w:iCs w:val="0"/>
                 <w:caps w:val="0"/>
@@ -11919,7 +11851,7 @@
             </w:pPr>
             <w:r>
               <w:rPr>
-                <w:rFonts w:hint="default" w:ascii="Segoe UI" w:hAnsi="Segoe UI" w:eastAsia="Segoe UI" w:cs="Segoe UI"/>
+                <w:rFonts w:ascii="Segoe UI" w:eastAsia="Segoe UI" w:hAnsi="Segoe UI" w:cs="Segoe UI" w:hint="default"/>
                 <w:i w:val="0"/>
                 <w:iCs w:val="0"/>
                 <w:caps w:val="0"/>
@@ -11939,10 +11871,10 @@
           <w:tcPr>
             <w:tcW w:w="1979" w:type="dxa"/>
             <w:tcBorders>
-              <w:top w:val="single" w:color="auto" w:sz="4" w:space="0"/>
-              <w:left w:val="single" w:color="auto" w:sz="4" w:space="0"/>
+              <w:top w:val="single" w:sz="4" w:space="0" w:color="auto"/>
+              <w:left w:val="single" w:sz="4" w:space="0" w:color="auto"/>
               <w:bottom w:val="nil"/>
-              <w:right w:val="single" w:color="auto" w:sz="12" w:space="0"/>
+              <w:right w:val="single" w:sz="12" w:space="0" w:color="auto"/>
             </w:tcBorders>
             <w:shd w:val="clear" w:color="auto" w:fill="auto"/>
             <w:tcMar>
@@ -11970,11 +11902,11 @@
               <w:adjustRightInd w:val="0"/>
               <w:snapToGrid w:val="0"/>
               <w:spacing w:line="240" w:lineRule="auto"/>
-              <w:ind w:left="0" w:leftChars="0" w:right="0" w:rightChars="0" w:firstLine="0" w:firstLineChars="0"/>
+              <w:ind w:left="0" w:right="0" w:firstLine="0" w:leftChars="0" w:rightChars="0" w:firstLineChars="0"/>
               <w:jc w:val="left"/>
               <w:textAlignment w:val="baseline"/>
               <w:rPr>
-                <w:rFonts w:hint="default" w:ascii="Segoe UI" w:hAnsi="Segoe UI" w:eastAsia="Segoe UI" w:cs="Segoe UI"/>
+                <w:rFonts w:ascii="Segoe UI" w:eastAsia="Segoe UI" w:hAnsi="Segoe UI" w:cs="Segoe UI" w:hint="default"/>
                 <w:i w:val="0"/>
                 <w:iCs w:val="0"/>
                 <w:caps w:val="0"/>
@@ -11986,7 +11918,7 @@
             </w:pPr>
             <w:r>
               <w:rPr>
-                <w:rFonts w:hint="default" w:ascii="Segoe UI" w:hAnsi="Segoe UI" w:eastAsia="Segoe UI" w:cs="Segoe UI"/>
+                <w:rFonts w:ascii="Segoe UI" w:eastAsia="Segoe UI" w:hAnsi="Segoe UI" w:cs="Segoe UI" w:hint="default"/>
                 <w:i w:val="0"/>
                 <w:iCs w:val="0"/>
                 <w:caps w:val="0"/>
@@ -12005,14 +11937,8 @@
       </w:tr>
       <w:tr>
         <w:tblPrEx>
-          <w:tblBorders>
-            <w:top w:val="none" w:color="auto" w:sz="0" w:space="0"/>
-            <w:left w:val="none" w:color="auto" w:sz="0" w:space="0"/>
-            <w:bottom w:val="none" w:color="auto" w:sz="0" w:space="0"/>
-            <w:right w:val="none" w:color="auto" w:sz="0" w:space="0"/>
-            <w:insideH w:val="none" w:color="auto" w:sz="0" w:space="0"/>
-            <w:insideV w:val="none" w:color="auto" w:sz="0" w:space="0"/>
-          </w:tblBorders>
+          <w:tblW w:w="8522" w:type="dxa"/>
+          <w:jc w:val="center"/>
           <w:shd w:val="clear" w:color="auto" w:fill="auto"/>
           <w:tblCellMar>
             <w:top w:w="15" w:type="dxa"/>
@@ -12022,16 +11948,16 @@
           </w:tblCellMar>
         </w:tblPrEx>
         <w:trPr>
-          <w:trHeight w:val="0" w:hRule="atLeast"/>
+          <w:trHeight w:val="0"/>
           <w:jc w:val="center"/>
         </w:trPr>
         <w:tc>
           <w:tcPr>
             <w:tcW w:w="1596" w:type="dxa"/>
             <w:tcBorders>
-              <w:top w:val="single" w:color="auto" w:sz="4" w:space="0"/>
-              <w:left w:val="single" w:color="auto" w:sz="12" w:space="0"/>
-              <w:bottom w:val="single" w:color="auto" w:sz="12" w:space="0"/>
+              <w:top w:val="single" w:sz="4" w:space="0" w:color="auto"/>
+              <w:left w:val="single" w:sz="12" w:space="0" w:color="auto"/>
+              <w:bottom w:val="single" w:sz="12" w:space="0" w:color="auto"/>
               <w:right w:val="nil"/>
             </w:tcBorders>
             <w:shd w:val="clear" w:color="auto" w:fill="auto"/>
@@ -12060,11 +11986,11 @@
               <w:adjustRightInd w:val="0"/>
               <w:snapToGrid w:val="0"/>
               <w:spacing w:line="240" w:lineRule="auto"/>
-              <w:ind w:left="0" w:leftChars="0" w:right="0" w:rightChars="0" w:firstLine="0" w:firstLineChars="0"/>
+              <w:ind w:left="0" w:right="0" w:firstLine="0" w:leftChars="0" w:rightChars="0" w:firstLineChars="0"/>
               <w:jc w:val="center"/>
               <w:textAlignment w:val="baseline"/>
               <w:rPr>
-                <w:rFonts w:hint="default" w:ascii="Segoe UI" w:hAnsi="Segoe UI" w:eastAsia="Segoe UI" w:cs="Segoe UI"/>
+                <w:rFonts w:ascii="Segoe UI" w:eastAsia="Segoe UI" w:hAnsi="Segoe UI" w:cs="Segoe UI" w:hint="default"/>
                 <w:i w:val="0"/>
                 <w:iCs w:val="0"/>
                 <w:caps w:val="0"/>
@@ -12076,8 +12002,8 @@
             </w:pPr>
             <w:r>
               <w:rPr>
-                <w:rStyle w:val="26"/>
-                <w:rFonts w:hint="default" w:ascii="Segoe UI" w:hAnsi="Segoe UI" w:eastAsia="Segoe UI" w:cs="Segoe UI"/>
+                <w:rStyle w:val="Strong"/>
+                <w:rFonts w:ascii="Segoe UI" w:eastAsia="Segoe UI" w:hAnsi="Segoe UI" w:cs="Segoe UI" w:hint="default"/>
                 <w:b/>
                 <w:bCs/>
                 <w:i w:val="0"/>
@@ -12099,9 +12025,9 @@
           <w:tcPr>
             <w:tcW w:w="4947" w:type="dxa"/>
             <w:tcBorders>
-              <w:top w:val="single" w:color="auto" w:sz="4" w:space="0"/>
-              <w:left w:val="single" w:color="auto" w:sz="4" w:space="0"/>
-              <w:bottom w:val="single" w:color="auto" w:sz="12" w:space="0"/>
+              <w:top w:val="single" w:sz="4" w:space="0" w:color="auto"/>
+              <w:left w:val="single" w:sz="4" w:space="0" w:color="auto"/>
+              <w:bottom w:val="single" w:sz="12" w:space="0" w:color="auto"/>
               <w:right w:val="nil"/>
             </w:tcBorders>
             <w:shd w:val="clear" w:color="auto" w:fill="auto"/>
@@ -12130,11 +12056,11 @@
               <w:adjustRightInd w:val="0"/>
               <w:snapToGrid w:val="0"/>
               <w:spacing w:line="240" w:lineRule="auto"/>
-              <w:ind w:left="0" w:leftChars="0" w:right="0" w:rightChars="0" w:firstLine="0" w:firstLineChars="0"/>
+              <w:ind w:left="0" w:right="0" w:firstLine="0" w:leftChars="0" w:rightChars="0" w:firstLineChars="0"/>
               <w:jc w:val="center"/>
               <w:textAlignment w:val="baseline"/>
               <w:rPr>
-                <w:rFonts w:hint="default" w:ascii="Segoe UI" w:hAnsi="Segoe UI" w:eastAsia="Segoe UI" w:cs="Segoe UI"/>
+                <w:rFonts w:ascii="Segoe UI" w:eastAsia="Segoe UI" w:hAnsi="Segoe UI" w:cs="Segoe UI" w:hint="default"/>
                 <w:i w:val="0"/>
                 <w:iCs w:val="0"/>
                 <w:caps w:val="0"/>
@@ -12146,7 +12072,7 @@
             </w:pPr>
             <w:r>
               <w:rPr>
-                <w:rFonts w:hint="default" w:ascii="Segoe UI" w:hAnsi="Segoe UI" w:eastAsia="Segoe UI" w:cs="Segoe UI"/>
+                <w:rFonts w:ascii="Segoe UI" w:eastAsia="Segoe UI" w:hAnsi="Segoe UI" w:cs="Segoe UI" w:hint="default"/>
                 <w:i w:val="0"/>
                 <w:iCs w:val="0"/>
                 <w:caps w:val="0"/>
@@ -12166,10 +12092,10 @@
           <w:tcPr>
             <w:tcW w:w="1979" w:type="dxa"/>
             <w:tcBorders>
-              <w:top w:val="single" w:color="auto" w:sz="4" w:space="0"/>
-              <w:left w:val="single" w:color="auto" w:sz="4" w:space="0"/>
-              <w:bottom w:val="single" w:color="auto" w:sz="12" w:space="0"/>
-              <w:right w:val="single" w:color="auto" w:sz="12" w:space="0"/>
+              <w:top w:val="single" w:sz="4" w:space="0" w:color="auto"/>
+              <w:left w:val="single" w:sz="4" w:space="0" w:color="auto"/>
+              <w:bottom w:val="single" w:sz="12" w:space="0" w:color="auto"/>
+              <w:right w:val="single" w:sz="12" w:space="0" w:color="auto"/>
             </w:tcBorders>
             <w:shd w:val="clear" w:color="auto" w:fill="auto"/>
             <w:tcMar>
@@ -12197,11 +12123,11 @@
               <w:adjustRightInd w:val="0"/>
               <w:snapToGrid w:val="0"/>
               <w:spacing w:line="240" w:lineRule="auto"/>
-              <w:ind w:left="0" w:leftChars="0" w:right="0" w:rightChars="0" w:firstLine="0" w:firstLineChars="0"/>
+              <w:ind w:left="0" w:right="0" w:firstLine="0" w:leftChars="0" w:rightChars="0" w:firstLineChars="0"/>
               <w:jc w:val="left"/>
               <w:textAlignment w:val="baseline"/>
               <w:rPr>
-                <w:rFonts w:hint="default" w:ascii="Segoe UI" w:hAnsi="Segoe UI" w:eastAsia="Segoe UI" w:cs="Segoe UI"/>
+                <w:rFonts w:ascii="Segoe UI" w:eastAsia="Segoe UI" w:hAnsi="Segoe UI" w:cs="Segoe UI" w:hint="default"/>
                 <w:i w:val="0"/>
                 <w:iCs w:val="0"/>
                 <w:caps w:val="0"/>
@@ -12213,7 +12139,7 @@
             </w:pPr>
             <w:r>
               <w:rPr>
-                <w:rFonts w:hint="default" w:ascii="Segoe UI" w:hAnsi="Segoe UI" w:eastAsia="Segoe UI" w:cs="Segoe UI"/>
+                <w:rFonts w:ascii="Segoe UI" w:eastAsia="Segoe UI" w:hAnsi="Segoe UI" w:cs="Segoe UI" w:hint="default"/>
                 <w:i w:val="0"/>
                 <w:iCs w:val="0"/>
                 <w:caps w:val="0"/>
@@ -12233,7 +12159,7 @@
     </w:tbl>
     <w:p>
       <w:pPr>
-        <w:pStyle w:val="32"/>
+        <w:pStyle w:val="a1"/>
         <w:keepNext w:val="0"/>
         <w:keepLines w:val="0"/>
         <w:pageBreakBefore w:val="0"/>
@@ -12251,7 +12177,7 @@
         <w:bidi w:val="0"/>
         <w:adjustRightInd w:val="0"/>
         <w:snapToGrid w:val="0"/>
-        <w:ind w:left="425" w:leftChars="0" w:hanging="425" w:firstLineChars="0"/>
+        <w:ind w:left="425" w:hanging="425" w:leftChars="0" w:firstLineChars="0"/>
         <w:textAlignment w:val="baseline"/>
         <w:rPr>
           <w:rFonts w:hint="default"/>
@@ -12268,7 +12194,7 @@
     </w:p>
     <w:p>
       <w:pPr>
-        <w:pStyle w:val="32"/>
+        <w:pStyle w:val="a1"/>
         <w:keepNext w:val="0"/>
         <w:keepLines w:val="0"/>
         <w:pageBreakBefore w:val="0"/>
@@ -12298,7 +12224,7 @@
     </w:p>
     <w:p>
       <w:pPr>
-        <w:pStyle w:val="32"/>
+        <w:pStyle w:val="a1"/>
         <w:keepNext w:val="0"/>
         <w:keepLines w:val="0"/>
         <w:pageBreakBefore w:val="0"/>
@@ -12328,7 +12254,7 @@
     </w:p>
     <w:p>
       <w:pPr>
-        <w:pStyle w:val="32"/>
+        <w:pStyle w:val="a1"/>
         <w:keepNext w:val="0"/>
         <w:keepLines w:val="0"/>
         <w:pageBreakBefore w:val="0"/>
@@ -12358,7 +12284,7 @@
     </w:p>
     <w:p>
       <w:pPr>
-        <w:pStyle w:val="32"/>
+        <w:pStyle w:val="a1"/>
         <w:keepNext w:val="0"/>
         <w:keepLines w:val="0"/>
         <w:pageBreakBefore w:val="0"/>
@@ -12388,7 +12314,7 @@
     </w:p>
     <w:p>
       <w:pPr>
-        <w:pStyle w:val="32"/>
+        <w:pStyle w:val="a1"/>
         <w:keepNext w:val="0"/>
         <w:keepLines w:val="0"/>
         <w:pageBreakBefore w:val="0"/>
@@ -12418,7 +12344,7 @@
     </w:p>
     <w:p>
       <w:pPr>
-        <w:pStyle w:val="32"/>
+        <w:pStyle w:val="a1"/>
         <w:keepNext w:val="0"/>
         <w:keepLines w:val="0"/>
         <w:pageBreakBefore w:val="0"/>
@@ -12436,7 +12362,7 @@
         <w:bidi w:val="0"/>
         <w:adjustRightInd w:val="0"/>
         <w:snapToGrid w:val="0"/>
-        <w:ind w:left="425" w:leftChars="0" w:hanging="425" w:firstLineChars="0"/>
+        <w:ind w:left="425" w:hanging="425" w:leftChars="0" w:firstLineChars="0"/>
         <w:textAlignment w:val="baseline"/>
         <w:rPr>
           <w:rFonts w:hint="default"/>
@@ -12460,7 +12386,7 @@
     </w:p>
     <w:p>
       <w:pPr>
-        <w:pStyle w:val="32"/>
+        <w:pStyle w:val="a1"/>
         <w:keepNext w:val="0"/>
         <w:keepLines w:val="0"/>
         <w:pageBreakBefore w:val="0"/>
@@ -12518,7 +12444,7 @@
     </w:p>
     <w:p>
       <w:pPr>
-        <w:pStyle w:val="32"/>
+        <w:pStyle w:val="a1"/>
         <w:keepNext w:val="0"/>
         <w:keepLines w:val="0"/>
         <w:pageBreakBefore w:val="0"/>
@@ -12555,7 +12481,7 @@
     </w:p>
     <w:p>
       <w:pPr>
-        <w:pStyle w:val="32"/>
+        <w:pStyle w:val="a1"/>
         <w:keepNext w:val="0"/>
         <w:keepLines w:val="0"/>
         <w:pageBreakBefore w:val="0"/>
@@ -12585,28 +12511,28 @@
     </w:p>
     <w:p>
       <w:pPr>
-        <w:pStyle w:val="34"/>
-        <w:keepNext w:val="0"/>
-        <w:keepLines w:val="0"/>
-        <w:pageBreakBefore w:val="0"/>
-        <w:widowControl w:val="0"/>
-        <w:kinsoku w:val="0"/>
-        <w:wordWrap/>
-        <w:overflowPunct/>
-        <w:topLinePunct w:val="0"/>
-        <w:autoSpaceDE w:val="0"/>
-        <w:autoSpaceDN w:val="0"/>
-        <w:bidi w:val="0"/>
-        <w:adjustRightInd w:val="0"/>
-        <w:snapToGrid w:val="0"/>
-        <w:textAlignment w:val="baseline"/>
-        <w:rPr>
-          <w:rFonts w:hint="default"/>
-          <w:lang w:val="en-US" w:eastAsia="zh-CN"/>
-        </w:rPr>
-      </w:pPr>
-      <w:bookmarkStart w:id="64" w:name="_Toc541"/>
-      <w:bookmarkStart w:id="65" w:name="_Toc21054"/>
+        <w:pStyle w:val="3"/>
+        <w:keepNext w:val="0"/>
+        <w:keepLines w:val="0"/>
+        <w:pageBreakBefore w:val="0"/>
+        <w:widowControl w:val="0"/>
+        <w:kinsoku w:val="0"/>
+        <w:wordWrap/>
+        <w:overflowPunct/>
+        <w:topLinePunct w:val="0"/>
+        <w:autoSpaceDE w:val="0"/>
+        <w:autoSpaceDN w:val="0"/>
+        <w:bidi w:val="0"/>
+        <w:adjustRightInd w:val="0"/>
+        <w:snapToGrid w:val="0"/>
+        <w:textAlignment w:val="baseline"/>
+        <w:rPr>
+          <w:rFonts w:hint="default"/>
+          <w:lang w:val="en-US" w:eastAsia="zh-CN"/>
+        </w:rPr>
+      </w:pPr>
+      <w:bookmarkStart w:id="65" w:name="_Toc541"/>
+      <w:bookmarkStart w:id="66" w:name="_Toc21054"/>
       <w:r>
         <w:rPr>
           <w:rFonts w:hint="default"/>
@@ -12614,12 +12540,12 @@
         </w:rPr>
         <w:t>新技术研发</w:t>
       </w:r>
-      <w:bookmarkEnd w:id="64"/>
       <w:bookmarkEnd w:id="65"/>
-    </w:p>
-    <w:p>
-      <w:pPr>
-        <w:pStyle w:val="32"/>
+      <w:bookmarkEnd w:id="66"/>
+    </w:p>
+    <w:p>
+      <w:pPr>
+        <w:pStyle w:val="a1"/>
         <w:keepNext w:val="0"/>
         <w:keepLines w:val="0"/>
         <w:pageBreakBefore w:val="0"/>
@@ -12649,7 +12575,7 @@
     </w:p>
     <w:p>
       <w:pPr>
-        <w:pStyle w:val="32"/>
+        <w:pStyle w:val="a1"/>
         <w:keepNext w:val="0"/>
         <w:keepLines w:val="0"/>
         <w:pageBreakBefore w:val="0"/>
@@ -12667,7 +12593,7 @@
         <w:bidi w:val="0"/>
         <w:adjustRightInd w:val="0"/>
         <w:snapToGrid w:val="0"/>
-        <w:ind w:left="425" w:leftChars="0" w:hanging="425" w:firstLineChars="0"/>
+        <w:ind w:left="425" w:hanging="425" w:leftChars="0" w:firstLineChars="0"/>
         <w:textAlignment w:val="baseline"/>
         <w:rPr>
           <w:rFonts w:hint="default"/>
@@ -12684,7 +12610,7 @@
     </w:p>
     <w:p>
       <w:pPr>
-        <w:pStyle w:val="32"/>
+        <w:pStyle w:val="a1"/>
         <w:keepNext w:val="0"/>
         <w:keepLines w:val="0"/>
         <w:pageBreakBefore w:val="0"/>
@@ -12714,7 +12640,7 @@
     </w:p>
     <w:p>
       <w:pPr>
-        <w:pStyle w:val="32"/>
+        <w:pStyle w:val="a1"/>
         <w:keepNext w:val="0"/>
         <w:keepLines w:val="0"/>
         <w:pageBreakBefore w:val="0"/>
@@ -12744,7 +12670,7 @@
     </w:p>
     <w:p>
       <w:pPr>
-        <w:pStyle w:val="32"/>
+        <w:pStyle w:val="a1"/>
         <w:keepNext w:val="0"/>
         <w:keepLines w:val="0"/>
         <w:pageBreakBefore w:val="0"/>
@@ -12774,7 +12700,7 @@
     </w:p>
     <w:p>
       <w:pPr>
-        <w:pStyle w:val="32"/>
+        <w:pStyle w:val="a1"/>
         <w:keepNext w:val="0"/>
         <w:keepLines w:val="0"/>
         <w:pageBreakBefore w:val="0"/>
@@ -12792,7 +12718,7 @@
         <w:bidi w:val="0"/>
         <w:adjustRightInd w:val="0"/>
         <w:snapToGrid w:val="0"/>
-        <w:ind w:left="425" w:leftChars="0" w:hanging="425" w:firstLineChars="0"/>
+        <w:ind w:left="425" w:hanging="425" w:leftChars="0" w:firstLineChars="0"/>
         <w:textAlignment w:val="baseline"/>
         <w:rPr>
           <w:rFonts w:hint="default"/>
@@ -12809,7 +12735,7 @@
     </w:p>
     <w:p>
       <w:pPr>
-        <w:pStyle w:val="32"/>
+        <w:pStyle w:val="a1"/>
         <w:keepNext w:val="0"/>
         <w:keepLines w:val="0"/>
         <w:pageBreakBefore w:val="0"/>
@@ -12839,7 +12765,7 @@
     </w:p>
     <w:p>
       <w:pPr>
-        <w:pStyle w:val="32"/>
+        <w:pStyle w:val="a1"/>
         <w:keepNext w:val="0"/>
         <w:keepLines w:val="0"/>
         <w:pageBreakBefore w:val="0"/>
@@ -12869,7 +12795,7 @@
     </w:p>
     <w:p>
       <w:pPr>
-        <w:pStyle w:val="32"/>
+        <w:pStyle w:val="a1"/>
         <w:keepNext w:val="0"/>
         <w:keepLines w:val="0"/>
         <w:pageBreakBefore w:val="0"/>
@@ -12899,7 +12825,7 @@
     </w:p>
     <w:p>
       <w:pPr>
-        <w:pStyle w:val="32"/>
+        <w:pStyle w:val="a1"/>
         <w:keepNext w:val="0"/>
         <w:keepLines w:val="0"/>
         <w:pageBreakBefore w:val="0"/>
@@ -12917,7 +12843,7 @@
         <w:bidi w:val="0"/>
         <w:adjustRightInd w:val="0"/>
         <w:snapToGrid w:val="0"/>
-        <w:ind w:left="425" w:leftChars="0" w:hanging="425" w:firstLineChars="0"/>
+        <w:ind w:left="425" w:hanging="425" w:leftChars="0" w:firstLineChars="0"/>
         <w:textAlignment w:val="baseline"/>
         <w:rPr>
           <w:rFonts w:hint="default"/>
@@ -12934,7 +12860,7 @@
     </w:p>
     <w:p>
       <w:pPr>
-        <w:pStyle w:val="32"/>
+        <w:pStyle w:val="a1"/>
         <w:keepNext w:val="0"/>
         <w:keepLines w:val="0"/>
         <w:pageBreakBefore w:val="0"/>
@@ -12964,7 +12890,7 @@
     </w:p>
     <w:p>
       <w:pPr>
-        <w:pStyle w:val="32"/>
+        <w:pStyle w:val="a1"/>
         <w:keepNext w:val="0"/>
         <w:keepLines w:val="0"/>
         <w:pageBreakBefore w:val="0"/>
@@ -12994,7 +12920,7 @@
     </w:p>
     <w:p>
       <w:pPr>
-        <w:pStyle w:val="32"/>
+        <w:pStyle w:val="a1"/>
         <w:keepNext w:val="0"/>
         <w:keepLines w:val="0"/>
         <w:pageBreakBefore w:val="0"/>
@@ -13024,7 +12950,7 @@
     </w:p>
     <w:p>
       <w:pPr>
-        <w:pStyle w:val="32"/>
+        <w:pStyle w:val="a1"/>
         <w:keepNext w:val="0"/>
         <w:keepLines w:val="0"/>
         <w:pageBreakBefore w:val="0"/>
@@ -13042,7 +12968,7 @@
         <w:bidi w:val="0"/>
         <w:adjustRightInd w:val="0"/>
         <w:snapToGrid w:val="0"/>
-        <w:ind w:left="425" w:leftChars="0" w:hanging="425" w:firstLineChars="0"/>
+        <w:ind w:left="425" w:hanging="425" w:leftChars="0" w:firstLineChars="0"/>
         <w:textAlignment w:val="baseline"/>
         <w:rPr>
           <w:rFonts w:hint="default"/>
@@ -13059,7 +12985,7 @@
     </w:p>
     <w:p>
       <w:pPr>
-        <w:pStyle w:val="32"/>
+        <w:pStyle w:val="a1"/>
         <w:keepNext w:val="0"/>
         <w:keepLines w:val="0"/>
         <w:pageBreakBefore w:val="0"/>
@@ -13089,7 +13015,7 @@
     </w:p>
     <w:p>
       <w:pPr>
-        <w:pStyle w:val="32"/>
+        <w:pStyle w:val="a1"/>
         <w:keepNext w:val="0"/>
         <w:keepLines w:val="0"/>
         <w:pageBreakBefore w:val="0"/>
@@ -13119,7 +13045,7 @@
     </w:p>
     <w:p>
       <w:pPr>
-        <w:pStyle w:val="32"/>
+        <w:pStyle w:val="a1"/>
         <w:keepNext w:val="0"/>
         <w:keepLines w:val="0"/>
         <w:pageBreakBefore w:val="0"/>
@@ -13149,7 +13075,7 @@
     </w:p>
     <w:p>
       <w:pPr>
-        <w:pStyle w:val="32"/>
+        <w:pStyle w:val="a1"/>
         <w:keepNext w:val="0"/>
         <w:keepLines w:val="0"/>
         <w:pageBreakBefore w:val="0"/>
@@ -13167,7 +13093,7 @@
         <w:bidi w:val="0"/>
         <w:adjustRightInd w:val="0"/>
         <w:snapToGrid w:val="0"/>
-        <w:ind w:left="425" w:leftChars="0" w:hanging="425" w:firstLineChars="0"/>
+        <w:ind w:left="425" w:hanging="425" w:leftChars="0" w:firstLineChars="0"/>
         <w:textAlignment w:val="baseline"/>
         <w:rPr>
           <w:rFonts w:hint="default"/>
@@ -13184,7 +13110,7 @@
     </w:p>
     <w:p>
       <w:pPr>
-        <w:pStyle w:val="32"/>
+        <w:pStyle w:val="a1"/>
         <w:keepNext w:val="0"/>
         <w:keepLines w:val="0"/>
         <w:pageBreakBefore w:val="0"/>
@@ -13214,7 +13140,7 @@
     </w:p>
     <w:p>
       <w:pPr>
-        <w:pStyle w:val="32"/>
+        <w:pStyle w:val="a1"/>
         <w:keepNext w:val="0"/>
         <w:keepLines w:val="0"/>
         <w:pageBreakBefore w:val="0"/>
@@ -13244,7 +13170,7 @@
     </w:p>
     <w:p>
       <w:pPr>
-        <w:pStyle w:val="32"/>
+        <w:pStyle w:val="a1"/>
         <w:keepNext w:val="0"/>
         <w:keepLines w:val="0"/>
         <w:pageBreakBefore w:val="0"/>
@@ -13274,28 +13200,28 @@
     </w:p>
     <w:p>
       <w:pPr>
-        <w:pStyle w:val="34"/>
-        <w:keepNext w:val="0"/>
-        <w:keepLines w:val="0"/>
-        <w:pageBreakBefore w:val="0"/>
-        <w:widowControl w:val="0"/>
-        <w:kinsoku w:val="0"/>
-        <w:wordWrap/>
-        <w:overflowPunct/>
-        <w:topLinePunct w:val="0"/>
-        <w:autoSpaceDE w:val="0"/>
-        <w:autoSpaceDN w:val="0"/>
-        <w:bidi w:val="0"/>
-        <w:adjustRightInd w:val="0"/>
-        <w:snapToGrid w:val="0"/>
-        <w:textAlignment w:val="baseline"/>
-        <w:rPr>
-          <w:rFonts w:hint="default"/>
-          <w:lang w:val="en-US" w:eastAsia="zh-CN"/>
-        </w:rPr>
-      </w:pPr>
-      <w:bookmarkStart w:id="66" w:name="_Toc11094"/>
-      <w:bookmarkStart w:id="67" w:name="_Toc14193"/>
+        <w:pStyle w:val="3"/>
+        <w:keepNext w:val="0"/>
+        <w:keepLines w:val="0"/>
+        <w:pageBreakBefore w:val="0"/>
+        <w:widowControl w:val="0"/>
+        <w:kinsoku w:val="0"/>
+        <w:wordWrap/>
+        <w:overflowPunct/>
+        <w:topLinePunct w:val="0"/>
+        <w:autoSpaceDE w:val="0"/>
+        <w:autoSpaceDN w:val="0"/>
+        <w:bidi w:val="0"/>
+        <w:adjustRightInd w:val="0"/>
+        <w:snapToGrid w:val="0"/>
+        <w:textAlignment w:val="baseline"/>
+        <w:rPr>
+          <w:rFonts w:hint="default"/>
+          <w:lang w:val="en-US" w:eastAsia="zh-CN"/>
+        </w:rPr>
+      </w:pPr>
+      <w:bookmarkStart w:id="67" w:name="_Toc11094"/>
+      <w:bookmarkStart w:id="68" w:name="_Toc14193"/>
       <w:r>
         <w:rPr>
           <w:rFonts w:hint="default"/>
@@ -13303,12 +13229,12 @@
         </w:rPr>
         <w:t>运维工具应用情况</w:t>
       </w:r>
-      <w:bookmarkEnd w:id="66"/>
       <w:bookmarkEnd w:id="67"/>
-    </w:p>
-    <w:p>
-      <w:pPr>
-        <w:pStyle w:val="32"/>
+      <w:bookmarkEnd w:id="68"/>
+    </w:p>
+    <w:p>
+      <w:pPr>
+        <w:pStyle w:val="a1"/>
         <w:keepNext w:val="0"/>
         <w:keepLines w:val="0"/>
         <w:pageBreakBefore w:val="0"/>
@@ -13338,7 +13264,7 @@
     </w:p>
     <w:p>
       <w:pPr>
-        <w:pStyle w:val="32"/>
+        <w:pStyle w:val="a1"/>
         <w:keepNext w:val="0"/>
         <w:keepLines w:val="0"/>
         <w:pageBreakBefore w:val="0"/>
@@ -13356,7 +13282,7 @@
         <w:bidi w:val="0"/>
         <w:adjustRightInd w:val="0"/>
         <w:snapToGrid w:val="0"/>
-        <w:ind w:left="425" w:leftChars="0" w:hanging="425" w:firstLineChars="0"/>
+        <w:ind w:left="425" w:hanging="425" w:leftChars="0" w:firstLineChars="0"/>
         <w:textAlignment w:val="baseline"/>
         <w:rPr>
           <w:rFonts w:hint="default"/>
@@ -13373,7 +13299,7 @@
     </w:p>
     <w:p>
       <w:pPr>
-        <w:pStyle w:val="32"/>
+        <w:pStyle w:val="a1"/>
         <w:keepNext w:val="0"/>
         <w:keepLines w:val="0"/>
         <w:pageBreakBefore w:val="0"/>
@@ -13403,7 +13329,7 @@
     </w:p>
     <w:p>
       <w:pPr>
-        <w:pStyle w:val="32"/>
+        <w:pStyle w:val="a1"/>
         <w:keepNext w:val="0"/>
         <w:keepLines w:val="0"/>
         <w:pageBreakBefore w:val="0"/>
@@ -13433,7 +13359,7 @@
     </w:p>
     <w:p>
       <w:pPr>
-        <w:pStyle w:val="32"/>
+        <w:pStyle w:val="a1"/>
         <w:keepNext w:val="0"/>
         <w:keepLines w:val="0"/>
         <w:pageBreakBefore w:val="0"/>
@@ -13463,7 +13389,7 @@
     </w:p>
     <w:p>
       <w:pPr>
-        <w:pStyle w:val="32"/>
+        <w:pStyle w:val="a1"/>
         <w:keepNext w:val="0"/>
         <w:keepLines w:val="0"/>
         <w:pageBreakBefore w:val="0"/>
@@ -13481,7 +13407,7 @@
         <w:bidi w:val="0"/>
         <w:adjustRightInd w:val="0"/>
         <w:snapToGrid w:val="0"/>
-        <w:ind w:left="425" w:leftChars="0" w:hanging="425" w:firstLineChars="0"/>
+        <w:ind w:left="425" w:hanging="425" w:leftChars="0" w:firstLineChars="0"/>
         <w:textAlignment w:val="baseline"/>
         <w:rPr>
           <w:rFonts w:hint="default"/>
@@ -13498,7 +13424,7 @@
     </w:p>
     <w:p>
       <w:pPr>
-        <w:pStyle w:val="32"/>
+        <w:pStyle w:val="a1"/>
         <w:keepNext w:val="0"/>
         <w:keepLines w:val="0"/>
         <w:pageBreakBefore w:val="0"/>
@@ -13528,7 +13454,7 @@
     </w:p>
     <w:p>
       <w:pPr>
-        <w:pStyle w:val="32"/>
+        <w:pStyle w:val="a1"/>
         <w:keepNext w:val="0"/>
         <w:keepLines w:val="0"/>
         <w:pageBreakBefore w:val="0"/>
@@ -13558,7 +13484,7 @@
     </w:p>
     <w:p>
       <w:pPr>
-        <w:pStyle w:val="32"/>
+        <w:pStyle w:val="a1"/>
         <w:keepNext w:val="0"/>
         <w:keepLines w:val="0"/>
         <w:pageBreakBefore w:val="0"/>
@@ -13588,7 +13514,7 @@
     </w:p>
     <w:p>
       <w:pPr>
-        <w:pStyle w:val="32"/>
+        <w:pStyle w:val="a1"/>
         <w:keepNext w:val="0"/>
         <w:keepLines w:val="0"/>
         <w:pageBreakBefore w:val="0"/>
@@ -13618,7 +13544,7 @@
     </w:p>
     <w:p>
       <w:pPr>
-        <w:pStyle w:val="32"/>
+        <w:pStyle w:val="a1"/>
         <w:keepNext w:val="0"/>
         <w:keepLines w:val="0"/>
         <w:pageBreakBefore w:val="0"/>
@@ -13648,7 +13574,7 @@
     </w:p>
     <w:p>
       <w:pPr>
-        <w:pStyle w:val="32"/>
+        <w:pStyle w:val="a1"/>
         <w:keepNext w:val="0"/>
         <w:keepLines w:val="0"/>
         <w:pageBreakBefore w:val="0"/>
@@ -13678,7 +13604,7 @@
     </w:p>
     <w:p>
       <w:pPr>
-        <w:pStyle w:val="32"/>
+        <w:pStyle w:val="a1"/>
         <w:keepNext w:val="0"/>
         <w:keepLines w:val="0"/>
         <w:pageBreakBefore w:val="0"/>
@@ -13696,7 +13622,7 @@
         <w:bidi w:val="0"/>
         <w:adjustRightInd w:val="0"/>
         <w:snapToGrid w:val="0"/>
-        <w:ind w:left="425" w:leftChars="0" w:hanging="425" w:firstLineChars="0"/>
+        <w:ind w:left="425" w:hanging="425" w:leftChars="0" w:firstLineChars="0"/>
         <w:textAlignment w:val="baseline"/>
         <w:rPr>
           <w:rFonts w:hint="default"/>
@@ -13713,7 +13639,7 @@
     </w:p>
     <w:p>
       <w:pPr>
-        <w:pStyle w:val="32"/>
+        <w:pStyle w:val="a1"/>
         <w:keepNext w:val="0"/>
         <w:keepLines w:val="0"/>
         <w:pageBreakBefore w:val="0"/>
@@ -13743,7 +13669,7 @@
     </w:p>
     <w:p>
       <w:pPr>
-        <w:pStyle w:val="32"/>
+        <w:pStyle w:val="a1"/>
         <w:keepNext w:val="0"/>
         <w:keepLines w:val="0"/>
         <w:pageBreakBefore w:val="0"/>
@@ -13773,7 +13699,7 @@
     </w:p>
     <w:p>
       <w:pPr>
-        <w:pStyle w:val="32"/>
+        <w:pStyle w:val="a1"/>
         <w:keepNext w:val="0"/>
         <w:keepLines w:val="0"/>
         <w:pageBreakBefore w:val="0"/>
@@ -13803,7 +13729,7 @@
     </w:p>
     <w:p>
       <w:pPr>
-        <w:pStyle w:val="32"/>
+        <w:pStyle w:val="a1"/>
         <w:keepNext w:val="0"/>
         <w:keepLines w:val="0"/>
         <w:pageBreakBefore w:val="0"/>
@@ -13833,7 +13759,7 @@
     </w:p>
     <w:p>
       <w:pPr>
-        <w:pStyle w:val="32"/>
+        <w:pStyle w:val="a1"/>
         <w:keepNext w:val="0"/>
         <w:keepLines w:val="0"/>
         <w:pageBreakBefore w:val="0"/>
@@ -13863,7 +13789,7 @@
     </w:p>
     <w:p>
       <w:pPr>
-        <w:pStyle w:val="32"/>
+        <w:pStyle w:val="a1"/>
         <w:keepNext w:val="0"/>
         <w:keepLines w:val="0"/>
         <w:pageBreakBefore w:val="0"/>
@@ -13893,7 +13819,7 @@
     </w:p>
     <w:p>
       <w:pPr>
-        <w:pStyle w:val="32"/>
+        <w:pStyle w:val="a1"/>
         <w:keepNext w:val="0"/>
         <w:keepLines w:val="0"/>
         <w:pageBreakBefore w:val="0"/>
@@ -13911,7 +13837,7 @@
         <w:bidi w:val="0"/>
         <w:adjustRightInd w:val="0"/>
         <w:snapToGrid w:val="0"/>
-        <w:ind w:left="425" w:leftChars="0" w:hanging="425" w:firstLineChars="0"/>
+        <w:ind w:left="425" w:hanging="425" w:leftChars="0" w:firstLineChars="0"/>
         <w:textAlignment w:val="baseline"/>
         <w:rPr>
           <w:rFonts w:hint="default"/>
@@ -13928,7 +13854,7 @@
     </w:p>
     <w:p>
       <w:pPr>
-        <w:pStyle w:val="32"/>
+        <w:pStyle w:val="a1"/>
         <w:keepNext w:val="0"/>
         <w:keepLines w:val="0"/>
         <w:pageBreakBefore w:val="0"/>
@@ -13958,7 +13884,7 @@
     </w:p>
     <w:p>
       <w:pPr>
-        <w:pStyle w:val="32"/>
+        <w:pStyle w:val="a1"/>
         <w:keepNext w:val="0"/>
         <w:keepLines w:val="0"/>
         <w:pageBreakBefore w:val="0"/>
@@ -13988,7 +13914,7 @@
     </w:p>
     <w:p>
       <w:pPr>
-        <w:pStyle w:val="32"/>
+        <w:pStyle w:val="a1"/>
         <w:keepNext w:val="0"/>
         <w:keepLines w:val="0"/>
         <w:pageBreakBefore w:val="0"/>
@@ -14018,7 +13944,7 @@
     </w:p>
     <w:p>
       <w:pPr>
-        <w:pStyle w:val="32"/>
+        <w:pStyle w:val="a1"/>
         <w:keepNext w:val="0"/>
         <w:keepLines w:val="0"/>
         <w:pageBreakBefore w:val="0"/>
@@ -14036,7 +13962,7 @@
         <w:bidi w:val="0"/>
         <w:adjustRightInd w:val="0"/>
         <w:snapToGrid w:val="0"/>
-        <w:ind w:left="425" w:leftChars="0" w:hanging="425" w:firstLineChars="0"/>
+        <w:ind w:left="425" w:hanging="425" w:leftChars="0" w:firstLineChars="0"/>
         <w:textAlignment w:val="baseline"/>
         <w:rPr>
           <w:rFonts w:hint="default"/>
@@ -14053,7 +13979,7 @@
     </w:p>
     <w:p>
       <w:pPr>
-        <w:pStyle w:val="32"/>
+        <w:pStyle w:val="a1"/>
         <w:keepNext w:val="0"/>
         <w:keepLines w:val="0"/>
         <w:pageBreakBefore w:val="0"/>
@@ -14083,7 +14009,7 @@
     </w:p>
     <w:p>
       <w:pPr>
-        <w:pStyle w:val="32"/>
+        <w:pStyle w:val="a1"/>
         <w:keepNext w:val="0"/>
         <w:keepLines w:val="0"/>
         <w:pageBreakBefore w:val="0"/>
@@ -14127,7 +14053,7 @@
     </w:p>
     <w:p>
       <w:pPr>
-        <w:pStyle w:val="32"/>
+        <w:pStyle w:val="a1"/>
         <w:keepNext w:val="0"/>
         <w:keepLines w:val="0"/>
         <w:pageBreakBefore w:val="0"/>
@@ -14157,28 +14083,28 @@
     </w:p>
     <w:p>
       <w:pPr>
-        <w:pStyle w:val="33"/>
-        <w:keepNext w:val="0"/>
-        <w:keepLines w:val="0"/>
-        <w:pageBreakBefore w:val="0"/>
-        <w:widowControl w:val="0"/>
-        <w:kinsoku w:val="0"/>
-        <w:wordWrap/>
-        <w:overflowPunct/>
-        <w:topLinePunct w:val="0"/>
-        <w:autoSpaceDE w:val="0"/>
-        <w:autoSpaceDN w:val="0"/>
-        <w:bidi w:val="0"/>
-        <w:adjustRightInd w:val="0"/>
-        <w:snapToGrid w:val="0"/>
-        <w:textAlignment w:val="baseline"/>
-        <w:rPr>
-          <w:rFonts w:hint="default"/>
-          <w:lang w:val="en-US" w:eastAsia="zh-CN"/>
-        </w:rPr>
-      </w:pPr>
-      <w:bookmarkStart w:id="68" w:name="_Toc24335"/>
-      <w:bookmarkStart w:id="69" w:name="_Toc25672"/>
+        <w:pStyle w:val="2"/>
+        <w:keepNext w:val="0"/>
+        <w:keepLines w:val="0"/>
+        <w:pageBreakBefore w:val="0"/>
+        <w:widowControl w:val="0"/>
+        <w:kinsoku w:val="0"/>
+        <w:wordWrap/>
+        <w:overflowPunct/>
+        <w:topLinePunct w:val="0"/>
+        <w:autoSpaceDE w:val="0"/>
+        <w:autoSpaceDN w:val="0"/>
+        <w:bidi w:val="0"/>
+        <w:adjustRightInd w:val="0"/>
+        <w:snapToGrid w:val="0"/>
+        <w:textAlignment w:val="baseline"/>
+        <w:rPr>
+          <w:rFonts w:hint="default"/>
+          <w:lang w:val="en-US" w:eastAsia="zh-CN"/>
+        </w:rPr>
+      </w:pPr>
+      <w:bookmarkStart w:id="69" w:name="_Toc24335"/>
+      <w:bookmarkStart w:id="70" w:name="_Toc25672"/>
       <w:r>
         <w:rPr>
           <w:rFonts w:hint="default"/>
@@ -14186,28 +14112,28 @@
         </w:rPr>
         <w:t>过程管理</w:t>
       </w:r>
-      <w:bookmarkEnd w:id="68"/>
       <w:bookmarkEnd w:id="69"/>
-    </w:p>
-    <w:p>
-      <w:pPr>
-        <w:pStyle w:val="32"/>
-        <w:keepNext w:val="0"/>
-        <w:keepLines w:val="0"/>
-        <w:pageBreakBefore w:val="0"/>
-        <w:widowControl w:val="0"/>
-        <w:kinsoku w:val="0"/>
-        <w:wordWrap/>
-        <w:overflowPunct/>
-        <w:topLinePunct w:val="0"/>
-        <w:autoSpaceDE w:val="0"/>
-        <w:autoSpaceDN w:val="0"/>
-        <w:bidi w:val="0"/>
-        <w:adjustRightInd w:val="0"/>
-        <w:snapToGrid w:val="0"/>
-        <w:textAlignment w:val="baseline"/>
-        <w:rPr>
-          <w:rFonts w:hint="eastAsia" w:ascii="Consolas" w:hAnsi="Consolas" w:eastAsia="宋体" w:cs="Consolas"/>
+      <w:bookmarkEnd w:id="70"/>
+    </w:p>
+    <w:p>
+      <w:pPr>
+        <w:pStyle w:val="a1"/>
+        <w:keepNext w:val="0"/>
+        <w:keepLines w:val="0"/>
+        <w:pageBreakBefore w:val="0"/>
+        <w:widowControl w:val="0"/>
+        <w:kinsoku w:val="0"/>
+        <w:wordWrap/>
+        <w:overflowPunct/>
+        <w:topLinePunct w:val="0"/>
+        <w:autoSpaceDE w:val="0"/>
+        <w:autoSpaceDN w:val="0"/>
+        <w:bidi w:val="0"/>
+        <w:adjustRightInd w:val="0"/>
+        <w:snapToGrid w:val="0"/>
+        <w:textAlignment w:val="baseline"/>
+        <w:rPr>
+          <w:rFonts w:ascii="Consolas" w:eastAsia="宋体" w:hAnsi="Consolas" w:cs="Consolas" w:hint="eastAsia"/>
           <w:caps w:val="0"/>
           <w:color w:val="0F1115"/>
           <w:spacing w:val="0"/>
@@ -14231,7 +14157,7 @@
     </w:p>
     <w:p>
       <w:pPr>
-        <w:pStyle w:val="32"/>
+        <w:pStyle w:val="a1"/>
         <w:keepNext w:val="0"/>
         <w:keepLines w:val="0"/>
         <w:pageBreakBefore w:val="0"/>
@@ -14303,7 +14229,7 @@
     </w:p>
     <w:p>
       <w:pPr>
-        <w:pStyle w:val="32"/>
+        <w:pStyle w:val="a1"/>
         <w:keepNext w:val="0"/>
         <w:keepLines w:val="0"/>
         <w:pageBreakBefore w:val="0"/>
@@ -14347,7 +14273,7 @@
     </w:p>
     <w:p>
       <w:pPr>
-        <w:pStyle w:val="32"/>
+        <w:pStyle w:val="a1"/>
         <w:keepNext w:val="0"/>
         <w:keepLines w:val="0"/>
         <w:pageBreakBefore w:val="0"/>
@@ -14391,7 +14317,7 @@
     </w:p>
     <w:p>
       <w:pPr>
-        <w:pStyle w:val="33"/>
+        <w:pStyle w:val="2"/>
         <w:keepNext w:val="0"/>
         <w:keepLines w:val="0"/>
         <w:pageBreakBefore w:val="0"/>
@@ -14411,8 +14337,8 @@
           <w:lang w:val="en-US" w:eastAsia="zh-CN"/>
         </w:rPr>
       </w:pPr>
-      <w:bookmarkStart w:id="70" w:name="_Toc20498"/>
-      <w:bookmarkStart w:id="71" w:name="_Toc3515"/>
+      <w:bookmarkStart w:id="71" w:name="_Toc20498"/>
+      <w:bookmarkStart w:id="72" w:name="_Toc3515"/>
       <w:r>
         <w:rPr>
           <w:rFonts w:hint="eastAsia"/>
@@ -14420,12 +14346,12 @@
         </w:rPr>
         <w:t>交付能力管理</w:t>
       </w:r>
-      <w:bookmarkEnd w:id="70"/>
       <w:bookmarkEnd w:id="71"/>
-    </w:p>
-    <w:p>
-      <w:pPr>
-        <w:pStyle w:val="32"/>
+      <w:bookmarkEnd w:id="72"/>
+    </w:p>
+    <w:p>
+      <w:pPr>
+        <w:pStyle w:val="a1"/>
         <w:keepNext w:val="0"/>
         <w:keepLines w:val="0"/>
         <w:pageBreakBefore w:val="0"/>
@@ -14443,7 +14369,7 @@
         <w:bidi w:val="0"/>
         <w:adjustRightInd w:val="0"/>
         <w:snapToGrid w:val="0"/>
-        <w:ind w:left="425" w:leftChars="0" w:hanging="425" w:firstLineChars="0"/>
+        <w:ind w:left="425" w:hanging="425" w:leftChars="0" w:firstLineChars="0"/>
         <w:textAlignment w:val="baseline"/>
         <w:rPr>
           <w:rFonts w:hint="eastAsia"/>
@@ -14460,7 +14386,7 @@
     </w:p>
     <w:p>
       <w:pPr>
-        <w:pStyle w:val="32"/>
+        <w:pStyle w:val="a1"/>
         <w:keepNext w:val="0"/>
         <w:keepLines w:val="0"/>
         <w:pageBreakBefore w:val="0"/>
@@ -14490,7 +14416,7 @@
     </w:p>
     <w:p>
       <w:pPr>
-        <w:pStyle w:val="32"/>
+        <w:pStyle w:val="a1"/>
         <w:keepNext w:val="0"/>
         <w:keepLines w:val="0"/>
         <w:pageBreakBefore w:val="0"/>
@@ -14520,7 +14446,7 @@
     </w:p>
     <w:p>
       <w:pPr>
-        <w:pStyle w:val="32"/>
+        <w:pStyle w:val="a1"/>
         <w:keepNext w:val="0"/>
         <w:keepLines w:val="0"/>
         <w:pageBreakBefore w:val="0"/>
@@ -14550,7 +14476,7 @@
     </w:p>
     <w:p>
       <w:pPr>
-        <w:pStyle w:val="32"/>
+        <w:pStyle w:val="a1"/>
         <w:keepNext w:val="0"/>
         <w:keepLines w:val="0"/>
         <w:pageBreakBefore w:val="0"/>
@@ -14568,7 +14494,7 @@
         <w:bidi w:val="0"/>
         <w:adjustRightInd w:val="0"/>
         <w:snapToGrid w:val="0"/>
-        <w:ind w:left="425" w:leftChars="0" w:hanging="425" w:firstLineChars="0"/>
+        <w:ind w:left="425" w:hanging="425" w:leftChars="0" w:firstLineChars="0"/>
         <w:textAlignment w:val="baseline"/>
         <w:rPr>
           <w:rFonts w:hint="eastAsia"/>
@@ -14585,7 +14511,7 @@
     </w:p>
     <w:p>
       <w:pPr>
-        <w:pStyle w:val="32"/>
+        <w:pStyle w:val="a1"/>
         <w:keepNext w:val="0"/>
         <w:keepLines w:val="0"/>
         <w:pageBreakBefore w:val="0"/>
@@ -14615,7 +14541,7 @@
     </w:p>
     <w:p>
       <w:pPr>
-        <w:pStyle w:val="32"/>
+        <w:pStyle w:val="a1"/>
         <w:keepNext w:val="0"/>
         <w:keepLines w:val="0"/>
         <w:pageBreakBefore w:val="0"/>
@@ -14645,7 +14571,7 @@
     </w:p>
     <w:p>
       <w:pPr>
-        <w:pStyle w:val="32"/>
+        <w:pStyle w:val="a1"/>
         <w:keepNext w:val="0"/>
         <w:keepLines w:val="0"/>
         <w:pageBreakBefore w:val="0"/>
@@ -14675,7 +14601,7 @@
     </w:p>
     <w:p>
       <w:pPr>
-        <w:pStyle w:val="32"/>
+        <w:pStyle w:val="a1"/>
         <w:keepNext w:val="0"/>
         <w:keepLines w:val="0"/>
         <w:pageBreakBefore w:val="0"/>
@@ -14693,7 +14619,7 @@
         <w:bidi w:val="0"/>
         <w:adjustRightInd w:val="0"/>
         <w:snapToGrid w:val="0"/>
-        <w:ind w:left="425" w:leftChars="0" w:hanging="425" w:firstLineChars="0"/>
+        <w:ind w:left="425" w:hanging="425" w:leftChars="0" w:firstLineChars="0"/>
         <w:textAlignment w:val="baseline"/>
         <w:rPr>
           <w:rFonts w:hint="eastAsia"/>
@@ -14710,7 +14636,7 @@
     </w:p>
     <w:p>
       <w:pPr>
-        <w:pStyle w:val="32"/>
+        <w:pStyle w:val="a1"/>
         <w:keepNext w:val="0"/>
         <w:keepLines w:val="0"/>
         <w:pageBreakBefore w:val="0"/>
@@ -14740,7 +14666,7 @@
     </w:p>
     <w:p>
       <w:pPr>
-        <w:pStyle w:val="32"/>
+        <w:pStyle w:val="a1"/>
         <w:keepNext w:val="0"/>
         <w:keepLines w:val="0"/>
         <w:pageBreakBefore w:val="0"/>
@@ -14770,7 +14696,7 @@
     </w:p>
     <w:p>
       <w:pPr>
-        <w:pStyle w:val="32"/>
+        <w:pStyle w:val="a1"/>
         <w:keepNext w:val="0"/>
         <w:keepLines w:val="0"/>
         <w:pageBreakBefore w:val="0"/>
@@ -14800,7 +14726,7 @@
     </w:p>
     <w:p>
       <w:pPr>
-        <w:pStyle w:val="32"/>
+        <w:pStyle w:val="a1"/>
         <w:keepNext w:val="0"/>
         <w:keepLines w:val="0"/>
         <w:pageBreakBefore w:val="0"/>
@@ -14818,7 +14744,7 @@
         <w:bidi w:val="0"/>
         <w:adjustRightInd w:val="0"/>
         <w:snapToGrid w:val="0"/>
-        <w:ind w:left="425" w:leftChars="0" w:hanging="425" w:firstLineChars="0"/>
+        <w:ind w:left="425" w:hanging="425" w:leftChars="0" w:firstLineChars="0"/>
         <w:textAlignment w:val="baseline"/>
         <w:rPr>
           <w:rFonts w:hint="eastAsia"/>
@@ -14835,7 +14761,7 @@
     </w:p>
     <w:p>
       <w:pPr>
-        <w:pStyle w:val="32"/>
+        <w:pStyle w:val="a1"/>
         <w:keepNext w:val="0"/>
         <w:keepLines w:val="0"/>
         <w:pageBreakBefore w:val="0"/>
@@ -14865,7 +14791,7 @@
     </w:p>
     <w:p>
       <w:pPr>
-        <w:pStyle w:val="32"/>
+        <w:pStyle w:val="a1"/>
         <w:keepNext w:val="0"/>
         <w:keepLines w:val="0"/>
         <w:pageBreakBefore w:val="0"/>
@@ -14895,7 +14821,7 @@
     </w:p>
     <w:p>
       <w:pPr>
-        <w:pStyle w:val="32"/>
+        <w:pStyle w:val="a1"/>
         <w:keepNext w:val="0"/>
         <w:keepLines w:val="0"/>
         <w:pageBreakBefore w:val="0"/>
@@ -14925,7 +14851,7 @@
     </w:p>
     <w:p>
       <w:pPr>
-        <w:pStyle w:val="32"/>
+        <w:pStyle w:val="a1"/>
         <w:keepNext w:val="0"/>
         <w:keepLines w:val="0"/>
         <w:pageBreakBefore w:val="0"/>
@@ -14943,7 +14869,7 @@
         <w:bidi w:val="0"/>
         <w:adjustRightInd w:val="0"/>
         <w:snapToGrid w:val="0"/>
-        <w:ind w:left="425" w:leftChars="0" w:hanging="425" w:firstLineChars="0"/>
+        <w:ind w:left="425" w:hanging="425" w:leftChars="0" w:firstLineChars="0"/>
         <w:textAlignment w:val="baseline"/>
         <w:rPr>
           <w:rFonts w:hint="eastAsia"/>
@@ -14960,7 +14886,7 @@
     </w:p>
     <w:p>
       <w:pPr>
-        <w:pStyle w:val="32"/>
+        <w:pStyle w:val="a1"/>
         <w:keepNext w:val="0"/>
         <w:keepLines w:val="0"/>
         <w:pageBreakBefore w:val="0"/>
@@ -14990,7 +14916,7 @@
     </w:p>
     <w:p>
       <w:pPr>
-        <w:pStyle w:val="32"/>
+        <w:pStyle w:val="a1"/>
         <w:keepNext w:val="0"/>
         <w:keepLines w:val="0"/>
         <w:pageBreakBefore w:val="0"/>
@@ -15020,7 +14946,7 @@
     </w:p>
     <w:p>
       <w:pPr>
-        <w:pStyle w:val="32"/>
+        <w:pStyle w:val="a1"/>
         <w:keepNext w:val="0"/>
         <w:keepLines w:val="0"/>
         <w:pageBreakBefore w:val="0"/>
@@ -15050,28 +14976,28 @@
     </w:p>
     <w:p>
       <w:pPr>
-        <w:pStyle w:val="33"/>
-        <w:keepNext w:val="0"/>
-        <w:keepLines w:val="0"/>
-        <w:pageBreakBefore w:val="0"/>
-        <w:widowControl w:val="0"/>
-        <w:kinsoku w:val="0"/>
-        <w:wordWrap/>
-        <w:overflowPunct/>
-        <w:topLinePunct w:val="0"/>
-        <w:autoSpaceDE w:val="0"/>
-        <w:autoSpaceDN w:val="0"/>
-        <w:bidi w:val="0"/>
-        <w:adjustRightInd w:val="0"/>
-        <w:snapToGrid w:val="0"/>
-        <w:textAlignment w:val="baseline"/>
-        <w:rPr>
-          <w:rFonts w:hint="default"/>
-          <w:lang w:val="en-US" w:eastAsia="zh-CN"/>
-        </w:rPr>
-      </w:pPr>
-      <w:bookmarkStart w:id="72" w:name="_Toc15598"/>
-      <w:bookmarkStart w:id="73" w:name="_Toc32300"/>
+        <w:pStyle w:val="2"/>
+        <w:keepNext w:val="0"/>
+        <w:keepLines w:val="0"/>
+        <w:pageBreakBefore w:val="0"/>
+        <w:widowControl w:val="0"/>
+        <w:kinsoku w:val="0"/>
+        <w:wordWrap/>
+        <w:overflowPunct/>
+        <w:topLinePunct w:val="0"/>
+        <w:autoSpaceDE w:val="0"/>
+        <w:autoSpaceDN w:val="0"/>
+        <w:bidi w:val="0"/>
+        <w:adjustRightInd w:val="0"/>
+        <w:snapToGrid w:val="0"/>
+        <w:textAlignment w:val="baseline"/>
+        <w:rPr>
+          <w:rFonts w:hint="default"/>
+          <w:lang w:val="en-US" w:eastAsia="zh-CN"/>
+        </w:rPr>
+      </w:pPr>
+      <w:bookmarkStart w:id="73" w:name="_Toc15598"/>
+      <w:bookmarkStart w:id="74" w:name="_Toc32300"/>
       <w:r>
         <w:rPr>
           <w:rFonts w:hint="eastAsia"/>
@@ -15079,12 +15005,12 @@
         </w:rPr>
         <w:t>应急能力管理</w:t>
       </w:r>
-      <w:bookmarkEnd w:id="72"/>
       <w:bookmarkEnd w:id="73"/>
-    </w:p>
-    <w:p>
-      <w:pPr>
-        <w:pStyle w:val="32"/>
+      <w:bookmarkEnd w:id="74"/>
+    </w:p>
+    <w:p>
+      <w:pPr>
+        <w:pStyle w:val="a1"/>
         <w:keepNext w:val="0"/>
         <w:keepLines w:val="0"/>
         <w:pageBreakBefore w:val="0"/>
@@ -15102,7 +15028,7 @@
         <w:bidi w:val="0"/>
         <w:adjustRightInd w:val="0"/>
         <w:snapToGrid w:val="0"/>
-        <w:ind w:left="425" w:leftChars="0" w:hanging="425" w:firstLineChars="0"/>
+        <w:ind w:left="425" w:hanging="425" w:leftChars="0" w:firstLineChars="0"/>
         <w:textAlignment w:val="baseline"/>
         <w:rPr>
           <w:rFonts w:hint="default"/>
@@ -15119,7 +15045,7 @@
     </w:p>
     <w:p>
       <w:pPr>
-        <w:pStyle w:val="32"/>
+        <w:pStyle w:val="a1"/>
         <w:keepNext w:val="0"/>
         <w:keepLines w:val="0"/>
         <w:pageBreakBefore w:val="0"/>
@@ -15149,7 +15075,7 @@
     </w:p>
     <w:p>
       <w:pPr>
-        <w:pStyle w:val="32"/>
+        <w:pStyle w:val="a1"/>
         <w:keepNext w:val="0"/>
         <w:keepLines w:val="0"/>
         <w:pageBreakBefore w:val="0"/>
@@ -15179,7 +15105,7 @@
     </w:p>
     <w:p>
       <w:pPr>
-        <w:pStyle w:val="32"/>
+        <w:pStyle w:val="a1"/>
         <w:keepNext w:val="0"/>
         <w:keepLines w:val="0"/>
         <w:pageBreakBefore w:val="0"/>
@@ -15209,7 +15135,7 @@
     </w:p>
     <w:p>
       <w:pPr>
-        <w:pStyle w:val="32"/>
+        <w:pStyle w:val="a1"/>
         <w:keepNext w:val="0"/>
         <w:keepLines w:val="0"/>
         <w:pageBreakBefore w:val="0"/>
@@ -15227,7 +15153,7 @@
         <w:bidi w:val="0"/>
         <w:adjustRightInd w:val="0"/>
         <w:snapToGrid w:val="0"/>
-        <w:ind w:left="425" w:leftChars="0" w:hanging="425" w:firstLineChars="0"/>
+        <w:ind w:left="425" w:hanging="425" w:leftChars="0" w:firstLineChars="0"/>
         <w:textAlignment w:val="baseline"/>
         <w:rPr>
           <w:rFonts w:hint="default"/>
@@ -15244,7 +15170,7 @@
     </w:p>
     <w:p>
       <w:pPr>
-        <w:pStyle w:val="32"/>
+        <w:pStyle w:val="a1"/>
         <w:keepNext w:val="0"/>
         <w:keepLines w:val="0"/>
         <w:pageBreakBefore w:val="0"/>
@@ -15274,7 +15200,7 @@
     </w:p>
     <w:p>
       <w:pPr>
-        <w:pStyle w:val="32"/>
+        <w:pStyle w:val="a1"/>
         <w:keepNext w:val="0"/>
         <w:keepLines w:val="0"/>
         <w:pageBreakBefore w:val="0"/>
@@ -15304,7 +15230,7 @@
     </w:p>
     <w:p>
       <w:pPr>
-        <w:pStyle w:val="32"/>
+        <w:pStyle w:val="a1"/>
         <w:keepNext w:val="0"/>
         <w:keepLines w:val="0"/>
         <w:pageBreakBefore w:val="0"/>
@@ -15334,7 +15260,7 @@
     </w:p>
     <w:p>
       <w:pPr>
-        <w:pStyle w:val="32"/>
+        <w:pStyle w:val="a1"/>
         <w:keepNext w:val="0"/>
         <w:keepLines w:val="0"/>
         <w:pageBreakBefore w:val="0"/>
@@ -15352,7 +15278,7 @@
         <w:bidi w:val="0"/>
         <w:adjustRightInd w:val="0"/>
         <w:snapToGrid w:val="0"/>
-        <w:ind w:left="425" w:leftChars="0" w:hanging="425" w:firstLineChars="0"/>
+        <w:ind w:left="425" w:hanging="425" w:leftChars="0" w:firstLineChars="0"/>
         <w:textAlignment w:val="baseline"/>
         <w:rPr>
           <w:rFonts w:hint="default"/>
@@ -15369,7 +15295,7 @@
     </w:p>
     <w:p>
       <w:pPr>
-        <w:pStyle w:val="32"/>
+        <w:pStyle w:val="a1"/>
         <w:keepNext w:val="0"/>
         <w:keepLines w:val="0"/>
         <w:pageBreakBefore w:val="0"/>
@@ -15399,7 +15325,7 @@
     </w:p>
     <w:p>
       <w:pPr>
-        <w:pStyle w:val="32"/>
+        <w:pStyle w:val="a1"/>
         <w:keepNext w:val="0"/>
         <w:keepLines w:val="0"/>
         <w:pageBreakBefore w:val="0"/>
@@ -15429,7 +15355,7 @@
     </w:p>
     <w:p>
       <w:pPr>
-        <w:pStyle w:val="32"/>
+        <w:pStyle w:val="a1"/>
         <w:keepNext w:val="0"/>
         <w:keepLines w:val="0"/>
         <w:pageBreakBefore w:val="0"/>
@@ -15459,7 +15385,7 @@
     </w:p>
     <w:p>
       <w:pPr>
-        <w:pStyle w:val="32"/>
+        <w:pStyle w:val="a1"/>
         <w:keepNext w:val="0"/>
         <w:keepLines w:val="0"/>
         <w:pageBreakBefore w:val="0"/>
@@ -15489,7 +15415,7 @@
     </w:p>
     <w:p>
       <w:pPr>
-        <w:pStyle w:val="32"/>
+        <w:pStyle w:val="a1"/>
         <w:keepNext w:val="0"/>
         <w:keepLines w:val="0"/>
         <w:pageBreakBefore w:val="0"/>
@@ -15507,7 +15433,7 @@
         <w:bidi w:val="0"/>
         <w:adjustRightInd w:val="0"/>
         <w:snapToGrid w:val="0"/>
-        <w:ind w:left="425" w:leftChars="0" w:hanging="425" w:firstLineChars="0"/>
+        <w:ind w:left="425" w:hanging="425" w:leftChars="0" w:firstLineChars="0"/>
         <w:textAlignment w:val="baseline"/>
         <w:rPr>
           <w:rFonts w:hint="default"/>
@@ -15524,7 +15450,7 @@
     </w:p>
     <w:p>
       <w:pPr>
-        <w:pStyle w:val="32"/>
+        <w:pStyle w:val="a1"/>
         <w:keepNext w:val="0"/>
         <w:keepLines w:val="0"/>
         <w:pageBreakBefore w:val="0"/>
@@ -15554,7 +15480,7 @@
     </w:p>
     <w:p>
       <w:pPr>
-        <w:pStyle w:val="32"/>
+        <w:pStyle w:val="a1"/>
         <w:keepNext w:val="0"/>
         <w:keepLines w:val="0"/>
         <w:pageBreakBefore w:val="0"/>
@@ -15584,7 +15510,7 @@
     </w:p>
     <w:p>
       <w:pPr>
-        <w:pStyle w:val="32"/>
+        <w:pStyle w:val="a1"/>
         <w:keepNext w:val="0"/>
         <w:keepLines w:val="0"/>
         <w:pageBreakBefore w:val="0"/>
@@ -15614,7 +15540,7 @@
     </w:p>
     <w:p>
       <w:pPr>
-        <w:pStyle w:val="32"/>
+        <w:pStyle w:val="a1"/>
         <w:keepNext w:val="0"/>
         <w:keepLines w:val="0"/>
         <w:pageBreakBefore w:val="0"/>
@@ -15632,7 +15558,7 @@
         <w:bidi w:val="0"/>
         <w:adjustRightInd w:val="0"/>
         <w:snapToGrid w:val="0"/>
-        <w:ind w:left="425" w:leftChars="0" w:hanging="425" w:firstLineChars="0"/>
+        <w:ind w:left="425" w:hanging="425" w:leftChars="0" w:firstLineChars="0"/>
         <w:textAlignment w:val="baseline"/>
         <w:rPr>
           <w:rFonts w:hint="default"/>
@@ -15649,7 +15575,7 @@
     </w:p>
     <w:p>
       <w:pPr>
-        <w:pStyle w:val="32"/>
+        <w:pStyle w:val="a1"/>
         <w:keepNext w:val="0"/>
         <w:keepLines w:val="0"/>
         <w:pageBreakBefore w:val="0"/>
@@ -15679,7 +15605,7 @@
     </w:p>
     <w:p>
       <w:pPr>
-        <w:pStyle w:val="32"/>
+        <w:pStyle w:val="a1"/>
         <w:keepNext w:val="0"/>
         <w:keepLines w:val="0"/>
         <w:pageBreakBefore w:val="0"/>
@@ -15709,7 +15635,7 @@
     </w:p>
     <w:p>
       <w:pPr>
-        <w:pStyle w:val="32"/>
+        <w:pStyle w:val="a1"/>
         <w:keepNext w:val="0"/>
         <w:keepLines w:val="0"/>
         <w:pageBreakBefore w:val="0"/>
@@ -15753,7 +15679,7 @@
     </w:p>
     <w:p>
       <w:pPr>
-        <w:pStyle w:val="32"/>
+        <w:pStyle w:val="a1"/>
         <w:keepNext w:val="0"/>
         <w:keepLines w:val="0"/>
         <w:pageBreakBefore w:val="0"/>
@@ -15771,7 +15697,7 @@
         <w:bidi w:val="0"/>
         <w:adjustRightInd w:val="0"/>
         <w:snapToGrid w:val="0"/>
-        <w:ind w:left="425" w:leftChars="0" w:hanging="425" w:firstLineChars="0"/>
+        <w:ind w:left="425" w:hanging="425" w:leftChars="0" w:firstLineChars="0"/>
         <w:textAlignment w:val="baseline"/>
         <w:rPr>
           <w:rFonts w:hint="default"/>
@@ -15788,7 +15714,7 @@
     </w:p>
     <w:p>
       <w:pPr>
-        <w:pStyle w:val="32"/>
+        <w:pStyle w:val="a1"/>
         <w:keepNext w:val="0"/>
         <w:keepLines w:val="0"/>
         <w:pageBreakBefore w:val="0"/>
@@ -15818,7 +15744,7 @@
     </w:p>
     <w:p>
       <w:pPr>
-        <w:pStyle w:val="32"/>
+        <w:pStyle w:val="a1"/>
         <w:keepNext w:val="0"/>
         <w:keepLines w:val="0"/>
         <w:pageBreakBefore w:val="0"/>
@@ -15848,7 +15774,7 @@
     </w:p>
     <w:p>
       <w:pPr>
-        <w:pStyle w:val="32"/>
+        <w:pStyle w:val="a1"/>
         <w:keepNext w:val="0"/>
         <w:keepLines w:val="0"/>
         <w:pageBreakBefore w:val="0"/>
@@ -15878,28 +15804,28 @@
     </w:p>
     <w:p>
       <w:pPr>
-        <w:pStyle w:val="31"/>
-        <w:keepNext w:val="0"/>
-        <w:keepLines w:val="0"/>
-        <w:pageBreakBefore w:val="0"/>
-        <w:widowControl w:val="0"/>
-        <w:kinsoku w:val="0"/>
-        <w:wordWrap/>
-        <w:overflowPunct/>
-        <w:topLinePunct w:val="0"/>
-        <w:autoSpaceDE w:val="0"/>
-        <w:autoSpaceDN w:val="0"/>
-        <w:bidi w:val="0"/>
-        <w:adjustRightInd w:val="0"/>
-        <w:snapToGrid w:val="0"/>
-        <w:textAlignment w:val="baseline"/>
-        <w:rPr>
-          <w:rFonts w:hint="default"/>
-          <w:lang w:val="en-US" w:eastAsia="zh-CN"/>
-        </w:rPr>
-      </w:pPr>
-      <w:bookmarkStart w:id="74" w:name="_Toc18780"/>
-      <w:bookmarkStart w:id="75" w:name="_Toc12395"/>
+        <w:pStyle w:val="1"/>
+        <w:keepNext w:val="0"/>
+        <w:keepLines w:val="0"/>
+        <w:pageBreakBefore w:val="0"/>
+        <w:widowControl w:val="0"/>
+        <w:kinsoku w:val="0"/>
+        <w:wordWrap/>
+        <w:overflowPunct/>
+        <w:topLinePunct w:val="0"/>
+        <w:autoSpaceDE w:val="0"/>
+        <w:autoSpaceDN w:val="0"/>
+        <w:bidi w:val="0"/>
+        <w:adjustRightInd w:val="0"/>
+        <w:snapToGrid w:val="0"/>
+        <w:textAlignment w:val="baseline"/>
+        <w:rPr>
+          <w:rFonts w:hint="default"/>
+          <w:lang w:val="en-US" w:eastAsia="zh-CN"/>
+        </w:rPr>
+      </w:pPr>
+      <w:bookmarkStart w:id="75" w:name="_Toc18780"/>
+      <w:bookmarkStart w:id="76" w:name="_Toc12395"/>
       <w:r>
         <w:rPr>
           <w:rFonts w:hint="default"/>
@@ -15907,12 +15833,12 @@
         </w:rPr>
         <w:t>过程质量控制</w:t>
       </w:r>
-      <w:bookmarkEnd w:id="74"/>
       <w:bookmarkEnd w:id="75"/>
-    </w:p>
-    <w:p>
-      <w:pPr>
-        <w:pStyle w:val="32"/>
+      <w:bookmarkEnd w:id="76"/>
+    </w:p>
+    <w:p>
+      <w:pPr>
+        <w:pStyle w:val="a1"/>
         <w:keepNext w:val="0"/>
         <w:keepLines w:val="0"/>
         <w:pageBreakBefore w:val="0"/>
@@ -15942,7 +15868,7 @@
     </w:p>
     <w:p>
       <w:pPr>
-        <w:pStyle w:val="32"/>
+        <w:pStyle w:val="a1"/>
         <w:keepNext w:val="0"/>
         <w:keepLines w:val="0"/>
         <w:pageBreakBefore w:val="0"/>
@@ -15992,7 +15918,7 @@
           <w:rFonts w:hint="eastAsia"/>
           <w:lang w:val="en-US" w:eastAsia="zh-CN"/>
         </w:rPr>
-        <w:instrText xml:space="preserve">"柴_标题1"\n</w:instrText>
+        <w:instrText>"柴_标题1"\n</w:instrText>
       </w:r>
       <w:r>
         <w:instrText xml:space="preserve"> \s</w:instrText>
@@ -16009,7 +15935,7 @@
           <w:rFonts w:hint="eastAsia"/>
           <w:lang w:val="en-US" w:eastAsia="zh-CN"/>
         </w:rPr>
-        <w:instrText xml:space="preserve">* Charformat</w:instrText>
+        <w:instrText>* Charformat</w:instrText>
       </w:r>
       <w:r>
         <w:rPr>
@@ -16074,8 +16000,8 @@
         </w:rPr>
         <w:fldChar w:fldCharType="end"/>
       </w:r>
-      <w:bookmarkStart w:id="76" w:name="_Toc18864"/>
-      <w:bookmarkStart w:id="77" w:name="_Toc15689"/>
+      <w:bookmarkStart w:id="77" w:name="_Toc18864"/>
+      <w:bookmarkStart w:id="78" w:name="_Toc15689"/>
       <w:r>
         <w:rPr>
           <w:rFonts w:hint="eastAsia"/>
@@ -16083,11 +16009,11 @@
         </w:rPr>
         <w:t xml:space="preserve"> 质量控制流程图</w:t>
       </w:r>
-      <w:bookmarkEnd w:id="76"/>
-    </w:p>
-    <w:p>
-      <w:pPr>
-        <w:pStyle w:val="32"/>
+      <w:bookmarkEnd w:id="77"/>
+    </w:p>
+    <w:p>
+      <w:pPr>
+        <w:pStyle w:val="a1"/>
         <w:keepNext w:val="0"/>
         <w:keepLines w:val="0"/>
         <w:pageBreakBefore w:val="0"/>
@@ -16122,7 +16048,7 @@
                     </pic:cNvPicPr>
                   </pic:nvPicPr>
                   <pic:blipFill>
-                    <a:blip r:embed="rId7"/>
+                    <a:blip xmlns:r="http://schemas.openxmlformats.org/officeDocument/2006/relationships" r:embed="rId5"/>
                     <a:stretch>
                       <a:fillRect/>
                     </a:stretch>
@@ -16146,11 +16072,11 @@
           </wp:inline>
         </w:drawing>
       </w:r>
-      <w:bookmarkEnd w:id="77"/>
-    </w:p>
-    <w:p>
-      <w:pPr>
-        <w:pStyle w:val="32"/>
+      <w:bookmarkEnd w:id="78"/>
+    </w:p>
+    <w:p>
+      <w:pPr>
+        <w:pStyle w:val="a1"/>
         <w:keepNext w:val="0"/>
         <w:keepLines w:val="0"/>
         <w:pageBreakBefore w:val="0"/>
@@ -16209,7 +16135,7 @@
     </w:p>
     <w:p>
       <w:pPr>
-        <w:pStyle w:val="32"/>
+        <w:pStyle w:val="a1"/>
         <w:keepNext w:val="0"/>
         <w:keepLines w:val="0"/>
         <w:pageBreakBefore w:val="0"/>
@@ -16259,7 +16185,7 @@
           <w:rFonts w:hint="eastAsia"/>
           <w:lang w:val="en-US" w:eastAsia="zh-CN"/>
         </w:rPr>
-        <w:instrText xml:space="preserve">"柴_标题1"\n</w:instrText>
+        <w:instrText>"柴_标题1"\n</w:instrText>
       </w:r>
       <w:r>
         <w:instrText xml:space="preserve"> \s</w:instrText>
@@ -16276,7 +16202,7 @@
           <w:rFonts w:hint="eastAsia"/>
           <w:lang w:val="en-US" w:eastAsia="zh-CN"/>
         </w:rPr>
-        <w:instrText xml:space="preserve">* Charformat</w:instrText>
+        <w:instrText>* Charformat</w:instrText>
       </w:r>
       <w:r>
         <w:rPr>
@@ -16341,7 +16267,7 @@
         </w:rPr>
         <w:fldChar w:fldCharType="end"/>
       </w:r>
-      <w:bookmarkStart w:id="78" w:name="_Toc6377"/>
+      <w:bookmarkStart w:id="79" w:name="_Toc6377"/>
       <w:r>
         <w:rPr>
           <w:rFonts w:hint="eastAsia"/>
@@ -16349,23 +16275,22 @@
         </w:rPr>
         <w:t xml:space="preserve"> 过程质量控制流程说明</w:t>
       </w:r>
-      <w:bookmarkEnd w:id="78"/>
+      <w:bookmarkEnd w:id="79"/>
     </w:p>
     <w:tbl>
       <w:tblPr>
-        <w:tblStyle w:val="23"/>
+        <w:tblStyle w:val="TableNormal"/>
         <w:tblW w:w="8522" w:type="dxa"/>
         <w:jc w:val="center"/>
         <w:tblBorders>
-          <w:top w:val="none" w:color="auto" w:sz="0" w:space="0"/>
-          <w:left w:val="none" w:color="auto" w:sz="0" w:space="0"/>
-          <w:bottom w:val="none" w:color="auto" w:sz="0" w:space="0"/>
-          <w:right w:val="none" w:color="auto" w:sz="0" w:space="0"/>
-          <w:insideH w:val="none" w:color="auto" w:sz="0" w:space="0"/>
-          <w:insideV w:val="none" w:color="auto" w:sz="0" w:space="0"/>
+          <w:top w:val="nil"/>
+          <w:left w:val="nil"/>
+          <w:bottom w:val="nil"/>
+          <w:right w:val="nil"/>
+          <w:insideH w:val="nil"/>
+          <w:insideV w:val="nil"/>
         </w:tblBorders>
         <w:shd w:val="clear" w:color="auto" w:fill="auto"/>
-        <w:tblLayout w:type="autofit"/>
         <w:tblCellMar>
           <w:top w:w="15" w:type="dxa"/>
           <w:left w:w="15" w:type="dxa"/>
@@ -16382,13 +16307,15 @@
       </w:tblGrid>
       <w:tr>
         <w:tblPrEx>
+          <w:tblW w:w="8522" w:type="dxa"/>
+          <w:jc w:val="center"/>
           <w:tblBorders>
-            <w:top w:val="none" w:color="auto" w:sz="0" w:space="0"/>
-            <w:left w:val="none" w:color="auto" w:sz="0" w:space="0"/>
-            <w:bottom w:val="none" w:color="auto" w:sz="0" w:space="0"/>
-            <w:right w:val="none" w:color="auto" w:sz="0" w:space="0"/>
-            <w:insideH w:val="none" w:color="auto" w:sz="0" w:space="0"/>
-            <w:insideV w:val="none" w:color="auto" w:sz="0" w:space="0"/>
+            <w:top w:val="nil"/>
+            <w:left w:val="nil"/>
+            <w:bottom w:val="nil"/>
+            <w:right w:val="nil"/>
+            <w:insideH w:val="nil"/>
+            <w:insideV w:val="nil"/>
           </w:tblBorders>
           <w:shd w:val="clear" w:color="auto" w:fill="auto"/>
           <w:tblCellMar>
@@ -16399,7 +16326,7 @@
           </w:tblCellMar>
         </w:tblPrEx>
         <w:trPr>
-          <w:trHeight w:val="857" w:hRule="atLeast"/>
+          <w:trHeight w:val="857"/>
           <w:tblHeader/>
           <w:jc w:val="center"/>
         </w:trPr>
@@ -16407,8 +16334,8 @@
           <w:tcPr>
             <w:tcW w:w="1838" w:type="dxa"/>
             <w:tcBorders>
-              <w:top w:val="single" w:color="auto" w:sz="4" w:space="0"/>
-              <w:left w:val="single" w:color="auto" w:sz="4" w:space="0"/>
+              <w:top w:val="single" w:sz="4" w:space="0" w:color="auto"/>
+              <w:left w:val="single" w:sz="4" w:space="0" w:color="auto"/>
               <w:bottom w:val="nil"/>
               <w:right w:val="nil"/>
             </w:tcBorders>
@@ -16457,8 +16384,8 @@
           <w:tcPr>
             <w:tcW w:w="1186" w:type="dxa"/>
             <w:tcBorders>
-              <w:top w:val="single" w:color="auto" w:sz="4" w:space="0"/>
-              <w:left w:val="single" w:color="auto" w:sz="4" w:space="0"/>
+              <w:top w:val="single" w:sz="4" w:space="0" w:color="auto"/>
+              <w:left w:val="single" w:sz="4" w:space="0" w:color="auto"/>
               <w:bottom w:val="nil"/>
               <w:right w:val="nil"/>
             </w:tcBorders>
@@ -16508,8 +16435,8 @@
           <w:tcPr>
             <w:tcW w:w="3079" w:type="dxa"/>
             <w:tcBorders>
-              <w:top w:val="single" w:color="auto" w:sz="4" w:space="0"/>
-              <w:left w:val="single" w:color="auto" w:sz="4" w:space="0"/>
+              <w:top w:val="single" w:sz="4" w:space="0" w:color="auto"/>
+              <w:left w:val="single" w:sz="4" w:space="0" w:color="auto"/>
               <w:bottom w:val="nil"/>
               <w:right w:val="nil"/>
             </w:tcBorders>
@@ -16559,8 +16486,8 @@
           <w:tcPr>
             <w:tcW w:w="1379" w:type="dxa"/>
             <w:tcBorders>
-              <w:top w:val="single" w:color="auto" w:sz="4" w:space="0"/>
-              <w:left w:val="single" w:color="auto" w:sz="4" w:space="0"/>
+              <w:top w:val="single" w:sz="4" w:space="0" w:color="auto"/>
+              <w:left w:val="single" w:sz="4" w:space="0" w:color="auto"/>
               <w:bottom w:val="nil"/>
               <w:right w:val="nil"/>
             </w:tcBorders>
@@ -16610,10 +16537,10 @@
           <w:tcPr>
             <w:tcW w:w="1040" w:type="dxa"/>
             <w:tcBorders>
-              <w:top w:val="single" w:color="auto" w:sz="4" w:space="0"/>
-              <w:left w:val="single" w:color="auto" w:sz="4" w:space="0"/>
+              <w:top w:val="single" w:sz="4" w:space="0" w:color="auto"/>
+              <w:left w:val="single" w:sz="4" w:space="0" w:color="auto"/>
               <w:bottom w:val="nil"/>
-              <w:right w:val="single" w:color="auto" w:sz="4" w:space="0"/>
+              <w:right w:val="single" w:sz="4" w:space="0" w:color="auto"/>
             </w:tcBorders>
             <w:shd w:val="clear" w:color="auto" w:fill="auto"/>
             <w:tcMar>
@@ -16661,14 +16588,9 @@
       </w:tr>
       <w:tr>
         <w:tblPrEx>
-          <w:tblBorders>
-            <w:top w:val="none" w:color="auto" w:sz="0" w:space="0"/>
-            <w:left w:val="none" w:color="auto" w:sz="0" w:space="0"/>
-            <w:bottom w:val="none" w:color="auto" w:sz="0" w:space="0"/>
-            <w:right w:val="none" w:color="auto" w:sz="0" w:space="0"/>
-            <w:insideH w:val="none" w:color="auto" w:sz="0" w:space="0"/>
-            <w:insideV w:val="none" w:color="auto" w:sz="0" w:space="0"/>
-          </w:tblBorders>
+          <w:tblW w:w="8522" w:type="dxa"/>
+          <w:jc w:val="center"/>
+          <w:shd w:val="clear" w:color="auto" w:fill="auto"/>
           <w:tblCellMar>
             <w:top w:w="15" w:type="dxa"/>
             <w:left w:w="15" w:type="dxa"/>
@@ -16677,15 +16599,15 @@
           </w:tblCellMar>
         </w:tblPrEx>
         <w:trPr>
-          <w:trHeight w:val="0" w:hRule="atLeast"/>
+          <w:trHeight w:val="0"/>
           <w:jc w:val="center"/>
         </w:trPr>
         <w:tc>
           <w:tcPr>
             <w:tcW w:w="1838" w:type="dxa"/>
             <w:tcBorders>
-              <w:top w:val="single" w:color="auto" w:sz="4" w:space="0"/>
-              <w:left w:val="single" w:color="auto" w:sz="4" w:space="0"/>
+              <w:top w:val="single" w:sz="4" w:space="0" w:color="auto"/>
+              <w:left w:val="single" w:sz="4" w:space="0" w:color="auto"/>
               <w:bottom w:val="nil"/>
               <w:right w:val="nil"/>
             </w:tcBorders>
@@ -16731,8 +16653,8 @@
           <w:tcPr>
             <w:tcW w:w="1186" w:type="dxa"/>
             <w:tcBorders>
-              <w:top w:val="single" w:color="auto" w:sz="4" w:space="0"/>
-              <w:left w:val="single" w:color="auto" w:sz="4" w:space="0"/>
+              <w:top w:val="single" w:sz="4" w:space="0" w:color="auto"/>
+              <w:left w:val="single" w:sz="4" w:space="0" w:color="auto"/>
               <w:bottom w:val="nil"/>
               <w:right w:val="nil"/>
             </w:tcBorders>
@@ -16778,8 +16700,8 @@
           <w:tcPr>
             <w:tcW w:w="3079" w:type="dxa"/>
             <w:tcBorders>
-              <w:top w:val="single" w:color="auto" w:sz="4" w:space="0"/>
-              <w:left w:val="single" w:color="auto" w:sz="4" w:space="0"/>
+              <w:top w:val="single" w:sz="4" w:space="0" w:color="auto"/>
+              <w:left w:val="single" w:sz="4" w:space="0" w:color="auto"/>
               <w:bottom w:val="nil"/>
               <w:right w:val="nil"/>
             </w:tcBorders>
@@ -16882,8 +16804,8 @@
           <w:tcPr>
             <w:tcW w:w="1379" w:type="dxa"/>
             <w:tcBorders>
-              <w:top w:val="single" w:color="auto" w:sz="4" w:space="0"/>
-              <w:left w:val="single" w:color="auto" w:sz="4" w:space="0"/>
+              <w:top w:val="single" w:sz="4" w:space="0" w:color="auto"/>
+              <w:left w:val="single" w:sz="4" w:space="0" w:color="auto"/>
               <w:bottom w:val="nil"/>
               <w:right w:val="nil"/>
             </w:tcBorders>
@@ -16929,10 +16851,10 @@
           <w:tcPr>
             <w:tcW w:w="1040" w:type="dxa"/>
             <w:tcBorders>
-              <w:top w:val="single" w:color="auto" w:sz="4" w:space="0"/>
-              <w:left w:val="single" w:color="auto" w:sz="4" w:space="0"/>
+              <w:top w:val="single" w:sz="4" w:space="0" w:color="auto"/>
+              <w:left w:val="single" w:sz="4" w:space="0" w:color="auto"/>
               <w:bottom w:val="nil"/>
-              <w:right w:val="single" w:color="auto" w:sz="4" w:space="0"/>
+              <w:right w:val="single" w:sz="4" w:space="0" w:color="auto"/>
             </w:tcBorders>
             <w:shd w:val="clear" w:color="auto" w:fill="auto"/>
             <w:tcMar>
@@ -16975,14 +16897,8 @@
       </w:tr>
       <w:tr>
         <w:tblPrEx>
-          <w:tblBorders>
-            <w:top w:val="none" w:color="auto" w:sz="0" w:space="0"/>
-            <w:left w:val="none" w:color="auto" w:sz="0" w:space="0"/>
-            <w:bottom w:val="none" w:color="auto" w:sz="0" w:space="0"/>
-            <w:right w:val="none" w:color="auto" w:sz="0" w:space="0"/>
-            <w:insideH w:val="none" w:color="auto" w:sz="0" w:space="0"/>
-            <w:insideV w:val="none" w:color="auto" w:sz="0" w:space="0"/>
-          </w:tblBorders>
+          <w:tblW w:w="8522" w:type="dxa"/>
+          <w:jc w:val="center"/>
           <w:shd w:val="clear" w:color="auto" w:fill="auto"/>
           <w:tblCellMar>
             <w:top w:w="15" w:type="dxa"/>
@@ -16992,15 +16908,15 @@
           </w:tblCellMar>
         </w:tblPrEx>
         <w:trPr>
-          <w:trHeight w:val="0" w:hRule="atLeast"/>
+          <w:trHeight w:val="0"/>
           <w:jc w:val="center"/>
         </w:trPr>
         <w:tc>
           <w:tcPr>
             <w:tcW w:w="1838" w:type="dxa"/>
             <w:tcBorders>
-              <w:top w:val="single" w:color="auto" w:sz="4" w:space="0"/>
-              <w:left w:val="single" w:color="auto" w:sz="4" w:space="0"/>
+              <w:top w:val="single" w:sz="4" w:space="0" w:color="auto"/>
+              <w:left w:val="single" w:sz="4" w:space="0" w:color="auto"/>
               <w:bottom w:val="nil"/>
               <w:right w:val="nil"/>
             </w:tcBorders>
@@ -17046,8 +16962,8 @@
           <w:tcPr>
             <w:tcW w:w="1186" w:type="dxa"/>
             <w:tcBorders>
-              <w:top w:val="single" w:color="auto" w:sz="4" w:space="0"/>
-              <w:left w:val="single" w:color="auto" w:sz="4" w:space="0"/>
+              <w:top w:val="single" w:sz="4" w:space="0" w:color="auto"/>
+              <w:left w:val="single" w:sz="4" w:space="0" w:color="auto"/>
               <w:bottom w:val="nil"/>
               <w:right w:val="nil"/>
             </w:tcBorders>
@@ -17093,8 +17009,8 @@
           <w:tcPr>
             <w:tcW w:w="3079" w:type="dxa"/>
             <w:tcBorders>
-              <w:top w:val="single" w:color="auto" w:sz="4" w:space="0"/>
-              <w:left w:val="single" w:color="auto" w:sz="4" w:space="0"/>
+              <w:top w:val="single" w:sz="4" w:space="0" w:color="auto"/>
+              <w:left w:val="single" w:sz="4" w:space="0" w:color="auto"/>
               <w:bottom w:val="nil"/>
               <w:right w:val="nil"/>
             </w:tcBorders>
@@ -17140,8 +17056,8 @@
           <w:tcPr>
             <w:tcW w:w="1379" w:type="dxa"/>
             <w:tcBorders>
-              <w:top w:val="single" w:color="auto" w:sz="4" w:space="0"/>
-              <w:left w:val="single" w:color="auto" w:sz="4" w:space="0"/>
+              <w:top w:val="single" w:sz="4" w:space="0" w:color="auto"/>
+              <w:left w:val="single" w:sz="4" w:space="0" w:color="auto"/>
               <w:bottom w:val="nil"/>
               <w:right w:val="nil"/>
             </w:tcBorders>
@@ -17187,10 +17103,10 @@
           <w:tcPr>
             <w:tcW w:w="1040" w:type="dxa"/>
             <w:tcBorders>
-              <w:top w:val="single" w:color="auto" w:sz="4" w:space="0"/>
-              <w:left w:val="single" w:color="auto" w:sz="4" w:space="0"/>
+              <w:top w:val="single" w:sz="4" w:space="0" w:color="auto"/>
+              <w:left w:val="single" w:sz="4" w:space="0" w:color="auto"/>
               <w:bottom w:val="nil"/>
-              <w:right w:val="single" w:color="auto" w:sz="4" w:space="0"/>
+              <w:right w:val="single" w:sz="4" w:space="0" w:color="auto"/>
             </w:tcBorders>
             <w:shd w:val="clear" w:color="auto" w:fill="auto"/>
             <w:tcMar>
@@ -17233,14 +17149,9 @@
       </w:tr>
       <w:tr>
         <w:tblPrEx>
-          <w:tblBorders>
-            <w:top w:val="none" w:color="auto" w:sz="0" w:space="0"/>
-            <w:left w:val="none" w:color="auto" w:sz="0" w:space="0"/>
-            <w:bottom w:val="none" w:color="auto" w:sz="0" w:space="0"/>
-            <w:right w:val="none" w:color="auto" w:sz="0" w:space="0"/>
-            <w:insideH w:val="none" w:color="auto" w:sz="0" w:space="0"/>
-            <w:insideV w:val="none" w:color="auto" w:sz="0" w:space="0"/>
-          </w:tblBorders>
+          <w:tblW w:w="8522" w:type="dxa"/>
+          <w:jc w:val="center"/>
+          <w:shd w:val="clear" w:color="auto" w:fill="auto"/>
           <w:tblCellMar>
             <w:top w:w="15" w:type="dxa"/>
             <w:left w:w="15" w:type="dxa"/>
@@ -17249,15 +17160,15 @@
           </w:tblCellMar>
         </w:tblPrEx>
         <w:trPr>
-          <w:trHeight w:val="0" w:hRule="atLeast"/>
+          <w:trHeight w:val="0"/>
           <w:jc w:val="center"/>
         </w:trPr>
         <w:tc>
           <w:tcPr>
             <w:tcW w:w="1838" w:type="dxa"/>
             <w:tcBorders>
-              <w:top w:val="single" w:color="auto" w:sz="4" w:space="0"/>
-              <w:left w:val="single" w:color="auto" w:sz="4" w:space="0"/>
+              <w:top w:val="single" w:sz="4" w:space="0" w:color="auto"/>
+              <w:left w:val="single" w:sz="4" w:space="0" w:color="auto"/>
               <w:bottom w:val="nil"/>
               <w:right w:val="nil"/>
             </w:tcBorders>
@@ -17303,8 +17214,8 @@
           <w:tcPr>
             <w:tcW w:w="1186" w:type="dxa"/>
             <w:tcBorders>
-              <w:top w:val="single" w:color="auto" w:sz="4" w:space="0"/>
-              <w:left w:val="single" w:color="auto" w:sz="4" w:space="0"/>
+              <w:top w:val="single" w:sz="4" w:space="0" w:color="auto"/>
+              <w:left w:val="single" w:sz="4" w:space="0" w:color="auto"/>
               <w:bottom w:val="nil"/>
               <w:right w:val="nil"/>
             </w:tcBorders>
@@ -17350,8 +17261,8 @@
           <w:tcPr>
             <w:tcW w:w="3079" w:type="dxa"/>
             <w:tcBorders>
-              <w:top w:val="single" w:color="auto" w:sz="4" w:space="0"/>
-              <w:left w:val="single" w:color="auto" w:sz="4" w:space="0"/>
+              <w:top w:val="single" w:sz="4" w:space="0" w:color="auto"/>
+              <w:left w:val="single" w:sz="4" w:space="0" w:color="auto"/>
               <w:bottom w:val="nil"/>
               <w:right w:val="nil"/>
             </w:tcBorders>
@@ -17454,8 +17365,8 @@
           <w:tcPr>
             <w:tcW w:w="1379" w:type="dxa"/>
             <w:tcBorders>
-              <w:top w:val="single" w:color="auto" w:sz="4" w:space="0"/>
-              <w:left w:val="single" w:color="auto" w:sz="4" w:space="0"/>
+              <w:top w:val="single" w:sz="4" w:space="0" w:color="auto"/>
+              <w:left w:val="single" w:sz="4" w:space="0" w:color="auto"/>
               <w:bottom w:val="nil"/>
               <w:right w:val="nil"/>
             </w:tcBorders>
@@ -17501,10 +17412,10 @@
           <w:tcPr>
             <w:tcW w:w="1040" w:type="dxa"/>
             <w:tcBorders>
-              <w:top w:val="single" w:color="auto" w:sz="4" w:space="0"/>
-              <w:left w:val="single" w:color="auto" w:sz="4" w:space="0"/>
+              <w:top w:val="single" w:sz="4" w:space="0" w:color="auto"/>
+              <w:left w:val="single" w:sz="4" w:space="0" w:color="auto"/>
               <w:bottom w:val="nil"/>
-              <w:right w:val="single" w:color="auto" w:sz="4" w:space="0"/>
+              <w:right w:val="single" w:sz="4" w:space="0" w:color="auto"/>
             </w:tcBorders>
             <w:shd w:val="clear" w:color="auto" w:fill="auto"/>
             <w:tcMar>
@@ -17547,14 +17458,8 @@
       </w:tr>
       <w:tr>
         <w:tblPrEx>
-          <w:tblBorders>
-            <w:top w:val="none" w:color="auto" w:sz="0" w:space="0"/>
-            <w:left w:val="none" w:color="auto" w:sz="0" w:space="0"/>
-            <w:bottom w:val="none" w:color="auto" w:sz="0" w:space="0"/>
-            <w:right w:val="none" w:color="auto" w:sz="0" w:space="0"/>
-            <w:insideH w:val="none" w:color="auto" w:sz="0" w:space="0"/>
-            <w:insideV w:val="none" w:color="auto" w:sz="0" w:space="0"/>
-          </w:tblBorders>
+          <w:tblW w:w="8522" w:type="dxa"/>
+          <w:jc w:val="center"/>
           <w:shd w:val="clear" w:color="auto" w:fill="auto"/>
           <w:tblCellMar>
             <w:top w:w="15" w:type="dxa"/>
@@ -17564,15 +17469,15 @@
           </w:tblCellMar>
         </w:tblPrEx>
         <w:trPr>
-          <w:trHeight w:val="0" w:hRule="atLeast"/>
+          <w:trHeight w:val="0"/>
           <w:jc w:val="center"/>
         </w:trPr>
         <w:tc>
           <w:tcPr>
             <w:tcW w:w="1838" w:type="dxa"/>
             <w:tcBorders>
-              <w:top w:val="single" w:color="auto" w:sz="4" w:space="0"/>
-              <w:left w:val="single" w:color="auto" w:sz="4" w:space="0"/>
+              <w:top w:val="single" w:sz="4" w:space="0" w:color="auto"/>
+              <w:left w:val="single" w:sz="4" w:space="0" w:color="auto"/>
               <w:bottom w:val="nil"/>
               <w:right w:val="nil"/>
             </w:tcBorders>
@@ -17618,8 +17523,8 @@
           <w:tcPr>
             <w:tcW w:w="1186" w:type="dxa"/>
             <w:tcBorders>
-              <w:top w:val="single" w:color="auto" w:sz="4" w:space="0"/>
-              <w:left w:val="single" w:color="auto" w:sz="4" w:space="0"/>
+              <w:top w:val="single" w:sz="4" w:space="0" w:color="auto"/>
+              <w:left w:val="single" w:sz="4" w:space="0" w:color="auto"/>
               <w:bottom w:val="nil"/>
               <w:right w:val="nil"/>
             </w:tcBorders>
@@ -17665,8 +17570,8 @@
           <w:tcPr>
             <w:tcW w:w="3079" w:type="dxa"/>
             <w:tcBorders>
-              <w:top w:val="single" w:color="auto" w:sz="4" w:space="0"/>
-              <w:left w:val="single" w:color="auto" w:sz="4" w:space="0"/>
+              <w:top w:val="single" w:sz="4" w:space="0" w:color="auto"/>
+              <w:left w:val="single" w:sz="4" w:space="0" w:color="auto"/>
               <w:bottom w:val="nil"/>
               <w:right w:val="nil"/>
             </w:tcBorders>
@@ -17712,8 +17617,8 @@
           <w:tcPr>
             <w:tcW w:w="1379" w:type="dxa"/>
             <w:tcBorders>
-              <w:top w:val="single" w:color="auto" w:sz="4" w:space="0"/>
-              <w:left w:val="single" w:color="auto" w:sz="4" w:space="0"/>
+              <w:top w:val="single" w:sz="4" w:space="0" w:color="auto"/>
+              <w:left w:val="single" w:sz="4" w:space="0" w:color="auto"/>
               <w:bottom w:val="nil"/>
               <w:right w:val="nil"/>
             </w:tcBorders>
@@ -17759,10 +17664,10 @@
           <w:tcPr>
             <w:tcW w:w="1040" w:type="dxa"/>
             <w:tcBorders>
-              <w:top w:val="single" w:color="auto" w:sz="4" w:space="0"/>
-              <w:left w:val="single" w:color="auto" w:sz="4" w:space="0"/>
+              <w:top w:val="single" w:sz="4" w:space="0" w:color="auto"/>
+              <w:left w:val="single" w:sz="4" w:space="0" w:color="auto"/>
               <w:bottom w:val="nil"/>
-              <w:right w:val="single" w:color="auto" w:sz="4" w:space="0"/>
+              <w:right w:val="single" w:sz="4" w:space="0" w:color="auto"/>
             </w:tcBorders>
             <w:shd w:val="clear" w:color="auto" w:fill="auto"/>
             <w:tcMar>
@@ -17805,14 +17710,9 @@
       </w:tr>
       <w:tr>
         <w:tblPrEx>
-          <w:tblBorders>
-            <w:top w:val="none" w:color="auto" w:sz="0" w:space="0"/>
-            <w:left w:val="none" w:color="auto" w:sz="0" w:space="0"/>
-            <w:bottom w:val="none" w:color="auto" w:sz="0" w:space="0"/>
-            <w:right w:val="none" w:color="auto" w:sz="0" w:space="0"/>
-            <w:insideH w:val="none" w:color="auto" w:sz="0" w:space="0"/>
-            <w:insideV w:val="none" w:color="auto" w:sz="0" w:space="0"/>
-          </w:tblBorders>
+          <w:tblW w:w="8522" w:type="dxa"/>
+          <w:jc w:val="center"/>
+          <w:shd w:val="clear" w:color="auto" w:fill="auto"/>
           <w:tblCellMar>
             <w:top w:w="15" w:type="dxa"/>
             <w:left w:w="15" w:type="dxa"/>
@@ -17821,16 +17721,16 @@
           </w:tblCellMar>
         </w:tblPrEx>
         <w:trPr>
-          <w:trHeight w:val="0" w:hRule="atLeast"/>
+          <w:trHeight w:val="0"/>
           <w:jc w:val="center"/>
         </w:trPr>
         <w:tc>
           <w:tcPr>
             <w:tcW w:w="1838" w:type="dxa"/>
             <w:tcBorders>
-              <w:top w:val="single" w:color="auto" w:sz="4" w:space="0"/>
-              <w:left w:val="single" w:color="auto" w:sz="4" w:space="0"/>
-              <w:bottom w:val="single" w:color="auto" w:sz="4" w:space="0"/>
+              <w:top w:val="single" w:sz="4" w:space="0" w:color="auto"/>
+              <w:left w:val="single" w:sz="4" w:space="0" w:color="auto"/>
+              <w:bottom w:val="single" w:sz="4" w:space="0" w:color="auto"/>
               <w:right w:val="nil"/>
             </w:tcBorders>
             <w:shd w:val="clear" w:color="auto" w:fill="auto"/>
@@ -17875,9 +17775,9 @@
           <w:tcPr>
             <w:tcW w:w="1186" w:type="dxa"/>
             <w:tcBorders>
-              <w:top w:val="single" w:color="auto" w:sz="4" w:space="0"/>
-              <w:left w:val="single" w:color="auto" w:sz="4" w:space="0"/>
-              <w:bottom w:val="single" w:color="auto" w:sz="4" w:space="0"/>
+              <w:top w:val="single" w:sz="4" w:space="0" w:color="auto"/>
+              <w:left w:val="single" w:sz="4" w:space="0" w:color="auto"/>
+              <w:bottom w:val="single" w:sz="4" w:space="0" w:color="auto"/>
               <w:right w:val="nil"/>
             </w:tcBorders>
             <w:shd w:val="clear" w:color="auto" w:fill="auto"/>
@@ -17922,9 +17822,9 @@
           <w:tcPr>
             <w:tcW w:w="3079" w:type="dxa"/>
             <w:tcBorders>
-              <w:top w:val="single" w:color="auto" w:sz="4" w:space="0"/>
-              <w:left w:val="single" w:color="auto" w:sz="4" w:space="0"/>
-              <w:bottom w:val="single" w:color="auto" w:sz="4" w:space="0"/>
+              <w:top w:val="single" w:sz="4" w:space="0" w:color="auto"/>
+              <w:left w:val="single" w:sz="4" w:space="0" w:color="auto"/>
+              <w:bottom w:val="single" w:sz="4" w:space="0" w:color="auto"/>
               <w:right w:val="nil"/>
             </w:tcBorders>
             <w:shd w:val="clear" w:color="auto" w:fill="auto"/>
@@ -17969,9 +17869,9 @@
           <w:tcPr>
             <w:tcW w:w="1379" w:type="dxa"/>
             <w:tcBorders>
-              <w:top w:val="single" w:color="auto" w:sz="4" w:space="0"/>
-              <w:left w:val="single" w:color="auto" w:sz="4" w:space="0"/>
-              <w:bottom w:val="single" w:color="auto" w:sz="4" w:space="0"/>
+              <w:top w:val="single" w:sz="4" w:space="0" w:color="auto"/>
+              <w:left w:val="single" w:sz="4" w:space="0" w:color="auto"/>
+              <w:bottom w:val="single" w:sz="4" w:space="0" w:color="auto"/>
               <w:right w:val="nil"/>
             </w:tcBorders>
             <w:shd w:val="clear" w:color="auto" w:fill="auto"/>
@@ -18016,10 +17916,10 @@
           <w:tcPr>
             <w:tcW w:w="1040" w:type="dxa"/>
             <w:tcBorders>
-              <w:top w:val="single" w:color="auto" w:sz="4" w:space="0"/>
-              <w:left w:val="single" w:color="auto" w:sz="4" w:space="0"/>
-              <w:bottom w:val="single" w:color="auto" w:sz="4" w:space="0"/>
-              <w:right w:val="single" w:color="auto" w:sz="4" w:space="0"/>
+              <w:top w:val="single" w:sz="4" w:space="0" w:color="auto"/>
+              <w:left w:val="single" w:sz="4" w:space="0" w:color="auto"/>
+              <w:bottom w:val="single" w:sz="4" w:space="0" w:color="auto"/>
+              <w:right w:val="single" w:sz="4" w:space="0" w:color="auto"/>
             </w:tcBorders>
             <w:shd w:val="clear" w:color="auto" w:fill="auto"/>
             <w:tcMar>
@@ -18063,28 +17963,28 @@
     </w:tbl>
     <w:p>
       <w:pPr>
-        <w:pStyle w:val="31"/>
-        <w:keepNext w:val="0"/>
-        <w:keepLines w:val="0"/>
-        <w:pageBreakBefore w:val="0"/>
-        <w:widowControl w:val="0"/>
-        <w:kinsoku w:val="0"/>
-        <w:wordWrap/>
-        <w:overflowPunct/>
-        <w:topLinePunct w:val="0"/>
-        <w:autoSpaceDE w:val="0"/>
-        <w:autoSpaceDN w:val="0"/>
-        <w:bidi w:val="0"/>
-        <w:adjustRightInd w:val="0"/>
-        <w:snapToGrid w:val="0"/>
-        <w:textAlignment w:val="baseline"/>
-        <w:rPr>
-          <w:rFonts w:hint="default"/>
-          <w:lang w:val="en-US" w:eastAsia="zh-CN"/>
-        </w:rPr>
-      </w:pPr>
-      <w:bookmarkStart w:id="79" w:name="_Toc28966"/>
-      <w:bookmarkStart w:id="80" w:name="_Toc13056"/>
+        <w:pStyle w:val="1"/>
+        <w:keepNext w:val="0"/>
+        <w:keepLines w:val="0"/>
+        <w:pageBreakBefore w:val="0"/>
+        <w:widowControl w:val="0"/>
+        <w:kinsoku w:val="0"/>
+        <w:wordWrap/>
+        <w:overflowPunct/>
+        <w:topLinePunct w:val="0"/>
+        <w:autoSpaceDE w:val="0"/>
+        <w:autoSpaceDN w:val="0"/>
+        <w:bidi w:val="0"/>
+        <w:adjustRightInd w:val="0"/>
+        <w:snapToGrid w:val="0"/>
+        <w:textAlignment w:val="baseline"/>
+        <w:rPr>
+          <w:rFonts w:hint="default"/>
+          <w:lang w:val="en-US" w:eastAsia="zh-CN"/>
+        </w:rPr>
+      </w:pPr>
+      <w:bookmarkStart w:id="80" w:name="_Toc28966"/>
+      <w:bookmarkStart w:id="81" w:name="_Toc13056"/>
       <w:r>
         <w:rPr>
           <w:rFonts w:hint="default"/>
@@ -18092,12 +17992,12 @@
         </w:rPr>
         <w:t>能力计划遵循的原则</w:t>
       </w:r>
-      <w:bookmarkEnd w:id="79"/>
       <w:bookmarkEnd w:id="80"/>
-    </w:p>
-    <w:p>
-      <w:pPr>
-        <w:pStyle w:val="32"/>
+      <w:bookmarkEnd w:id="81"/>
+    </w:p>
+    <w:p>
+      <w:pPr>
+        <w:pStyle w:val="a1"/>
         <w:keepNext w:val="0"/>
         <w:keepLines w:val="0"/>
         <w:pageBreakBefore w:val="0"/>
@@ -18127,7 +18027,7 @@
     </w:p>
     <w:p>
       <w:pPr>
-        <w:pStyle w:val="32"/>
+        <w:pStyle w:val="a1"/>
         <w:keepNext w:val="0"/>
         <w:keepLines w:val="0"/>
         <w:pageBreakBefore w:val="0"/>
@@ -18157,7 +18057,7 @@
     </w:p>
     <w:p>
       <w:pPr>
-        <w:pStyle w:val="32"/>
+        <w:pStyle w:val="a1"/>
         <w:keepNext w:val="0"/>
         <w:keepLines w:val="0"/>
         <w:pageBreakBefore w:val="0"/>
@@ -18187,7 +18087,7 @@
     </w:p>
     <w:p>
       <w:pPr>
-        <w:pStyle w:val="32"/>
+        <w:pStyle w:val="a1"/>
         <w:keepNext w:val="0"/>
         <w:keepLines w:val="0"/>
         <w:pageBreakBefore w:val="0"/>
@@ -18217,7 +18117,7 @@
     </w:p>
     <w:p>
       <w:pPr>
-        <w:pStyle w:val="32"/>
+        <w:pStyle w:val="a1"/>
         <w:keepNext w:val="0"/>
         <w:keepLines w:val="0"/>
         <w:pageBreakBefore w:val="0"/>
@@ -18247,7 +18147,7 @@
     </w:p>
     <w:p>
       <w:pPr>
-        <w:pStyle w:val="32"/>
+        <w:pStyle w:val="a1"/>
         <w:keepNext w:val="0"/>
         <w:keepLines w:val="0"/>
         <w:pageBreakBefore w:val="0"/>
@@ -18277,7 +18177,7 @@
     </w:p>
     <w:p>
       <w:pPr>
-        <w:pStyle w:val="32"/>
+        <w:pStyle w:val="a1"/>
         <w:keepNext w:val="0"/>
         <w:keepLines w:val="0"/>
         <w:pageBreakBefore w:val="0"/>
@@ -18307,28 +18207,28 @@
     </w:p>
     <w:p>
       <w:pPr>
-        <w:pStyle w:val="31"/>
-        <w:keepNext w:val="0"/>
-        <w:keepLines w:val="0"/>
-        <w:pageBreakBefore w:val="0"/>
-        <w:widowControl w:val="0"/>
-        <w:kinsoku w:val="0"/>
-        <w:wordWrap/>
-        <w:overflowPunct/>
-        <w:topLinePunct w:val="0"/>
-        <w:autoSpaceDE w:val="0"/>
-        <w:autoSpaceDN w:val="0"/>
-        <w:bidi w:val="0"/>
-        <w:adjustRightInd w:val="0"/>
-        <w:snapToGrid w:val="0"/>
-        <w:textAlignment w:val="baseline"/>
-        <w:rPr>
-          <w:rFonts w:hint="default"/>
-          <w:lang w:val="en-US" w:eastAsia="zh-CN"/>
-        </w:rPr>
-      </w:pPr>
-      <w:bookmarkStart w:id="81" w:name="_Toc29054"/>
-      <w:bookmarkStart w:id="82" w:name="_Toc16894"/>
+        <w:pStyle w:val="1"/>
+        <w:keepNext w:val="0"/>
+        <w:keepLines w:val="0"/>
+        <w:pageBreakBefore w:val="0"/>
+        <w:widowControl w:val="0"/>
+        <w:kinsoku w:val="0"/>
+        <w:wordWrap/>
+        <w:overflowPunct/>
+        <w:topLinePunct w:val="0"/>
+        <w:autoSpaceDE w:val="0"/>
+        <w:autoSpaceDN w:val="0"/>
+        <w:bidi w:val="0"/>
+        <w:adjustRightInd w:val="0"/>
+        <w:snapToGrid w:val="0"/>
+        <w:textAlignment w:val="baseline"/>
+        <w:rPr>
+          <w:rFonts w:hint="default"/>
+          <w:lang w:val="en-US" w:eastAsia="zh-CN"/>
+        </w:rPr>
+      </w:pPr>
+      <w:bookmarkStart w:id="82" w:name="_Toc29054"/>
+      <w:bookmarkStart w:id="83" w:name="_Toc16894"/>
       <w:r>
         <w:rPr>
           <w:rFonts w:hint="default"/>
@@ -18336,12 +18236,12 @@
         </w:rPr>
         <w:t>输入</w:t>
       </w:r>
-      <w:bookmarkEnd w:id="81"/>
       <w:bookmarkEnd w:id="82"/>
-    </w:p>
-    <w:p>
-      <w:pPr>
-        <w:pStyle w:val="32"/>
+      <w:bookmarkEnd w:id="83"/>
+    </w:p>
+    <w:p>
+      <w:pPr>
+        <w:pStyle w:val="a1"/>
         <w:keepNext w:val="0"/>
         <w:keepLines w:val="0"/>
         <w:pageBreakBefore w:val="0"/>
@@ -18359,7 +18259,7 @@
         <w:bidi w:val="0"/>
         <w:adjustRightInd w:val="0"/>
         <w:snapToGrid w:val="0"/>
-        <w:ind w:left="425" w:leftChars="0" w:hanging="425" w:firstLineChars="0"/>
+        <w:ind w:left="425" w:hanging="425" w:leftChars="0" w:firstLineChars="0"/>
         <w:textAlignment w:val="baseline"/>
         <w:rPr>
           <w:rFonts w:hint="default"/>
@@ -18376,7 +18276,7 @@
     </w:p>
     <w:p>
       <w:pPr>
-        <w:pStyle w:val="32"/>
+        <w:pStyle w:val="a1"/>
         <w:keepNext w:val="0"/>
         <w:keepLines w:val="0"/>
         <w:pageBreakBefore w:val="0"/>
@@ -18394,7 +18294,7 @@
         <w:bidi w:val="0"/>
         <w:adjustRightInd w:val="0"/>
         <w:snapToGrid w:val="0"/>
-        <w:ind w:left="425" w:leftChars="0" w:hanging="425" w:firstLineChars="0"/>
+        <w:ind w:left="425" w:hanging="425" w:leftChars="0" w:firstLineChars="0"/>
         <w:textAlignment w:val="baseline"/>
         <w:rPr>
           <w:rFonts w:hint="default"/>
@@ -18411,7 +18311,7 @@
     </w:p>
     <w:p>
       <w:pPr>
-        <w:pStyle w:val="32"/>
+        <w:pStyle w:val="a1"/>
         <w:keepNext w:val="0"/>
         <w:keepLines w:val="0"/>
         <w:pageBreakBefore w:val="0"/>
@@ -18429,7 +18329,7 @@
         <w:bidi w:val="0"/>
         <w:adjustRightInd w:val="0"/>
         <w:snapToGrid w:val="0"/>
-        <w:ind w:left="425" w:leftChars="0" w:hanging="425" w:firstLineChars="0"/>
+        <w:ind w:left="425" w:hanging="425" w:leftChars="0" w:firstLineChars="0"/>
         <w:textAlignment w:val="baseline"/>
         <w:rPr>
           <w:rFonts w:hint="default"/>
@@ -18446,7 +18346,7 @@
     </w:p>
     <w:p>
       <w:pPr>
-        <w:pStyle w:val="32"/>
+        <w:pStyle w:val="a1"/>
         <w:keepNext w:val="0"/>
         <w:keepLines w:val="0"/>
         <w:pageBreakBefore w:val="0"/>
@@ -18464,7 +18364,7 @@
         <w:bidi w:val="0"/>
         <w:adjustRightInd w:val="0"/>
         <w:snapToGrid w:val="0"/>
-        <w:ind w:left="425" w:leftChars="0" w:hanging="425" w:firstLineChars="0"/>
+        <w:ind w:left="425" w:hanging="425" w:leftChars="0" w:firstLineChars="0"/>
         <w:textAlignment w:val="baseline"/>
         <w:rPr>
           <w:rFonts w:hint="default"/>
@@ -18481,7 +18381,7 @@
     </w:p>
     <w:p>
       <w:pPr>
-        <w:pStyle w:val="32"/>
+        <w:pStyle w:val="a1"/>
         <w:keepNext w:val="0"/>
         <w:keepLines w:val="0"/>
         <w:pageBreakBefore w:val="0"/>
@@ -18499,7 +18399,7 @@
         <w:bidi w:val="0"/>
         <w:adjustRightInd w:val="0"/>
         <w:snapToGrid w:val="0"/>
-        <w:ind w:left="425" w:leftChars="0" w:hanging="425" w:firstLineChars="0"/>
+        <w:ind w:left="425" w:hanging="425" w:leftChars="0" w:firstLineChars="0"/>
         <w:textAlignment w:val="baseline"/>
         <w:rPr>
           <w:rFonts w:hint="default"/>
@@ -18516,7 +18416,7 @@
     </w:p>
     <w:p>
       <w:pPr>
-        <w:pStyle w:val="32"/>
+        <w:pStyle w:val="a1"/>
         <w:keepNext w:val="0"/>
         <w:keepLines w:val="0"/>
         <w:pageBreakBefore w:val="0"/>
@@ -18534,7 +18434,7 @@
         <w:bidi w:val="0"/>
         <w:adjustRightInd w:val="0"/>
         <w:snapToGrid w:val="0"/>
-        <w:ind w:left="425" w:leftChars="0" w:hanging="425" w:firstLineChars="0"/>
+        <w:ind w:left="425" w:hanging="425" w:leftChars="0" w:firstLineChars="0"/>
         <w:textAlignment w:val="baseline"/>
         <w:rPr>
           <w:rFonts w:hint="default"/>
@@ -18551,7 +18451,7 @@
     </w:p>
     <w:p>
       <w:pPr>
-        <w:pStyle w:val="32"/>
+        <w:pStyle w:val="a1"/>
         <w:keepNext w:val="0"/>
         <w:keepLines w:val="0"/>
         <w:pageBreakBefore w:val="0"/>
@@ -18569,7 +18469,7 @@
         <w:bidi w:val="0"/>
         <w:adjustRightInd w:val="0"/>
         <w:snapToGrid w:val="0"/>
-        <w:ind w:left="425" w:leftChars="0" w:hanging="425" w:firstLineChars="0"/>
+        <w:ind w:left="425" w:hanging="425" w:leftChars="0" w:firstLineChars="0"/>
         <w:textAlignment w:val="baseline"/>
         <w:rPr>
           <w:rFonts w:hint="default"/>
@@ -18586,7 +18486,7 @@
     </w:p>
     <w:p>
       <w:pPr>
-        <w:pStyle w:val="32"/>
+        <w:pStyle w:val="a1"/>
         <w:keepNext w:val="0"/>
         <w:keepLines w:val="0"/>
         <w:pageBreakBefore w:val="0"/>
@@ -18604,7 +18504,7 @@
         <w:bidi w:val="0"/>
         <w:adjustRightInd w:val="0"/>
         <w:snapToGrid w:val="0"/>
-        <w:ind w:left="425" w:leftChars="0" w:hanging="425" w:firstLineChars="0"/>
+        <w:ind w:left="425" w:hanging="425" w:leftChars="0" w:firstLineChars="0"/>
         <w:textAlignment w:val="baseline"/>
         <w:rPr>
           <w:rFonts w:hint="default"/>
@@ -18621,7 +18521,7 @@
     </w:p>
     <w:p>
       <w:pPr>
-        <w:pStyle w:val="32"/>
+        <w:pStyle w:val="a1"/>
         <w:keepNext w:val="0"/>
         <w:keepLines w:val="0"/>
         <w:pageBreakBefore w:val="0"/>
@@ -18639,7 +18539,7 @@
         <w:bidi w:val="0"/>
         <w:adjustRightInd w:val="0"/>
         <w:snapToGrid w:val="0"/>
-        <w:ind w:left="425" w:leftChars="0" w:hanging="425" w:firstLineChars="0"/>
+        <w:ind w:left="425" w:hanging="425" w:leftChars="0" w:firstLineChars="0"/>
         <w:textAlignment w:val="baseline"/>
         <w:rPr>
           <w:rFonts w:hint="default"/>
@@ -18656,7 +18556,7 @@
     </w:p>
     <w:p>
       <w:pPr>
-        <w:pStyle w:val="32"/>
+        <w:pStyle w:val="a1"/>
         <w:keepNext w:val="0"/>
         <w:keepLines w:val="0"/>
         <w:pageBreakBefore w:val="0"/>
@@ -18674,7 +18574,7 @@
         <w:bidi w:val="0"/>
         <w:adjustRightInd w:val="0"/>
         <w:snapToGrid w:val="0"/>
-        <w:ind w:left="425" w:leftChars="0" w:hanging="425" w:firstLineChars="0"/>
+        <w:ind w:left="425" w:hanging="425" w:leftChars="0" w:firstLineChars="0"/>
         <w:textAlignment w:val="baseline"/>
         <w:rPr>
           <w:rFonts w:hint="default"/>
@@ -18691,7 +18591,7 @@
     </w:p>
     <w:p>
       <w:pPr>
-        <w:pStyle w:val="32"/>
+        <w:pStyle w:val="a1"/>
         <w:keepNext w:val="0"/>
         <w:keepLines w:val="0"/>
         <w:pageBreakBefore w:val="0"/>
@@ -18709,7 +18609,7 @@
         <w:bidi w:val="0"/>
         <w:adjustRightInd w:val="0"/>
         <w:snapToGrid w:val="0"/>
-        <w:ind w:left="425" w:leftChars="0" w:hanging="425" w:firstLineChars="0"/>
+        <w:ind w:left="425" w:hanging="425" w:leftChars="0" w:firstLineChars="0"/>
         <w:textAlignment w:val="baseline"/>
         <w:rPr>
           <w:rFonts w:hint="default"/>
@@ -18727,73 +18627,23 @@
     <w:sectPr>
       <w:pgSz w:w="11906" w:h="16838"/>
       <w:pgMar w:top="1440" w:right="1800" w:bottom="1440" w:left="1800" w:header="851" w:footer="992" w:gutter="0"/>
-      <w:cols w:space="425" w:num="1"/>
+      <w:cols w:num="1" w:space="425"/>
       <w:docGrid w:type="lines" w:linePitch="312" w:charSpace="0"/>
     </w:sectPr>
   </w:body>
 </w:document>
 </file>
 
-<file path=word/endnotes.xml><?xml version="1.0" encoding="utf-8"?>
-<w:endnotes xmlns:wpc="http://schemas.microsoft.com/office/word/2010/wordprocessingCanvas" xmlns:mc="http://schemas.openxmlformats.org/markup-compatibility/2006" xmlns:o="urn:schemas-microsoft-com:office:office" xmlns:r="http://schemas.openxmlformats.org/officeDocument/2006/relationships" xmlns:m="http://schemas.openxmlformats.org/officeDocument/2006/math" xmlns:v="urn:schemas-microsoft-com:vml" xmlns:wp14="http://schemas.microsoft.com/office/word/2010/wordprocessingDrawing" xmlns:wp="http://schemas.openxmlformats.org/drawingml/2006/wordprocessingDrawing" xmlns:w="http://schemas.openxmlformats.org/wordprocessingml/2006/main" xmlns:w14="http://schemas.microsoft.com/office/word/2010/wordml" xmlns:w15="http://schemas.microsoft.com/office/word/2012/wordml" xmlns:w10="urn:schemas-microsoft-com:office:word" xmlns:wpg="http://schemas.microsoft.com/office/word/2010/wordprocessingGroup" xmlns:wpi="http://schemas.microsoft.com/office/word/2010/wordprocessingInk" xmlns:wne="http://schemas.microsoft.com/office/word/2006/wordml" xmlns:wps="http://schemas.microsoft.com/office/word/2010/wordprocessingShape" xmlns:wpsCustomData="http://www.wps.cn/officeDocument/2013/wpsCustomData" mc:Ignorable="w14 w15 wp14">
-  <w:endnote w:type="separator" w:id="0">
-    <w:p>
-      <w:pPr>
-        <w:spacing w:line="240" w:lineRule="auto"/>
-      </w:pPr>
-      <w:r>
-        <w:separator/>
-      </w:r>
-    </w:p>
-  </w:endnote>
-  <w:endnote w:type="continuationSeparator" w:id="1">
-    <w:p>
-      <w:pPr>
-        <w:spacing w:line="240" w:lineRule="auto"/>
-      </w:pPr>
-      <w:r>
-        <w:continuationSeparator/>
-      </w:r>
-    </w:p>
-  </w:endnote>
-</w:endnotes>
-</file>
-
-<file path=word/footnotes.xml><?xml version="1.0" encoding="utf-8"?>
-<w:footnotes xmlns:wpc="http://schemas.microsoft.com/office/word/2010/wordprocessingCanvas" xmlns:mc="http://schemas.openxmlformats.org/markup-compatibility/2006" xmlns:o="urn:schemas-microsoft-com:office:office" xmlns:r="http://schemas.openxmlformats.org/officeDocument/2006/relationships" xmlns:m="http://schemas.openxmlformats.org/officeDocument/2006/math" xmlns:v="urn:schemas-microsoft-com:vml" xmlns:wp14="http://schemas.microsoft.com/office/word/2010/wordprocessingDrawing" xmlns:wp="http://schemas.openxmlformats.org/drawingml/2006/wordprocessingDrawing" xmlns:w="http://schemas.openxmlformats.org/wordprocessingml/2006/main" xmlns:w14="http://schemas.microsoft.com/office/word/2010/wordml" xmlns:w15="http://schemas.microsoft.com/office/word/2012/wordml" xmlns:w10="urn:schemas-microsoft-com:office:word" xmlns:wpg="http://schemas.microsoft.com/office/word/2010/wordprocessingGroup" xmlns:wpi="http://schemas.microsoft.com/office/word/2010/wordprocessingInk" xmlns:wne="http://schemas.microsoft.com/office/word/2006/wordml" xmlns:wps="http://schemas.microsoft.com/office/word/2010/wordprocessingShape" xmlns:wpsCustomData="http://www.wps.cn/officeDocument/2013/wpsCustomData" mc:Ignorable="w14 w15 wp14">
-  <w:footnote w:type="separator" w:id="0">
-    <w:p>
-      <w:pPr>
-        <w:spacing w:line="360" w:lineRule="auto"/>
-      </w:pPr>
-      <w:r>
-        <w:separator/>
-      </w:r>
-    </w:p>
-  </w:footnote>
-  <w:footnote w:type="continuationSeparator" w:id="1">
-    <w:p>
-      <w:pPr>
-        <w:spacing w:line="360" w:lineRule="auto"/>
-      </w:pPr>
-      <w:r>
-        <w:continuationSeparator/>
-      </w:r>
-    </w:p>
-  </w:footnote>
-</w:footnotes>
-</file>
-
 <file path=word/numbering.xml><?xml version="1.0" encoding="utf-8"?>
-<w:numbering xmlns:wpc="http://schemas.microsoft.com/office/word/2010/wordprocessingCanvas" xmlns:mc="http://schemas.openxmlformats.org/markup-compatibility/2006" xmlns:o="urn:schemas-microsoft-com:office:office" xmlns:r="http://schemas.openxmlformats.org/officeDocument/2006/relationships" xmlns:m="http://schemas.openxmlformats.org/officeDocument/2006/math" xmlns:v="urn:schemas-microsoft-com:vml" xmlns:wp14="http://schemas.microsoft.com/office/word/2010/wordprocessingDrawing" xmlns:wp="http://schemas.openxmlformats.org/drawingml/2006/wordprocessingDrawing" xmlns:w10="urn:schemas-microsoft-com:office:word" xmlns:w="http://schemas.openxmlformats.org/wordprocessingml/2006/main" xmlns:w14="http://schemas.microsoft.com/office/word/2010/wordml" xmlns:wpg="http://schemas.microsoft.com/office/word/2010/wordprocessingGroup" xmlns:wpi="http://schemas.microsoft.com/office/word/2010/wordprocessingInk" xmlns:wne="http://schemas.microsoft.com/office/word/2006/wordml" xmlns:wps="http://schemas.microsoft.com/office/word/2010/wordprocessingShape" xmlns:wpsCustomData="http://www.wps.cn/officeDocument/2013/wpsCustomData" mc:Ignorable="w14 wp14">
+<w:numbering xmlns:wpc="http://schemas.microsoft.com/office/word/2010/wordprocessingCanvas" xmlns:mc="http://schemas.openxmlformats.org/markup-compatibility/2006" xmlns:o="urn:schemas-microsoft-com:office:office" xmlns:r="http://schemas.openxmlformats.org/officeDocument/2006/relationships" xmlns:m="http://schemas.openxmlformats.org/officeDocument/2006/math" xmlns:v="urn:schemas-microsoft-com:vml" xmlns:wp14="http://schemas.microsoft.com/office/word/2010/wordprocessingDrawing" xmlns:wp="http://schemas.openxmlformats.org/drawingml/2006/wordprocessingDrawing" xmlns:w10="urn:schemas-microsoft-com:office:word" xmlns:w="http://schemas.openxmlformats.org/wordprocessingml/2006/main" xmlns:w14="http://schemas.microsoft.com/office/word/2010/wordml" xmlns:w15="http://schemas.microsoft.com/office/word/2012/wordml" xmlns:wne="http://schemas.microsoft.com/office/word/2006/wordml" xmlns:wpg="http://schemas.microsoft.com/office/word/2010/wordprocessingGroup" xmlns:wpi="http://schemas.microsoft.com/office/word/2010/wordprocessingInk" xmlns:wps="http://schemas.microsoft.com/office/word/2010/wordprocessingShape" mc:Ignorable="w14 w15 wp14">
   <w:abstractNum w:abstractNumId="0">
     <w:nsid w:val="8E964DCE"/>
     <w:multiLevelType w:val="multilevel"/>
     <w:tmpl w:val="8E964DCE"/>
-    <w:lvl w:ilvl="0" w:tentative="0">
+    <w:lvl w:ilvl="0">
       <w:start w:val="1"/>
       <w:numFmt w:val="decimal"/>
-      <w:pStyle w:val="2"/>
+      <w:pStyle w:val="Heading1"/>
       <w:lvlText w:val="%1."/>
       <w:lvlJc w:val="left"/>
       <w:pPr>
@@ -18803,10 +18653,10 @@
         <w:rFonts w:hint="default"/>
       </w:rPr>
     </w:lvl>
-    <w:lvl w:ilvl="1" w:tentative="0">
+    <w:lvl w:ilvl="1">
       <w:start w:val="1"/>
       <w:numFmt w:val="decimal"/>
-      <w:pStyle w:val="3"/>
+      <w:pStyle w:val="Heading2"/>
       <w:lvlText w:val="%1.%2."/>
       <w:lvlJc w:val="left"/>
       <w:pPr>
@@ -18816,10 +18666,10 @@
         <w:rFonts w:hint="default"/>
       </w:rPr>
     </w:lvl>
-    <w:lvl w:ilvl="2" w:tentative="0">
+    <w:lvl w:ilvl="2">
       <w:start w:val="1"/>
       <w:numFmt w:val="decimal"/>
-      <w:pStyle w:val="4"/>
+      <w:pStyle w:val="Heading3"/>
       <w:lvlText w:val="%1.%2.%3."/>
       <w:lvlJc w:val="left"/>
       <w:pPr>
@@ -18829,10 +18679,10 @@
         <w:rFonts w:hint="default"/>
       </w:rPr>
     </w:lvl>
-    <w:lvl w:ilvl="3" w:tentative="0">
+    <w:lvl w:ilvl="3">
       <w:start w:val="1"/>
       <w:numFmt w:val="decimal"/>
-      <w:pStyle w:val="5"/>
+      <w:pStyle w:val="Heading4"/>
       <w:lvlText w:val="%1.%2.%3.%4."/>
       <w:lvlJc w:val="left"/>
       <w:pPr>
@@ -18842,10 +18692,10 @@
         <w:rFonts w:hint="default"/>
       </w:rPr>
     </w:lvl>
-    <w:lvl w:ilvl="4" w:tentative="0">
+    <w:lvl w:ilvl="4">
       <w:start w:val="1"/>
       <w:numFmt w:val="decimal"/>
-      <w:pStyle w:val="6"/>
+      <w:pStyle w:val="Heading5"/>
       <w:lvlText w:val="%1.%2.%3.%4.%5."/>
       <w:lvlJc w:val="left"/>
       <w:pPr>
@@ -18855,10 +18705,10 @@
         <w:rFonts w:hint="default"/>
       </w:rPr>
     </w:lvl>
-    <w:lvl w:ilvl="5" w:tentative="0">
+    <w:lvl w:ilvl="5">
       <w:start w:val="1"/>
       <w:numFmt w:val="decimal"/>
-      <w:pStyle w:val="7"/>
+      <w:pStyle w:val="Heading6"/>
       <w:lvlText w:val="%1.%2.%3.%4.%5.%6."/>
       <w:lvlJc w:val="left"/>
       <w:pPr>
@@ -18868,10 +18718,10 @@
         <w:rFonts w:hint="default"/>
       </w:rPr>
     </w:lvl>
-    <w:lvl w:ilvl="6" w:tentative="0">
+    <w:lvl w:ilvl="6">
       <w:start w:val="1"/>
       <w:numFmt w:val="decimal"/>
-      <w:pStyle w:val="8"/>
+      <w:pStyle w:val="Heading7"/>
       <w:lvlText w:val="%1.%2.%3.%4.%5.%6.%7."/>
       <w:lvlJc w:val="left"/>
       <w:pPr>
@@ -18881,10 +18731,10 @@
         <w:rFonts w:hint="default"/>
       </w:rPr>
     </w:lvl>
-    <w:lvl w:ilvl="7" w:tentative="0">
+    <w:lvl w:ilvl="7">
       <w:start w:val="1"/>
       <w:numFmt w:val="decimal"/>
-      <w:pStyle w:val="9"/>
+      <w:pStyle w:val="Heading8"/>
       <w:lvlText w:val="%1.%2.%3.%4.%5.%6.%7.%8."/>
       <w:lvlJc w:val="left"/>
       <w:pPr>
@@ -18894,10 +18744,10 @@
         <w:rFonts w:hint="default"/>
       </w:rPr>
     </w:lvl>
-    <w:lvl w:ilvl="8" w:tentative="0">
+    <w:lvl w:ilvl="8">
       <w:start w:val="1"/>
       <w:numFmt w:val="decimal"/>
-      <w:pStyle w:val="10"/>
+      <w:pStyle w:val="Heading9"/>
       <w:lvlText w:val="%1.%2.%3.%4.%5.%6.%7.%8.%9."/>
       <w:lvlJc w:val="left"/>
       <w:pPr>
@@ -18912,7 +18762,7 @@
     <w:nsid w:val="F0965910"/>
     <w:multiLevelType w:val="singleLevel"/>
     <w:tmpl w:val="F0965910"/>
-    <w:lvl w:ilvl="0" w:tentative="0">
+    <w:lvl w:ilvl="0">
       <w:start w:val="1"/>
       <w:numFmt w:val="decimal"/>
       <w:lvlText w:val="%1."/>
@@ -18929,7 +18779,7 @@
     <w:nsid w:val="106CB73C"/>
     <w:multiLevelType w:val="singleLevel"/>
     <w:tmpl w:val="106CB73C"/>
-    <w:lvl w:ilvl="0" w:tentative="0">
+    <w:lvl w:ilvl="0">
       <w:start w:val="1"/>
       <w:numFmt w:val="decimal"/>
       <w:lvlText w:val="%1."/>
@@ -18946,7 +18796,7 @@
     <w:nsid w:val="22BE1BE0"/>
     <w:multiLevelType w:val="singleLevel"/>
     <w:tmpl w:val="22BE1BE0"/>
-    <w:lvl w:ilvl="0" w:tentative="0">
+    <w:lvl w:ilvl="0">
       <w:start w:val="1"/>
       <w:numFmt w:val="decimal"/>
       <w:lvlText w:val="%1."/>
@@ -18963,7 +18813,7 @@
     <w:nsid w:val="2EA0F011"/>
     <w:multiLevelType w:val="singleLevel"/>
     <w:tmpl w:val="2EA0F011"/>
-    <w:lvl w:ilvl="0" w:tentative="0">
+    <w:lvl w:ilvl="0">
       <w:start w:val="1"/>
       <w:numFmt w:val="decimal"/>
       <w:lvlText w:val="%1."/>
@@ -18980,7 +18830,7 @@
     <w:nsid w:val="357AF1E9"/>
     <w:multiLevelType w:val="singleLevel"/>
     <w:tmpl w:val="357AF1E9"/>
-    <w:lvl w:ilvl="0" w:tentative="0">
+    <w:lvl w:ilvl="0">
       <w:start w:val="1"/>
       <w:numFmt w:val="decimal"/>
       <w:lvlText w:val="%1."/>
@@ -18997,7 +18847,7 @@
     <w:nsid w:val="55A7C71C"/>
     <w:multiLevelType w:val="singleLevel"/>
     <w:tmpl w:val="55A7C71C"/>
-    <w:lvl w:ilvl="0" w:tentative="0">
+    <w:lvl w:ilvl="0">
       <w:start w:val="1"/>
       <w:numFmt w:val="decimal"/>
       <w:lvlText w:val="%1."/>
@@ -19014,7 +18864,7 @@
     <w:nsid w:val="713DB514"/>
     <w:multiLevelType w:val="singleLevel"/>
     <w:tmpl w:val="713DB514"/>
-    <w:lvl w:ilvl="0" w:tentative="0">
+    <w:lvl w:ilvl="0">
       <w:start w:val="1"/>
       <w:numFmt w:val="decimal"/>
       <w:lvlText w:val="%1."/>
@@ -19055,269 +18905,267 @@
 </file>
 
 <file path=word/styles.xml><?xml version="1.0" encoding="utf-8"?>
-<w:styles xmlns:mc="http://schemas.openxmlformats.org/markup-compatibility/2006" xmlns:o="urn:schemas-microsoft-com:office:office" xmlns:r="http://schemas.openxmlformats.org/officeDocument/2006/relationships" xmlns:m="http://schemas.openxmlformats.org/officeDocument/2006/math" xmlns:v="urn:schemas-microsoft-com:vml" xmlns:w="http://schemas.openxmlformats.org/wordprocessingml/2006/main" xmlns:w14="http://schemas.microsoft.com/office/word/2010/wordml" xmlns:w10="urn:schemas-microsoft-com:office:word" xmlns:sl="http://schemas.openxmlformats.org/schemaLibrary/2006/main" xmlns:wpsCustomData="http://www.wps.cn/officeDocument/2013/wpsCustomData" mc:Ignorable="w14">
+<w:styles xmlns:mc="http://schemas.openxmlformats.org/markup-compatibility/2006" xmlns:r="http://schemas.openxmlformats.org/officeDocument/2006/relationships" xmlns:w="http://schemas.openxmlformats.org/wordprocessingml/2006/main" xmlns:w14="http://schemas.microsoft.com/office/word/2010/wordml" xmlns:w15="http://schemas.microsoft.com/office/word/2012/wordml" mc:Ignorable="w14 w15">
   <w:docDefaults>
     <w:rPrDefault>
       <w:rPr>
-        <w:rFonts w:ascii="Times New Roman" w:hAnsi="Times New Roman" w:eastAsia="宋体" w:cs="Times New Roman"/>
+        <w:rFonts w:ascii="Times New Roman" w:eastAsia="宋体" w:hAnsi="Times New Roman" w:cs="Times New Roman"/>
       </w:rPr>
     </w:rPrDefault>
     <w:pPrDefault/>
   </w:docDefaults>
-  <w:latentStyles w:count="260" w:defQFormat="0" w:defUnhideWhenUsed="1" w:defSemiHidden="1" w:defUIPriority="99" w:defLockedState="0">
-    <w:lsdException w:qFormat="1" w:unhideWhenUsed="0" w:uiPriority="0" w:semiHidden="0" w:name="Normal"/>
-    <w:lsdException w:qFormat="1" w:unhideWhenUsed="0" w:uiPriority="0" w:semiHidden="0" w:name="heading 1"/>
-    <w:lsdException w:qFormat="1" w:uiPriority="0" w:semiHidden="0" w:name="heading 2"/>
-    <w:lsdException w:qFormat="1" w:uiPriority="0" w:name="heading 3"/>
-    <w:lsdException w:qFormat="1" w:uiPriority="0" w:semiHidden="0" w:name="heading 4"/>
-    <w:lsdException w:qFormat="1" w:uiPriority="0" w:name="heading 5"/>
-    <w:lsdException w:qFormat="1" w:uiPriority="0" w:name="heading 6"/>
-    <w:lsdException w:qFormat="1" w:uiPriority="0" w:name="heading 7"/>
-    <w:lsdException w:qFormat="1" w:uiPriority="0" w:name="heading 8"/>
-    <w:lsdException w:qFormat="1" w:uiPriority="0" w:name="heading 9"/>
-    <w:lsdException w:unhideWhenUsed="0" w:uiPriority="0" w:semiHidden="0" w:name="index 1"/>
-    <w:lsdException w:unhideWhenUsed="0" w:uiPriority="0" w:semiHidden="0" w:name="index 2"/>
-    <w:lsdException w:unhideWhenUsed="0" w:uiPriority="0" w:semiHidden="0" w:name="index 3"/>
-    <w:lsdException w:unhideWhenUsed="0" w:uiPriority="0" w:semiHidden="0" w:name="index 4"/>
-    <w:lsdException w:unhideWhenUsed="0" w:uiPriority="0" w:semiHidden="0" w:name="index 5"/>
-    <w:lsdException w:unhideWhenUsed="0" w:uiPriority="0" w:semiHidden="0" w:name="index 6"/>
-    <w:lsdException w:unhideWhenUsed="0" w:uiPriority="0" w:semiHidden="0" w:name="index 7"/>
-    <w:lsdException w:unhideWhenUsed="0" w:uiPriority="0" w:semiHidden="0" w:name="index 8"/>
-    <w:lsdException w:unhideWhenUsed="0" w:uiPriority="0" w:semiHidden="0" w:name="index 9"/>
-    <w:lsdException w:qFormat="1" w:unhideWhenUsed="0" w:uiPriority="0" w:semiHidden="0" w:name="toc 1"/>
-    <w:lsdException w:qFormat="1" w:unhideWhenUsed="0" w:uiPriority="0" w:semiHidden="0" w:name="toc 2"/>
-    <w:lsdException w:qFormat="1" w:unhideWhenUsed="0" w:uiPriority="0" w:semiHidden="0" w:name="toc 3"/>
-    <w:lsdException w:unhideWhenUsed="0" w:uiPriority="0" w:semiHidden="0" w:name="toc 4"/>
-    <w:lsdException w:unhideWhenUsed="0" w:uiPriority="0" w:semiHidden="0" w:name="toc 5"/>
-    <w:lsdException w:unhideWhenUsed="0" w:uiPriority="0" w:semiHidden="0" w:name="toc 6"/>
-    <w:lsdException w:unhideWhenUsed="0" w:uiPriority="0" w:semiHidden="0" w:name="toc 7"/>
-    <w:lsdException w:unhideWhenUsed="0" w:uiPriority="0" w:semiHidden="0" w:name="toc 8"/>
-    <w:lsdException w:unhideWhenUsed="0" w:uiPriority="0" w:semiHidden="0" w:name="toc 9"/>
-    <w:lsdException w:unhideWhenUsed="0" w:uiPriority="0" w:semiHidden="0" w:name="Normal Indent"/>
-    <w:lsdException w:unhideWhenUsed="0" w:uiPriority="0" w:semiHidden="0" w:name="footnote text"/>
-    <w:lsdException w:qFormat="1" w:unhideWhenUsed="0" w:uiPriority="0" w:semiHidden="0" w:name="annotation text"/>
-    <w:lsdException w:qFormat="1" w:unhideWhenUsed="0" w:uiPriority="0" w:semiHidden="0" w:name="header"/>
-    <w:lsdException w:qFormat="1" w:unhideWhenUsed="0" w:uiPriority="0" w:semiHidden="0" w:name="footer"/>
-    <w:lsdException w:unhideWhenUsed="0" w:uiPriority="0" w:semiHidden="0" w:name="index heading"/>
-    <w:lsdException w:qFormat="1" w:uiPriority="0" w:name="caption"/>
-    <w:lsdException w:qFormat="1" w:unhideWhenUsed="0" w:uiPriority="0" w:semiHidden="0" w:name="table of figures"/>
-    <w:lsdException w:unhideWhenUsed="0" w:uiPriority="0" w:semiHidden="0" w:name="envelope address"/>
-    <w:lsdException w:unhideWhenUsed="0" w:uiPriority="0" w:semiHidden="0" w:name="envelope return"/>
-    <w:lsdException w:unhideWhenUsed="0" w:uiPriority="0" w:semiHidden="0" w:name="footnote reference"/>
-    <w:lsdException w:unhideWhenUsed="0" w:uiPriority="0" w:semiHidden="0" w:name="annotation reference"/>
-    <w:lsdException w:unhideWhenUsed="0" w:uiPriority="0" w:semiHidden="0" w:name="line number"/>
-    <w:lsdException w:unhideWhenUsed="0" w:uiPriority="0" w:semiHidden="0" w:name="page number"/>
-    <w:lsdException w:unhideWhenUsed="0" w:uiPriority="0" w:semiHidden="0" w:name="endnote reference"/>
-    <w:lsdException w:unhideWhenUsed="0" w:uiPriority="0" w:semiHidden="0" w:name="endnote text"/>
-    <w:lsdException w:unhideWhenUsed="0" w:uiPriority="0" w:semiHidden="0" w:name="table of authorities"/>
-    <w:lsdException w:unhideWhenUsed="0" w:uiPriority="0" w:semiHidden="0" w:name="macro"/>
-    <w:lsdException w:unhideWhenUsed="0" w:uiPriority="0" w:semiHidden="0" w:name="toa heading"/>
-    <w:lsdException w:unhideWhenUsed="0" w:uiPriority="0" w:semiHidden="0" w:name="List"/>
-    <w:lsdException w:unhideWhenUsed="0" w:uiPriority="0" w:semiHidden="0" w:name="List Bullet"/>
-    <w:lsdException w:unhideWhenUsed="0" w:uiPriority="0" w:semiHidden="0" w:name="List Number"/>
-    <w:lsdException w:unhideWhenUsed="0" w:uiPriority="0" w:semiHidden="0" w:name="List 2"/>
-    <w:lsdException w:unhideWhenUsed="0" w:uiPriority="0" w:semiHidden="0" w:name="List 3"/>
-    <w:lsdException w:unhideWhenUsed="0" w:uiPriority="0" w:semiHidden="0" w:name="List 4"/>
-    <w:lsdException w:unhideWhenUsed="0" w:uiPriority="0" w:semiHidden="0" w:name="List 5"/>
-    <w:lsdException w:unhideWhenUsed="0" w:uiPriority="0" w:semiHidden="0" w:name="List Bullet 2"/>
-    <w:lsdException w:unhideWhenUsed="0" w:uiPriority="0" w:semiHidden="0" w:name="List Bullet 3"/>
-    <w:lsdException w:unhideWhenUsed="0" w:uiPriority="0" w:semiHidden="0" w:name="List Bullet 4"/>
-    <w:lsdException w:unhideWhenUsed="0" w:uiPriority="0" w:semiHidden="0" w:name="List Bullet 5"/>
-    <w:lsdException w:unhideWhenUsed="0" w:uiPriority="0" w:semiHidden="0" w:name="List Number 2"/>
-    <w:lsdException w:unhideWhenUsed="0" w:uiPriority="0" w:semiHidden="0" w:name="List Number 3"/>
-    <w:lsdException w:unhideWhenUsed="0" w:uiPriority="0" w:semiHidden="0" w:name="List Number 4"/>
-    <w:lsdException w:unhideWhenUsed="0" w:uiPriority="0" w:semiHidden="0" w:name="List Number 5"/>
-    <w:lsdException w:qFormat="1" w:unhideWhenUsed="0" w:uiPriority="0" w:semiHidden="0" w:name="Title"/>
-    <w:lsdException w:unhideWhenUsed="0" w:uiPriority="0" w:semiHidden="0" w:name="Closing"/>
-    <w:lsdException w:unhideWhenUsed="0" w:uiPriority="0" w:semiHidden="0" w:name="Signature"/>
-    <w:lsdException w:qFormat="1" w:unhideWhenUsed="0" w:uiPriority="0" w:name="Default Paragraph Font"/>
-    <w:lsdException w:qFormat="1" w:unhideWhenUsed="0" w:uiPriority="0" w:name="Body Text"/>
-    <w:lsdException w:unhideWhenUsed="0" w:uiPriority="0" w:semiHidden="0" w:name="Body Text Indent"/>
-    <w:lsdException w:unhideWhenUsed="0" w:uiPriority="0" w:semiHidden="0" w:name="List Continue"/>
-    <w:lsdException w:unhideWhenUsed="0" w:uiPriority="0" w:semiHidden="0" w:name="List Continue 2"/>
-    <w:lsdException w:unhideWhenUsed="0" w:uiPriority="0" w:semiHidden="0" w:name="List Continue 3"/>
-    <w:lsdException w:unhideWhenUsed="0" w:uiPriority="0" w:semiHidden="0" w:name="List Continue 4"/>
-    <w:lsdException w:unhideWhenUsed="0" w:uiPriority="0" w:semiHidden="0" w:name="List Continue 5"/>
-    <w:lsdException w:unhideWhenUsed="0" w:uiPriority="0" w:semiHidden="0" w:name="Message Header"/>
-    <w:lsdException w:qFormat="1" w:unhideWhenUsed="0" w:uiPriority="0" w:semiHidden="0" w:name="Subtitle"/>
-    <w:lsdException w:unhideWhenUsed="0" w:uiPriority="0" w:semiHidden="0" w:name="Salutation"/>
-    <w:lsdException w:unhideWhenUsed="0" w:uiPriority="0" w:semiHidden="0" w:name="Date"/>
-    <w:lsdException w:unhideWhenUsed="0" w:uiPriority="0" w:semiHidden="0" w:name="Body Text First Indent"/>
-    <w:lsdException w:unhideWhenUsed="0" w:uiPriority="0" w:semiHidden="0" w:name="Body Text First Indent 2"/>
-    <w:lsdException w:uiPriority="99" w:name="Note Heading"/>
-    <w:lsdException w:unhideWhenUsed="0" w:uiPriority="0" w:semiHidden="0" w:name="Body Text 2"/>
-    <w:lsdException w:unhideWhenUsed="0" w:uiPriority="0" w:semiHidden="0" w:name="Body Text 3"/>
-    <w:lsdException w:unhideWhenUsed="0" w:uiPriority="0" w:semiHidden="0" w:name="Body Text Indent 2"/>
-    <w:lsdException w:unhideWhenUsed="0" w:uiPriority="0" w:semiHidden="0" w:name="Body Text Indent 3"/>
-    <w:lsdException w:unhideWhenUsed="0" w:uiPriority="0" w:semiHidden="0" w:name="Block Text"/>
-    <w:lsdException w:unhideWhenUsed="0" w:uiPriority="0" w:semiHidden="0" w:name="Hyperlink"/>
-    <w:lsdException w:unhideWhenUsed="0" w:uiPriority="0" w:semiHidden="0" w:name="FollowedHyperlink"/>
-    <w:lsdException w:qFormat="1" w:unhideWhenUsed="0" w:uiPriority="0" w:semiHidden="0" w:name="Strong"/>
-    <w:lsdException w:qFormat="1" w:unhideWhenUsed="0" w:uiPriority="0" w:semiHidden="0" w:name="Emphasis"/>
-    <w:lsdException w:unhideWhenUsed="0" w:uiPriority="0" w:semiHidden="0" w:name="Document Map"/>
-    <w:lsdException w:unhideWhenUsed="0" w:uiPriority="0" w:semiHidden="0" w:name="Plain Text"/>
-    <w:lsdException w:unhideWhenUsed="0" w:uiPriority="0" w:semiHidden="0" w:name="E-mail Signature"/>
-    <w:lsdException w:qFormat="1" w:unhideWhenUsed="0" w:uiPriority="0" w:semiHidden="0" w:name="Normal (Web)"/>
-    <w:lsdException w:unhideWhenUsed="0" w:uiPriority="0" w:semiHidden="0" w:name="HTML Acronym"/>
-    <w:lsdException w:unhideWhenUsed="0" w:uiPriority="0" w:semiHidden="0" w:name="HTML Address"/>
-    <w:lsdException w:unhideWhenUsed="0" w:uiPriority="0" w:semiHidden="0" w:name="HTML Cite"/>
-    <w:lsdException w:unhideWhenUsed="0" w:uiPriority="0" w:semiHidden="0" w:name="HTML Code"/>
-    <w:lsdException w:unhideWhenUsed="0" w:uiPriority="0" w:semiHidden="0" w:name="HTML Definition"/>
-    <w:lsdException w:unhideWhenUsed="0" w:uiPriority="0" w:semiHidden="0" w:name="HTML Keyboard"/>
-    <w:lsdException w:qFormat="1" w:unhideWhenUsed="0" w:uiPriority="0" w:semiHidden="0" w:name="HTML Preformatted"/>
-    <w:lsdException w:unhideWhenUsed="0" w:uiPriority="0" w:semiHidden="0" w:name="HTML Sample"/>
-    <w:lsdException w:unhideWhenUsed="0" w:uiPriority="0" w:semiHidden="0" w:name="HTML Typewriter"/>
-    <w:lsdException w:unhideWhenUsed="0" w:uiPriority="0" w:semiHidden="0" w:name="HTML Variable"/>
-    <w:lsdException w:qFormat="1" w:unhideWhenUsed="0" w:uiPriority="0" w:name="Normal Table"/>
-    <w:lsdException w:unhideWhenUsed="0" w:uiPriority="0" w:semiHidden="0" w:name="annotation subject"/>
-    <w:lsdException w:unhideWhenUsed="0" w:uiPriority="0" w:semiHidden="0" w:name="Table Simple 1"/>
-    <w:lsdException w:unhideWhenUsed="0" w:uiPriority="0" w:semiHidden="0" w:name="Table Simple 2"/>
-    <w:lsdException w:unhideWhenUsed="0" w:uiPriority="0" w:semiHidden="0" w:name="Table Simple 3"/>
-    <w:lsdException w:unhideWhenUsed="0" w:uiPriority="0" w:semiHidden="0" w:name="Table Classic 1"/>
-    <w:lsdException w:unhideWhenUsed="0" w:uiPriority="0" w:semiHidden="0" w:name="Table Classic 2"/>
-    <w:lsdException w:unhideWhenUsed="0" w:uiPriority="0" w:semiHidden="0" w:name="Table Classic 3"/>
-    <w:lsdException w:unhideWhenUsed="0" w:uiPriority="0" w:semiHidden="0" w:name="Table Classic 4"/>
-    <w:lsdException w:unhideWhenUsed="0" w:uiPriority="0" w:semiHidden="0" w:name="Table Colorful 1"/>
-    <w:lsdException w:unhideWhenUsed="0" w:uiPriority="0" w:semiHidden="0" w:name="Table Colorful 2"/>
-    <w:lsdException w:unhideWhenUsed="0" w:uiPriority="0" w:semiHidden="0" w:name="Table Colorful 3"/>
-    <w:lsdException w:unhideWhenUsed="0" w:uiPriority="0" w:semiHidden="0" w:name="Table Columns 1"/>
-    <w:lsdException w:unhideWhenUsed="0" w:uiPriority="0" w:semiHidden="0" w:name="Table Columns 2"/>
-    <w:lsdException w:unhideWhenUsed="0" w:uiPriority="0" w:semiHidden="0" w:name="Table Columns 3"/>
-    <w:lsdException w:unhideWhenUsed="0" w:uiPriority="0" w:semiHidden="0" w:name="Table Columns 4"/>
-    <w:lsdException w:unhideWhenUsed="0" w:uiPriority="0" w:semiHidden="0" w:name="Table Columns 5"/>
-    <w:lsdException w:unhideWhenUsed="0" w:uiPriority="0" w:semiHidden="0" w:name="Table Grid 1"/>
-    <w:lsdException w:unhideWhenUsed="0" w:uiPriority="0" w:semiHidden="0" w:name="Table Grid 2"/>
-    <w:lsdException w:unhideWhenUsed="0" w:uiPriority="0" w:semiHidden="0" w:name="Table Grid 3"/>
-    <w:lsdException w:unhideWhenUsed="0" w:uiPriority="0" w:semiHidden="0" w:name="Table Grid 4"/>
-    <w:lsdException w:unhideWhenUsed="0" w:uiPriority="0" w:semiHidden="0" w:name="Table Grid 5"/>
-    <w:lsdException w:unhideWhenUsed="0" w:uiPriority="0" w:semiHidden="0" w:name="Table Grid 6"/>
-    <w:lsdException w:unhideWhenUsed="0" w:uiPriority="0" w:semiHidden="0" w:name="Table Grid 7"/>
-    <w:lsdException w:unhideWhenUsed="0" w:uiPriority="0" w:semiHidden="0" w:name="Table Grid 8"/>
-    <w:lsdException w:unhideWhenUsed="0" w:uiPriority="0" w:semiHidden="0" w:name="Table List 1"/>
-    <w:lsdException w:unhideWhenUsed="0" w:uiPriority="0" w:semiHidden="0" w:name="Table List 2"/>
-    <w:lsdException w:unhideWhenUsed="0" w:uiPriority="0" w:semiHidden="0" w:name="Table List 3"/>
-    <w:lsdException w:unhideWhenUsed="0" w:uiPriority="0" w:semiHidden="0" w:name="Table List 4"/>
-    <w:lsdException w:unhideWhenUsed="0" w:uiPriority="0" w:semiHidden="0" w:name="Table List 5"/>
-    <w:lsdException w:unhideWhenUsed="0" w:uiPriority="0" w:semiHidden="0" w:name="Table List 6"/>
-    <w:lsdException w:unhideWhenUsed="0" w:uiPriority="0" w:semiHidden="0" w:name="Table List 7"/>
-    <w:lsdException w:unhideWhenUsed="0" w:uiPriority="0" w:semiHidden="0" w:name="Table List 8"/>
-    <w:lsdException w:unhideWhenUsed="0" w:uiPriority="0" w:semiHidden="0" w:name="Table 3D effects 1"/>
-    <w:lsdException w:unhideWhenUsed="0" w:uiPriority="0" w:semiHidden="0" w:name="Table 3D effects 2"/>
-    <w:lsdException w:unhideWhenUsed="0" w:uiPriority="0" w:semiHidden="0" w:name="Table 3D effects 3"/>
-    <w:lsdException w:unhideWhenUsed="0" w:uiPriority="0" w:semiHidden="0" w:name="Table Contemporary"/>
-    <w:lsdException w:unhideWhenUsed="0" w:uiPriority="0" w:semiHidden="0" w:name="Table Elegant"/>
-    <w:lsdException w:unhideWhenUsed="0" w:uiPriority="0" w:semiHidden="0" w:name="Table Professional"/>
-    <w:lsdException w:unhideWhenUsed="0" w:uiPriority="0" w:semiHidden="0" w:name="Table Subtle 1"/>
-    <w:lsdException w:unhideWhenUsed="0" w:uiPriority="0" w:semiHidden="0" w:name="Table Subtle 2"/>
-    <w:lsdException w:unhideWhenUsed="0" w:uiPriority="0" w:semiHidden="0" w:name="Table Web 1"/>
-    <w:lsdException w:unhideWhenUsed="0" w:uiPriority="0" w:semiHidden="0" w:name="Table Web 2"/>
-    <w:lsdException w:unhideWhenUsed="0" w:uiPriority="0" w:semiHidden="0" w:name="Table Web 3"/>
-    <w:lsdException w:unhideWhenUsed="0" w:uiPriority="0" w:semiHidden="0" w:name="Balloon Text"/>
-    <w:lsdException w:qFormat="1" w:unhideWhenUsed="0" w:uiPriority="0" w:semiHidden="0" w:name="Table Grid"/>
-    <w:lsdException w:unhideWhenUsed="0" w:uiPriority="0" w:semiHidden="0" w:name="Table Theme"/>
-    <w:lsdException w:unhideWhenUsed="0" w:uiPriority="60" w:semiHidden="0" w:name="Light Shading"/>
-    <w:lsdException w:unhideWhenUsed="0" w:uiPriority="61" w:semiHidden="0" w:name="Light List"/>
-    <w:lsdException w:unhideWhenUsed="0" w:uiPriority="62" w:semiHidden="0" w:name="Light Grid"/>
-    <w:lsdException w:unhideWhenUsed="0" w:uiPriority="63" w:semiHidden="0" w:name="Medium Shading 1"/>
-    <w:lsdException w:unhideWhenUsed="0" w:uiPriority="64" w:semiHidden="0" w:name="Medium Shading 2"/>
-    <w:lsdException w:unhideWhenUsed="0" w:uiPriority="65" w:semiHidden="0" w:name="Medium List 1"/>
-    <w:lsdException w:unhideWhenUsed="0" w:uiPriority="66" w:semiHidden="0" w:name="Medium List 2"/>
-    <w:lsdException w:unhideWhenUsed="0" w:uiPriority="67" w:semiHidden="0" w:name="Medium Grid 1"/>
-    <w:lsdException w:unhideWhenUsed="0" w:uiPriority="68" w:semiHidden="0" w:name="Medium Grid 2"/>
-    <w:lsdException w:unhideWhenUsed="0" w:uiPriority="69" w:semiHidden="0" w:name="Medium Grid 3"/>
-    <w:lsdException w:unhideWhenUsed="0" w:uiPriority="70" w:semiHidden="0" w:name="Dark List"/>
-    <w:lsdException w:unhideWhenUsed="0" w:uiPriority="71" w:semiHidden="0" w:name="Colorful Shading"/>
-    <w:lsdException w:unhideWhenUsed="0" w:uiPriority="72" w:semiHidden="0" w:name="Colorful List"/>
-    <w:lsdException w:unhideWhenUsed="0" w:uiPriority="73" w:semiHidden="0" w:name="Colorful Grid"/>
-    <w:lsdException w:unhideWhenUsed="0" w:uiPriority="60" w:semiHidden="0" w:name="Light Shading Accent 1"/>
-    <w:lsdException w:unhideWhenUsed="0" w:uiPriority="61" w:semiHidden="0" w:name="Light List Accent 1"/>
-    <w:lsdException w:unhideWhenUsed="0" w:uiPriority="62" w:semiHidden="0" w:name="Light Grid Accent 1"/>
-    <w:lsdException w:unhideWhenUsed="0" w:uiPriority="63" w:semiHidden="0" w:name="Medium Shading 1 Accent 1"/>
-    <w:lsdException w:unhideWhenUsed="0" w:uiPriority="64" w:semiHidden="0" w:name="Medium Shading 2 Accent 1"/>
-    <w:lsdException w:unhideWhenUsed="0" w:uiPriority="65" w:semiHidden="0" w:name="Medium List 1 Accent 1"/>
-    <w:lsdException w:unhideWhenUsed="0" w:uiPriority="66" w:semiHidden="0" w:name="Medium List 2 Accent 1"/>
-    <w:lsdException w:unhideWhenUsed="0" w:uiPriority="67" w:semiHidden="0" w:name="Medium Grid 1 Accent 1"/>
-    <w:lsdException w:unhideWhenUsed="0" w:uiPriority="68" w:semiHidden="0" w:name="Medium Grid 2 Accent 1"/>
-    <w:lsdException w:unhideWhenUsed="0" w:uiPriority="69" w:semiHidden="0" w:name="Medium Grid 3 Accent 1"/>
-    <w:lsdException w:unhideWhenUsed="0" w:uiPriority="70" w:semiHidden="0" w:name="Dark List Accent 1"/>
-    <w:lsdException w:unhideWhenUsed="0" w:uiPriority="71" w:semiHidden="0" w:name="Colorful Shading Accent 1"/>
-    <w:lsdException w:unhideWhenUsed="0" w:uiPriority="72" w:semiHidden="0" w:name="Colorful List Accent 1"/>
-    <w:lsdException w:unhideWhenUsed="0" w:uiPriority="73" w:semiHidden="0" w:name="Colorful Grid Accent 1"/>
-    <w:lsdException w:unhideWhenUsed="0" w:uiPriority="60" w:semiHidden="0" w:name="Light Shading Accent 2"/>
-    <w:lsdException w:unhideWhenUsed="0" w:uiPriority="61" w:semiHidden="0" w:name="Light List Accent 2"/>
-    <w:lsdException w:unhideWhenUsed="0" w:uiPriority="62" w:semiHidden="0" w:name="Light Grid Accent 2"/>
-    <w:lsdException w:unhideWhenUsed="0" w:uiPriority="63" w:semiHidden="0" w:name="Medium Shading 1 Accent 2"/>
-    <w:lsdException w:unhideWhenUsed="0" w:uiPriority="64" w:semiHidden="0" w:name="Medium Shading 2 Accent 2"/>
-    <w:lsdException w:unhideWhenUsed="0" w:uiPriority="65" w:semiHidden="0" w:name="Medium List 1 Accent 2"/>
-    <w:lsdException w:unhideWhenUsed="0" w:uiPriority="66" w:semiHidden="0" w:name="Medium List 2 Accent 2"/>
-    <w:lsdException w:unhideWhenUsed="0" w:uiPriority="67" w:semiHidden="0" w:name="Medium Grid 1 Accent 2"/>
-    <w:lsdException w:unhideWhenUsed="0" w:uiPriority="68" w:semiHidden="0" w:name="Medium Grid 2 Accent 2"/>
-    <w:lsdException w:unhideWhenUsed="0" w:uiPriority="69" w:semiHidden="0" w:name="Medium Grid 3 Accent 2"/>
-    <w:lsdException w:unhideWhenUsed="0" w:uiPriority="70" w:semiHidden="0" w:name="Dark List Accent 2"/>
-    <w:lsdException w:unhideWhenUsed="0" w:uiPriority="71" w:semiHidden="0" w:name="Colorful Shading Accent 2"/>
-    <w:lsdException w:unhideWhenUsed="0" w:uiPriority="72" w:semiHidden="0" w:name="Colorful List Accent 2"/>
-    <w:lsdException w:unhideWhenUsed="0" w:uiPriority="73" w:semiHidden="0" w:name="Colorful Grid Accent 2"/>
-    <w:lsdException w:unhideWhenUsed="0" w:uiPriority="60" w:semiHidden="0" w:name="Light Shading Accent 3"/>
-    <w:lsdException w:unhideWhenUsed="0" w:uiPriority="61" w:semiHidden="0" w:name="Light List Accent 3"/>
-    <w:lsdException w:unhideWhenUsed="0" w:uiPriority="62" w:semiHidden="0" w:name="Light Grid Accent 3"/>
-    <w:lsdException w:unhideWhenUsed="0" w:uiPriority="63" w:semiHidden="0" w:name="Medium Shading 1 Accent 3"/>
-    <w:lsdException w:unhideWhenUsed="0" w:uiPriority="64" w:semiHidden="0" w:name="Medium Shading 2 Accent 3"/>
-    <w:lsdException w:unhideWhenUsed="0" w:uiPriority="65" w:semiHidden="0" w:name="Medium List 1 Accent 3"/>
-    <w:lsdException w:unhideWhenUsed="0" w:uiPriority="66" w:semiHidden="0" w:name="Medium List 2 Accent 3"/>
-    <w:lsdException w:unhideWhenUsed="0" w:uiPriority="67" w:semiHidden="0" w:name="Medium Grid 1 Accent 3"/>
-    <w:lsdException w:unhideWhenUsed="0" w:uiPriority="68" w:semiHidden="0" w:name="Medium Grid 2 Accent 3"/>
-    <w:lsdException w:unhideWhenUsed="0" w:uiPriority="69" w:semiHidden="0" w:name="Medium Grid 3 Accent 3"/>
-    <w:lsdException w:unhideWhenUsed="0" w:uiPriority="70" w:semiHidden="0" w:name="Dark List Accent 3"/>
-    <w:lsdException w:unhideWhenUsed="0" w:uiPriority="71" w:semiHidden="0" w:name="Colorful Shading Accent 3"/>
-    <w:lsdException w:unhideWhenUsed="0" w:uiPriority="72" w:semiHidden="0" w:name="Colorful List Accent 3"/>
-    <w:lsdException w:unhideWhenUsed="0" w:uiPriority="73" w:semiHidden="0" w:name="Colorful Grid Accent 3"/>
-    <w:lsdException w:unhideWhenUsed="0" w:uiPriority="60" w:semiHidden="0" w:name="Light Shading Accent 4"/>
-    <w:lsdException w:unhideWhenUsed="0" w:uiPriority="61" w:semiHidden="0" w:name="Light List Accent 4"/>
-    <w:lsdException w:unhideWhenUsed="0" w:uiPriority="62" w:semiHidden="0" w:name="Light Grid Accent 4"/>
-    <w:lsdException w:unhideWhenUsed="0" w:uiPriority="63" w:semiHidden="0" w:name="Medium Shading 1 Accent 4"/>
-    <w:lsdException w:unhideWhenUsed="0" w:uiPriority="64" w:semiHidden="0" w:name="Medium Shading 2 Accent 4"/>
-    <w:lsdException w:unhideWhenUsed="0" w:uiPriority="65" w:semiHidden="0" w:name="Medium List 1 Accent 4"/>
-    <w:lsdException w:unhideWhenUsed="0" w:uiPriority="66" w:semiHidden="0" w:name="Medium List 2 Accent 4"/>
-    <w:lsdException w:unhideWhenUsed="0" w:uiPriority="67" w:semiHidden="0" w:name="Medium Grid 1 Accent 4"/>
-    <w:lsdException w:unhideWhenUsed="0" w:uiPriority="68" w:semiHidden="0" w:name="Medium Grid 2 Accent 4"/>
-    <w:lsdException w:unhideWhenUsed="0" w:uiPriority="69" w:semiHidden="0" w:name="Medium Grid 3 Accent 4"/>
-    <w:lsdException w:unhideWhenUsed="0" w:uiPriority="70" w:semiHidden="0" w:name="Dark List Accent 4"/>
-    <w:lsdException w:unhideWhenUsed="0" w:uiPriority="71" w:semiHidden="0" w:name="Colorful Shading Accent 4"/>
-    <w:lsdException w:unhideWhenUsed="0" w:uiPriority="72" w:semiHidden="0" w:name="Colorful List Accent 4"/>
-    <w:lsdException w:unhideWhenUsed="0" w:uiPriority="73" w:semiHidden="0" w:name="Colorful Grid Accent 4"/>
-    <w:lsdException w:unhideWhenUsed="0" w:uiPriority="60" w:semiHidden="0" w:name="Light Shading Accent 5"/>
-    <w:lsdException w:unhideWhenUsed="0" w:uiPriority="61" w:semiHidden="0" w:name="Light List Accent 5"/>
-    <w:lsdException w:unhideWhenUsed="0" w:uiPriority="62" w:semiHidden="0" w:name="Light Grid Accent 5"/>
-    <w:lsdException w:unhideWhenUsed="0" w:uiPriority="63" w:semiHidden="0" w:name="Medium Shading 1 Accent 5"/>
-    <w:lsdException w:unhideWhenUsed="0" w:uiPriority="64" w:semiHidden="0" w:name="Medium Shading 2 Accent 5"/>
-    <w:lsdException w:unhideWhenUsed="0" w:uiPriority="65" w:semiHidden="0" w:name="Medium List 1 Accent 5"/>
-    <w:lsdException w:unhideWhenUsed="0" w:uiPriority="66" w:semiHidden="0" w:name="Medium List 2 Accent 5"/>
-    <w:lsdException w:unhideWhenUsed="0" w:uiPriority="67" w:semiHidden="0" w:name="Medium Grid 1 Accent 5"/>
-    <w:lsdException w:unhideWhenUsed="0" w:uiPriority="68" w:semiHidden="0" w:name="Medium Grid 2 Accent 5"/>
-    <w:lsdException w:unhideWhenUsed="0" w:uiPriority="69" w:semiHidden="0" w:name="Medium Grid 3 Accent 5"/>
-    <w:lsdException w:unhideWhenUsed="0" w:uiPriority="70" w:semiHidden="0" w:name="Dark List Accent 5"/>
-    <w:lsdException w:unhideWhenUsed="0" w:uiPriority="71" w:semiHidden="0" w:name="Colorful Shading Accent 5"/>
-    <w:lsdException w:unhideWhenUsed="0" w:uiPriority="72" w:semiHidden="0" w:name="Colorful List Accent 5"/>
-    <w:lsdException w:unhideWhenUsed="0" w:uiPriority="73" w:semiHidden="0" w:name="Colorful Grid Accent 5"/>
-    <w:lsdException w:unhideWhenUsed="0" w:uiPriority="60" w:semiHidden="0" w:name="Light Shading Accent 6"/>
-    <w:lsdException w:unhideWhenUsed="0" w:uiPriority="61" w:semiHidden="0" w:name="Light List Accent 6"/>
-    <w:lsdException w:unhideWhenUsed="0" w:uiPriority="62" w:semiHidden="0" w:name="Light Grid Accent 6"/>
-    <w:lsdException w:unhideWhenUsed="0" w:uiPriority="63" w:semiHidden="0" w:name="Medium Shading 1 Accent 6"/>
-    <w:lsdException w:unhideWhenUsed="0" w:uiPriority="64" w:semiHidden="0" w:name="Medium Shading 2 Accent 6"/>
-    <w:lsdException w:unhideWhenUsed="0" w:uiPriority="65" w:semiHidden="0" w:name="Medium List 1 Accent 6"/>
-    <w:lsdException w:unhideWhenUsed="0" w:uiPriority="66" w:semiHidden="0" w:name="Medium List 2 Accent 6"/>
-    <w:lsdException w:unhideWhenUsed="0" w:uiPriority="67" w:semiHidden="0" w:name="Medium Grid 1 Accent 6"/>
-    <w:lsdException w:unhideWhenUsed="0" w:uiPriority="68" w:semiHidden="0" w:name="Medium Grid 2 Accent 6"/>
-    <w:lsdException w:unhideWhenUsed="0" w:uiPriority="69" w:semiHidden="0" w:name="Medium Grid 3 Accent 6"/>
-    <w:lsdException w:unhideWhenUsed="0" w:uiPriority="70" w:semiHidden="0" w:name="Dark List Accent 6"/>
-    <w:lsdException w:unhideWhenUsed="0" w:uiPriority="71" w:semiHidden="0" w:name="Colorful Shading Accent 6"/>
-    <w:lsdException w:unhideWhenUsed="0" w:uiPriority="72" w:semiHidden="0" w:name="Colorful List Accent 6"/>
-    <w:lsdException w:unhideWhenUsed="0" w:uiPriority="73" w:semiHidden="0" w:name="Colorful Grid Accent 6"/>
+  <w:latentStyles w:defLockedState="0" w:defUIPriority="99" w:defSemiHidden="1" w:defUnhideWhenUsed="1" w:defQFormat="0" w:count="260">
+    <w:lsdException w:name="Normal" w:semiHidden="0" w:uiPriority="0" w:unhideWhenUsed="0" w:qFormat="1"/>
+    <w:lsdException w:name="heading 1" w:semiHidden="0" w:uiPriority="0" w:unhideWhenUsed="0" w:qFormat="1"/>
+    <w:lsdException w:name="heading 2" w:semiHidden="0" w:uiPriority="0" w:qFormat="1"/>
+    <w:lsdException w:name="heading 3" w:uiPriority="0" w:qFormat="1"/>
+    <w:lsdException w:name="heading 4" w:semiHidden="0" w:uiPriority="0" w:qFormat="1"/>
+    <w:lsdException w:name="heading 5" w:uiPriority="0" w:qFormat="1"/>
+    <w:lsdException w:name="heading 6" w:uiPriority="0" w:qFormat="1"/>
+    <w:lsdException w:name="heading 7" w:uiPriority="0" w:qFormat="1"/>
+    <w:lsdException w:name="heading 8" w:uiPriority="0" w:qFormat="1"/>
+    <w:lsdException w:name="heading 9" w:uiPriority="0" w:qFormat="1"/>
+    <w:lsdException w:name="index 1" w:semiHidden="0" w:uiPriority="0" w:unhideWhenUsed="0"/>
+    <w:lsdException w:name="index 2" w:semiHidden="0" w:uiPriority="0" w:unhideWhenUsed="0"/>
+    <w:lsdException w:name="index 3" w:semiHidden="0" w:uiPriority="0" w:unhideWhenUsed="0"/>
+    <w:lsdException w:name="index 4" w:semiHidden="0" w:uiPriority="0" w:unhideWhenUsed="0"/>
+    <w:lsdException w:name="index 5" w:semiHidden="0" w:uiPriority="0" w:unhideWhenUsed="0"/>
+    <w:lsdException w:name="index 6" w:semiHidden="0" w:uiPriority="0" w:unhideWhenUsed="0"/>
+    <w:lsdException w:name="index 7" w:semiHidden="0" w:uiPriority="0" w:unhideWhenUsed="0"/>
+    <w:lsdException w:name="index 8" w:semiHidden="0" w:uiPriority="0" w:unhideWhenUsed="0"/>
+    <w:lsdException w:name="index 9" w:semiHidden="0" w:uiPriority="0" w:unhideWhenUsed="0"/>
+    <w:lsdException w:name="toc 1" w:semiHidden="0" w:uiPriority="0" w:unhideWhenUsed="0" w:qFormat="1"/>
+    <w:lsdException w:name="toc 2" w:semiHidden="0" w:uiPriority="0" w:unhideWhenUsed="0" w:qFormat="1"/>
+    <w:lsdException w:name="toc 3" w:semiHidden="0" w:uiPriority="0" w:unhideWhenUsed="0" w:qFormat="1"/>
+    <w:lsdException w:name="toc 4" w:semiHidden="0" w:uiPriority="0" w:unhideWhenUsed="0"/>
+    <w:lsdException w:name="toc 5" w:semiHidden="0" w:uiPriority="0" w:unhideWhenUsed="0"/>
+    <w:lsdException w:name="toc 6" w:semiHidden="0" w:uiPriority="0" w:unhideWhenUsed="0"/>
+    <w:lsdException w:name="toc 7" w:semiHidden="0" w:uiPriority="0" w:unhideWhenUsed="0"/>
+    <w:lsdException w:name="toc 8" w:semiHidden="0" w:uiPriority="0" w:unhideWhenUsed="0"/>
+    <w:lsdException w:name="toc 9" w:semiHidden="0" w:uiPriority="0" w:unhideWhenUsed="0"/>
+    <w:lsdException w:name="Normal Indent" w:semiHidden="0" w:uiPriority="0" w:unhideWhenUsed="0"/>
+    <w:lsdException w:name="footnote text" w:semiHidden="0" w:uiPriority="0" w:unhideWhenUsed="0"/>
+    <w:lsdException w:name="annotation text" w:semiHidden="0" w:uiPriority="0" w:unhideWhenUsed="0" w:qFormat="1"/>
+    <w:lsdException w:name="header" w:semiHidden="0" w:uiPriority="0" w:unhideWhenUsed="0" w:qFormat="1"/>
+    <w:lsdException w:name="footer" w:semiHidden="0" w:uiPriority="0" w:unhideWhenUsed="0" w:qFormat="1"/>
+    <w:lsdException w:name="index heading" w:semiHidden="0" w:uiPriority="0" w:unhideWhenUsed="0"/>
+    <w:lsdException w:name="caption" w:uiPriority="0" w:qFormat="1"/>
+    <w:lsdException w:name="table of figures" w:semiHidden="0" w:uiPriority="0" w:unhideWhenUsed="0" w:qFormat="1"/>
+    <w:lsdException w:name="envelope address" w:semiHidden="0" w:uiPriority="0" w:unhideWhenUsed="0"/>
+    <w:lsdException w:name="envelope return" w:semiHidden="0" w:uiPriority="0" w:unhideWhenUsed="0"/>
+    <w:lsdException w:name="footnote reference" w:semiHidden="0" w:uiPriority="0" w:unhideWhenUsed="0"/>
+    <w:lsdException w:name="annotation reference" w:semiHidden="0" w:uiPriority="0" w:unhideWhenUsed="0"/>
+    <w:lsdException w:name="line number" w:semiHidden="0" w:uiPriority="0" w:unhideWhenUsed="0"/>
+    <w:lsdException w:name="page number" w:semiHidden="0" w:uiPriority="0" w:unhideWhenUsed="0"/>
+    <w:lsdException w:name="endnote reference" w:semiHidden="0" w:uiPriority="0" w:unhideWhenUsed="0"/>
+    <w:lsdException w:name="endnote text" w:semiHidden="0" w:uiPriority="0" w:unhideWhenUsed="0"/>
+    <w:lsdException w:name="table of authorities" w:semiHidden="0" w:uiPriority="0" w:unhideWhenUsed="0"/>
+    <w:lsdException w:name="macro" w:semiHidden="0" w:uiPriority="0" w:unhideWhenUsed="0"/>
+    <w:lsdException w:name="toa heading" w:semiHidden="0" w:uiPriority="0" w:unhideWhenUsed="0"/>
+    <w:lsdException w:name="List" w:semiHidden="0" w:uiPriority="0" w:unhideWhenUsed="0"/>
+    <w:lsdException w:name="List Bullet" w:semiHidden="0" w:uiPriority="0" w:unhideWhenUsed="0"/>
+    <w:lsdException w:name="List Number" w:semiHidden="0" w:uiPriority="0" w:unhideWhenUsed="0"/>
+    <w:lsdException w:name="List 2" w:semiHidden="0" w:uiPriority="0" w:unhideWhenUsed="0"/>
+    <w:lsdException w:name="List 3" w:semiHidden="0" w:uiPriority="0" w:unhideWhenUsed="0"/>
+    <w:lsdException w:name="List 4" w:semiHidden="0" w:uiPriority="0" w:unhideWhenUsed="0"/>
+    <w:lsdException w:name="List 5" w:semiHidden="0" w:uiPriority="0" w:unhideWhenUsed="0"/>
+    <w:lsdException w:name="List Bullet 2" w:semiHidden="0" w:uiPriority="0" w:unhideWhenUsed="0"/>
+    <w:lsdException w:name="List Bullet 3" w:semiHidden="0" w:uiPriority="0" w:unhideWhenUsed="0"/>
+    <w:lsdException w:name="List Bullet 4" w:semiHidden="0" w:uiPriority="0" w:unhideWhenUsed="0"/>
+    <w:lsdException w:name="List Bullet 5" w:semiHidden="0" w:uiPriority="0" w:unhideWhenUsed="0"/>
+    <w:lsdException w:name="List Number 2" w:semiHidden="0" w:uiPriority="0" w:unhideWhenUsed="0"/>
+    <w:lsdException w:name="List Number 3" w:semiHidden="0" w:uiPriority="0" w:unhideWhenUsed="0"/>
+    <w:lsdException w:name="List Number 4" w:semiHidden="0" w:uiPriority="0" w:unhideWhenUsed="0"/>
+    <w:lsdException w:name="List Number 5" w:semiHidden="0" w:uiPriority="0" w:unhideWhenUsed="0"/>
+    <w:lsdException w:name="Title" w:semiHidden="0" w:uiPriority="0" w:unhideWhenUsed="0" w:qFormat="1"/>
+    <w:lsdException w:name="Closing" w:semiHidden="0" w:uiPriority="0" w:unhideWhenUsed="0"/>
+    <w:lsdException w:name="Signature" w:semiHidden="0" w:uiPriority="0" w:unhideWhenUsed="0"/>
+    <w:lsdException w:name="Default Paragraph Font" w:uiPriority="0" w:unhideWhenUsed="0" w:qFormat="1"/>
+    <w:lsdException w:name="Body Text" w:uiPriority="0" w:unhideWhenUsed="0" w:qFormat="1"/>
+    <w:lsdException w:name="Body Text Indent" w:semiHidden="0" w:uiPriority="0" w:unhideWhenUsed="0"/>
+    <w:lsdException w:name="List Continue" w:semiHidden="0" w:uiPriority="0" w:unhideWhenUsed="0"/>
+    <w:lsdException w:name="List Continue 2" w:semiHidden="0" w:uiPriority="0" w:unhideWhenUsed="0"/>
+    <w:lsdException w:name="List Continue 3" w:semiHidden="0" w:uiPriority="0" w:unhideWhenUsed="0"/>
+    <w:lsdException w:name="List Continue 4" w:semiHidden="0" w:uiPriority="0" w:unhideWhenUsed="0"/>
+    <w:lsdException w:name="List Continue 5" w:semiHidden="0" w:uiPriority="0" w:unhideWhenUsed="0"/>
+    <w:lsdException w:name="Message Header" w:semiHidden="0" w:uiPriority="0" w:unhideWhenUsed="0"/>
+    <w:lsdException w:name="Subtitle" w:semiHidden="0" w:uiPriority="0" w:unhideWhenUsed="0" w:qFormat="1"/>
+    <w:lsdException w:name="Salutation" w:semiHidden="0" w:uiPriority="0" w:unhideWhenUsed="0"/>
+    <w:lsdException w:name="Date" w:semiHidden="0" w:uiPriority="0" w:unhideWhenUsed="0"/>
+    <w:lsdException w:name="Body Text First Indent" w:semiHidden="0" w:uiPriority="0" w:unhideWhenUsed="0"/>
+    <w:lsdException w:name="Body Text First Indent 2" w:semiHidden="0" w:uiPriority="0" w:unhideWhenUsed="0"/>
+    <w:lsdException w:name="Body Text 2" w:semiHidden="0" w:uiPriority="0" w:unhideWhenUsed="0"/>
+    <w:lsdException w:name="Body Text 3" w:semiHidden="0" w:uiPriority="0" w:unhideWhenUsed="0"/>
+    <w:lsdException w:name="Body Text Indent 2" w:semiHidden="0" w:uiPriority="0" w:unhideWhenUsed="0"/>
+    <w:lsdException w:name="Body Text Indent 3" w:semiHidden="0" w:uiPriority="0" w:unhideWhenUsed="0"/>
+    <w:lsdException w:name="Block Text" w:semiHidden="0" w:uiPriority="0" w:unhideWhenUsed="0"/>
+    <w:lsdException w:name="Hyperlink" w:semiHidden="0" w:uiPriority="0" w:unhideWhenUsed="0"/>
+    <w:lsdException w:name="FollowedHyperlink" w:semiHidden="0" w:uiPriority="0" w:unhideWhenUsed="0"/>
+    <w:lsdException w:name="Strong" w:semiHidden="0" w:uiPriority="0" w:unhideWhenUsed="0" w:qFormat="1"/>
+    <w:lsdException w:name="Emphasis" w:semiHidden="0" w:uiPriority="0" w:unhideWhenUsed="0" w:qFormat="1"/>
+    <w:lsdException w:name="Document Map" w:semiHidden="0" w:uiPriority="0" w:unhideWhenUsed="0"/>
+    <w:lsdException w:name="Plain Text" w:semiHidden="0" w:uiPriority="0" w:unhideWhenUsed="0"/>
+    <w:lsdException w:name="E-mail Signature" w:semiHidden="0" w:uiPriority="0" w:unhideWhenUsed="0"/>
+    <w:lsdException w:name="Normal (Web)" w:semiHidden="0" w:uiPriority="0" w:unhideWhenUsed="0" w:qFormat="1"/>
+    <w:lsdException w:name="HTML Acronym" w:semiHidden="0" w:uiPriority="0" w:unhideWhenUsed="0"/>
+    <w:lsdException w:name="HTML Address" w:semiHidden="0" w:uiPriority="0" w:unhideWhenUsed="0"/>
+    <w:lsdException w:name="HTML Cite" w:semiHidden="0" w:uiPriority="0" w:unhideWhenUsed="0"/>
+    <w:lsdException w:name="HTML Code" w:semiHidden="0" w:uiPriority="0" w:unhideWhenUsed="0"/>
+    <w:lsdException w:name="HTML Definition" w:semiHidden="0" w:uiPriority="0" w:unhideWhenUsed="0"/>
+    <w:lsdException w:name="HTML Keyboard" w:semiHidden="0" w:uiPriority="0" w:unhideWhenUsed="0"/>
+    <w:lsdException w:name="HTML Preformatted" w:semiHidden="0" w:uiPriority="0" w:unhideWhenUsed="0" w:qFormat="1"/>
+    <w:lsdException w:name="HTML Sample" w:semiHidden="0" w:uiPriority="0" w:unhideWhenUsed="0"/>
+    <w:lsdException w:name="HTML Typewriter" w:semiHidden="0" w:uiPriority="0" w:unhideWhenUsed="0"/>
+    <w:lsdException w:name="HTML Variable" w:semiHidden="0" w:uiPriority="0" w:unhideWhenUsed="0"/>
+    <w:lsdException w:name="Normal Table" w:uiPriority="0" w:unhideWhenUsed="0" w:qFormat="1"/>
+    <w:lsdException w:name="annotation subject" w:semiHidden="0" w:uiPriority="0" w:unhideWhenUsed="0"/>
+    <w:lsdException w:name="Table Simple 1" w:semiHidden="0" w:uiPriority="0" w:unhideWhenUsed="0"/>
+    <w:lsdException w:name="Table Simple 2" w:semiHidden="0" w:uiPriority="0" w:unhideWhenUsed="0"/>
+    <w:lsdException w:name="Table Simple 3" w:semiHidden="0" w:uiPriority="0" w:unhideWhenUsed="0"/>
+    <w:lsdException w:name="Table Classic 1" w:semiHidden="0" w:uiPriority="0" w:unhideWhenUsed="0"/>
+    <w:lsdException w:name="Table Classic 2" w:semiHidden="0" w:uiPriority="0" w:unhideWhenUsed="0"/>
+    <w:lsdException w:name="Table Classic 3" w:semiHidden="0" w:uiPriority="0" w:unhideWhenUsed="0"/>
+    <w:lsdException w:name="Table Classic 4" w:semiHidden="0" w:uiPriority="0" w:unhideWhenUsed="0"/>
+    <w:lsdException w:name="Table Colorful 1" w:semiHidden="0" w:uiPriority="0" w:unhideWhenUsed="0"/>
+    <w:lsdException w:name="Table Colorful 2" w:semiHidden="0" w:uiPriority="0" w:unhideWhenUsed="0"/>
+    <w:lsdException w:name="Table Colorful 3" w:semiHidden="0" w:uiPriority="0" w:unhideWhenUsed="0"/>
+    <w:lsdException w:name="Table Columns 1" w:semiHidden="0" w:uiPriority="0" w:unhideWhenUsed="0"/>
+    <w:lsdException w:name="Table Columns 2" w:semiHidden="0" w:uiPriority="0" w:unhideWhenUsed="0"/>
+    <w:lsdException w:name="Table Columns 3" w:semiHidden="0" w:uiPriority="0" w:unhideWhenUsed="0"/>
+    <w:lsdException w:name="Table Columns 4" w:semiHidden="0" w:uiPriority="0" w:unhideWhenUsed="0"/>
+    <w:lsdException w:name="Table Columns 5" w:semiHidden="0" w:uiPriority="0" w:unhideWhenUsed="0"/>
+    <w:lsdException w:name="Table Grid 1" w:semiHidden="0" w:uiPriority="0" w:unhideWhenUsed="0"/>
+    <w:lsdException w:name="Table Grid 2" w:semiHidden="0" w:uiPriority="0" w:unhideWhenUsed="0"/>
+    <w:lsdException w:name="Table Grid 3" w:semiHidden="0" w:uiPriority="0" w:unhideWhenUsed="0"/>
+    <w:lsdException w:name="Table Grid 4" w:semiHidden="0" w:uiPriority="0" w:unhideWhenUsed="0"/>
+    <w:lsdException w:name="Table Grid 5" w:semiHidden="0" w:uiPriority="0" w:unhideWhenUsed="0"/>
+    <w:lsdException w:name="Table Grid 6" w:semiHidden="0" w:uiPriority="0" w:unhideWhenUsed="0"/>
+    <w:lsdException w:name="Table Grid 7" w:semiHidden="0" w:uiPriority="0" w:unhideWhenUsed="0"/>
+    <w:lsdException w:name="Table Grid 8" w:semiHidden="0" w:uiPriority="0" w:unhideWhenUsed="0"/>
+    <w:lsdException w:name="Table List 1" w:semiHidden="0" w:uiPriority="0" w:unhideWhenUsed="0"/>
+    <w:lsdException w:name="Table List 2" w:semiHidden="0" w:uiPriority="0" w:unhideWhenUsed="0"/>
+    <w:lsdException w:name="Table List 3" w:semiHidden="0" w:uiPriority="0" w:unhideWhenUsed="0"/>
+    <w:lsdException w:name="Table List 4" w:semiHidden="0" w:uiPriority="0" w:unhideWhenUsed="0"/>
+    <w:lsdException w:name="Table List 5" w:semiHidden="0" w:uiPriority="0" w:unhideWhenUsed="0"/>
+    <w:lsdException w:name="Table List 6" w:semiHidden="0" w:uiPriority="0" w:unhideWhenUsed="0"/>
+    <w:lsdException w:name="Table List 7" w:semiHidden="0" w:uiPriority="0" w:unhideWhenUsed="0"/>
+    <w:lsdException w:name="Table List 8" w:semiHidden="0" w:uiPriority="0" w:unhideWhenUsed="0"/>
+    <w:lsdException w:name="Table 3D effects 1" w:semiHidden="0" w:uiPriority="0" w:unhideWhenUsed="0"/>
+    <w:lsdException w:name="Table 3D effects 2" w:semiHidden="0" w:uiPriority="0" w:unhideWhenUsed="0"/>
+    <w:lsdException w:name="Table 3D effects 3" w:semiHidden="0" w:uiPriority="0" w:unhideWhenUsed="0"/>
+    <w:lsdException w:name="Table Contemporary" w:semiHidden="0" w:uiPriority="0" w:unhideWhenUsed="0"/>
+    <w:lsdException w:name="Table Elegant" w:semiHidden="0" w:uiPriority="0" w:unhideWhenUsed="0"/>
+    <w:lsdException w:name="Table Professional" w:semiHidden="0" w:uiPriority="0" w:unhideWhenUsed="0"/>
+    <w:lsdException w:name="Table Subtle 1" w:semiHidden="0" w:uiPriority="0" w:unhideWhenUsed="0"/>
+    <w:lsdException w:name="Table Subtle 2" w:semiHidden="0" w:uiPriority="0" w:unhideWhenUsed="0"/>
+    <w:lsdException w:name="Table Web 1" w:semiHidden="0" w:uiPriority="0" w:unhideWhenUsed="0"/>
+    <w:lsdException w:name="Table Web 2" w:semiHidden="0" w:uiPriority="0" w:unhideWhenUsed="0"/>
+    <w:lsdException w:name="Table Web 3" w:semiHidden="0" w:uiPriority="0" w:unhideWhenUsed="0"/>
+    <w:lsdException w:name="Balloon Text" w:semiHidden="0" w:uiPriority="0" w:unhideWhenUsed="0"/>
+    <w:lsdException w:name="Table Grid" w:semiHidden="0" w:uiPriority="0" w:unhideWhenUsed="0" w:qFormat="1"/>
+    <w:lsdException w:name="Table Theme" w:semiHidden="0" w:uiPriority="0" w:unhideWhenUsed="0"/>
+    <w:lsdException w:name="Light Shading" w:semiHidden="0" w:uiPriority="60" w:unhideWhenUsed="0"/>
+    <w:lsdException w:name="Light List" w:semiHidden="0" w:uiPriority="61" w:unhideWhenUsed="0"/>
+    <w:lsdException w:name="Light Grid" w:semiHidden="0" w:uiPriority="62" w:unhideWhenUsed="0"/>
+    <w:lsdException w:name="Medium Shading 1" w:semiHidden="0" w:uiPriority="63" w:unhideWhenUsed="0"/>
+    <w:lsdException w:name="Medium Shading 2" w:semiHidden="0" w:uiPriority="64" w:unhideWhenUsed="0"/>
+    <w:lsdException w:name="Medium List 1" w:semiHidden="0" w:uiPriority="65" w:unhideWhenUsed="0"/>
+    <w:lsdException w:name="Medium List 2" w:semiHidden="0" w:uiPriority="66" w:unhideWhenUsed="0"/>
+    <w:lsdException w:name="Medium Grid 1" w:semiHidden="0" w:uiPriority="67" w:unhideWhenUsed="0"/>
+    <w:lsdException w:name="Medium Grid 2" w:semiHidden="0" w:uiPriority="68" w:unhideWhenUsed="0"/>
+    <w:lsdException w:name="Medium Grid 3" w:semiHidden="0" w:uiPriority="69" w:unhideWhenUsed="0"/>
+    <w:lsdException w:name="Dark List" w:semiHidden="0" w:uiPriority="70" w:unhideWhenUsed="0"/>
+    <w:lsdException w:name="Colorful Shading" w:semiHidden="0" w:uiPriority="71" w:unhideWhenUsed="0"/>
+    <w:lsdException w:name="Colorful List" w:semiHidden="0" w:uiPriority="72" w:unhideWhenUsed="0"/>
+    <w:lsdException w:name="Colorful Grid" w:semiHidden="0" w:uiPriority="73" w:unhideWhenUsed="0"/>
+    <w:lsdException w:name="Light Shading Accent 1" w:semiHidden="0" w:uiPriority="60" w:unhideWhenUsed="0"/>
+    <w:lsdException w:name="Light List Accent 1" w:semiHidden="0" w:uiPriority="61" w:unhideWhenUsed="0"/>
+    <w:lsdException w:name="Light Grid Accent 1" w:semiHidden="0" w:uiPriority="62" w:unhideWhenUsed="0"/>
+    <w:lsdException w:name="Medium Shading 1 Accent 1" w:semiHidden="0" w:uiPriority="63" w:unhideWhenUsed="0"/>
+    <w:lsdException w:name="Medium Shading 2 Accent 1" w:semiHidden="0" w:uiPriority="64" w:unhideWhenUsed="0"/>
+    <w:lsdException w:name="Medium List 1 Accent 1" w:semiHidden="0" w:uiPriority="65" w:unhideWhenUsed="0"/>
+    <w:lsdException w:name="Medium List 2 Accent 1" w:semiHidden="0" w:uiPriority="66" w:unhideWhenUsed="0"/>
+    <w:lsdException w:name="Medium Grid 1 Accent 1" w:semiHidden="0" w:uiPriority="67" w:unhideWhenUsed="0"/>
+    <w:lsdException w:name="Medium Grid 2 Accent 1" w:semiHidden="0" w:uiPriority="68" w:unhideWhenUsed="0"/>
+    <w:lsdException w:name="Medium Grid 3 Accent 1" w:semiHidden="0" w:uiPriority="69" w:unhideWhenUsed="0"/>
+    <w:lsdException w:name="Dark List Accent 1" w:semiHidden="0" w:uiPriority="70" w:unhideWhenUsed="0"/>
+    <w:lsdException w:name="Colorful Shading Accent 1" w:semiHidden="0" w:uiPriority="71" w:unhideWhenUsed="0"/>
+    <w:lsdException w:name="Colorful List Accent 1" w:semiHidden="0" w:uiPriority="72" w:unhideWhenUsed="0"/>
+    <w:lsdException w:name="Colorful Grid Accent 1" w:semiHidden="0" w:uiPriority="73" w:unhideWhenUsed="0"/>
+    <w:lsdException w:name="Light Shading Accent 2" w:semiHidden="0" w:uiPriority="60" w:unhideWhenUsed="0"/>
+    <w:lsdException w:name="Light List Accent 2" w:semiHidden="0" w:uiPriority="61" w:unhideWhenUsed="0"/>
+    <w:lsdException w:name="Light Grid Accent 2" w:semiHidden="0" w:uiPriority="62" w:unhideWhenUsed="0"/>
+    <w:lsdException w:name="Medium Shading 1 Accent 2" w:semiHidden="0" w:uiPriority="63" w:unhideWhenUsed="0"/>
+    <w:lsdException w:name="Medium Shading 2 Accent 2" w:semiHidden="0" w:uiPriority="64" w:unhideWhenUsed="0"/>
+    <w:lsdException w:name="Medium List 1 Accent 2" w:semiHidden="0" w:uiPriority="65" w:unhideWhenUsed="0"/>
+    <w:lsdException w:name="Medium List 2 Accent 2" w:semiHidden="0" w:uiPriority="66" w:unhideWhenUsed="0"/>
+    <w:lsdException w:name="Medium Grid 1 Accent 2" w:semiHidden="0" w:uiPriority="67" w:unhideWhenUsed="0"/>
+    <w:lsdException w:name="Medium Grid 2 Accent 2" w:semiHidden="0" w:uiPriority="68" w:unhideWhenUsed="0"/>
+    <w:lsdException w:name="Medium Grid 3 Accent 2" w:semiHidden="0" w:uiPriority="69" w:unhideWhenUsed="0"/>
+    <w:lsdException w:name="Dark List Accent 2" w:semiHidden="0" w:uiPriority="70" w:unhideWhenUsed="0"/>
+    <w:lsdException w:name="Colorful Shading Accent 2" w:semiHidden="0" w:uiPriority="71" w:unhideWhenUsed="0"/>
+    <w:lsdException w:name="Colorful List Accent 2" w:semiHidden="0" w:uiPriority="72" w:unhideWhenUsed="0"/>
+    <w:lsdException w:name="Colorful Grid Accent 2" w:semiHidden="0" w:uiPriority="73" w:unhideWhenUsed="0"/>
+    <w:lsdException w:name="Light Shading Accent 3" w:semiHidden="0" w:uiPriority="60" w:unhideWhenUsed="0"/>
+    <w:lsdException w:name="Light List Accent 3" w:semiHidden="0" w:uiPriority="61" w:unhideWhenUsed="0"/>
+    <w:lsdException w:name="Light Grid Accent 3" w:semiHidden="0" w:uiPriority="62" w:unhideWhenUsed="0"/>
+    <w:lsdException w:name="Medium Shading 1 Accent 3" w:semiHidden="0" w:uiPriority="63" w:unhideWhenUsed="0"/>
+    <w:lsdException w:name="Medium Shading 2 Accent 3" w:semiHidden="0" w:uiPriority="64" w:unhideWhenUsed="0"/>
+    <w:lsdException w:name="Medium List 1 Accent 3" w:semiHidden="0" w:uiPriority="65" w:unhideWhenUsed="0"/>
+    <w:lsdException w:name="Medium List 2 Accent 3" w:semiHidden="0" w:uiPriority="66" w:unhideWhenUsed="0"/>
+    <w:lsdException w:name="Medium Grid 1 Accent 3" w:semiHidden="0" w:uiPriority="67" w:unhideWhenUsed="0"/>
+    <w:lsdException w:name="Medium Grid 2 Accent 3" w:semiHidden="0" w:uiPriority="68" w:unhideWhenUsed="0"/>
+    <w:lsdException w:name="Medium Grid 3 Accent 3" w:semiHidden="0" w:uiPriority="69" w:unhideWhenUsed="0"/>
+    <w:lsdException w:name="Dark List Accent 3" w:semiHidden="0" w:uiPriority="70" w:unhideWhenUsed="0"/>
+    <w:lsdException w:name="Colorful Shading Accent 3" w:semiHidden="0" w:uiPriority="71" w:unhideWhenUsed="0"/>
+    <w:lsdException w:name="Colorful List Accent 3" w:semiHidden="0" w:uiPriority="72" w:unhideWhenUsed="0"/>
+    <w:lsdException w:name="Colorful Grid Accent 3" w:semiHidden="0" w:uiPriority="73" w:unhideWhenUsed="0"/>
+    <w:lsdException w:name="Light Shading Accent 4" w:semiHidden="0" w:uiPriority="60" w:unhideWhenUsed="0"/>
+    <w:lsdException w:name="Light List Accent 4" w:semiHidden="0" w:uiPriority="61" w:unhideWhenUsed="0"/>
+    <w:lsdException w:name="Light Grid Accent 4" w:semiHidden="0" w:uiPriority="62" w:unhideWhenUsed="0"/>
+    <w:lsdException w:name="Medium Shading 1 Accent 4" w:semiHidden="0" w:uiPriority="63" w:unhideWhenUsed="0"/>
+    <w:lsdException w:name="Medium Shading 2 Accent 4" w:semiHidden="0" w:uiPriority="64" w:unhideWhenUsed="0"/>
+    <w:lsdException w:name="Medium List 1 Accent 4" w:semiHidden="0" w:uiPriority="65" w:unhideWhenUsed="0"/>
+    <w:lsdException w:name="Medium List 2 Accent 4" w:semiHidden="0" w:uiPriority="66" w:unhideWhenUsed="0"/>
+    <w:lsdException w:name="Medium Grid 1 Accent 4" w:semiHidden="0" w:uiPriority="67" w:unhideWhenUsed="0"/>
+    <w:lsdException w:name="Medium Grid 2 Accent 4" w:semiHidden="0" w:uiPriority="68" w:unhideWhenUsed="0"/>
+    <w:lsdException w:name="Medium Grid 3 Accent 4" w:semiHidden="0" w:uiPriority="69" w:unhideWhenUsed="0"/>
+    <w:lsdException w:name="Dark List Accent 4" w:semiHidden="0" w:uiPriority="70" w:unhideWhenUsed="0"/>
+    <w:lsdException w:name="Colorful Shading Accent 4" w:semiHidden="0" w:uiPriority="71" w:unhideWhenUsed="0"/>
+    <w:lsdException w:name="Colorful List Accent 4" w:semiHidden="0" w:uiPriority="72" w:unhideWhenUsed="0"/>
+    <w:lsdException w:name="Colorful Grid Accent 4" w:semiHidden="0" w:uiPriority="73" w:unhideWhenUsed="0"/>
+    <w:lsdException w:name="Light Shading Accent 5" w:semiHidden="0" w:uiPriority="60" w:unhideWhenUsed="0"/>
+    <w:lsdException w:name="Light List Accent 5" w:semiHidden="0" w:uiPriority="61" w:unhideWhenUsed="0"/>
+    <w:lsdException w:name="Light Grid Accent 5" w:semiHidden="0" w:uiPriority="62" w:unhideWhenUsed="0"/>
+    <w:lsdException w:name="Medium Shading 1 Accent 5" w:semiHidden="0" w:uiPriority="63" w:unhideWhenUsed="0"/>
+    <w:lsdException w:name="Medium Shading 2 Accent 5" w:semiHidden="0" w:uiPriority="64" w:unhideWhenUsed="0"/>
+    <w:lsdException w:name="Medium List 1 Accent 5" w:semiHidden="0" w:uiPriority="65" w:unhideWhenUsed="0"/>
+    <w:lsdException w:name="Medium List 2 Accent 5" w:semiHidden="0" w:uiPriority="66" w:unhideWhenUsed="0"/>
+    <w:lsdException w:name="Medium Grid 1 Accent 5" w:semiHidden="0" w:uiPriority="67" w:unhideWhenUsed="0"/>
+    <w:lsdException w:name="Medium Grid 2 Accent 5" w:semiHidden="0" w:uiPriority="68" w:unhideWhenUsed="0"/>
+    <w:lsdException w:name="Medium Grid 3 Accent 5" w:semiHidden="0" w:uiPriority="69" w:unhideWhenUsed="0"/>
+    <w:lsdException w:name="Dark List Accent 5" w:semiHidden="0" w:uiPriority="70" w:unhideWhenUsed="0"/>
+    <w:lsdException w:name="Colorful Shading Accent 5" w:semiHidden="0" w:uiPriority="71" w:unhideWhenUsed="0"/>
+    <w:lsdException w:name="Colorful List Accent 5" w:semiHidden="0" w:uiPriority="72" w:unhideWhenUsed="0"/>
+    <w:lsdException w:name="Colorful Grid Accent 5" w:semiHidden="0" w:uiPriority="73" w:unhideWhenUsed="0"/>
+    <w:lsdException w:name="Light Shading Accent 6" w:semiHidden="0" w:uiPriority="60" w:unhideWhenUsed="0"/>
+    <w:lsdException w:name="Light List Accent 6" w:semiHidden="0" w:uiPriority="61" w:unhideWhenUsed="0"/>
+    <w:lsdException w:name="Light Grid Accent 6" w:semiHidden="0" w:uiPriority="62" w:unhideWhenUsed="0"/>
+    <w:lsdException w:name="Medium Shading 1 Accent 6" w:semiHidden="0" w:uiPriority="63" w:unhideWhenUsed="0"/>
+    <w:lsdException w:name="Medium Shading 2 Accent 6" w:semiHidden="0" w:uiPriority="64" w:unhideWhenUsed="0"/>
+    <w:lsdException w:name="Medium List 1 Accent 6" w:semiHidden="0" w:uiPriority="65" w:unhideWhenUsed="0"/>
+    <w:lsdException w:name="Medium List 2 Accent 6" w:semiHidden="0" w:uiPriority="66" w:unhideWhenUsed="0"/>
+    <w:lsdException w:name="Medium Grid 1 Accent 6" w:semiHidden="0" w:uiPriority="67" w:unhideWhenUsed="0"/>
+    <w:lsdException w:name="Medium Grid 2 Accent 6" w:semiHidden="0" w:uiPriority="68" w:unhideWhenUsed="0"/>
+    <w:lsdException w:name="Medium Grid 3 Accent 6" w:semiHidden="0" w:uiPriority="69" w:unhideWhenUsed="0"/>
+    <w:lsdException w:name="Dark List Accent 6" w:semiHidden="0" w:uiPriority="70" w:unhideWhenUsed="0"/>
+    <w:lsdException w:name="Colorful Shading Accent 6" w:semiHidden="0" w:uiPriority="71" w:unhideWhenUsed="0"/>
+    <w:lsdException w:name="Colorful List Accent 6" w:semiHidden="0" w:uiPriority="72" w:unhideWhenUsed="0"/>
+    <w:lsdException w:name="Colorful Grid Accent 6" w:semiHidden="0" w:uiPriority="73" w:unhideWhenUsed="0"/>
   </w:latentStyles>
-  <w:style w:type="paragraph" w:default="1" w:styleId="1">
+  <w:style w:type="paragraph" w:default="1" w:styleId="Normal">
     <w:name w:val="Normal"/>
     <w:qFormat/>
-    <w:uiPriority w:val="0"/>
     <w:pPr>
       <w:kinsoku w:val="0"/>
       <w:autoSpaceDE w:val="0"/>
@@ -19329,7 +19177,7 @@
       <w:textAlignment w:val="baseline"/>
     </w:pPr>
     <w:rPr>
-      <w:rFonts w:ascii="Arial" w:hAnsi="Arial" w:eastAsia="宋体" w:cs="Arial"/>
+      <w:rFonts w:ascii="Arial" w:eastAsia="宋体" w:hAnsi="Arial" w:cs="Arial"/>
       <w:snapToGrid w:val="0"/>
       <w:color w:val="000000"/>
       <w:kern w:val="0"/>
@@ -19338,12 +19186,11 @@
       <w:lang w:val="en-US" w:eastAsia="en-US" w:bidi="ar-SA"/>
     </w:rPr>
   </w:style>
-  <w:style w:type="paragraph" w:styleId="2">
+  <w:style w:type="paragraph" w:styleId="Heading1">
     <w:name w:val="heading 1"/>
-    <w:basedOn w:val="1"/>
-    <w:next w:val="1"/>
+    <w:basedOn w:val="Normal"/>
+    <w:next w:val="Normal"/>
     <w:qFormat/>
-    <w:uiPriority w:val="0"/>
     <w:pPr>
       <w:keepNext/>
       <w:keepLines/>
@@ -19361,13 +19208,12 @@
       <w:sz w:val="44"/>
     </w:rPr>
   </w:style>
-  <w:style w:type="paragraph" w:styleId="3">
+  <w:style w:type="paragraph" w:styleId="Heading2">
     <w:name w:val="heading 2"/>
-    <w:basedOn w:val="1"/>
-    <w:next w:val="1"/>
+    <w:basedOn w:val="Normal"/>
+    <w:next w:val="Normal"/>
     <w:unhideWhenUsed/>
     <w:qFormat/>
-    <w:uiPriority w:val="0"/>
     <w:pPr>
       <w:keepNext/>
       <w:keepLines/>
@@ -19380,19 +19226,18 @@
       <w:outlineLvl w:val="1"/>
     </w:pPr>
     <w:rPr>
-      <w:rFonts w:ascii="Arial" w:hAnsi="Arial" w:eastAsia="黑体"/>
+      <w:rFonts w:ascii="Arial" w:eastAsia="黑体" w:hAnsi="Arial"/>
       <w:b/>
       <w:sz w:val="32"/>
     </w:rPr>
   </w:style>
-  <w:style w:type="paragraph" w:styleId="4">
+  <w:style w:type="paragraph" w:styleId="Heading3">
     <w:name w:val="heading 3"/>
-    <w:basedOn w:val="1"/>
-    <w:next w:val="1"/>
+    <w:basedOn w:val="Normal"/>
+    <w:next w:val="Normal"/>
     <w:semiHidden/>
     <w:unhideWhenUsed/>
     <w:qFormat/>
-    <w:uiPriority w:val="0"/>
     <w:pPr>
       <w:keepNext/>
       <w:keepLines/>
@@ -19409,13 +19254,12 @@
       <w:sz w:val="32"/>
     </w:rPr>
   </w:style>
-  <w:style w:type="paragraph" w:styleId="5">
+  <w:style w:type="paragraph" w:styleId="Heading4">
     <w:name w:val="heading 4"/>
-    <w:basedOn w:val="1"/>
-    <w:next w:val="1"/>
+    <w:basedOn w:val="Normal"/>
+    <w:next w:val="Normal"/>
     <w:unhideWhenUsed/>
     <w:qFormat/>
-    <w:uiPriority w:val="0"/>
     <w:pPr>
       <w:keepNext/>
       <w:keepLines/>
@@ -19428,19 +19272,18 @@
       <w:outlineLvl w:val="3"/>
     </w:pPr>
     <w:rPr>
-      <w:rFonts w:ascii="Arial" w:hAnsi="Arial" w:eastAsia="黑体"/>
+      <w:rFonts w:ascii="Arial" w:eastAsia="黑体" w:hAnsi="Arial"/>
       <w:b/>
       <w:sz w:val="28"/>
     </w:rPr>
   </w:style>
-  <w:style w:type="paragraph" w:styleId="6">
+  <w:style w:type="paragraph" w:styleId="Heading5">
     <w:name w:val="heading 5"/>
-    <w:basedOn w:val="1"/>
-    <w:next w:val="1"/>
+    <w:basedOn w:val="Normal"/>
+    <w:next w:val="Normal"/>
     <w:semiHidden/>
     <w:unhideWhenUsed/>
     <w:qFormat/>
-    <w:uiPriority w:val="0"/>
     <w:pPr>
       <w:keepNext/>
       <w:keepLines/>
@@ -19457,14 +19300,13 @@
       <w:sz w:val="28"/>
     </w:rPr>
   </w:style>
-  <w:style w:type="paragraph" w:styleId="7">
+  <w:style w:type="paragraph" w:styleId="Heading6">
     <w:name w:val="heading 6"/>
-    <w:basedOn w:val="1"/>
-    <w:next w:val="1"/>
+    <w:basedOn w:val="Normal"/>
+    <w:next w:val="Normal"/>
     <w:semiHidden/>
     <w:unhideWhenUsed/>
     <w:qFormat/>
-    <w:uiPriority w:val="0"/>
     <w:pPr>
       <w:keepNext/>
       <w:keepLines/>
@@ -19477,19 +19319,18 @@
       <w:outlineLvl w:val="5"/>
     </w:pPr>
     <w:rPr>
-      <w:rFonts w:ascii="Arial" w:hAnsi="Arial" w:eastAsia="黑体"/>
+      <w:rFonts w:ascii="Arial" w:eastAsia="黑体" w:hAnsi="Arial"/>
       <w:b/>
       <w:sz w:val="24"/>
     </w:rPr>
   </w:style>
-  <w:style w:type="paragraph" w:styleId="8">
+  <w:style w:type="paragraph" w:styleId="Heading7">
     <w:name w:val="heading 7"/>
-    <w:basedOn w:val="1"/>
-    <w:next w:val="1"/>
+    <w:basedOn w:val="Normal"/>
+    <w:next w:val="Normal"/>
     <w:semiHidden/>
     <w:unhideWhenUsed/>
     <w:qFormat/>
-    <w:uiPriority w:val="0"/>
     <w:pPr>
       <w:keepNext/>
       <w:keepLines/>
@@ -19506,14 +19347,13 @@
       <w:sz w:val="24"/>
     </w:rPr>
   </w:style>
-  <w:style w:type="paragraph" w:styleId="9">
+  <w:style w:type="paragraph" w:styleId="Heading8">
     <w:name w:val="heading 8"/>
-    <w:basedOn w:val="1"/>
-    <w:next w:val="1"/>
+    <w:basedOn w:val="Normal"/>
+    <w:next w:val="Normal"/>
     <w:semiHidden/>
     <w:unhideWhenUsed/>
     <w:qFormat/>
-    <w:uiPriority w:val="0"/>
     <w:pPr>
       <w:keepNext/>
       <w:keepLines/>
@@ -19526,18 +19366,17 @@
       <w:outlineLvl w:val="7"/>
     </w:pPr>
     <w:rPr>
-      <w:rFonts w:ascii="Arial" w:hAnsi="Arial" w:eastAsia="黑体"/>
+      <w:rFonts w:ascii="Arial" w:eastAsia="黑体" w:hAnsi="Arial"/>
       <w:sz w:val="24"/>
     </w:rPr>
   </w:style>
-  <w:style w:type="paragraph" w:styleId="10">
+  <w:style w:type="paragraph" w:styleId="Heading9">
     <w:name w:val="heading 9"/>
-    <w:basedOn w:val="1"/>
-    <w:next w:val="1"/>
+    <w:basedOn w:val="Normal"/>
+    <w:next w:val="Normal"/>
     <w:semiHidden/>
     <w:unhideWhenUsed/>
     <w:qFormat/>
-    <w:uiPriority w:val="0"/>
     <w:pPr>
       <w:keepNext/>
       <w:keepLines/>
@@ -19550,21 +19389,19 @@
       <w:outlineLvl w:val="8"/>
     </w:pPr>
     <w:rPr>
-      <w:rFonts w:ascii="Arial" w:hAnsi="Arial" w:eastAsia="黑体"/>
+      <w:rFonts w:ascii="Arial" w:eastAsia="黑体" w:hAnsi="Arial"/>
       <w:sz w:val="21"/>
     </w:rPr>
   </w:style>
-  <w:style w:type="character" w:default="1" w:styleId="25">
+  <w:style w:type="character" w:default="1" w:styleId="DefaultParagraphFont">
     <w:name w:val="Default Paragraph Font"/>
     <w:semiHidden/>
     <w:qFormat/>
-    <w:uiPriority w:val="0"/>
   </w:style>
-  <w:style w:type="table" w:default="1" w:styleId="23">
+  <w:style w:type="table" w:default="1" w:styleId="TableNormal">
     <w:name w:val="Normal Table"/>
     <w:semiHidden/>
     <w:qFormat/>
-    <w:uiPriority w:val="0"/>
     <w:tblPr>
       <w:tblCellMar>
         <w:top w:w="0" w:type="dxa"/>
@@ -19574,56 +19411,51 @@
       </w:tblCellMar>
     </w:tblPr>
   </w:style>
-  <w:style w:type="paragraph" w:styleId="11">
+  <w:style w:type="paragraph" w:styleId="Caption">
     <w:name w:val="caption"/>
-    <w:basedOn w:val="1"/>
-    <w:next w:val="1"/>
+    <w:basedOn w:val="Normal"/>
+    <w:next w:val="Normal"/>
     <w:semiHidden/>
     <w:unhideWhenUsed/>
     <w:qFormat/>
-    <w:uiPriority w:val="0"/>
     <w:rPr>
-      <w:rFonts w:ascii="Arial" w:hAnsi="Arial" w:eastAsia="黑体"/>
+      <w:rFonts w:ascii="Arial" w:eastAsia="黑体" w:hAnsi="Arial"/>
       <w:sz w:val="20"/>
     </w:rPr>
   </w:style>
-  <w:style w:type="paragraph" w:styleId="12">
+  <w:style w:type="paragraph" w:styleId="CommentText">
     <w:name w:val="annotation text"/>
-    <w:basedOn w:val="1"/>
+    <w:basedOn w:val="Normal"/>
     <w:qFormat/>
-    <w:uiPriority w:val="0"/>
     <w:pPr>
       <w:jc w:val="left"/>
     </w:pPr>
   </w:style>
-  <w:style w:type="paragraph" w:styleId="13">
+  <w:style w:type="paragraph" w:styleId="BodyText">
     <w:name w:val="Body Text"/>
-    <w:basedOn w:val="1"/>
+    <w:basedOn w:val="Normal"/>
     <w:semiHidden/>
     <w:qFormat/>
-    <w:uiPriority w:val="0"/>
     <w:rPr>
-      <w:rFonts w:ascii="Arial" w:hAnsi="Arial" w:eastAsia="Arial" w:cs="Arial"/>
+      <w:rFonts w:ascii="Arial" w:eastAsia="Arial" w:hAnsi="Arial" w:cs="Arial"/>
       <w:sz w:val="21"/>
       <w:szCs w:val="21"/>
       <w:lang w:val="en-US" w:eastAsia="en-US" w:bidi="ar-SA"/>
     </w:rPr>
   </w:style>
-  <w:style w:type="paragraph" w:styleId="14">
+  <w:style w:type="paragraph" w:styleId="TOC3">
     <w:name w:val="toc 3"/>
-    <w:basedOn w:val="1"/>
-    <w:next w:val="1"/>
+    <w:basedOn w:val="Normal"/>
+    <w:next w:val="Normal"/>
     <w:qFormat/>
-    <w:uiPriority w:val="0"/>
     <w:pPr>
       <w:ind w:left="840" w:leftChars="400"/>
     </w:pPr>
   </w:style>
-  <w:style w:type="paragraph" w:styleId="15">
+  <w:style w:type="paragraph" w:styleId="Footer">
     <w:name w:val="footer"/>
-    <w:basedOn w:val="1"/>
+    <w:basedOn w:val="Normal"/>
     <w:qFormat/>
-    <w:uiPriority w:val="0"/>
     <w:pPr>
       <w:tabs>
         <w:tab w:val="center" w:pos="4153"/>
@@ -19636,17 +19468,16 @@
       <w:sz w:val="18"/>
     </w:rPr>
   </w:style>
-  <w:style w:type="paragraph" w:styleId="16">
+  <w:style w:type="paragraph" w:styleId="Header">
     <w:name w:val="header"/>
-    <w:basedOn w:val="1"/>
+    <w:basedOn w:val="Normal"/>
     <w:qFormat/>
-    <w:uiPriority w:val="0"/>
     <w:pPr>
       <w:pBdr>
-        <w:top w:val="none" w:color="auto" w:sz="0" w:space="0"/>
-        <w:left w:val="none" w:color="auto" w:sz="0" w:space="0"/>
-        <w:bottom w:val="none" w:color="auto" w:sz="0" w:space="0"/>
-        <w:right w:val="none" w:color="auto" w:sz="0" w:space="0"/>
+        <w:top w:val="nil"/>
+        <w:left w:val="nil"/>
+        <w:bottom w:val="nil"/>
+        <w:right w:val="nil"/>
       </w:pBdr>
       <w:tabs>
         <w:tab w:val="center" w:pos="4153"/>
@@ -19661,41 +19492,37 @@
       <w:sz w:val="18"/>
     </w:rPr>
   </w:style>
-  <w:style w:type="paragraph" w:styleId="17">
+  <w:style w:type="paragraph" w:styleId="TOC1">
     <w:name w:val="toc 1"/>
-    <w:basedOn w:val="1"/>
-    <w:next w:val="1"/>
+    <w:basedOn w:val="Normal"/>
+    <w:next w:val="Normal"/>
     <w:qFormat/>
-    <w:uiPriority w:val="0"/>
     <w:rPr>
-      <w:rFonts w:ascii="Arial" w:hAnsi="Arial" w:eastAsia="Microsoft JhengHei"/>
+      <w:rFonts w:ascii="Arial" w:eastAsia="Microsoft JhengHei" w:hAnsi="Arial"/>
       <w:sz w:val="24"/>
     </w:rPr>
   </w:style>
-  <w:style w:type="paragraph" w:styleId="18">
+  <w:style w:type="paragraph" w:styleId="TableofFigures">
     <w:name w:val="table of figures"/>
-    <w:basedOn w:val="1"/>
-    <w:next w:val="1"/>
+    <w:basedOn w:val="Normal"/>
+    <w:next w:val="Normal"/>
     <w:qFormat/>
-    <w:uiPriority w:val="0"/>
     <w:pPr>
-      <w:ind w:leftChars="200" w:hanging="200" w:hangingChars="200"/>
+      <w:ind w:hanging="200" w:leftChars="200" w:hangingChars="200"/>
     </w:pPr>
   </w:style>
-  <w:style w:type="paragraph" w:styleId="19">
+  <w:style w:type="paragraph" w:styleId="TOC2">
     <w:name w:val="toc 2"/>
-    <w:basedOn w:val="1"/>
-    <w:next w:val="1"/>
+    <w:basedOn w:val="Normal"/>
+    <w:next w:val="Normal"/>
     <w:qFormat/>
-    <w:uiPriority w:val="0"/>
     <w:pPr>
       <w:ind w:left="420" w:leftChars="200"/>
     </w:pPr>
   </w:style>
-  <w:style w:type="paragraph" w:styleId="20">
+  <w:style w:type="paragraph" w:styleId="HTMLPreformatted">
     <w:name w:val="HTML Preformatted"/>
     <w:qFormat/>
-    <w:uiPriority w:val="0"/>
     <w:pPr>
       <w:tabs>
         <w:tab w:val="left" w:pos="916"/>
@@ -19718,27 +19545,25 @@
       <w:jc w:val="left"/>
     </w:pPr>
     <w:rPr>
-      <w:rFonts w:hint="eastAsia" w:ascii="宋体" w:hAnsi="宋体" w:eastAsia="宋体" w:cs="宋体"/>
+      <w:rFonts w:ascii="宋体" w:eastAsia="宋体" w:hAnsi="宋体" w:cs="宋体" w:hint="eastAsia"/>
       <w:kern w:val="0"/>
       <w:sz w:val="24"/>
       <w:szCs w:val="24"/>
       <w:lang w:val="en-US" w:eastAsia="zh-CN"/>
     </w:rPr>
   </w:style>
-  <w:style w:type="paragraph" w:styleId="21">
+  <w:style w:type="paragraph" w:styleId="NormalWeb">
     <w:name w:val="Normal (Web)"/>
-    <w:basedOn w:val="1"/>
+    <w:basedOn w:val="Normal"/>
     <w:qFormat/>
-    <w:uiPriority w:val="0"/>
     <w:rPr>
       <w:sz w:val="24"/>
     </w:rPr>
   </w:style>
-  <w:style w:type="paragraph" w:styleId="22">
+  <w:style w:type="paragraph" w:styleId="Title">
     <w:name w:val="Title"/>
-    <w:basedOn w:val="1"/>
+    <w:basedOn w:val="Normal"/>
     <w:qFormat/>
-    <w:uiPriority w:val="0"/>
     <w:pPr>
       <w:spacing w:before="240" w:beforeLines="0" w:beforeAutospacing="0" w:after="60" w:afterLines="0" w:afterAutospacing="0"/>
       <w:jc w:val="center"/>
@@ -19750,73 +19575,68 @@
       <w:sz w:val="32"/>
     </w:rPr>
   </w:style>
-  <w:style w:type="table" w:styleId="24">
+  <w:style w:type="table" w:styleId="TableGrid">
     <w:name w:val="Table Grid"/>
-    <w:basedOn w:val="23"/>
+    <w:basedOn w:val="TableNormal"/>
     <w:qFormat/>
-    <w:uiPriority w:val="0"/>
     <w:pPr>
       <w:widowControl w:val="0"/>
       <w:jc w:val="both"/>
     </w:pPr>
     <w:tblPr>
       <w:tblBorders>
-        <w:top w:val="single" w:color="auto" w:sz="4" w:space="0"/>
-        <w:left w:val="single" w:color="auto" w:sz="4" w:space="0"/>
-        <w:bottom w:val="single" w:color="auto" w:sz="4" w:space="0"/>
-        <w:right w:val="single" w:color="auto" w:sz="4" w:space="0"/>
-        <w:insideH w:val="single" w:color="auto" w:sz="4" w:space="0"/>
-        <w:insideV w:val="single" w:color="auto" w:sz="4" w:space="0"/>
+        <w:top w:val="single" w:sz="4" w:space="0" w:color="auto"/>
+        <w:left w:val="single" w:sz="4" w:space="0" w:color="auto"/>
+        <w:bottom w:val="single" w:sz="4" w:space="0" w:color="auto"/>
+        <w:right w:val="single" w:sz="4" w:space="0" w:color="auto"/>
+        <w:insideH w:val="single" w:sz="4" w:space="0" w:color="auto"/>
+        <w:insideV w:val="single" w:sz="4" w:space="0" w:color="auto"/>
       </w:tblBorders>
     </w:tblPr>
   </w:style>
-  <w:style w:type="character" w:styleId="26">
+  <w:style w:type="character" w:styleId="Strong">
     <w:name w:val="Strong"/>
-    <w:basedOn w:val="25"/>
+    <w:basedOn w:val="DefaultParagraphFont"/>
     <w:qFormat/>
-    <w:uiPriority w:val="0"/>
     <w:rPr>
       <w:b/>
     </w:rPr>
   </w:style>
-  <w:style w:type="paragraph" w:customStyle="1" w:styleId="27">
+  <w:style w:type="paragraph" w:customStyle="1" w:styleId="a">
     <w:name w:val="柴_公司名"/>
-    <w:basedOn w:val="22"/>
+    <w:basedOn w:val="Title"/>
     <w:qFormat/>
-    <w:uiPriority w:val="0"/>
     <w:pPr>
       <w:spacing w:after="600" w:afterLines="600"/>
     </w:pPr>
     <w:rPr>
-      <w:rFonts w:hint="eastAsia" w:ascii="宋体" w:hAnsi="宋体" w:eastAsia="宋体" w:cs="宋体"/>
+      <w:rFonts w:ascii="宋体" w:eastAsia="宋体" w:hAnsi="宋体" w:cs="宋体" w:hint="eastAsia"/>
       <w:bCs/>
       <w:spacing w:val="-6"/>
       <w:sz w:val="52"/>
       <w:szCs w:val="52"/>
     </w:rPr>
   </w:style>
-  <w:style w:type="paragraph" w:customStyle="1" w:styleId="28">
+  <w:style w:type="paragraph" w:customStyle="1" w:styleId="a0">
     <w:name w:val="柴_文档名"/>
-    <w:basedOn w:val="22"/>
+    <w:basedOn w:val="Title"/>
     <w:qFormat/>
-    <w:uiPriority w:val="0"/>
     <w:pPr>
       <w:spacing w:after="900" w:afterLines="900"/>
     </w:pPr>
     <w:rPr>
-      <w:rFonts w:ascii="黑体" w:hAnsi="黑体" w:eastAsia="黑体" w:cs="黑体"/>
+      <w:rFonts w:ascii="黑体" w:eastAsia="黑体" w:hAnsi="黑体" w:cs="黑体"/>
       <w:bCs/>
       <w:spacing w:val="-7"/>
       <w:sz w:val="52"/>
       <w:szCs w:val="52"/>
     </w:rPr>
   </w:style>
-  <w:style w:type="table" w:customStyle="1" w:styleId="29">
+  <w:style w:type="table" w:customStyle="1" w:styleId="TableNormal0">
     <w:name w:val="Table Normal_0"/>
     <w:semiHidden/>
     <w:unhideWhenUsed/>
     <w:qFormat/>
-    <w:uiPriority w:val="0"/>
     <w:tblPr>
       <w:tblCellMar>
         <w:top w:w="0" w:type="dxa"/>
@@ -19826,88 +19646,82 @@
       </w:tblCellMar>
     </w:tblPr>
   </w:style>
-  <w:style w:type="paragraph" w:customStyle="1" w:styleId="30">
+  <w:style w:type="paragraph" w:customStyle="1" w:styleId="TableText">
     <w:name w:val="Table Text"/>
-    <w:basedOn w:val="1"/>
+    <w:basedOn w:val="Normal"/>
     <w:semiHidden/>
     <w:qFormat/>
-    <w:uiPriority w:val="0"/>
     <w:rPr>
-      <w:rFonts w:ascii="宋体" w:hAnsi="宋体" w:eastAsia="宋体" w:cs="宋体"/>
+      <w:rFonts w:ascii="宋体" w:eastAsia="宋体" w:hAnsi="宋体" w:cs="宋体"/>
       <w:sz w:val="21"/>
       <w:szCs w:val="21"/>
       <w:lang w:val="en-US" w:eastAsia="en-US" w:bidi="ar-SA"/>
     </w:rPr>
   </w:style>
-  <w:style w:type="paragraph" w:customStyle="1" w:styleId="31">
+  <w:style w:type="paragraph" w:customStyle="1" w:styleId="1">
     <w:name w:val="柴_标题1"/>
-    <w:basedOn w:val="2"/>
-    <w:next w:val="32"/>
-    <w:link w:val="41"/>
+    <w:basedOn w:val="Heading1"/>
+    <w:next w:val="a1"/>
+    <w:link w:val="1Char"/>
     <w:qFormat/>
-    <w:uiPriority w:val="0"/>
     <w:pPr>
       <w:spacing w:before="100" w:after="90" w:line="360" w:lineRule="auto"/>
     </w:pPr>
     <w:rPr>
-      <w:rFonts w:ascii="Arial" w:hAnsi="Arial" w:eastAsia="宋体"/>
+      <w:rFonts w:ascii="Arial" w:eastAsia="宋体" w:hAnsi="Arial"/>
       <w:sz w:val="32"/>
     </w:rPr>
   </w:style>
-  <w:style w:type="paragraph" w:customStyle="1" w:styleId="32">
+  <w:style w:type="paragraph" w:customStyle="1" w:styleId="a1">
     <w:name w:val="柴_正文"/>
-    <w:basedOn w:val="13"/>
-    <w:link w:val="44"/>
+    <w:basedOn w:val="BodyText"/>
+    <w:link w:val="Char"/>
     <w:qFormat/>
-    <w:uiPriority w:val="0"/>
     <w:pPr>
       <w:spacing w:line="360" w:lineRule="auto"/>
       <w:ind w:firstLine="470" w:firstLineChars="200"/>
     </w:pPr>
     <w:rPr>
-      <w:rFonts w:ascii="Arial" w:hAnsi="Arial" w:eastAsia="宋体"/>
+      <w:rFonts w:ascii="Arial" w:eastAsia="宋体" w:hAnsi="Arial"/>
       <w:sz w:val="24"/>
       <w:lang w:eastAsia="zh-CN"/>
     </w:rPr>
   </w:style>
-  <w:style w:type="paragraph" w:customStyle="1" w:styleId="33">
+  <w:style w:type="paragraph" w:customStyle="1" w:styleId="2">
     <w:name w:val="柴_标题2"/>
-    <w:basedOn w:val="3"/>
-    <w:next w:val="32"/>
-    <w:link w:val="47"/>
+    <w:basedOn w:val="Heading2"/>
+    <w:next w:val="a1"/>
+    <w:link w:val="2Char"/>
     <w:qFormat/>
-    <w:uiPriority w:val="0"/>
     <w:pPr>
       <w:spacing w:line="360" w:lineRule="auto"/>
     </w:pPr>
     <w:rPr>
-      <w:rFonts w:ascii="Arial" w:hAnsi="Arial" w:eastAsia="宋体"/>
+      <w:rFonts w:ascii="Arial" w:eastAsia="宋体" w:hAnsi="Arial"/>
       <w:sz w:val="28"/>
     </w:rPr>
   </w:style>
-  <w:style w:type="paragraph" w:customStyle="1" w:styleId="34">
+  <w:style w:type="paragraph" w:customStyle="1" w:styleId="3">
     <w:name w:val="柴_标题3"/>
-    <w:basedOn w:val="4"/>
-    <w:next w:val="32"/>
+    <w:basedOn w:val="Heading3"/>
+    <w:next w:val="a1"/>
     <w:qFormat/>
-    <w:uiPriority w:val="0"/>
     <w:pPr>
       <w:spacing w:line="360" w:lineRule="auto"/>
       <w:ind w:left="0" w:firstLine="472" w:firstLineChars="200"/>
     </w:pPr>
     <w:rPr>
-      <w:rFonts w:ascii="宋体" w:hAnsi="宋体" w:eastAsia="宋体" w:cs="宋体"/>
+      <w:rFonts w:ascii="宋体" w:eastAsia="宋体" w:hAnsi="宋体" w:cs="宋体"/>
       <w:spacing w:val="-2"/>
       <w:sz w:val="24"/>
       <w:szCs w:val="24"/>
     </w:rPr>
   </w:style>
-  <w:style w:type="paragraph" w:customStyle="1" w:styleId="35">
+  <w:style w:type="paragraph" w:customStyle="1" w:styleId="a2">
     <w:name w:val="柴_目录"/>
-    <w:basedOn w:val="1"/>
-    <w:next w:val="13"/>
+    <w:basedOn w:val="Normal"/>
+    <w:next w:val="BodyText"/>
     <w:qFormat/>
-    <w:uiPriority w:val="0"/>
     <w:pPr>
       <w:tabs>
         <w:tab w:val="right" w:leader="dot" w:pos="8442"/>
@@ -19915,64 +19729,59 @@
       <w:ind w:left="0" w:leftChars="0"/>
     </w:pPr>
     <w:rPr>
-      <w:rFonts w:ascii="Arial" w:hAnsi="Arial" w:eastAsia="Microsoft JhengHei"/>
+      <w:rFonts w:ascii="Arial" w:eastAsia="Microsoft JhengHei" w:hAnsi="Arial"/>
       <w:sz w:val="24"/>
     </w:rPr>
   </w:style>
-  <w:style w:type="paragraph" w:customStyle="1" w:styleId="36">
+  <w:style w:type="paragraph" w:customStyle="1" w:styleId="WPSOffice1">
     <w:name w:val="WPSOffice手动目录 1"/>
     <w:qFormat/>
-    <w:uiPriority w:val="0"/>
     <w:pPr>
       <w:ind w:leftChars="0"/>
     </w:pPr>
     <w:rPr>
-      <w:rFonts w:ascii="Times New Roman" w:hAnsi="Times New Roman" w:eastAsia="宋体" w:cs="Times New Roman"/>
+      <w:rFonts w:ascii="Times New Roman" w:eastAsia="宋体" w:hAnsi="Times New Roman" w:cs="Times New Roman"/>
       <w:sz w:val="20"/>
       <w:szCs w:val="20"/>
     </w:rPr>
   </w:style>
-  <w:style w:type="paragraph" w:customStyle="1" w:styleId="37">
+  <w:style w:type="paragraph" w:customStyle="1" w:styleId="WPSOffice2">
     <w:name w:val="WPSOffice手动目录 2"/>
     <w:qFormat/>
-    <w:uiPriority w:val="0"/>
     <w:pPr>
       <w:ind w:leftChars="200"/>
     </w:pPr>
     <w:rPr>
-      <w:rFonts w:ascii="Times New Roman" w:hAnsi="Times New Roman" w:eastAsia="宋体" w:cs="Times New Roman"/>
+      <w:rFonts w:ascii="Times New Roman" w:eastAsia="宋体" w:hAnsi="Times New Roman" w:cs="Times New Roman"/>
       <w:sz w:val="20"/>
       <w:szCs w:val="20"/>
     </w:rPr>
   </w:style>
-  <w:style w:type="paragraph" w:customStyle="1" w:styleId="38">
+  <w:style w:type="paragraph" w:customStyle="1" w:styleId="WPSOffice3">
     <w:name w:val="WPSOffice手动目录 3"/>
     <w:qFormat/>
-    <w:uiPriority w:val="0"/>
     <w:pPr>
       <w:ind w:leftChars="400"/>
     </w:pPr>
     <w:rPr>
-      <w:rFonts w:ascii="Times New Roman" w:hAnsi="Times New Roman" w:eastAsia="宋体" w:cs="Times New Roman"/>
+      <w:rFonts w:ascii="Times New Roman" w:eastAsia="宋体" w:hAnsi="Times New Roman" w:cs="Times New Roman"/>
       <w:sz w:val="20"/>
       <w:szCs w:val="20"/>
     </w:rPr>
   </w:style>
-  <w:style w:type="paragraph" w:customStyle="1" w:styleId="39">
+  <w:style w:type="paragraph" w:customStyle="1" w:styleId="Compact">
     <w:name w:val="Compact"/>
-    <w:basedOn w:val="13"/>
+    <w:basedOn w:val="BodyText"/>
     <w:qFormat/>
-    <w:uiPriority w:val="0"/>
     <w:pPr>
       <w:spacing w:before="36" w:after="36"/>
     </w:pPr>
   </w:style>
-  <w:style w:type="table" w:customStyle="1" w:styleId="40">
+  <w:style w:type="table" w:customStyle="1" w:styleId="Table">
     <w:name w:val="Table"/>
     <w:semiHidden/>
     <w:unhideWhenUsed/>
     <w:qFormat/>
-    <w:uiPriority w:val="0"/>
     <w:tblPr>
       <w:tblCellMar>
         <w:top w:w="0" w:type="dxa"/>
@@ -19984,28 +19793,26 @@
     <w:tblStylePr w:type="firstRow">
       <w:tcPr>
         <w:tcBorders>
-          <w:bottom w:val="single" w:color="auto" w:sz="0" w:space="0"/>
+          <w:bottom w:val="single" w:sz="0" w:space="0" w:color="auto"/>
         </w:tcBorders>
         <w:vAlign w:val="bottom"/>
       </w:tcPr>
     </w:tblStylePr>
   </w:style>
-  <w:style w:type="character" w:customStyle="1" w:styleId="41">
+  <w:style w:type="character" w:customStyle="1" w:styleId="1Char">
     <w:name w:val="柴_标题1 Char"/>
-    <w:link w:val="31"/>
+    <w:link w:val="1"/>
     <w:qFormat/>
-    <w:uiPriority w:val="0"/>
     <w:rPr>
-      <w:rFonts w:ascii="Arial" w:hAnsi="Arial" w:eastAsia="宋体"/>
+      <w:rFonts w:ascii="Arial" w:eastAsia="宋体" w:hAnsi="Arial"/>
       <w:sz w:val="32"/>
     </w:rPr>
   </w:style>
-  <w:style w:type="paragraph" w:customStyle="1" w:styleId="42">
+  <w:style w:type="paragraph" w:customStyle="1" w:styleId="a3">
     <w:name w:val="柴_正文_无缩进"/>
-    <w:basedOn w:val="1"/>
-    <w:link w:val="46"/>
+    <w:basedOn w:val="Normal"/>
+    <w:link w:val="Char0"/>
     <w:qFormat/>
-    <w:uiPriority w:val="0"/>
     <w:pPr>
       <w:ind w:firstLine="0" w:firstLineChars="0"/>
     </w:pPr>
@@ -20015,41 +19822,38 @@
       <w:lang w:eastAsia="zh-CN"/>
     </w:rPr>
   </w:style>
-  <w:style w:type="paragraph" w:customStyle="1" w:styleId="43">
+  <w:style w:type="paragraph" w:customStyle="1" w:styleId="4">
     <w:name w:val="柴_标题4"/>
-    <w:basedOn w:val="5"/>
-    <w:next w:val="1"/>
+    <w:basedOn w:val="Heading4"/>
+    <w:next w:val="Normal"/>
     <w:qFormat/>
-    <w:uiPriority w:val="0"/>
     <w:pPr>
       <w:widowControl w:val="0"/>
       <w:spacing w:before="160" w:line="360" w:lineRule="auto"/>
-      <w:ind w:left="981" w:leftChars="300" w:hanging="862"/>
+      <w:ind w:left="981" w:hanging="862" w:leftChars="300"/>
     </w:pPr>
     <w:rPr>
-      <w:rFonts w:hint="eastAsia" w:ascii="Calibri" w:hAnsi="Calibri" w:eastAsia="宋体" w:cs="宋体"/>
+      <w:rFonts w:ascii="Calibri" w:eastAsia="宋体" w:hAnsi="Calibri" w:cs="宋体" w:hint="eastAsia"/>
       <w:sz w:val="24"/>
       <w:szCs w:val="24"/>
       <w:lang w:eastAsia="zh-CN" w:bidi="zh-CN"/>
     </w:rPr>
   </w:style>
-  <w:style w:type="character" w:customStyle="1" w:styleId="44">
+  <w:style w:type="character" w:customStyle="1" w:styleId="Char">
     <w:name w:val="柴_正文 Char"/>
-    <w:link w:val="32"/>
+    <w:link w:val="a1"/>
     <w:qFormat/>
-    <w:uiPriority w:val="0"/>
     <w:rPr>
-      <w:rFonts w:ascii="Arial" w:hAnsi="Arial" w:eastAsia="宋体"/>
+      <w:rFonts w:ascii="Arial" w:eastAsia="宋体" w:hAnsi="Arial"/>
       <w:sz w:val="24"/>
       <w:lang w:eastAsia="zh-CN"/>
     </w:rPr>
   </w:style>
-  <w:style w:type="table" w:customStyle="1" w:styleId="45">
+  <w:style w:type="table" w:customStyle="1" w:styleId="TableNormal00">
     <w:name w:val="Table Normal_0_0"/>
     <w:semiHidden/>
     <w:unhideWhenUsed/>
     <w:qFormat/>
-    <w:uiPriority w:val="0"/>
     <w:tblPr>
       <w:tblCellMar>
         <w:top w:w="0" w:type="dxa"/>
@@ -20059,45 +19863,41 @@
       </w:tblCellMar>
     </w:tblPr>
   </w:style>
-  <w:style w:type="character" w:customStyle="1" w:styleId="46">
+  <w:style w:type="character" w:customStyle="1" w:styleId="Char0">
     <w:name w:val="柴_正文_无缩进 Char"/>
-    <w:link w:val="42"/>
+    <w:link w:val="a3"/>
     <w:qFormat/>
-    <w:uiPriority w:val="0"/>
     <w:rPr>
       <w:rFonts w:ascii="Arial" w:hAnsi="Arial"/>
       <w:sz w:val="24"/>
       <w:lang w:eastAsia="zh-CN"/>
     </w:rPr>
   </w:style>
-  <w:style w:type="character" w:customStyle="1" w:styleId="47">
+  <w:style w:type="character" w:customStyle="1" w:styleId="2Char">
     <w:name w:val="柴_标题2 Char"/>
-    <w:link w:val="33"/>
+    <w:link w:val="2"/>
     <w:qFormat/>
-    <w:uiPriority w:val="0"/>
     <w:rPr>
-      <w:rFonts w:ascii="Arial" w:hAnsi="Arial" w:eastAsia="宋体"/>
+      <w:rFonts w:ascii="Arial" w:eastAsia="宋体" w:hAnsi="Arial"/>
       <w:sz w:val="28"/>
     </w:rPr>
   </w:style>
-  <w:style w:type="character" w:customStyle="1" w:styleId="48">
+  <w:style w:type="character" w:customStyle="1" w:styleId="Char1">
     <w:name w:val="柴_题注 Char"/>
-    <w:link w:val="49"/>
+    <w:link w:val="a4"/>
     <w:qFormat/>
-    <w:uiPriority w:val="0"/>
   </w:style>
-  <w:style w:type="paragraph" w:customStyle="1" w:styleId="49">
+  <w:style w:type="paragraph" w:customStyle="1" w:styleId="a4">
     <w:name w:val="柴_题注"/>
-    <w:basedOn w:val="20"/>
-    <w:link w:val="48"/>
+    <w:basedOn w:val="HTMLPreformatted"/>
+    <w:link w:val="Char1"/>
     <w:qFormat/>
-    <w:uiPriority w:val="0"/>
     <w:pPr>
       <w:pBdr>
-        <w:top w:val="none" w:color="auto" w:sz="0" w:space="0"/>
-        <w:left w:val="none" w:color="auto" w:sz="0" w:space="0"/>
-        <w:bottom w:val="none" w:color="auto" w:sz="0" w:space="0"/>
-        <w:right w:val="none" w:color="auto" w:sz="0" w:space="0"/>
+        <w:top w:val="nil"/>
+        <w:left w:val="nil"/>
+        <w:bottom w:val="nil"/>
+        <w:right w:val="nil"/>
       </w:pBdr>
       <w:wordWrap w:val="0"/>
       <w:spacing w:line="264" w:lineRule="atLeast"/>

--- a/3-能力管理/流程制度规范类文件/SFKJ-ITSS-0301-运维服务能力管理制度.docx
+++ b/3-能力管理/流程制度规范类文件/SFKJ-ITSS-0301-运维服务能力管理制度.docx
@@ -3056,7 +3056,7 @@
             <w:fldChar w:fldCharType="begin"/>
           </w:r>
           <w:r>
-            <w:instrText xml:space="preserve"> HYPERLINK \l _Toc8543 </w:instrText>
+            <w:instrText xml:space="preserve"> HYPERLINK \l _Toc9012 </w:instrText>
           </w:r>
           <w:r>
             <w:fldChar w:fldCharType="separate"/>
@@ -3075,7 +3075,7 @@
             <w:fldChar w:fldCharType="begin"/>
           </w:r>
           <w:r>
-            <w:instrText xml:space="preserve"> PAGEREF _Toc8543 \h </w:instrText>
+            <w:instrText xml:space="preserve"> PAGEREF _Toc9012 \h </w:instrText>
           </w:r>
           <w:r>
             <w:fldChar w:fldCharType="separate"/>
@@ -3101,7 +3101,7 @@
             <w:fldChar w:fldCharType="begin"/>
           </w:r>
           <w:r>
-            <w:instrText xml:space="preserve"> HYPERLINK \l _Toc11923 </w:instrText>
+            <w:instrText xml:space="preserve"> HYPERLINK \l _Toc19016 </w:instrText>
           </w:r>
           <w:r>
             <w:fldChar w:fldCharType="separate"/>
@@ -3120,7 +3120,7 @@
             <w:fldChar w:fldCharType="begin"/>
           </w:r>
           <w:r>
-            <w:instrText xml:space="preserve"> PAGEREF _Toc11923 \h </w:instrText>
+            <w:instrText xml:space="preserve"> PAGEREF _Toc19016 \h </w:instrText>
           </w:r>
           <w:r>
             <w:fldChar w:fldCharType="separate"/>
@@ -3146,7 +3146,7 @@
             <w:fldChar w:fldCharType="begin"/>
           </w:r>
           <w:r>
-            <w:instrText xml:space="preserve"> HYPERLINK \l _Toc8880 </w:instrText>
+            <w:instrText xml:space="preserve"> HYPERLINK \l _Toc23353 </w:instrText>
           </w:r>
           <w:r>
             <w:fldChar w:fldCharType="separate"/>
@@ -3165,7 +3165,7 @@
             <w:fldChar w:fldCharType="begin"/>
           </w:r>
           <w:r>
-            <w:instrText xml:space="preserve"> PAGEREF _Toc8880 \h </w:instrText>
+            <w:instrText xml:space="preserve"> PAGEREF _Toc23353 \h </w:instrText>
           </w:r>
           <w:r>
             <w:fldChar w:fldCharType="separate"/>
@@ -3191,7 +3191,7 @@
             <w:fldChar w:fldCharType="begin"/>
           </w:r>
           <w:r>
-            <w:instrText xml:space="preserve"> HYPERLINK \l _Toc32670 </w:instrText>
+            <w:instrText xml:space="preserve"> HYPERLINK \l _Toc25935 </w:instrText>
           </w:r>
           <w:r>
             <w:fldChar w:fldCharType="separate"/>
@@ -3210,7 +3210,7 @@
             <w:fldChar w:fldCharType="begin"/>
           </w:r>
           <w:r>
-            <w:instrText xml:space="preserve"> PAGEREF _Toc32670 \h </w:instrText>
+            <w:instrText xml:space="preserve"> PAGEREF _Toc25935 \h </w:instrText>
           </w:r>
           <w:r>
             <w:fldChar w:fldCharType="separate"/>
@@ -3236,7 +3236,7 @@
             <w:fldChar w:fldCharType="begin"/>
           </w:r>
           <w:r>
-            <w:instrText xml:space="preserve"> HYPERLINK \l _Toc22449 </w:instrText>
+            <w:instrText xml:space="preserve"> HYPERLINK \l _Toc25091 </w:instrText>
           </w:r>
           <w:r>
             <w:fldChar w:fldCharType="separate"/>
@@ -3255,7 +3255,7 @@
             <w:fldChar w:fldCharType="begin"/>
           </w:r>
           <w:r>
-            <w:instrText xml:space="preserve"> PAGEREF _Toc22449 \h </w:instrText>
+            <w:instrText xml:space="preserve"> PAGEREF _Toc25091 \h </w:instrText>
           </w:r>
           <w:r>
             <w:fldChar w:fldCharType="separate"/>
@@ -3281,7 +3281,7 @@
             <w:fldChar w:fldCharType="begin"/>
           </w:r>
           <w:r>
-            <w:instrText xml:space="preserve"> HYPERLINK \l _Toc29396 </w:instrText>
+            <w:instrText xml:space="preserve"> HYPERLINK \l _Toc26100 </w:instrText>
           </w:r>
           <w:r>
             <w:fldChar w:fldCharType="separate"/>
@@ -3300,7 +3300,7 @@
             <w:fldChar w:fldCharType="begin"/>
           </w:r>
           <w:r>
-            <w:instrText xml:space="preserve"> PAGEREF _Toc29396 \h </w:instrText>
+            <w:instrText xml:space="preserve"> PAGEREF _Toc26100 \h </w:instrText>
           </w:r>
           <w:r>
             <w:fldChar w:fldCharType="separate"/>
@@ -3326,7 +3326,7 @@
             <w:fldChar w:fldCharType="begin"/>
           </w:r>
           <w:r>
-            <w:instrText xml:space="preserve"> HYPERLINK \l _Toc10113 </w:instrText>
+            <w:instrText xml:space="preserve"> HYPERLINK \l _Toc19238 </w:instrText>
           </w:r>
           <w:r>
             <w:fldChar w:fldCharType="separate"/>
@@ -3345,7 +3345,7 @@
             <w:fldChar w:fldCharType="begin"/>
           </w:r>
           <w:r>
-            <w:instrText xml:space="preserve"> PAGEREF _Toc10113 \h </w:instrText>
+            <w:instrText xml:space="preserve"> PAGEREF _Toc19238 \h </w:instrText>
           </w:r>
           <w:r>
             <w:fldChar w:fldCharType="separate"/>
@@ -3371,7 +3371,7 @@
             <w:fldChar w:fldCharType="begin"/>
           </w:r>
           <w:r>
-            <w:instrText xml:space="preserve"> HYPERLINK \l _Toc26284 </w:instrText>
+            <w:instrText xml:space="preserve"> HYPERLINK \l _Toc27375 </w:instrText>
           </w:r>
           <w:r>
             <w:fldChar w:fldCharType="separate"/>
@@ -3390,7 +3390,7 @@
             <w:fldChar w:fldCharType="begin"/>
           </w:r>
           <w:r>
-            <w:instrText xml:space="preserve"> PAGEREF _Toc26284 \h </w:instrText>
+            <w:instrText xml:space="preserve"> PAGEREF _Toc27375 \h </w:instrText>
           </w:r>
           <w:r>
             <w:fldChar w:fldCharType="separate"/>
@@ -3416,7 +3416,7 @@
             <w:fldChar w:fldCharType="begin"/>
           </w:r>
           <w:r>
-            <w:instrText xml:space="preserve"> HYPERLINK \l _Toc839 </w:instrText>
+            <w:instrText xml:space="preserve"> HYPERLINK \l _Toc30247 </w:instrText>
           </w:r>
           <w:r>
             <w:fldChar w:fldCharType="separate"/>
@@ -3435,7 +3435,7 @@
             <w:fldChar w:fldCharType="begin"/>
           </w:r>
           <w:r>
-            <w:instrText xml:space="preserve"> PAGEREF _Toc839 \h </w:instrText>
+            <w:instrText xml:space="preserve"> PAGEREF _Toc30247 \h </w:instrText>
           </w:r>
           <w:r>
             <w:fldChar w:fldCharType="separate"/>
@@ -3461,7 +3461,7 @@
             <w:fldChar w:fldCharType="begin"/>
           </w:r>
           <w:r>
-            <w:instrText xml:space="preserve"> HYPERLINK \l _Toc2572 </w:instrText>
+            <w:instrText xml:space="preserve"> HYPERLINK \l _Toc19122 </w:instrText>
           </w:r>
           <w:r>
             <w:fldChar w:fldCharType="separate"/>
@@ -3480,13 +3480,13 @@
             <w:fldChar w:fldCharType="begin"/>
           </w:r>
           <w:r>
-            <w:instrText xml:space="preserve"> PAGEREF _Toc2572 \h </w:instrText>
+            <w:instrText xml:space="preserve"> PAGEREF _Toc19122 \h </w:instrText>
           </w:r>
           <w:r>
             <w:fldChar w:fldCharType="separate"/>
           </w:r>
           <w:r>
-            <w:t>7</w:t>
+            <w:t>8</w:t>
           </w:r>
           <w:r>
             <w:fldChar w:fldCharType="end"/>
@@ -3506,7 +3506,7 @@
             <w:fldChar w:fldCharType="begin"/>
           </w:r>
           <w:r>
-            <w:instrText xml:space="preserve"> HYPERLINK \l _Toc24365 </w:instrText>
+            <w:instrText xml:space="preserve"> HYPERLINK \l _Toc2218 </w:instrText>
           </w:r>
           <w:r>
             <w:fldChar w:fldCharType="separate"/>
@@ -3525,7 +3525,7 @@
             <w:fldChar w:fldCharType="begin"/>
           </w:r>
           <w:r>
-            <w:instrText xml:space="preserve"> PAGEREF _Toc24365 \h </w:instrText>
+            <w:instrText xml:space="preserve"> PAGEREF _Toc2218 \h </w:instrText>
           </w:r>
           <w:r>
             <w:fldChar w:fldCharType="separate"/>
@@ -3551,7 +3551,7 @@
             <w:fldChar w:fldCharType="begin"/>
           </w:r>
           <w:r>
-            <w:instrText xml:space="preserve"> HYPERLINK \l _Toc26097 </w:instrText>
+            <w:instrText xml:space="preserve"> HYPERLINK \l _Toc355 </w:instrText>
           </w:r>
           <w:r>
             <w:fldChar w:fldCharType="separate"/>
@@ -3570,7 +3570,7 @@
             <w:fldChar w:fldCharType="begin"/>
           </w:r>
           <w:r>
-            <w:instrText xml:space="preserve"> PAGEREF _Toc26097 \h </w:instrText>
+            <w:instrText xml:space="preserve"> PAGEREF _Toc355 \h </w:instrText>
           </w:r>
           <w:r>
             <w:fldChar w:fldCharType="separate"/>
@@ -3596,7 +3596,7 @@
             <w:fldChar w:fldCharType="begin"/>
           </w:r>
           <w:r>
-            <w:instrText xml:space="preserve"> HYPERLINK \l _Toc14304 </w:instrText>
+            <w:instrText xml:space="preserve"> HYPERLINK \l _Toc3849 </w:instrText>
           </w:r>
           <w:r>
             <w:fldChar w:fldCharType="separate"/>
@@ -3615,13 +3615,13 @@
             <w:fldChar w:fldCharType="begin"/>
           </w:r>
           <w:r>
-            <w:instrText xml:space="preserve"> PAGEREF _Toc14304 \h </w:instrText>
+            <w:instrText xml:space="preserve"> PAGEREF _Toc3849 \h </w:instrText>
           </w:r>
           <w:r>
             <w:fldChar w:fldCharType="separate"/>
           </w:r>
           <w:r>
-            <w:t>8</w:t>
+            <w:t>9</w:t>
           </w:r>
           <w:r>
             <w:fldChar w:fldCharType="end"/>
@@ -3641,7 +3641,7 @@
             <w:fldChar w:fldCharType="begin"/>
           </w:r>
           <w:r>
-            <w:instrText xml:space="preserve"> HYPERLINK \l _Toc25933 </w:instrText>
+            <w:instrText xml:space="preserve"> HYPERLINK \l _Toc3991 </w:instrText>
           </w:r>
           <w:r>
             <w:fldChar w:fldCharType="separate"/>
@@ -3660,7 +3660,7 @@
             <w:fldChar w:fldCharType="begin"/>
           </w:r>
           <w:r>
-            <w:instrText xml:space="preserve"> PAGEREF _Toc25933 \h </w:instrText>
+            <w:instrText xml:space="preserve"> PAGEREF _Toc3991 \h </w:instrText>
           </w:r>
           <w:r>
             <w:fldChar w:fldCharType="separate"/>
@@ -3686,7 +3686,7 @@
             <w:fldChar w:fldCharType="begin"/>
           </w:r>
           <w:r>
-            <w:instrText xml:space="preserve"> HYPERLINK \l _Toc12681 </w:instrText>
+            <w:instrText xml:space="preserve"> HYPERLINK \l _Toc7832 </w:instrText>
           </w:r>
           <w:r>
             <w:fldChar w:fldCharType="separate"/>
@@ -3705,7 +3705,7 @@
             <w:fldChar w:fldCharType="begin"/>
           </w:r>
           <w:r>
-            <w:instrText xml:space="preserve"> PAGEREF _Toc12681 \h </w:instrText>
+            <w:instrText xml:space="preserve"> PAGEREF _Toc7832 \h </w:instrText>
           </w:r>
           <w:r>
             <w:fldChar w:fldCharType="separate"/>
@@ -3731,7 +3731,7 @@
             <w:fldChar w:fldCharType="begin"/>
           </w:r>
           <w:r>
-            <w:instrText xml:space="preserve"> HYPERLINK \l _Toc21692 </w:instrText>
+            <w:instrText xml:space="preserve"> HYPERLINK \l _Toc22531 </w:instrText>
           </w:r>
           <w:r>
             <w:fldChar w:fldCharType="separate"/>
@@ -3750,13 +3750,13 @@
             <w:fldChar w:fldCharType="begin"/>
           </w:r>
           <w:r>
-            <w:instrText xml:space="preserve"> PAGEREF _Toc21692 \h </w:instrText>
+            <w:instrText xml:space="preserve"> PAGEREF _Toc22531 \h </w:instrText>
           </w:r>
           <w:r>
             <w:fldChar w:fldCharType="separate"/>
           </w:r>
           <w:r>
-            <w:t>9</w:t>
+            <w:t>10</w:t>
           </w:r>
           <w:r>
             <w:fldChar w:fldCharType="end"/>
@@ -3776,7 +3776,7 @@
             <w:fldChar w:fldCharType="begin"/>
           </w:r>
           <w:r>
-            <w:instrText xml:space="preserve"> HYPERLINK \l _Toc796 </w:instrText>
+            <w:instrText xml:space="preserve"> HYPERLINK \l _Toc28457 </w:instrText>
           </w:r>
           <w:r>
             <w:fldChar w:fldCharType="separate"/>
@@ -3795,7 +3795,7 @@
             <w:fldChar w:fldCharType="begin"/>
           </w:r>
           <w:r>
-            <w:instrText xml:space="preserve"> PAGEREF _Toc796 \h </w:instrText>
+            <w:instrText xml:space="preserve"> PAGEREF _Toc28457 \h </w:instrText>
           </w:r>
           <w:r>
             <w:fldChar w:fldCharType="separate"/>
@@ -3821,7 +3821,7 @@
             <w:fldChar w:fldCharType="begin"/>
           </w:r>
           <w:r>
-            <w:instrText xml:space="preserve"> HYPERLINK \l _Toc24836 </w:instrText>
+            <w:instrText xml:space="preserve"> HYPERLINK \l _Toc15221 </w:instrText>
           </w:r>
           <w:r>
             <w:fldChar w:fldCharType="separate"/>
@@ -3840,7 +3840,7 @@
             <w:fldChar w:fldCharType="begin"/>
           </w:r>
           <w:r>
-            <w:instrText xml:space="preserve"> PAGEREF _Toc24836 \h </w:instrText>
+            <w:instrText xml:space="preserve"> PAGEREF _Toc15221 \h </w:instrText>
           </w:r>
           <w:r>
             <w:fldChar w:fldCharType="separate"/>
@@ -3866,7 +3866,7 @@
             <w:fldChar w:fldCharType="begin"/>
           </w:r>
           <w:r>
-            <w:instrText xml:space="preserve"> HYPERLINK \l _Toc14689 </w:instrText>
+            <w:instrText xml:space="preserve"> HYPERLINK \l _Toc19850 </w:instrText>
           </w:r>
           <w:r>
             <w:fldChar w:fldCharType="separate"/>
@@ -3885,7 +3885,7 @@
             <w:fldChar w:fldCharType="begin"/>
           </w:r>
           <w:r>
-            <w:instrText xml:space="preserve"> PAGEREF _Toc14689 \h </w:instrText>
+            <w:instrText xml:space="preserve"> PAGEREF _Toc19850 \h </w:instrText>
           </w:r>
           <w:r>
             <w:fldChar w:fldCharType="separate"/>
@@ -3911,7 +3911,7 @@
             <w:fldChar w:fldCharType="begin"/>
           </w:r>
           <w:r>
-            <w:instrText xml:space="preserve"> HYPERLINK \l _Toc4735 </w:instrText>
+            <w:instrText xml:space="preserve"> HYPERLINK \l _Toc28115 </w:instrText>
           </w:r>
           <w:r>
             <w:fldChar w:fldCharType="separate"/>
@@ -3937,7 +3937,7 @@
             <w:fldChar w:fldCharType="begin"/>
           </w:r>
           <w:r>
-            <w:instrText xml:space="preserve"> PAGEREF _Toc4735 \h </w:instrText>
+            <w:instrText xml:space="preserve"> PAGEREF _Toc28115 \h </w:instrText>
           </w:r>
           <w:r>
             <w:fldChar w:fldCharType="separate"/>
@@ -3963,7 +3963,7 @@
             <w:fldChar w:fldCharType="begin"/>
           </w:r>
           <w:r>
-            <w:instrText xml:space="preserve"> HYPERLINK \l _Toc30516 </w:instrText>
+            <w:instrText xml:space="preserve"> HYPERLINK \l _Toc5904 </w:instrText>
           </w:r>
           <w:r>
             <w:fldChar w:fldCharType="separate"/>
@@ -3982,7 +3982,7 @@
             <w:fldChar w:fldCharType="begin"/>
           </w:r>
           <w:r>
-            <w:instrText xml:space="preserve"> PAGEREF _Toc30516 \h </w:instrText>
+            <w:instrText xml:space="preserve"> PAGEREF _Toc5904 \h </w:instrText>
           </w:r>
           <w:r>
             <w:fldChar w:fldCharType="separate"/>
@@ -4008,7 +4008,7 @@
             <w:fldChar w:fldCharType="begin"/>
           </w:r>
           <w:r>
-            <w:instrText xml:space="preserve"> HYPERLINK \l _Toc29915 </w:instrText>
+            <w:instrText xml:space="preserve"> HYPERLINK \l _Toc5118 </w:instrText>
           </w:r>
           <w:r>
             <w:fldChar w:fldCharType="separate"/>
@@ -4027,7 +4027,7 @@
             <w:fldChar w:fldCharType="begin"/>
           </w:r>
           <w:r>
-            <w:instrText xml:space="preserve"> PAGEREF _Toc29915 \h </w:instrText>
+            <w:instrText xml:space="preserve"> PAGEREF _Toc5118 \h </w:instrText>
           </w:r>
           <w:r>
             <w:fldChar w:fldCharType="separate"/>
@@ -4053,7 +4053,7 @@
             <w:fldChar w:fldCharType="begin"/>
           </w:r>
           <w:r>
-            <w:instrText xml:space="preserve"> HYPERLINK \l _Toc17606 </w:instrText>
+            <w:instrText xml:space="preserve"> HYPERLINK \l _Toc11892 </w:instrText>
           </w:r>
           <w:r>
             <w:fldChar w:fldCharType="separate"/>
@@ -4086,7 +4086,7 @@
             <w:fldChar w:fldCharType="begin"/>
           </w:r>
           <w:r>
-            <w:instrText xml:space="preserve"> PAGEREF _Toc17606 \h </w:instrText>
+            <w:instrText xml:space="preserve"> PAGEREF _Toc11892 \h </w:instrText>
           </w:r>
           <w:r>
             <w:fldChar w:fldCharType="separate"/>
@@ -4112,7 +4112,7 @@
             <w:fldChar w:fldCharType="begin"/>
           </w:r>
           <w:r>
-            <w:instrText xml:space="preserve"> HYPERLINK \l _Toc21973 </w:instrText>
+            <w:instrText xml:space="preserve"> HYPERLINK \l _Toc31167 </w:instrText>
           </w:r>
           <w:r>
             <w:fldChar w:fldCharType="separate"/>
@@ -4131,7 +4131,7 @@
             <w:fldChar w:fldCharType="begin"/>
           </w:r>
           <w:r>
-            <w:instrText xml:space="preserve"> PAGEREF _Toc21973 \h </w:instrText>
+            <w:instrText xml:space="preserve"> PAGEREF _Toc31167 \h </w:instrText>
           </w:r>
           <w:r>
             <w:fldChar w:fldCharType="separate"/>
@@ -4157,7 +4157,7 @@
             <w:fldChar w:fldCharType="begin"/>
           </w:r>
           <w:r>
-            <w:instrText xml:space="preserve"> HYPERLINK \l _Toc19943 </w:instrText>
+            <w:instrText xml:space="preserve"> HYPERLINK \l _Toc7302 </w:instrText>
           </w:r>
           <w:r>
             <w:fldChar w:fldCharType="separate"/>
@@ -4176,7 +4176,7 @@
             <w:fldChar w:fldCharType="begin"/>
           </w:r>
           <w:r>
-            <w:instrText xml:space="preserve"> PAGEREF _Toc19943 \h </w:instrText>
+            <w:instrText xml:space="preserve"> PAGEREF _Toc7302 \h </w:instrText>
           </w:r>
           <w:r>
             <w:fldChar w:fldCharType="separate"/>
@@ -4202,7 +4202,7 @@
             <w:fldChar w:fldCharType="begin"/>
           </w:r>
           <w:r>
-            <w:instrText xml:space="preserve"> HYPERLINK \l _Toc6877 </w:instrText>
+            <w:instrText xml:space="preserve"> HYPERLINK \l _Toc26668 </w:instrText>
           </w:r>
           <w:r>
             <w:fldChar w:fldCharType="separate"/>
@@ -4221,7 +4221,7 @@
             <w:fldChar w:fldCharType="begin"/>
           </w:r>
           <w:r>
-            <w:instrText xml:space="preserve"> PAGEREF _Toc6877 \h </w:instrText>
+            <w:instrText xml:space="preserve"> PAGEREF _Toc26668 \h </w:instrText>
           </w:r>
           <w:r>
             <w:fldChar w:fldCharType="separate"/>
@@ -4247,7 +4247,7 @@
             <w:fldChar w:fldCharType="begin"/>
           </w:r>
           <w:r>
-            <w:instrText xml:space="preserve"> HYPERLINK \l _Toc12197 </w:instrText>
+            <w:instrText xml:space="preserve"> HYPERLINK \l _Toc25471 </w:instrText>
           </w:r>
           <w:r>
             <w:fldChar w:fldCharType="separate"/>
@@ -4280,7 +4280,7 @@
             <w:fldChar w:fldCharType="begin"/>
           </w:r>
           <w:r>
-            <w:instrText xml:space="preserve"> PAGEREF _Toc12197 \h </w:instrText>
+            <w:instrText xml:space="preserve"> PAGEREF _Toc25471 \h </w:instrText>
           </w:r>
           <w:r>
             <w:fldChar w:fldCharType="separate"/>
@@ -4306,7 +4306,7 @@
             <w:fldChar w:fldCharType="begin"/>
           </w:r>
           <w:r>
-            <w:instrText xml:space="preserve"> HYPERLINK \l _Toc27843 </w:instrText>
+            <w:instrText xml:space="preserve"> HYPERLINK \l _Toc10277 </w:instrText>
           </w:r>
           <w:r>
             <w:fldChar w:fldCharType="separate"/>
@@ -4325,7 +4325,7 @@
             <w:fldChar w:fldCharType="begin"/>
           </w:r>
           <w:r>
-            <w:instrText xml:space="preserve"> PAGEREF _Toc27843 \h </w:instrText>
+            <w:instrText xml:space="preserve"> PAGEREF _Toc10277 \h </w:instrText>
           </w:r>
           <w:r>
             <w:fldChar w:fldCharType="separate"/>
@@ -4351,7 +4351,7 @@
             <w:fldChar w:fldCharType="begin"/>
           </w:r>
           <w:r>
-            <w:instrText xml:space="preserve"> HYPERLINK \l _Toc14264 </w:instrText>
+            <w:instrText xml:space="preserve"> HYPERLINK \l _Toc516 </w:instrText>
           </w:r>
           <w:r>
             <w:fldChar w:fldCharType="separate"/>
@@ -4370,7 +4370,7 @@
             <w:fldChar w:fldCharType="begin"/>
           </w:r>
           <w:r>
-            <w:instrText xml:space="preserve"> PAGEREF _Toc14264 \h </w:instrText>
+            <w:instrText xml:space="preserve"> PAGEREF _Toc516 \h </w:instrText>
           </w:r>
           <w:r>
             <w:fldChar w:fldCharType="separate"/>
@@ -4396,7 +4396,7 @@
             <w:fldChar w:fldCharType="begin"/>
           </w:r>
           <w:r>
-            <w:instrText xml:space="preserve"> HYPERLINK \l _Toc12763 </w:instrText>
+            <w:instrText xml:space="preserve"> HYPERLINK \l _Toc23008 </w:instrText>
           </w:r>
           <w:r>
             <w:fldChar w:fldCharType="separate"/>
@@ -4415,7 +4415,7 @@
             <w:fldChar w:fldCharType="begin"/>
           </w:r>
           <w:r>
-            <w:instrText xml:space="preserve"> PAGEREF _Toc12763 \h </w:instrText>
+            <w:instrText xml:space="preserve"> PAGEREF _Toc23008 \h </w:instrText>
           </w:r>
           <w:r>
             <w:fldChar w:fldCharType="separate"/>
@@ -4441,7 +4441,7 @@
             <w:fldChar w:fldCharType="begin"/>
           </w:r>
           <w:r>
-            <w:instrText xml:space="preserve"> HYPERLINK \l _Toc19614 </w:instrText>
+            <w:instrText xml:space="preserve"> HYPERLINK \l _Toc19220 </w:instrText>
           </w:r>
           <w:r>
             <w:fldChar w:fldCharType="separate"/>
@@ -4460,7 +4460,7 @@
             <w:fldChar w:fldCharType="begin"/>
           </w:r>
           <w:r>
-            <w:instrText xml:space="preserve"> PAGEREF _Toc19614 \h </w:instrText>
+            <w:instrText xml:space="preserve"> PAGEREF _Toc19220 \h </w:instrText>
           </w:r>
           <w:r>
             <w:fldChar w:fldCharType="separate"/>
@@ -4486,7 +4486,7 @@
             <w:fldChar w:fldCharType="begin"/>
           </w:r>
           <w:r>
-            <w:instrText xml:space="preserve"> HYPERLINK \l _Toc21054 </w:instrText>
+            <w:instrText xml:space="preserve"> HYPERLINK \l _Toc20884 </w:instrText>
           </w:r>
           <w:r>
             <w:fldChar w:fldCharType="separate"/>
@@ -4505,7 +4505,7 @@
             <w:fldChar w:fldCharType="begin"/>
           </w:r>
           <w:r>
-            <w:instrText xml:space="preserve"> PAGEREF _Toc21054 \h </w:instrText>
+            <w:instrText xml:space="preserve"> PAGEREF _Toc20884 \h </w:instrText>
           </w:r>
           <w:r>
             <w:fldChar w:fldCharType="separate"/>
@@ -4531,7 +4531,7 @@
             <w:fldChar w:fldCharType="begin"/>
           </w:r>
           <w:r>
-            <w:instrText xml:space="preserve"> HYPERLINK \l _Toc11094 </w:instrText>
+            <w:instrText xml:space="preserve"> HYPERLINK \l _Toc8812 </w:instrText>
           </w:r>
           <w:r>
             <w:fldChar w:fldCharType="separate"/>
@@ -4550,7 +4550,7 @@
             <w:fldChar w:fldCharType="begin"/>
           </w:r>
           <w:r>
-            <w:instrText xml:space="preserve"> PAGEREF _Toc11094 \h </w:instrText>
+            <w:instrText xml:space="preserve"> PAGEREF _Toc8812 \h </w:instrText>
           </w:r>
           <w:r>
             <w:fldChar w:fldCharType="separate"/>
@@ -4576,7 +4576,7 @@
             <w:fldChar w:fldCharType="begin"/>
           </w:r>
           <w:r>
-            <w:instrText xml:space="preserve"> HYPERLINK \l _Toc24335 </w:instrText>
+            <w:instrText xml:space="preserve"> HYPERLINK \l _Toc27337 </w:instrText>
           </w:r>
           <w:r>
             <w:fldChar w:fldCharType="separate"/>
@@ -4595,7 +4595,7 @@
             <w:fldChar w:fldCharType="begin"/>
           </w:r>
           <w:r>
-            <w:instrText xml:space="preserve"> PAGEREF _Toc24335 \h </w:instrText>
+            <w:instrText xml:space="preserve"> PAGEREF _Toc27337 \h </w:instrText>
           </w:r>
           <w:r>
             <w:fldChar w:fldCharType="separate"/>
@@ -4621,7 +4621,7 @@
             <w:fldChar w:fldCharType="begin"/>
           </w:r>
           <w:r>
-            <w:instrText xml:space="preserve"> HYPERLINK \l _Toc20498 </w:instrText>
+            <w:instrText xml:space="preserve"> HYPERLINK \l _Toc26934 </w:instrText>
           </w:r>
           <w:r>
             <w:fldChar w:fldCharType="separate"/>
@@ -4647,7 +4647,7 @@
             <w:fldChar w:fldCharType="begin"/>
           </w:r>
           <w:r>
-            <w:instrText xml:space="preserve"> PAGEREF _Toc20498 \h </w:instrText>
+            <w:instrText xml:space="preserve"> PAGEREF _Toc26934 \h </w:instrText>
           </w:r>
           <w:r>
             <w:fldChar w:fldCharType="separate"/>
@@ -4673,7 +4673,7 @@
             <w:fldChar w:fldCharType="begin"/>
           </w:r>
           <w:r>
-            <w:instrText xml:space="preserve"> HYPERLINK \l _Toc15598 </w:instrText>
+            <w:instrText xml:space="preserve"> HYPERLINK \l _Toc3796 </w:instrText>
           </w:r>
           <w:r>
             <w:fldChar w:fldCharType="separate"/>
@@ -4699,7 +4699,7 @@
             <w:fldChar w:fldCharType="begin"/>
           </w:r>
           <w:r>
-            <w:instrText xml:space="preserve"> PAGEREF _Toc15598 \h </w:instrText>
+            <w:instrText xml:space="preserve"> PAGEREF _Toc3796 \h </w:instrText>
           </w:r>
           <w:r>
             <w:fldChar w:fldCharType="separate"/>
@@ -4725,7 +4725,7 @@
             <w:fldChar w:fldCharType="begin"/>
           </w:r>
           <w:r>
-            <w:instrText xml:space="preserve"> HYPERLINK \l _Toc18780 </w:instrText>
+            <w:instrText xml:space="preserve"> HYPERLINK \l _Toc1272 </w:instrText>
           </w:r>
           <w:r>
             <w:fldChar w:fldCharType="separate"/>
@@ -4744,7 +4744,7 @@
             <w:fldChar w:fldCharType="begin"/>
           </w:r>
           <w:r>
-            <w:instrText xml:space="preserve"> PAGEREF _Toc18780 \h </w:instrText>
+            <w:instrText xml:space="preserve"> PAGEREF _Toc1272 \h </w:instrText>
           </w:r>
           <w:r>
             <w:fldChar w:fldCharType="separate"/>
@@ -4770,7 +4770,7 @@
             <w:fldChar w:fldCharType="begin"/>
           </w:r>
           <w:r>
-            <w:instrText xml:space="preserve"> HYPERLINK \l _Toc13056 </w:instrText>
+            <w:instrText xml:space="preserve"> HYPERLINK \l _Toc20615 </w:instrText>
           </w:r>
           <w:r>
             <w:fldChar w:fldCharType="separate"/>
@@ -4789,7 +4789,7 @@
             <w:fldChar w:fldCharType="begin"/>
           </w:r>
           <w:r>
-            <w:instrText xml:space="preserve"> PAGEREF _Toc13056 \h </w:instrText>
+            <w:instrText xml:space="preserve"> PAGEREF _Toc20615 \h </w:instrText>
           </w:r>
           <w:r>
             <w:fldChar w:fldCharType="separate"/>
@@ -4815,7 +4815,7 @@
             <w:fldChar w:fldCharType="begin"/>
           </w:r>
           <w:r>
-            <w:instrText xml:space="preserve"> HYPERLINK \l _Toc29054 </w:instrText>
+            <w:instrText xml:space="preserve"> HYPERLINK \l _Toc31510 </w:instrText>
           </w:r>
           <w:r>
             <w:fldChar w:fldCharType="separate"/>
@@ -4834,7 +4834,7 @@
             <w:fldChar w:fldCharType="begin"/>
           </w:r>
           <w:r>
-            <w:instrText xml:space="preserve"> PAGEREF _Toc29054 \h </w:instrText>
+            <w:instrText xml:space="preserve"> PAGEREF _Toc31510 \h </w:instrText>
           </w:r>
           <w:r>
             <w:fldChar w:fldCharType="separate"/>
@@ -4905,23 +4905,9 @@
     <w:p>
       <w:pPr>
         <w:pStyle w:val="18"/>
-        <w:keepNext w:val="0"/>
-        <w:keepLines w:val="0"/>
-        <w:pageBreakBefore w:val="0"/>
-        <w:widowControl w:val="0"/>
         <w:tabs>
           <w:tab w:val="right" w:leader="dot" w:pos="8306"/>
         </w:tabs>
-        <w:kinsoku w:val="0"/>
-        <w:wordWrap/>
-        <w:overflowPunct/>
-        <w:topLinePunct w:val="0"/>
-        <w:autoSpaceDE w:val="0"/>
-        <w:autoSpaceDN w:val="0"/>
-        <w:bidi w:val="0"/>
-        <w:adjustRightInd w:val="0"/>
-        <w:snapToGrid w:val="0"/>
-        <w:textAlignment w:val="baseline"/>
       </w:pPr>
       <w:r>
         <w:fldChar w:fldCharType="begin"/>
@@ -4936,7 +4922,7 @@
         <w:fldChar w:fldCharType="begin"/>
       </w:r>
       <w:r>
-        <w:instrText xml:space="preserve"> HYPERLINK \l _Toc17330 </w:instrText>
+        <w:instrText xml:space="preserve"> HYPERLINK \l _Toc14449 </w:instrText>
       </w:r>
       <w:r>
         <w:fldChar w:fldCharType="separate"/>
@@ -4979,7 +4965,7 @@
         <w:fldChar w:fldCharType="begin"/>
       </w:r>
       <w:r>
-        <w:instrText xml:space="preserve"> PAGEREF _Toc17330 \h </w:instrText>
+        <w:instrText xml:space="preserve"> PAGEREF _Toc14449 \h </w:instrText>
       </w:r>
       <w:r>
         <w:fldChar w:fldCharType="separate"/>
@@ -4997,29 +4983,15 @@
     <w:p>
       <w:pPr>
         <w:pStyle w:val="18"/>
-        <w:keepNext w:val="0"/>
-        <w:keepLines w:val="0"/>
-        <w:pageBreakBefore w:val="0"/>
-        <w:widowControl w:val="0"/>
         <w:tabs>
           <w:tab w:val="right" w:leader="dot" w:pos="8306"/>
         </w:tabs>
-        <w:kinsoku w:val="0"/>
-        <w:wordWrap/>
-        <w:overflowPunct/>
-        <w:topLinePunct w:val="0"/>
-        <w:autoSpaceDE w:val="0"/>
-        <w:autoSpaceDN w:val="0"/>
-        <w:bidi w:val="0"/>
-        <w:adjustRightInd w:val="0"/>
-        <w:snapToGrid w:val="0"/>
-        <w:textAlignment w:val="baseline"/>
       </w:pPr>
       <w:r>
         <w:fldChar w:fldCharType="begin"/>
       </w:r>
       <w:r>
-        <w:instrText xml:space="preserve"> HYPERLINK \l _Toc6377 </w:instrText>
+        <w:instrText xml:space="preserve"> HYPERLINK \l _Toc6600 </w:instrText>
       </w:r>
       <w:r>
         <w:fldChar w:fldCharType="separate"/>
@@ -5062,7 +5034,7 @@
         <w:fldChar w:fldCharType="begin"/>
       </w:r>
       <w:r>
-        <w:instrText xml:space="preserve"> PAGEREF _Toc6377 \h </w:instrText>
+        <w:instrText xml:space="preserve"> PAGEREF _Toc6600 \h </w:instrText>
       </w:r>
       <w:r>
         <w:fldChar w:fldCharType="separate"/>
@@ -5113,23 +5085,9 @@
     <w:p>
       <w:pPr>
         <w:pStyle w:val="18"/>
-        <w:keepNext w:val="0"/>
-        <w:keepLines w:val="0"/>
-        <w:pageBreakBefore w:val="0"/>
-        <w:widowControl w:val="0"/>
         <w:tabs>
           <w:tab w:val="right" w:leader="dot" w:pos="8306"/>
         </w:tabs>
-        <w:kinsoku w:val="0"/>
-        <w:wordWrap/>
-        <w:overflowPunct/>
-        <w:topLinePunct w:val="0"/>
-        <w:autoSpaceDE w:val="0"/>
-        <w:autoSpaceDN w:val="0"/>
-        <w:bidi w:val="0"/>
-        <w:adjustRightInd w:val="0"/>
-        <w:snapToGrid w:val="0"/>
-        <w:textAlignment w:val="baseline"/>
       </w:pPr>
       <w:r>
         <w:fldChar w:fldCharType="begin"/>
@@ -5144,7 +5102,7 @@
         <w:fldChar w:fldCharType="begin"/>
       </w:r>
       <w:r>
-        <w:instrText xml:space="preserve"> HYPERLINK \l _Toc15588 </w:instrText>
+        <w:instrText xml:space="preserve"> HYPERLINK \l _Toc25707 </w:instrText>
       </w:r>
       <w:r>
         <w:fldChar w:fldCharType="separate"/>
@@ -5187,13 +5145,13 @@
         <w:fldChar w:fldCharType="begin"/>
       </w:r>
       <w:r>
-        <w:instrText xml:space="preserve"> PAGEREF _Toc15588 \h </w:instrText>
+        <w:instrText xml:space="preserve"> PAGEREF _Toc25707 \h </w:instrText>
       </w:r>
       <w:r>
         <w:fldChar w:fldCharType="separate"/>
       </w:r>
       <w:r>
-        <w:t>9</w:t>
+        <w:t>8</w:t>
       </w:r>
       <w:r>
         <w:fldChar w:fldCharType="end"/>
@@ -5205,29 +5163,15 @@
     <w:p>
       <w:pPr>
         <w:pStyle w:val="18"/>
-        <w:keepNext w:val="0"/>
-        <w:keepLines w:val="0"/>
-        <w:pageBreakBefore w:val="0"/>
-        <w:widowControl w:val="0"/>
         <w:tabs>
           <w:tab w:val="right" w:leader="dot" w:pos="8306"/>
         </w:tabs>
-        <w:kinsoku w:val="0"/>
-        <w:wordWrap/>
-        <w:overflowPunct/>
-        <w:topLinePunct w:val="0"/>
-        <w:autoSpaceDE w:val="0"/>
-        <w:autoSpaceDN w:val="0"/>
-        <w:bidi w:val="0"/>
-        <w:adjustRightInd w:val="0"/>
-        <w:snapToGrid w:val="0"/>
-        <w:textAlignment w:val="baseline"/>
       </w:pPr>
       <w:r>
         <w:fldChar w:fldCharType="begin"/>
       </w:r>
       <w:r>
-        <w:instrText xml:space="preserve"> HYPERLINK \l _Toc18864 </w:instrText>
+        <w:instrText xml:space="preserve"> HYPERLINK \l _Toc24708 </w:instrText>
       </w:r>
       <w:r>
         <w:fldChar w:fldCharType="separate"/>
@@ -5270,7 +5214,7 @@
         <w:fldChar w:fldCharType="begin"/>
       </w:r>
       <w:r>
-        <w:instrText xml:space="preserve"> PAGEREF _Toc18864 \h </w:instrText>
+        <w:instrText xml:space="preserve"> PAGEREF _Toc24708 \h </w:instrText>
       </w:r>
       <w:r>
         <w:fldChar w:fldCharType="separate"/>
@@ -5375,8 +5319,8 @@
           <w:lang w:val="en-US" w:eastAsia="zh-CN"/>
         </w:rPr>
       </w:pPr>
-      <w:bookmarkStart w:id="1" w:name="_Toc8543"/>
-      <w:bookmarkStart w:id="2" w:name="_Toc26613"/>
+      <w:bookmarkStart w:id="1" w:name="_Toc26613"/>
+      <w:bookmarkStart w:id="2" w:name="_Toc9012"/>
       <w:r>
         <w:rPr>
           <w:rFonts w:hint="default"/>
@@ -5491,7 +5435,7 @@
         </w:rPr>
       </w:pPr>
       <w:bookmarkStart w:id="3" w:name="_Toc10097"/>
-      <w:bookmarkStart w:id="4" w:name="_Toc11923"/>
+      <w:bookmarkStart w:id="4" w:name="_Toc19016"/>
       <w:r>
         <w:rPr>
           <w:rFonts w:hint="default"/>
@@ -5555,7 +5499,7 @@
         </w:rPr>
       </w:pPr>
       <w:bookmarkStart w:id="5" w:name="_Toc15044"/>
-      <w:bookmarkStart w:id="6" w:name="_Toc8880"/>
+      <w:bookmarkStart w:id="6" w:name="_Toc23353"/>
       <w:r>
         <w:rPr>
           <w:rFonts w:hint="default"/>
@@ -5588,8 +5532,8 @@
           <w:lang w:val="en-US" w:eastAsia="zh-CN"/>
         </w:rPr>
       </w:pPr>
-      <w:bookmarkStart w:id="7" w:name="_Toc32670"/>
-      <w:bookmarkStart w:id="8" w:name="_Toc13740"/>
+      <w:bookmarkStart w:id="7" w:name="_Toc13740"/>
+      <w:bookmarkStart w:id="8" w:name="_Toc25935"/>
       <w:r>
         <w:rPr>
           <w:rFonts w:hint="default"/>
@@ -5780,7 +5724,7 @@
         </w:rPr>
       </w:pPr>
       <w:bookmarkStart w:id="9" w:name="_Toc26559"/>
-      <w:bookmarkStart w:id="10" w:name="_Toc22449"/>
+      <w:bookmarkStart w:id="10" w:name="_Toc25091"/>
       <w:r>
         <w:rPr>
           <w:rFonts w:hint="default"/>
@@ -6188,7 +6132,7 @@
         </w:rPr>
       </w:pPr>
       <w:bookmarkStart w:id="11" w:name="_Toc25812"/>
-      <w:bookmarkStart w:id="12" w:name="_Toc29396"/>
+      <w:bookmarkStart w:id="12" w:name="_Toc26100"/>
       <w:r>
         <w:rPr>
           <w:rFonts w:hint="default"/>
@@ -6431,8 +6375,8 @@
           <w:lang w:val="en-US" w:eastAsia="zh-CN"/>
         </w:rPr>
       </w:pPr>
-      <w:bookmarkStart w:id="13" w:name="_Toc10113"/>
-      <w:bookmarkStart w:id="14" w:name="_Toc153"/>
+      <w:bookmarkStart w:id="13" w:name="_Toc153"/>
+      <w:bookmarkStart w:id="14" w:name="_Toc19238"/>
       <w:r>
         <w:rPr>
           <w:rFonts w:hint="default"/>
@@ -6796,7 +6740,7 @@
         </w:rPr>
       </w:pPr>
       <w:bookmarkStart w:id="15" w:name="_Toc19819"/>
-      <w:bookmarkStart w:id="16" w:name="_Toc26284"/>
+      <w:bookmarkStart w:id="16" w:name="_Toc27375"/>
       <w:r>
         <w:rPr>
           <w:rFonts w:hint="default"/>
@@ -7129,8 +7073,8 @@
           <w:lang w:val="en-US" w:eastAsia="zh-CN"/>
         </w:rPr>
       </w:pPr>
-      <w:bookmarkStart w:id="17" w:name="_Toc839"/>
-      <w:bookmarkStart w:id="18" w:name="_Toc15103"/>
+      <w:bookmarkStart w:id="17" w:name="_Toc15103"/>
+      <w:bookmarkStart w:id="18" w:name="_Toc30247"/>
       <w:r>
         <w:rPr>
           <w:rFonts w:hint="default"/>
@@ -7403,8 +7347,8 @@
           <w:lang w:val="en-US" w:eastAsia="zh-CN"/>
         </w:rPr>
       </w:pPr>
-      <w:bookmarkStart w:id="19" w:name="_Toc2572"/>
-      <w:bookmarkStart w:id="20" w:name="_Toc6361"/>
+      <w:bookmarkStart w:id="19" w:name="_Toc6361"/>
+      <w:bookmarkStart w:id="20" w:name="_Toc19122"/>
       <w:r>
         <w:rPr>
           <w:rFonts w:hint="default"/>
@@ -7673,8 +7617,8 @@
           <w:lang w:val="en-US" w:eastAsia="zh-CN"/>
         </w:rPr>
       </w:pPr>
-      <w:bookmarkStart w:id="21" w:name="_Toc24365"/>
-      <w:bookmarkStart w:id="22" w:name="_Toc25468"/>
+      <w:bookmarkStart w:id="21" w:name="_Toc25468"/>
+      <w:bookmarkStart w:id="22" w:name="_Toc2218"/>
       <w:r>
         <w:rPr>
           <w:rFonts w:hint="default"/>
@@ -7708,7 +7652,7 @@
         </w:rPr>
       </w:pPr>
       <w:bookmarkStart w:id="23" w:name="_Toc3890"/>
-      <w:bookmarkStart w:id="24" w:name="_Toc26097"/>
+      <w:bookmarkStart w:id="24" w:name="_Toc355"/>
       <w:r>
         <w:rPr>
           <w:rFonts w:hint="default"/>
@@ -7854,7 +7798,7 @@
         <w:fldChar w:fldCharType="end"/>
       </w:r>
       <w:bookmarkStart w:id="25" w:name="_Toc29313"/>
-      <w:bookmarkStart w:id="26" w:name="_Toc15588"/>
+      <w:bookmarkStart w:id="26" w:name="_Toc25707"/>
       <w:r>
         <w:rPr>
           <w:rFonts w:hint="eastAsia"/>
@@ -7955,8 +7899,8 @@
           <w:lang w:val="en-US" w:eastAsia="zh-CN"/>
         </w:rPr>
       </w:pPr>
-      <w:bookmarkStart w:id="27" w:name="_Toc14304"/>
-      <w:bookmarkStart w:id="28" w:name="_Toc161"/>
+      <w:bookmarkStart w:id="27" w:name="_Toc161"/>
+      <w:bookmarkStart w:id="28" w:name="_Toc3849"/>
       <w:r>
         <w:rPr>
           <w:rFonts w:hint="default"/>
@@ -8182,7 +8126,7 @@
         </w:rPr>
       </w:pPr>
       <w:bookmarkStart w:id="29" w:name="_Toc18510"/>
-      <w:bookmarkStart w:id="30" w:name="_Toc25933"/>
+      <w:bookmarkStart w:id="30" w:name="_Toc3991"/>
       <w:r>
         <w:rPr>
           <w:rFonts w:hint="default"/>
@@ -8252,8 +8196,8 @@
           <w:lang w:val="en-US" w:eastAsia="zh-CN"/>
         </w:rPr>
       </w:pPr>
-      <w:bookmarkStart w:id="31" w:name="_Toc12681"/>
-      <w:bookmarkStart w:id="32" w:name="_Toc28750"/>
+      <w:bookmarkStart w:id="31" w:name="_Toc28750"/>
+      <w:bookmarkStart w:id="32" w:name="_Toc7832"/>
       <w:r>
         <w:rPr>
           <w:rFonts w:hint="default"/>
@@ -8377,7 +8321,7 @@
         </w:rPr>
       </w:pPr>
       <w:bookmarkStart w:id="33" w:name="_Toc16997"/>
-      <w:bookmarkStart w:id="34" w:name="_Toc21692"/>
+      <w:bookmarkStart w:id="34" w:name="_Toc22531"/>
       <w:r>
         <w:rPr>
           <w:rFonts w:hint="default"/>
@@ -8514,8 +8458,8 @@
           <w:lang w:val="en-US" w:eastAsia="zh-CN"/>
         </w:rPr>
       </w:pPr>
-      <w:bookmarkStart w:id="35" w:name="_Toc796"/>
-      <w:bookmarkStart w:id="36" w:name="_Toc22602"/>
+      <w:bookmarkStart w:id="35" w:name="_Toc22602"/>
+      <w:bookmarkStart w:id="36" w:name="_Toc28457"/>
       <w:r>
         <w:rPr>
           <w:rFonts w:hint="default"/>
@@ -8615,8 +8559,8 @@
           <w:lang w:val="en-US" w:eastAsia="zh-CN"/>
         </w:rPr>
       </w:pPr>
-      <w:bookmarkStart w:id="37" w:name="_Toc24836"/>
-      <w:bookmarkStart w:id="38" w:name="_Toc29392"/>
+      <w:bookmarkStart w:id="37" w:name="_Toc29392"/>
+      <w:bookmarkStart w:id="38" w:name="_Toc15221"/>
       <w:r>
         <w:rPr>
           <w:rFonts w:hint="default"/>
@@ -8746,8 +8690,8 @@
           <w:lang w:val="en-US" w:eastAsia="zh-CN"/>
         </w:rPr>
       </w:pPr>
-      <w:bookmarkStart w:id="39" w:name="_Toc14689"/>
-      <w:bookmarkStart w:id="40" w:name="_Toc19595"/>
+      <w:bookmarkStart w:id="39" w:name="_Toc19595"/>
+      <w:bookmarkStart w:id="40" w:name="_Toc19850"/>
       <w:r>
         <w:rPr>
           <w:rFonts w:hint="default"/>
@@ -8899,7 +8843,7 @@
         </w:rPr>
       </w:pPr>
       <w:bookmarkStart w:id="41" w:name="_Toc18853"/>
-      <w:bookmarkStart w:id="42" w:name="_Toc4735"/>
+      <w:bookmarkStart w:id="42" w:name="_Toc28115"/>
       <w:r>
         <w:rPr>
           <w:rFonts w:hint="eastAsia"/>
@@ -8990,8 +8934,8 @@
           <w:lang w:val="en-US" w:eastAsia="zh-CN"/>
         </w:rPr>
       </w:pPr>
-      <w:bookmarkStart w:id="43" w:name="_Toc30516"/>
-      <w:bookmarkStart w:id="44" w:name="_Toc24802"/>
+      <w:bookmarkStart w:id="43" w:name="_Toc24802"/>
+      <w:bookmarkStart w:id="44" w:name="_Toc5904"/>
       <w:r>
         <w:rPr>
           <w:rFonts w:hint="default"/>
@@ -9204,8 +9148,8 @@
           <w:lang w:val="en-US" w:eastAsia="zh-CN"/>
         </w:rPr>
       </w:pPr>
-      <w:bookmarkStart w:id="45" w:name="_Toc29915"/>
-      <w:bookmarkStart w:id="46" w:name="_Toc10046"/>
+      <w:bookmarkStart w:id="45" w:name="_Toc10046"/>
+      <w:bookmarkStart w:id="46" w:name="_Toc5118"/>
       <w:r>
         <w:rPr>
           <w:rFonts w:hint="default"/>
@@ -9239,7 +9183,7 @@
         </w:rPr>
       </w:pPr>
       <w:bookmarkStart w:id="47" w:name="_Toc18661"/>
-      <w:bookmarkStart w:id="48" w:name="_Toc17606"/>
+      <w:bookmarkStart w:id="48" w:name="_Toc11892"/>
       <w:r>
         <w:rPr>
           <w:rFonts w:hint="eastAsia"/>
@@ -9452,7 +9396,7 @@
         </w:rPr>
       </w:pPr>
       <w:bookmarkStart w:id="49" w:name="_Toc31468"/>
-      <w:bookmarkStart w:id="50" w:name="_Toc21973"/>
+      <w:bookmarkStart w:id="50" w:name="_Toc31167"/>
       <w:r>
         <w:rPr>
           <w:rFonts w:hint="default"/>
@@ -9492,8 +9436,6 @@
         </w:rPr>
         <w:t>运维管理工具采用开源的itop，监控工具采用</w:t>
       </w:r>
-      <w:bookmarkStart w:id="83" w:name="_GoBack"/>
-      <w:bookmarkEnd w:id="83"/>
       <w:r>
         <w:rPr>
           <w:rFonts w:hint="eastAsia"/>
@@ -9532,7 +9474,7 @@
         </w:rPr>
       </w:pPr>
       <w:bookmarkStart w:id="51" w:name="_Toc80"/>
-      <w:bookmarkStart w:id="52" w:name="_Toc19943"/>
+      <w:bookmarkStart w:id="52" w:name="_Toc7302"/>
       <w:r>
         <w:rPr>
           <w:rFonts w:hint="default"/>
@@ -9595,8 +9537,8 @@
           <w:lang w:val="en-US" w:eastAsia="zh-CN"/>
         </w:rPr>
       </w:pPr>
-      <w:bookmarkStart w:id="53" w:name="_Toc6877"/>
-      <w:bookmarkStart w:id="54" w:name="_Toc15469"/>
+      <w:bookmarkStart w:id="53" w:name="_Toc15469"/>
+      <w:bookmarkStart w:id="54" w:name="_Toc26668"/>
       <w:r>
         <w:rPr>
           <w:rFonts w:hint="default"/>
@@ -9659,7 +9601,7 @@
           <w:lang w:val="en-US" w:eastAsia="zh-CN"/>
         </w:rPr>
       </w:pPr>
-      <w:bookmarkStart w:id="55" w:name="_Toc12197"/>
+      <w:bookmarkStart w:id="55" w:name="_Toc25471"/>
       <w:r>
         <w:rPr>
           <w:rFonts w:hint="eastAsia"/>
@@ -9750,7 +9692,7 @@
           <w:lang w:val="en-US" w:eastAsia="zh-CN"/>
         </w:rPr>
       </w:pPr>
-      <w:bookmarkStart w:id="56" w:name="_Toc27843"/>
+      <w:bookmarkStart w:id="56" w:name="_Toc10277"/>
       <w:r>
         <w:rPr>
           <w:rFonts w:hint="default"/>
@@ -9878,7 +9820,7 @@
         </w:rPr>
       </w:pPr>
       <w:bookmarkStart w:id="57" w:name="_Toc1836"/>
-      <w:bookmarkStart w:id="58" w:name="_Toc14264"/>
+      <w:bookmarkStart w:id="58" w:name="_Toc516"/>
       <w:r>
         <w:rPr>
           <w:rFonts w:hint="default"/>
@@ -9955,8 +9897,8 @@
           <w:lang w:val="en-US" w:eastAsia="zh-CN"/>
         </w:rPr>
       </w:pPr>
-      <w:bookmarkStart w:id="59" w:name="_Toc12763"/>
-      <w:bookmarkStart w:id="60" w:name="_Toc15833"/>
+      <w:bookmarkStart w:id="59" w:name="_Toc15833"/>
+      <w:bookmarkStart w:id="60" w:name="_Toc23008"/>
       <w:r>
         <w:rPr>
           <w:rFonts w:hint="default"/>
@@ -10543,7 +10485,7 @@
         </w:rPr>
       </w:pPr>
       <w:bookmarkStart w:id="61" w:name="_Toc22660"/>
-      <w:bookmarkStart w:id="62" w:name="_Toc19614"/>
+      <w:bookmarkStart w:id="62" w:name="_Toc19220"/>
       <w:r>
         <w:rPr>
           <w:rFonts w:hint="default"/>
@@ -10811,7 +10753,7 @@
         </w:rPr>
         <w:fldChar w:fldCharType="end"/>
       </w:r>
-      <w:bookmarkStart w:id="63" w:name="_Toc17330"/>
+      <w:bookmarkStart w:id="63" w:name="_Toc14449"/>
       <w:r>
         <w:rPr>
           <w:rFonts w:hint="eastAsia"/>
@@ -11316,7 +11258,6 @@
             <w:insideH w:val="none" w:color="auto" w:sz="0" w:space="0"/>
             <w:insideV w:val="none" w:color="auto" w:sz="0" w:space="0"/>
           </w:tblBorders>
-          <w:shd w:val="clear" w:color="auto" w:fill="auto"/>
           <w:tblCellMar>
             <w:top w:w="15" w:type="dxa"/>
             <w:left w:w="15" w:type="dxa"/>
@@ -11559,7 +11500,6 @@
             <w:insideH w:val="none" w:color="auto" w:sz="0" w:space="0"/>
             <w:insideV w:val="none" w:color="auto" w:sz="0" w:space="0"/>
           </w:tblBorders>
-          <w:shd w:val="clear" w:color="auto" w:fill="auto"/>
           <w:tblCellMar>
             <w:top w:w="15" w:type="dxa"/>
             <w:left w:w="15" w:type="dxa"/>
@@ -11786,7 +11726,6 @@
             <w:insideH w:val="none" w:color="auto" w:sz="0" w:space="0"/>
             <w:insideV w:val="none" w:color="auto" w:sz="0" w:space="0"/>
           </w:tblBorders>
-          <w:shd w:val="clear" w:color="auto" w:fill="auto"/>
           <w:tblCellMar>
             <w:top w:w="15" w:type="dxa"/>
             <w:left w:w="15" w:type="dxa"/>
@@ -12605,7 +12544,7 @@
         </w:rPr>
       </w:pPr>
       <w:bookmarkStart w:id="64" w:name="_Toc541"/>
-      <w:bookmarkStart w:id="65" w:name="_Toc21054"/>
+      <w:bookmarkStart w:id="65" w:name="_Toc20884"/>
       <w:r>
         <w:rPr>
           <w:rFonts w:hint="default"/>
@@ -13294,7 +13233,7 @@
         </w:rPr>
       </w:pPr>
       <w:bookmarkStart w:id="66" w:name="_Toc14193"/>
-      <w:bookmarkStart w:id="67" w:name="_Toc11094"/>
+      <w:bookmarkStart w:id="67" w:name="_Toc8812"/>
       <w:r>
         <w:rPr>
           <w:rFonts w:hint="default"/>
@@ -14176,8 +14115,8 @@
           <w:lang w:val="en-US" w:eastAsia="zh-CN"/>
         </w:rPr>
       </w:pPr>
-      <w:bookmarkStart w:id="68" w:name="_Toc24335"/>
-      <w:bookmarkStart w:id="69" w:name="_Toc25672"/>
+      <w:bookmarkStart w:id="68" w:name="_Toc25672"/>
+      <w:bookmarkStart w:id="69" w:name="_Toc27337"/>
       <w:r>
         <w:rPr>
           <w:rFonts w:hint="default"/>
@@ -14410,8 +14349,8 @@
           <w:lang w:val="en-US" w:eastAsia="zh-CN"/>
         </w:rPr>
       </w:pPr>
-      <w:bookmarkStart w:id="70" w:name="_Toc20498"/>
-      <w:bookmarkStart w:id="71" w:name="_Toc3515"/>
+      <w:bookmarkStart w:id="70" w:name="_Toc3515"/>
+      <w:bookmarkStart w:id="71" w:name="_Toc26934"/>
       <w:r>
         <w:rPr>
           <w:rFonts w:hint="eastAsia"/>
@@ -15069,8 +15008,8 @@
           <w:lang w:val="en-US" w:eastAsia="zh-CN"/>
         </w:rPr>
       </w:pPr>
-      <w:bookmarkStart w:id="72" w:name="_Toc15598"/>
-      <w:bookmarkStart w:id="73" w:name="_Toc32300"/>
+      <w:bookmarkStart w:id="72" w:name="_Toc32300"/>
+      <w:bookmarkStart w:id="73" w:name="_Toc3796"/>
       <w:r>
         <w:rPr>
           <w:rFonts w:hint="eastAsia"/>
@@ -15897,8 +15836,8 @@
           <w:lang w:val="en-US" w:eastAsia="zh-CN"/>
         </w:rPr>
       </w:pPr>
-      <w:bookmarkStart w:id="74" w:name="_Toc18780"/>
-      <w:bookmarkStart w:id="75" w:name="_Toc12395"/>
+      <w:bookmarkStart w:id="74" w:name="_Toc12395"/>
+      <w:bookmarkStart w:id="75" w:name="_Toc1272"/>
       <w:r>
         <w:rPr>
           <w:rFonts w:hint="default"/>
@@ -16073,7 +16012,7 @@
         </w:rPr>
         <w:fldChar w:fldCharType="end"/>
       </w:r>
-      <w:bookmarkStart w:id="76" w:name="_Toc18864"/>
+      <w:bookmarkStart w:id="76" w:name="_Toc24708"/>
       <w:bookmarkStart w:id="77" w:name="_Toc15689"/>
       <w:r>
         <w:rPr>
@@ -16179,168 +16118,139 @@
     </w:p>
     <w:p>
       <w:pPr>
-        <w:keepNext w:val="0"/>
-        <w:keepLines w:val="0"/>
-        <w:pageBreakBefore w:val="0"/>
-        <w:widowControl w:val="0"/>
-        <w:kinsoku w:val="0"/>
-        <w:wordWrap/>
-        <w:overflowPunct/>
-        <w:topLinePunct w:val="0"/>
-        <w:autoSpaceDE w:val="0"/>
-        <w:autoSpaceDN w:val="0"/>
-        <w:bidi w:val="0"/>
-        <w:adjustRightInd w:val="0"/>
-        <w:snapToGrid w:val="0"/>
-        <w:textAlignment w:val="baseline"/>
+        <w:pStyle w:val="32"/>
+        <w:keepNext w:val="0"/>
+        <w:keepLines w:val="0"/>
+        <w:pageBreakBefore w:val="0"/>
+        <w:widowControl w:val="0"/>
+        <w:kinsoku w:val="0"/>
+        <w:wordWrap/>
+        <w:overflowPunct/>
+        <w:topLinePunct w:val="0"/>
+        <w:autoSpaceDE w:val="0"/>
+        <w:autoSpaceDN w:val="0"/>
+        <w:bidi w:val="0"/>
+        <w:adjustRightInd w:val="0"/>
+        <w:snapToGrid w:val="0"/>
+        <w:jc w:val="center"/>
+        <w:textAlignment w:val="baseline"/>
+        <w:rPr>
+          <w:rFonts w:hint="default"/>
+          <w:lang w:val="en-US" w:eastAsia="zh-CN"/>
+        </w:rPr>
+      </w:pPr>
+      <w:r>
         <w:rPr>
           <w:rFonts w:hint="eastAsia"/>
           <w:lang w:val="en-US" w:eastAsia="zh-CN"/>
         </w:rPr>
-      </w:pPr>
+        <w:t xml:space="preserve">表 </w:t>
+      </w:r>
+      <w:r>
+        <w:rPr>
+          <w:rFonts w:hint="default"/>
+          <w:lang w:val="en-US" w:eastAsia="zh-CN"/>
+        </w:rPr>
+        <w:fldChar w:fldCharType="begin"/>
+      </w:r>
+      <w:r>
+        <w:rPr>
+          <w:rFonts w:hint="default"/>
+          <w:lang w:val="en-US" w:eastAsia="zh-CN"/>
+        </w:rPr>
+        <w:instrText xml:space="preserve"> </w:instrText>
+      </w:r>
+      <w:r>
+        <w:instrText xml:space="preserve">STYLEREF </w:instrText>
+      </w:r>
       <w:r>
         <w:rPr>
           <w:rFonts w:hint="eastAsia"/>
           <w:lang w:val="en-US" w:eastAsia="zh-CN"/>
         </w:rPr>
-        <w:br w:type="page"/>
-      </w:r>
-    </w:p>
-    <w:p>
-      <w:pPr>
-        <w:pStyle w:val="32"/>
-        <w:keepNext w:val="0"/>
-        <w:keepLines w:val="0"/>
-        <w:pageBreakBefore w:val="0"/>
-        <w:widowControl w:val="0"/>
-        <w:kinsoku w:val="0"/>
-        <w:wordWrap/>
-        <w:overflowPunct/>
-        <w:topLinePunct w:val="0"/>
-        <w:autoSpaceDE w:val="0"/>
-        <w:autoSpaceDN w:val="0"/>
-        <w:bidi w:val="0"/>
-        <w:adjustRightInd w:val="0"/>
-        <w:snapToGrid w:val="0"/>
-        <w:jc w:val="center"/>
-        <w:textAlignment w:val="baseline"/>
-        <w:rPr>
-          <w:rFonts w:hint="default"/>
-          <w:lang w:val="en-US" w:eastAsia="zh-CN"/>
-        </w:rPr>
-      </w:pPr>
+        <w:instrText xml:space="preserve">"柴_标题1"\n</w:instrText>
+      </w:r>
+      <w:r>
+        <w:instrText xml:space="preserve"> \s</w:instrText>
+      </w:r>
+      <w:r>
+        <w:rPr>
+          <w:rFonts w:hint="default"/>
+          <w:lang w:val="en-US" w:eastAsia="zh-CN"/>
+        </w:rPr>
+        <w:instrText xml:space="preserve"> </w:instrText>
+      </w:r>
       <w:r>
         <w:rPr>
           <w:rFonts w:hint="eastAsia"/>
           <w:lang w:val="en-US" w:eastAsia="zh-CN"/>
         </w:rPr>
-        <w:t xml:space="preserve">表 </w:t>
-      </w:r>
-      <w:r>
-        <w:rPr>
-          <w:rFonts w:hint="default"/>
+        <w:instrText xml:space="preserve">* Charformat</w:instrText>
+      </w:r>
+      <w:r>
+        <w:rPr>
+          <w:rFonts w:hint="default"/>
+          <w:lang w:val="en-US" w:eastAsia="zh-CN"/>
+        </w:rPr>
+        <w:fldChar w:fldCharType="separate"/>
+      </w:r>
+      <w:r>
+        <w:rPr>
+          <w:rFonts w:hint="default"/>
+          <w:lang w:val="en-US" w:eastAsia="zh-CN"/>
+        </w:rPr>
+        <w:t>6</w:t>
+      </w:r>
+      <w:r>
+        <w:rPr>
+          <w:rFonts w:hint="default"/>
+          <w:lang w:val="en-US" w:eastAsia="zh-CN"/>
+        </w:rPr>
+        <w:fldChar w:fldCharType="end"/>
+      </w:r>
+      <w:r>
+        <w:rPr>
+          <w:rFonts w:hint="eastAsia"/>
+          <w:lang w:val="en-US" w:eastAsia="zh-CN"/>
+        </w:rPr>
+        <w:t>-</w:t>
+      </w:r>
+      <w:r>
+        <w:rPr>
+          <w:rFonts w:hint="eastAsia"/>
           <w:lang w:val="en-US" w:eastAsia="zh-CN"/>
         </w:rPr>
         <w:fldChar w:fldCharType="begin"/>
       </w:r>
       <w:r>
         <w:rPr>
-          <w:rFonts w:hint="default"/>
-          <w:lang w:val="en-US" w:eastAsia="zh-CN"/>
-        </w:rPr>
-        <w:instrText xml:space="preserve"> </w:instrText>
-      </w:r>
-      <w:r>
-        <w:instrText xml:space="preserve">STYLEREF </w:instrText>
-      </w:r>
-      <w:r>
-        <w:rPr>
           <w:rFonts w:hint="eastAsia"/>
           <w:lang w:val="en-US" w:eastAsia="zh-CN"/>
         </w:rPr>
-        <w:instrText xml:space="preserve">"柴_标题1"\n</w:instrText>
-      </w:r>
-      <w:r>
-        <w:instrText xml:space="preserve"> \s</w:instrText>
-      </w:r>
-      <w:r>
-        <w:rPr>
-          <w:rFonts w:hint="default"/>
-          <w:lang w:val="en-US" w:eastAsia="zh-CN"/>
-        </w:rPr>
-        <w:instrText xml:space="preserve"> </w:instrText>
+        <w:instrText xml:space="preserve"> SEQ 表 \* ARABIC  \s 1 </w:instrText>
       </w:r>
       <w:r>
         <w:rPr>
           <w:rFonts w:hint="eastAsia"/>
           <w:lang w:val="en-US" w:eastAsia="zh-CN"/>
         </w:rPr>
-        <w:instrText xml:space="preserve">* Charformat</w:instrText>
-      </w:r>
-      <w:r>
-        <w:rPr>
-          <w:rFonts w:hint="default"/>
-          <w:lang w:val="en-US" w:eastAsia="zh-CN"/>
-        </w:rPr>
         <w:fldChar w:fldCharType="separate"/>
       </w:r>
       <w:r>
         <w:rPr>
-          <w:rFonts w:hint="default"/>
-          <w:lang w:val="en-US" w:eastAsia="zh-CN"/>
-        </w:rPr>
-        <w:t>6</w:t>
-      </w:r>
-      <w:r>
-        <w:rPr>
-          <w:rFonts w:hint="default"/>
+          <w:rFonts w:hint="eastAsia"/>
+          <w:lang w:val="en-US" w:eastAsia="zh-CN"/>
+        </w:rPr>
+        <w:t>1</w:t>
+      </w:r>
+      <w:r>
+        <w:rPr>
+          <w:rFonts w:hint="eastAsia"/>
           <w:lang w:val="en-US" w:eastAsia="zh-CN"/>
         </w:rPr>
         <w:fldChar w:fldCharType="end"/>
       </w:r>
-      <w:r>
-        <w:rPr>
-          <w:rFonts w:hint="eastAsia"/>
-          <w:lang w:val="en-US" w:eastAsia="zh-CN"/>
-        </w:rPr>
-        <w:t>-</w:t>
-      </w:r>
-      <w:r>
-        <w:rPr>
-          <w:rFonts w:hint="eastAsia"/>
-          <w:lang w:val="en-US" w:eastAsia="zh-CN"/>
-        </w:rPr>
-        <w:fldChar w:fldCharType="begin"/>
-      </w:r>
-      <w:r>
-        <w:rPr>
-          <w:rFonts w:hint="eastAsia"/>
-          <w:lang w:val="en-US" w:eastAsia="zh-CN"/>
-        </w:rPr>
-        <w:instrText xml:space="preserve"> SEQ 表 \* ARABIC  \s 1 </w:instrText>
-      </w:r>
-      <w:r>
-        <w:rPr>
-          <w:rFonts w:hint="eastAsia"/>
-          <w:lang w:val="en-US" w:eastAsia="zh-CN"/>
-        </w:rPr>
-        <w:fldChar w:fldCharType="separate"/>
-      </w:r>
-      <w:r>
-        <w:rPr>
-          <w:rFonts w:hint="eastAsia"/>
-          <w:lang w:val="en-US" w:eastAsia="zh-CN"/>
-        </w:rPr>
-        <w:t>1</w:t>
-      </w:r>
-      <w:r>
-        <w:rPr>
-          <w:rFonts w:hint="eastAsia"/>
-          <w:lang w:val="en-US" w:eastAsia="zh-CN"/>
-        </w:rPr>
-        <w:fldChar w:fldCharType="end"/>
-      </w:r>
-      <w:bookmarkStart w:id="78" w:name="_Toc6377"/>
+      <w:bookmarkStart w:id="78" w:name="_Toc6600"/>
       <w:r>
         <w:rPr>
           <w:rFonts w:hint="eastAsia"/>
@@ -16381,14 +16291,6 @@
       </w:tblGrid>
       <w:tr>
         <w:tblPrEx>
-          <w:tblBorders>
-            <w:top w:val="none" w:color="auto" w:sz="0" w:space="0"/>
-            <w:left w:val="none" w:color="auto" w:sz="0" w:space="0"/>
-            <w:bottom w:val="none" w:color="auto" w:sz="0" w:space="0"/>
-            <w:right w:val="none" w:color="auto" w:sz="0" w:space="0"/>
-            <w:insideH w:val="none" w:color="auto" w:sz="0" w:space="0"/>
-            <w:insideV w:val="none" w:color="auto" w:sz="0" w:space="0"/>
-          </w:tblBorders>
           <w:shd w:val="clear" w:color="auto" w:fill="auto"/>
           <w:tblCellMar>
             <w:top w:w="15" w:type="dxa"/>
@@ -16668,6 +16570,7 @@
             <w:insideH w:val="none" w:color="auto" w:sz="0" w:space="0"/>
             <w:insideV w:val="none" w:color="auto" w:sz="0" w:space="0"/>
           </w:tblBorders>
+          <w:shd w:val="clear" w:color="auto" w:fill="auto"/>
           <w:tblCellMar>
             <w:top w:w="15" w:type="dxa"/>
             <w:left w:w="15" w:type="dxa"/>
@@ -16982,7 +16885,6 @@
             <w:insideH w:val="none" w:color="auto" w:sz="0" w:space="0"/>
             <w:insideV w:val="none" w:color="auto" w:sz="0" w:space="0"/>
           </w:tblBorders>
-          <w:shd w:val="clear" w:color="auto" w:fill="auto"/>
           <w:tblCellMar>
             <w:top w:w="15" w:type="dxa"/>
             <w:left w:w="15" w:type="dxa"/>
@@ -17240,7 +17142,6 @@
             <w:insideH w:val="none" w:color="auto" w:sz="0" w:space="0"/>
             <w:insideV w:val="none" w:color="auto" w:sz="0" w:space="0"/>
           </w:tblBorders>
-          <w:shd w:val="clear" w:color="auto" w:fill="auto"/>
           <w:tblCellMar>
             <w:top w:w="15" w:type="dxa"/>
             <w:left w:w="15" w:type="dxa"/>
@@ -17555,7 +17456,6 @@
             <w:insideH w:val="none" w:color="auto" w:sz="0" w:space="0"/>
             <w:insideV w:val="none" w:color="auto" w:sz="0" w:space="0"/>
           </w:tblBorders>
-          <w:shd w:val="clear" w:color="auto" w:fill="auto"/>
           <w:tblCellMar>
             <w:top w:w="15" w:type="dxa"/>
             <w:left w:w="15" w:type="dxa"/>
@@ -18084,7 +17984,7 @@
         </w:rPr>
       </w:pPr>
       <w:bookmarkStart w:id="79" w:name="_Toc28966"/>
-      <w:bookmarkStart w:id="80" w:name="_Toc13056"/>
+      <w:bookmarkStart w:id="80" w:name="_Toc20615"/>
       <w:r>
         <w:rPr>
           <w:rFonts w:hint="default"/>
@@ -18094,6 +17994,8 @@
       </w:r>
       <w:bookmarkEnd w:id="79"/>
       <w:bookmarkEnd w:id="80"/>
+      <w:bookmarkStart w:id="83" w:name="_GoBack"/>
+      <w:bookmarkEnd w:id="83"/>
     </w:p>
     <w:p>
       <w:pPr>
@@ -18328,7 +18230,7 @@
         </w:rPr>
       </w:pPr>
       <w:bookmarkStart w:id="81" w:name="_Toc16894"/>
-      <w:bookmarkStart w:id="82" w:name="_Toc29054"/>
+      <w:bookmarkStart w:id="82" w:name="_Toc31510"/>
       <w:r>
         <w:rPr>
           <w:rFonts w:hint="default"/>
